--- a/report_template/template_main/tTC21_rummage_QLYY_v1.1.2.docx
+++ b/report_template/template_main/tTC21_rummage_QLYY_v1.1.2.docx
@@ -170,7 +170,6 @@
               <w:t>{</w:t>
             </w:r>
             <w:proofErr w:type="spellStart"/>
-            <w:proofErr w:type="gramStart"/>
             <w:r>
               <w:rPr>
                 <w:rFonts w:asciiTheme="minorEastAsia" w:hAnsiTheme="minorEastAsia" w:cs="Arial" w:hint="eastAsia"/>
@@ -189,18 +188,7 @@
                 <w:sz w:val="24"/>
                 <w:szCs w:val="24"/>
               </w:rPr>
-              <w:t>mple.patient</w:t>
-            </w:r>
-            <w:proofErr w:type="gramEnd"/>
-            <w:r>
-              <w:rPr>
-                <w:rFonts w:asciiTheme="minorEastAsia" w:hAnsiTheme="minorEastAsia" w:cs="Arial"/>
-                <w:bCs/>
-                <w:color w:val="000000"/>
-                <w:sz w:val="24"/>
-                <w:szCs w:val="24"/>
-              </w:rPr>
-              <w:t>_name</w:t>
+              <w:t>mple.patient_name</w:t>
             </w:r>
             <w:proofErr w:type="spellEnd"/>
             <w:r>
@@ -286,7 +274,6 @@
               <w:t>{</w:t>
             </w:r>
             <w:proofErr w:type="spellStart"/>
-            <w:proofErr w:type="gramStart"/>
             <w:r>
               <w:rPr>
                 <w:rFonts w:ascii="思源黑体 CN Normal" w:eastAsia="思源黑体 CN Normal" w:hAnsi="思源黑体 CN Normal" w:cs="Arial"/>
@@ -298,7 +285,6 @@
               <w:t>sample.gender</w:t>
             </w:r>
             <w:proofErr w:type="spellEnd"/>
-            <w:proofErr w:type="gramEnd"/>
             <w:r>
               <w:rPr>
                 <w:rFonts w:ascii="思源黑体 CN Normal" w:eastAsia="思源黑体 CN Normal" w:hAnsi="思源黑体 CN Normal" w:cs="Arial"/>
@@ -522,7 +508,6 @@
               <w:t>{</w:t>
             </w:r>
             <w:proofErr w:type="spellStart"/>
-            <w:proofErr w:type="gramStart"/>
             <w:r>
               <w:rPr>
                 <w:rFonts w:ascii="思源黑体 CN Normal" w:eastAsia="思源黑体 CN Normal" w:hAnsi="思源黑体 CN Normal" w:cs="Arial"/>
@@ -531,18 +516,7 @@
                 <w:sz w:val="24"/>
                 <w:szCs w:val="24"/>
               </w:rPr>
-              <w:t>sample.pathological</w:t>
-            </w:r>
-            <w:proofErr w:type="gramEnd"/>
-            <w:r>
-              <w:rPr>
-                <w:rFonts w:ascii="思源黑体 CN Normal" w:eastAsia="思源黑体 CN Normal" w:hAnsi="思源黑体 CN Normal" w:cs="Arial"/>
-                <w:bCs/>
-                <w:color w:val="000000"/>
-                <w:sz w:val="24"/>
-                <w:szCs w:val="24"/>
-              </w:rPr>
-              <w:t>_id</w:t>
+              <w:t>sample.pathological_id</w:t>
             </w:r>
             <w:proofErr w:type="spellEnd"/>
             <w:r>
@@ -622,7 +596,6 @@
               <w:t>{</w:t>
             </w:r>
             <w:proofErr w:type="spellStart"/>
-            <w:proofErr w:type="gramStart"/>
             <w:r>
               <w:rPr>
                 <w:rFonts w:ascii="思源黑体 CN Normal" w:eastAsia="思源黑体 CN Normal" w:hAnsi="思源黑体 CN Normal" w:cs="Arial"/>
@@ -631,18 +604,7 @@
                 <w:sz w:val="24"/>
                 <w:szCs w:val="24"/>
               </w:rPr>
-              <w:t>sample.hosp</w:t>
-            </w:r>
-            <w:proofErr w:type="gramEnd"/>
-            <w:r>
-              <w:rPr>
-                <w:rFonts w:ascii="思源黑体 CN Normal" w:eastAsia="思源黑体 CN Normal" w:hAnsi="思源黑体 CN Normal" w:cs="Arial"/>
-                <w:bCs/>
-                <w:color w:val="000000"/>
-                <w:sz w:val="24"/>
-                <w:szCs w:val="24"/>
-              </w:rPr>
-              <w:t>_depart</w:t>
+              <w:t>sample.hosp_depart</w:t>
             </w:r>
             <w:proofErr w:type="spellEnd"/>
             <w:r>
@@ -984,29 +946,7 @@
                 <w:szCs w:val="22"/>
                 <w:lang w:eastAsia="zh-CN"/>
               </w:rPr>
-              <w:t>合作检测机构：</w:t>
-            </w:r>
-            <w:proofErr w:type="gramStart"/>
-            <w:r>
-              <w:rPr>
-                <w:rFonts w:ascii="思源黑体 CN Normal" w:eastAsia="思源黑体 CN Normal" w:hAnsi="思源黑体 CN Normal" w:cstheme="minorBidi" w:hint="eastAsia"/>
-                <w:kern w:val="2"/>
-                <w:sz w:val="22"/>
-                <w:szCs w:val="22"/>
-                <w:lang w:eastAsia="zh-CN"/>
-              </w:rPr>
-              <w:t>济南爱新卓</w:t>
-            </w:r>
-            <w:proofErr w:type="gramEnd"/>
-            <w:r>
-              <w:rPr>
-                <w:rFonts w:ascii="思源黑体 CN Normal" w:eastAsia="思源黑体 CN Normal" w:hAnsi="思源黑体 CN Normal" w:cstheme="minorBidi" w:hint="eastAsia"/>
-                <w:kern w:val="2"/>
-                <w:sz w:val="22"/>
-                <w:szCs w:val="22"/>
-                <w:lang w:eastAsia="zh-CN"/>
-              </w:rPr>
-              <w:t>尔医学检验实验室</w:t>
+              <w:t>合作检测机构：济南爱新卓尔医学检验实验室</w:t>
             </w:r>
           </w:p>
         </w:tc>
@@ -1280,7 +1220,6 @@
               <w:t>{{</w:t>
             </w:r>
             <w:proofErr w:type="spellStart"/>
-            <w:proofErr w:type="gramStart"/>
             <w:r>
               <w:rPr>
                 <w:rFonts w:ascii="思源黑体 CN Normal" w:eastAsia="思源黑体 CN Normal" w:hAnsi="思源黑体 CN Normal" w:cs="Arial"/>
@@ -1288,17 +1227,7 @@
                 <w:color w:val="000000"/>
                 <w:sz w:val="22"/>
               </w:rPr>
-              <w:t>sample.report</w:t>
-            </w:r>
-            <w:proofErr w:type="gramEnd"/>
-            <w:r>
-              <w:rPr>
-                <w:rFonts w:ascii="思源黑体 CN Normal" w:eastAsia="思源黑体 CN Normal" w:hAnsi="思源黑体 CN Normal" w:cs="Arial"/>
-                <w:bCs/>
-                <w:color w:val="000000"/>
-                <w:sz w:val="22"/>
-              </w:rPr>
-              <w:t>_date</w:t>
+              <w:t>sample.report_date</w:t>
             </w:r>
             <w:proofErr w:type="spellEnd"/>
             <w:r>
@@ -1353,7 +1282,6 @@
           <w:szCs w:val="28"/>
         </w:rPr>
       </w:pPr>
-      <w:proofErr w:type="gramStart"/>
       <w:r>
         <w:rPr>
           <w:rFonts w:ascii="思源黑体 CN Bold" w:eastAsia="思源黑体 CN Bold" w:hAnsi="思源黑体 CN Bold" w:hint="eastAsia"/>
@@ -1361,16 +1289,7 @@
           <w:szCs w:val="28"/>
         </w:rPr>
         <w:lastRenderedPageBreak/>
-        <w:t>一</w:t>
-      </w:r>
-      <w:proofErr w:type="gramEnd"/>
-      <w:r>
-        <w:rPr>
-          <w:rFonts w:ascii="思源黑体 CN Bold" w:eastAsia="思源黑体 CN Bold" w:hAnsi="思源黑体 CN Bold" w:hint="eastAsia"/>
-          <w:sz w:val="28"/>
-          <w:szCs w:val="28"/>
-        </w:rPr>
-        <w:t xml:space="preserve"> 结果小结</w:t>
+        <w:t>一 结果小结</w:t>
       </w:r>
     </w:p>
     <w:tbl>
@@ -1577,7 +1496,6 @@
               <w:t xml:space="preserve">{%p if </w:t>
             </w:r>
             <w:proofErr w:type="spellStart"/>
-            <w:proofErr w:type="gramStart"/>
             <w:r>
               <w:rPr>
                 <w:rFonts w:ascii="思源黑体 CN Bold" w:eastAsia="思源黑体 CN Bold" w:hAnsi="思源黑体 CN Bold"/>
@@ -1587,19 +1505,7 @@
                 <w:sz w:val="17"/>
                 <w:szCs w:val="17"/>
               </w:rPr>
-              <w:t>sample.control</w:t>
-            </w:r>
-            <w:proofErr w:type="gramEnd"/>
-            <w:r>
-              <w:rPr>
-                <w:rFonts w:ascii="思源黑体 CN Bold" w:eastAsia="思源黑体 CN Bold" w:hAnsi="思源黑体 CN Bold"/>
-                <w:b/>
-                <w:bCs/>
-                <w:color w:val="1E7648"/>
-                <w:sz w:val="17"/>
-                <w:szCs w:val="17"/>
-              </w:rPr>
-              <w:t>_sample_id</w:t>
+              <w:t>sample.control_sample_id</w:t>
             </w:r>
             <w:proofErr w:type="spellEnd"/>
             <w:r>
@@ -1775,43 +1681,43 @@
                 <w:sz w:val="17"/>
                 <w:szCs w:val="17"/>
               </w:rPr>
-              <w:t>)|count}}</w:t>
-            </w:r>
-            <w:proofErr w:type="gramStart"/>
+              <w:t>)|count}}个体细胞变异，其中靶向治疗相关变异有{{(</w:t>
+            </w:r>
+            <w:proofErr w:type="spellStart"/>
             <w:r>
               <w:rPr>
                 <w:rFonts w:ascii="思源黑体 CN Normal" w:eastAsia="思源黑体 CN Normal" w:hAnsi="思源黑体 CN Normal" w:hint="eastAsia"/>
                 <w:sz w:val="17"/>
                 <w:szCs w:val="17"/>
               </w:rPr>
-              <w:t>个</w:t>
-            </w:r>
-            <w:proofErr w:type="gramEnd"/>
+              <w:t>var.var_somatic.level_I</w:t>
+            </w:r>
+            <w:proofErr w:type="spellEnd"/>
             <w:r>
               <w:rPr>
                 <w:rFonts w:ascii="思源黑体 CN Normal" w:eastAsia="思源黑体 CN Normal" w:hAnsi="思源黑体 CN Normal" w:hint="eastAsia"/>
                 <w:sz w:val="17"/>
                 <w:szCs w:val="17"/>
               </w:rPr>
-              <w:t>体细胞变异，其中靶</w:t>
-            </w:r>
-            <w:proofErr w:type="gramStart"/>
+              <w:t xml:space="preserve"> + </w:t>
+            </w:r>
+            <w:proofErr w:type="spellStart"/>
             <w:r>
               <w:rPr>
                 <w:rFonts w:ascii="思源黑体 CN Normal" w:eastAsia="思源黑体 CN Normal" w:hAnsi="思源黑体 CN Normal" w:hint="eastAsia"/>
                 <w:sz w:val="17"/>
                 <w:szCs w:val="17"/>
               </w:rPr>
-              <w:t>向治疗</w:t>
-            </w:r>
-            <w:proofErr w:type="gramEnd"/>
+              <w:t>var.var_somatic.level_II</w:t>
+            </w:r>
+            <w:proofErr w:type="spellEnd"/>
             <w:r>
               <w:rPr>
                 <w:rFonts w:ascii="思源黑体 CN Normal" w:eastAsia="思源黑体 CN Normal" w:hAnsi="思源黑体 CN Normal" w:hint="eastAsia"/>
                 <w:sz w:val="17"/>
                 <w:szCs w:val="17"/>
               </w:rPr>
-              <w:t>相关变异有{{(</w:t>
+              <w:t>)|count}}个，肿瘤发生发展相关变异有{{(</w:t>
             </w:r>
             <w:proofErr w:type="spellStart"/>
             <w:r>
@@ -1820,7 +1726,7 @@
                 <w:sz w:val="17"/>
                 <w:szCs w:val="17"/>
               </w:rPr>
-              <w:t>var.var_somatic.level_I</w:t>
+              <w:t>var.var_somatic.level_onco_nodrug</w:t>
             </w:r>
             <w:proofErr w:type="spellEnd"/>
             <w:r>
@@ -1829,79 +1735,7 @@
                 <w:sz w:val="17"/>
                 <w:szCs w:val="17"/>
               </w:rPr>
-              <w:t xml:space="preserve"> + </w:t>
-            </w:r>
-            <w:proofErr w:type="spellStart"/>
-            <w:r>
-              <w:rPr>
-                <w:rFonts w:ascii="思源黑体 CN Normal" w:eastAsia="思源黑体 CN Normal" w:hAnsi="思源黑体 CN Normal" w:hint="eastAsia"/>
-                <w:sz w:val="17"/>
-                <w:szCs w:val="17"/>
-              </w:rPr>
-              <w:t>var.var_somatic.level_II</w:t>
-            </w:r>
-            <w:proofErr w:type="spellEnd"/>
-            <w:r>
-              <w:rPr>
-                <w:rFonts w:ascii="思源黑体 CN Normal" w:eastAsia="思源黑体 CN Normal" w:hAnsi="思源黑体 CN Normal" w:hint="eastAsia"/>
-                <w:sz w:val="17"/>
-                <w:szCs w:val="17"/>
-              </w:rPr>
-              <w:t>)|count}}</w:t>
-            </w:r>
-            <w:proofErr w:type="gramStart"/>
-            <w:r>
-              <w:rPr>
-                <w:rFonts w:ascii="思源黑体 CN Normal" w:eastAsia="思源黑体 CN Normal" w:hAnsi="思源黑体 CN Normal" w:hint="eastAsia"/>
-                <w:sz w:val="17"/>
-                <w:szCs w:val="17"/>
-              </w:rPr>
-              <w:t>个</w:t>
-            </w:r>
-            <w:proofErr w:type="gramEnd"/>
-            <w:r>
-              <w:rPr>
-                <w:rFonts w:ascii="思源黑体 CN Normal" w:eastAsia="思源黑体 CN Normal" w:hAnsi="思源黑体 CN Normal" w:hint="eastAsia"/>
-                <w:sz w:val="17"/>
-                <w:szCs w:val="17"/>
-              </w:rPr>
-              <w:t>，肿瘤发生发展相关变异有{{(</w:t>
-            </w:r>
-            <w:proofErr w:type="spellStart"/>
-            <w:r>
-              <w:rPr>
-                <w:rFonts w:ascii="思源黑体 CN Normal" w:eastAsia="思源黑体 CN Normal" w:hAnsi="思源黑体 CN Normal" w:hint="eastAsia"/>
-                <w:sz w:val="17"/>
-                <w:szCs w:val="17"/>
-              </w:rPr>
-              <w:t>var.var_somatic.level_onco_nodrug</w:t>
-            </w:r>
-            <w:proofErr w:type="spellEnd"/>
-            <w:r>
-              <w:rPr>
-                <w:rFonts w:ascii="思源黑体 CN Normal" w:eastAsia="思源黑体 CN Normal" w:hAnsi="思源黑体 CN Normal" w:hint="eastAsia"/>
-                <w:sz w:val="17"/>
-                <w:szCs w:val="17"/>
-              </w:rPr>
-              <w:t>)|count}}</w:t>
-            </w:r>
-            <w:proofErr w:type="gramStart"/>
-            <w:r>
-              <w:rPr>
-                <w:rFonts w:ascii="思源黑体 CN Normal" w:eastAsia="思源黑体 CN Normal" w:hAnsi="思源黑体 CN Normal" w:hint="eastAsia"/>
-                <w:sz w:val="17"/>
-                <w:szCs w:val="17"/>
-              </w:rPr>
-              <w:t>个</w:t>
-            </w:r>
-            <w:proofErr w:type="gramEnd"/>
-            <w:r>
-              <w:rPr>
-                <w:rFonts w:ascii="思源黑体 CN Normal" w:eastAsia="思源黑体 CN Normal" w:hAnsi="思源黑体 CN Normal" w:hint="eastAsia"/>
-                <w:sz w:val="17"/>
-                <w:szCs w:val="17"/>
-              </w:rPr>
-              <w:t>。</w:t>
+              <w:t>)|count}}个。</w:t>
             </w:r>
             <w:r>
               <w:rPr>
@@ -2216,51 +2050,59 @@
                 <w:sz w:val="17"/>
                 <w:szCs w:val="17"/>
               </w:rPr>
-              <w:t>)|count}}</w:t>
-            </w:r>
-            <w:proofErr w:type="gramStart"/>
+              <w:t>)|count}}个</w:t>
+            </w:r>
             <w:r>
               <w:rPr>
                 <w:rFonts w:ascii="思源黑体 CN Normal" w:eastAsia="思源黑体 CN Normal" w:hAnsi="思源黑体 CN Normal" w:hint="eastAsia"/>
                 <w:sz w:val="17"/>
                 <w:szCs w:val="17"/>
               </w:rPr>
-              <w:t>个</w:t>
-            </w:r>
-            <w:proofErr w:type="gramEnd"/>
+              <w:t>基因</w:t>
+            </w:r>
             <w:r>
               <w:rPr>
                 <w:rFonts w:ascii="思源黑体 CN Normal" w:eastAsia="思源黑体 CN Normal" w:hAnsi="思源黑体 CN Normal" w:hint="eastAsia"/>
                 <w:sz w:val="17"/>
                 <w:szCs w:val="17"/>
               </w:rPr>
-              <w:t>基因</w:t>
-            </w:r>
+              <w:t>变异，其中靶向治疗相关变异有{{(</w:t>
+            </w:r>
+            <w:proofErr w:type="spellStart"/>
             <w:r>
               <w:rPr>
                 <w:rFonts w:ascii="思源黑体 CN Normal" w:eastAsia="思源黑体 CN Normal" w:hAnsi="思源黑体 CN Normal" w:hint="eastAsia"/>
                 <w:sz w:val="17"/>
                 <w:szCs w:val="17"/>
               </w:rPr>
-              <w:t>变异，其中靶</w:t>
-            </w:r>
-            <w:proofErr w:type="gramStart"/>
+              <w:t>var.var_somatic.level_I</w:t>
+            </w:r>
+            <w:proofErr w:type="spellEnd"/>
             <w:r>
               <w:rPr>
                 <w:rFonts w:ascii="思源黑体 CN Normal" w:eastAsia="思源黑体 CN Normal" w:hAnsi="思源黑体 CN Normal" w:hint="eastAsia"/>
                 <w:sz w:val="17"/>
                 <w:szCs w:val="17"/>
               </w:rPr>
-              <w:t>向治疗</w:t>
-            </w:r>
-            <w:proofErr w:type="gramEnd"/>
+              <w:t xml:space="preserve"> + </w:t>
+            </w:r>
+            <w:proofErr w:type="spellStart"/>
             <w:r>
               <w:rPr>
                 <w:rFonts w:ascii="思源黑体 CN Normal" w:eastAsia="思源黑体 CN Normal" w:hAnsi="思源黑体 CN Normal" w:hint="eastAsia"/>
                 <w:sz w:val="17"/>
                 <w:szCs w:val="17"/>
               </w:rPr>
-              <w:t>相关变异有{{(</w:t>
+              <w:t>var.var_somatic.level_II</w:t>
+            </w:r>
+            <w:proofErr w:type="spellEnd"/>
+            <w:r>
+              <w:rPr>
+                <w:rFonts w:ascii="思源黑体 CN Normal" w:eastAsia="思源黑体 CN Normal" w:hAnsi="思源黑体 CN Normal" w:hint="eastAsia"/>
+                <w:sz w:val="17"/>
+                <w:szCs w:val="17"/>
+              </w:rPr>
+              <w:t>)|count}}个，肿瘤发生发展相关变异有{{(</w:t>
             </w:r>
             <w:proofErr w:type="spellStart"/>
             <w:r>
@@ -2269,7 +2111,7 @@
                 <w:sz w:val="17"/>
                 <w:szCs w:val="17"/>
               </w:rPr>
-              <w:t>var.var_somatic.level_I</w:t>
+              <w:t>var.var_somatic.level_onco_nodrug</w:t>
             </w:r>
             <w:proofErr w:type="spellEnd"/>
             <w:r>
@@ -2278,79 +2120,7 @@
                 <w:sz w:val="17"/>
                 <w:szCs w:val="17"/>
               </w:rPr>
-              <w:t xml:space="preserve"> + </w:t>
-            </w:r>
-            <w:proofErr w:type="spellStart"/>
-            <w:r>
-              <w:rPr>
-                <w:rFonts w:ascii="思源黑体 CN Normal" w:eastAsia="思源黑体 CN Normal" w:hAnsi="思源黑体 CN Normal" w:hint="eastAsia"/>
-                <w:sz w:val="17"/>
-                <w:szCs w:val="17"/>
-              </w:rPr>
-              <w:t>var.var_somatic.level_II</w:t>
-            </w:r>
-            <w:proofErr w:type="spellEnd"/>
-            <w:r>
-              <w:rPr>
-                <w:rFonts w:ascii="思源黑体 CN Normal" w:eastAsia="思源黑体 CN Normal" w:hAnsi="思源黑体 CN Normal" w:hint="eastAsia"/>
-                <w:sz w:val="17"/>
-                <w:szCs w:val="17"/>
-              </w:rPr>
-              <w:t>)|count}}</w:t>
-            </w:r>
-            <w:proofErr w:type="gramStart"/>
-            <w:r>
-              <w:rPr>
-                <w:rFonts w:ascii="思源黑体 CN Normal" w:eastAsia="思源黑体 CN Normal" w:hAnsi="思源黑体 CN Normal" w:hint="eastAsia"/>
-                <w:sz w:val="17"/>
-                <w:szCs w:val="17"/>
-              </w:rPr>
-              <w:t>个</w:t>
-            </w:r>
-            <w:proofErr w:type="gramEnd"/>
-            <w:r>
-              <w:rPr>
-                <w:rFonts w:ascii="思源黑体 CN Normal" w:eastAsia="思源黑体 CN Normal" w:hAnsi="思源黑体 CN Normal" w:hint="eastAsia"/>
-                <w:sz w:val="17"/>
-                <w:szCs w:val="17"/>
-              </w:rPr>
-              <w:t>，肿瘤发生发展相关变异有{{(</w:t>
-            </w:r>
-            <w:proofErr w:type="spellStart"/>
-            <w:r>
-              <w:rPr>
-                <w:rFonts w:ascii="思源黑体 CN Normal" w:eastAsia="思源黑体 CN Normal" w:hAnsi="思源黑体 CN Normal" w:hint="eastAsia"/>
-                <w:sz w:val="17"/>
-                <w:szCs w:val="17"/>
-              </w:rPr>
-              <w:t>var.var_somatic.level_onco_nodrug</w:t>
-            </w:r>
-            <w:proofErr w:type="spellEnd"/>
-            <w:r>
-              <w:rPr>
-                <w:rFonts w:ascii="思源黑体 CN Normal" w:eastAsia="思源黑体 CN Normal" w:hAnsi="思源黑体 CN Normal" w:hint="eastAsia"/>
-                <w:sz w:val="17"/>
-                <w:szCs w:val="17"/>
-              </w:rPr>
-              <w:t>)|count}}</w:t>
-            </w:r>
-            <w:proofErr w:type="gramStart"/>
-            <w:r>
-              <w:rPr>
-                <w:rFonts w:ascii="思源黑体 CN Normal" w:eastAsia="思源黑体 CN Normal" w:hAnsi="思源黑体 CN Normal" w:hint="eastAsia"/>
-                <w:sz w:val="17"/>
-                <w:szCs w:val="17"/>
-              </w:rPr>
-              <w:t>个</w:t>
-            </w:r>
-            <w:proofErr w:type="gramEnd"/>
-            <w:r>
-              <w:rPr>
-                <w:rFonts w:ascii="思源黑体 CN Normal" w:eastAsia="思源黑体 CN Normal" w:hAnsi="思源黑体 CN Normal" w:hint="eastAsia"/>
-                <w:sz w:val="17"/>
-                <w:szCs w:val="17"/>
-              </w:rPr>
-              <w:t>。</w:t>
+              <w:t>)|count}}个。</w:t>
             </w:r>
             <w:r>
               <w:rPr>
@@ -2550,23 +2320,13 @@
               <w:t xml:space="preserve"> if </w:t>
             </w:r>
             <w:proofErr w:type="spellStart"/>
-            <w:proofErr w:type="gramStart"/>
-            <w:r>
-              <w:rPr>
-                <w:rFonts w:ascii="思源黑体 CN Normal" w:eastAsia="思源黑体 CN Normal" w:hAnsi="思源黑体 CN Normal"/>
-                <w:sz w:val="17"/>
-                <w:szCs w:val="17"/>
-              </w:rPr>
-              <w:t>sample.control</w:t>
-            </w:r>
-            <w:proofErr w:type="gramEnd"/>
-            <w:r>
-              <w:rPr>
-                <w:rFonts w:ascii="思源黑体 CN Normal" w:eastAsia="思源黑体 CN Normal" w:hAnsi="思源黑体 CN Normal"/>
-                <w:sz w:val="17"/>
-                <w:szCs w:val="17"/>
-              </w:rPr>
-              <w:t>_sample_id</w:t>
+            <w:r>
+              <w:rPr>
+                <w:rFonts w:ascii="思源黑体 CN Normal" w:eastAsia="思源黑体 CN Normal" w:hAnsi="思源黑体 CN Normal"/>
+                <w:sz w:val="17"/>
+                <w:szCs w:val="17"/>
+              </w:rPr>
+              <w:t>sample.control_sample_id</w:t>
             </w:r>
             <w:proofErr w:type="spellEnd"/>
             <w:r>
@@ -2809,43 +2569,7 @@
                 <w:sz w:val="17"/>
                 <w:szCs w:val="17"/>
               </w:rPr>
-              <w:t>{%if pdl1.result==</w:t>
-            </w:r>
-            <w:proofErr w:type="gramStart"/>
-            <w:r>
-              <w:rPr>
-                <w:rFonts w:ascii="思源黑体 CN Normal" w:eastAsia="思源黑体 CN Normal" w:hAnsi="思源黑体 CN Normal" w:hint="eastAsia"/>
-                <w:sz w:val="17"/>
-                <w:szCs w:val="17"/>
-              </w:rPr>
-              <w:t>”</w:t>
-            </w:r>
-            <w:proofErr w:type="gramEnd"/>
-            <w:r>
-              <w:rPr>
-                <w:rFonts w:ascii="思源黑体 CN Normal" w:eastAsia="思源黑体 CN Normal" w:hAnsi="思源黑体 CN Normal" w:hint="eastAsia"/>
-                <w:sz w:val="17"/>
-                <w:szCs w:val="17"/>
-              </w:rPr>
-              <w:t>阴性</w:t>
-            </w:r>
-            <w:proofErr w:type="gramStart"/>
-            <w:r>
-              <w:rPr>
-                <w:rFonts w:ascii="思源黑体 CN Normal" w:eastAsia="思源黑体 CN Normal" w:hAnsi="思源黑体 CN Normal" w:hint="eastAsia"/>
-                <w:sz w:val="17"/>
-                <w:szCs w:val="17"/>
-              </w:rPr>
-              <w:t>”</w:t>
-            </w:r>
-            <w:proofErr w:type="gramEnd"/>
-            <w:r>
-              <w:rPr>
-                <w:rFonts w:ascii="思源黑体 CN Normal" w:eastAsia="思源黑体 CN Normal" w:hAnsi="思源黑体 CN Normal" w:hint="eastAsia"/>
-                <w:sz w:val="17"/>
-                <w:szCs w:val="17"/>
-              </w:rPr>
-              <w:t>%}阴性{%else%}阳性，{{pdl1.type}}为{{pdl1.value}}。{%endif%}</w:t>
+              <w:t>{%if pdl1.result==”阴性”%}阴性{%else%}阳性，{{pdl1.type}}为{{pdl1.value}}。{%endif%}</w:t>
             </w:r>
           </w:p>
         </w:tc>
@@ -3010,43 +2734,7 @@
                 <w:sz w:val="17"/>
                 <w:szCs w:val="17"/>
               </w:rPr>
-              <w:t>==</w:t>
-            </w:r>
-            <w:proofErr w:type="gramStart"/>
-            <w:r>
-              <w:rPr>
-                <w:rFonts w:ascii="思源黑体 CN Normal" w:eastAsia="思源黑体 CN Normal" w:hAnsi="思源黑体 CN Normal" w:hint="eastAsia"/>
-                <w:sz w:val="17"/>
-                <w:szCs w:val="17"/>
-              </w:rPr>
-              <w:t>”</w:t>
-            </w:r>
-            <w:proofErr w:type="gramEnd"/>
-            <w:r>
-              <w:rPr>
-                <w:rFonts w:ascii="思源黑体 CN Normal" w:eastAsia="思源黑体 CN Normal" w:hAnsi="思源黑体 CN Normal" w:hint="eastAsia"/>
-                <w:sz w:val="17"/>
-                <w:szCs w:val="17"/>
-              </w:rPr>
-              <w:t>MSS</w:t>
-            </w:r>
-            <w:proofErr w:type="gramStart"/>
-            <w:r>
-              <w:rPr>
-                <w:rFonts w:ascii="思源黑体 CN Normal" w:eastAsia="思源黑体 CN Normal" w:hAnsi="思源黑体 CN Normal" w:hint="eastAsia"/>
-                <w:sz w:val="17"/>
-                <w:szCs w:val="17"/>
-              </w:rPr>
-              <w:t>”</w:t>
-            </w:r>
-            <w:proofErr w:type="gramEnd"/>
-            <w:r>
-              <w:rPr>
-                <w:rFonts w:ascii="思源黑体 CN Normal" w:eastAsia="思源黑体 CN Normal" w:hAnsi="思源黑体 CN Normal" w:hint="eastAsia"/>
-                <w:sz w:val="17"/>
-                <w:szCs w:val="17"/>
-              </w:rPr>
-              <w:t>%}微卫星稳定（MSS）。{%else%}微卫星不稳定</w:t>
+              <w:t>==”MSS”%}微卫星稳定（MSS）。{%else%}微卫星不稳定</w:t>
             </w:r>
             <w:r>
               <w:rPr>
@@ -3121,7 +2809,6 @@
         <w:t xml:space="preserve"> if </w:t>
       </w:r>
       <w:proofErr w:type="spellStart"/>
-      <w:proofErr w:type="gramStart"/>
       <w:r>
         <w:rPr>
           <w:rFonts w:ascii="思源黑体 CN Normal" w:eastAsia="思源黑体 CN Normal" w:hAnsi="思源黑体 CN Normal"/>
@@ -3129,17 +2816,7 @@
           <w:sz w:val="17"/>
           <w:szCs w:val="17"/>
         </w:rPr>
-        <w:t>sample.control</w:t>
-      </w:r>
-      <w:proofErr w:type="gramEnd"/>
-      <w:r>
-        <w:rPr>
-          <w:rFonts w:ascii="思源黑体 CN Normal" w:eastAsia="思源黑体 CN Normal" w:hAnsi="思源黑体 CN Normal"/>
-          <w:color w:val="595959"/>
-          <w:sz w:val="17"/>
-          <w:szCs w:val="17"/>
-        </w:rPr>
-        <w:t>_sample_id</w:t>
+        <w:t>sample.control_sample_id</w:t>
       </w:r>
       <w:proofErr w:type="spellEnd"/>
       <w:r>
@@ -3515,25 +3192,7 @@
           <w:sz w:val="21"/>
           <w:szCs w:val="21"/>
         </w:rPr>
-        <w:t>靶</w:t>
-      </w:r>
-      <w:proofErr w:type="gramStart"/>
-      <w:r>
-        <w:rPr>
-          <w:rFonts w:ascii="思源黑体 CN Bold" w:eastAsia="思源黑体 CN Bold" w:hAnsi="思源黑体 CN Bold" w:cstheme="minorBidi" w:hint="eastAsia"/>
-          <w:sz w:val="21"/>
-          <w:szCs w:val="21"/>
-        </w:rPr>
-        <w:t>向治疗</w:t>
-      </w:r>
-      <w:proofErr w:type="gramEnd"/>
-      <w:r>
-        <w:rPr>
-          <w:rFonts w:ascii="思源黑体 CN Bold" w:eastAsia="思源黑体 CN Bold" w:hAnsi="思源黑体 CN Bold" w:cstheme="minorBidi" w:hint="eastAsia"/>
-          <w:sz w:val="21"/>
-          <w:szCs w:val="21"/>
-        </w:rPr>
-        <w:t>相关变异</w:t>
+        <w:t>靶向治疗相关变异</w:t>
       </w:r>
     </w:p>
     <w:tbl>
@@ -3646,7 +3305,6 @@
               <w:t xml:space="preserve">{%p if </w:t>
             </w:r>
             <w:proofErr w:type="spellStart"/>
-            <w:proofErr w:type="gramStart"/>
             <w:r>
               <w:rPr>
                 <w:rFonts w:ascii="思源黑体 CN Bold" w:eastAsia="思源黑体 CN Bold" w:hAnsi="思源黑体 CN Bold"/>
@@ -3656,19 +3314,7 @@
                 <w:sz w:val="18"/>
                 <w:szCs w:val="18"/>
               </w:rPr>
-              <w:t>sample.control</w:t>
-            </w:r>
-            <w:proofErr w:type="gramEnd"/>
-            <w:r>
-              <w:rPr>
-                <w:rFonts w:ascii="思源黑体 CN Bold" w:eastAsia="思源黑体 CN Bold" w:hAnsi="思源黑体 CN Bold"/>
-                <w:b/>
-                <w:bCs/>
-                <w:color w:val="FFFFFF" w:themeColor="background1"/>
-                <w:sz w:val="18"/>
-                <w:szCs w:val="18"/>
-              </w:rPr>
-              <w:t>_sample_id</w:t>
+              <w:t>sample.control_sample_id</w:t>
             </w:r>
             <w:proofErr w:type="spellEnd"/>
             <w:r>
@@ -3937,27 +3583,7 @@
                 <w:sz w:val="17"/>
                 <w:szCs w:val="17"/>
               </w:rPr>
-              <w:t>var.var_for_</w:t>
-            </w:r>
-            <w:proofErr w:type="gramStart"/>
-            <w:r>
-              <w:rPr>
-                <w:rFonts w:ascii="思源黑体 CN Normal" w:eastAsia="思源黑体 CN Normal" w:hAnsi="思源黑体 CN Normal"/>
-                <w:iCs/>
-                <w:sz w:val="17"/>
-                <w:szCs w:val="17"/>
-              </w:rPr>
-              <w:t>regimen.level</w:t>
-            </w:r>
-            <w:proofErr w:type="gramEnd"/>
-            <w:r>
-              <w:rPr>
-                <w:rFonts w:ascii="思源黑体 CN Normal" w:eastAsia="思源黑体 CN Normal" w:hAnsi="思源黑体 CN Normal"/>
-                <w:iCs/>
-                <w:sz w:val="17"/>
-                <w:szCs w:val="17"/>
-              </w:rPr>
-              <w:t>_I</w:t>
+              <w:t>var.var_for_regimen.level_I</w:t>
             </w:r>
             <w:proofErr w:type="spellEnd"/>
             <w:r>
@@ -4068,27 +3694,7 @@
                 <w:sz w:val="17"/>
                 <w:szCs w:val="17"/>
               </w:rPr>
-              <w:t>var.var_for_</w:t>
-            </w:r>
-            <w:proofErr w:type="gramStart"/>
-            <w:r>
-              <w:rPr>
-                <w:rFonts w:ascii="思源黑体 CN Normal" w:eastAsia="思源黑体 CN Normal" w:hAnsi="思源黑体 CN Normal"/>
-                <w:iCs/>
-                <w:sz w:val="17"/>
-                <w:szCs w:val="17"/>
-              </w:rPr>
-              <w:t>regimen.level</w:t>
-            </w:r>
-            <w:proofErr w:type="gramEnd"/>
-            <w:r>
-              <w:rPr>
-                <w:rFonts w:ascii="思源黑体 CN Normal" w:eastAsia="思源黑体 CN Normal" w:hAnsi="思源黑体 CN Normal"/>
-                <w:iCs/>
-                <w:sz w:val="17"/>
-                <w:szCs w:val="17"/>
-              </w:rPr>
-              <w:t>_I</w:t>
+              <w:t>var.var_for_regimen.level_I</w:t>
             </w:r>
             <w:proofErr w:type="spellEnd"/>
             <w:r>
@@ -4172,7 +3778,6 @@
               <w:t xml:space="preserve">{%p if “,” in </w:t>
             </w:r>
             <w:proofErr w:type="spellStart"/>
-            <w:proofErr w:type="gramStart"/>
             <w:r>
               <w:rPr>
                 <w:rFonts w:ascii="思源黑体 CN Bold" w:eastAsia="思源黑体 CN Bold" w:hAnsi="思源黑体 CN Bold" w:cs="思源黑体 CN Light"/>
@@ -4180,17 +3785,7 @@
                 <w:sz w:val="17"/>
                 <w:szCs w:val="17"/>
               </w:rPr>
-              <w:t>a.gene</w:t>
-            </w:r>
-            <w:proofErr w:type="gramEnd"/>
-            <w:r>
-              <w:rPr>
-                <w:rFonts w:ascii="思源黑体 CN Bold" w:eastAsia="思源黑体 CN Bold" w:hAnsi="思源黑体 CN Bold" w:cs="思源黑体 CN Light"/>
-                <w:b/>
-                <w:sz w:val="17"/>
-                <w:szCs w:val="17"/>
-              </w:rPr>
-              <w:t>_symbol</w:t>
+              <w:t>a.gene_symbol</w:t>
             </w:r>
             <w:proofErr w:type="spellEnd"/>
             <w:r>
@@ -4306,7 +3901,6 @@
               <w:t xml:space="preserve">{%p if </w:t>
             </w:r>
             <w:proofErr w:type="spellStart"/>
-            <w:proofErr w:type="gramStart"/>
             <w:r>
               <w:rPr>
                 <w:rFonts w:ascii="思源黑体 CN Bold" w:eastAsia="思源黑体 CN Bold" w:hAnsi="思源黑体 CN Bold" w:cs="思源黑体 CN Light"/>
@@ -4314,17 +3908,7 @@
                 <w:sz w:val="17"/>
                 <w:szCs w:val="17"/>
               </w:rPr>
-              <w:t>a.five</w:t>
-            </w:r>
-            <w:proofErr w:type="gramEnd"/>
-            <w:r>
-              <w:rPr>
-                <w:rFonts w:ascii="思源黑体 CN Bold" w:eastAsia="思源黑体 CN Bold" w:hAnsi="思源黑体 CN Bold" w:cs="思源黑体 CN Light"/>
-                <w:b/>
-                <w:sz w:val="17"/>
-                <w:szCs w:val="17"/>
-              </w:rPr>
-              <w:t>_prime_gene</w:t>
+              <w:t>a.five_prime_gene</w:t>
             </w:r>
             <w:proofErr w:type="spellEnd"/>
             <w:r>
@@ -4384,7 +3968,6 @@
               <w:t>{{</w:t>
             </w:r>
             <w:proofErr w:type="spellStart"/>
-            <w:proofErr w:type="gramStart"/>
             <w:r>
               <w:rPr>
                 <w:rFonts w:ascii="思源黑体 CN Bold" w:eastAsia="思源黑体 CN Bold" w:hAnsi="思源黑体 CN Bold" w:cs="思源黑体 CN Light"/>
@@ -4394,19 +3977,7 @@
                 <w:sz w:val="17"/>
                 <w:szCs w:val="17"/>
               </w:rPr>
-              <w:t>a.five</w:t>
-            </w:r>
-            <w:proofErr w:type="gramEnd"/>
-            <w:r>
-              <w:rPr>
-                <w:rFonts w:ascii="思源黑体 CN Bold" w:eastAsia="思源黑体 CN Bold" w:hAnsi="思源黑体 CN Bold" w:cs="思源黑体 CN Light"/>
-                <w:b/>
-                <w:i/>
-                <w:iCs/>
-                <w:sz w:val="17"/>
-                <w:szCs w:val="17"/>
-              </w:rPr>
-              <w:t>_prime_gene</w:t>
+              <w:t>a.five_prime_gene</w:t>
             </w:r>
             <w:proofErr w:type="spellEnd"/>
             <w:r>
@@ -4448,7 +4019,6 @@
               <w:t>{{</w:t>
             </w:r>
             <w:proofErr w:type="spellStart"/>
-            <w:proofErr w:type="gramStart"/>
             <w:r>
               <w:rPr>
                 <w:rFonts w:ascii="思源黑体 CN Bold" w:eastAsia="思源黑体 CN Bold" w:hAnsi="思源黑体 CN Bold" w:cs="思源黑体 CN Light"/>
@@ -4458,19 +4028,7 @@
                 <w:sz w:val="17"/>
                 <w:szCs w:val="17"/>
               </w:rPr>
-              <w:t>a.three</w:t>
-            </w:r>
-            <w:proofErr w:type="gramEnd"/>
-            <w:r>
-              <w:rPr>
-                <w:rFonts w:ascii="思源黑体 CN Bold" w:eastAsia="思源黑体 CN Bold" w:hAnsi="思源黑体 CN Bold" w:cs="思源黑体 CN Light"/>
-                <w:b/>
-                <w:i/>
-                <w:iCs/>
-                <w:sz w:val="17"/>
-                <w:szCs w:val="17"/>
-              </w:rPr>
-              <w:t>_prime_gene</w:t>
+              <w:t>a.three_prime_gene</w:t>
             </w:r>
             <w:proofErr w:type="spellEnd"/>
             <w:r>
@@ -4535,7 +4093,6 @@
               <w:t>{{</w:t>
             </w:r>
             <w:proofErr w:type="spellStart"/>
-            <w:proofErr w:type="gramStart"/>
             <w:r>
               <w:rPr>
                 <w:rFonts w:ascii="思源黑体 CN Bold" w:eastAsia="思源黑体 CN Bold" w:hAnsi="思源黑体 CN Bold" w:cs="思源黑体 CN Light"/>
@@ -4545,19 +4102,7 @@
                 <w:sz w:val="17"/>
                 <w:szCs w:val="17"/>
               </w:rPr>
-              <w:t>a.five</w:t>
-            </w:r>
-            <w:proofErr w:type="gramEnd"/>
-            <w:r>
-              <w:rPr>
-                <w:rFonts w:ascii="思源黑体 CN Bold" w:eastAsia="思源黑体 CN Bold" w:hAnsi="思源黑体 CN Bold" w:cs="思源黑体 CN Light"/>
-                <w:b/>
-                <w:i/>
-                <w:iCs/>
-                <w:sz w:val="17"/>
-                <w:szCs w:val="17"/>
-              </w:rPr>
-              <w:t>_prime_gene</w:t>
+              <w:t>a.five_prime_gene</w:t>
             </w:r>
             <w:proofErr w:type="spellEnd"/>
             <w:r>
@@ -4646,7 +4191,6 @@
               <w:t>{{</w:t>
             </w:r>
             <w:proofErr w:type="spellStart"/>
-            <w:proofErr w:type="gramStart"/>
             <w:r>
               <w:rPr>
                 <w:rFonts w:ascii="思源黑体 CN Bold" w:eastAsia="思源黑体 CN Bold" w:hAnsi="思源黑体 CN Bold" w:cs="思源黑体 CN Light"/>
@@ -4656,19 +4200,7 @@
                 <w:sz w:val="17"/>
                 <w:szCs w:val="17"/>
               </w:rPr>
-              <w:t>a.gene</w:t>
-            </w:r>
-            <w:proofErr w:type="gramEnd"/>
-            <w:r>
-              <w:rPr>
-                <w:rFonts w:ascii="思源黑体 CN Bold" w:eastAsia="思源黑体 CN Bold" w:hAnsi="思源黑体 CN Bold" w:cs="思源黑体 CN Light"/>
-                <w:b/>
-                <w:i/>
-                <w:iCs/>
-                <w:sz w:val="17"/>
-                <w:szCs w:val="17"/>
-              </w:rPr>
-              <w:t>_symbol</w:t>
+              <w:t>a.gene_symbol</w:t>
             </w:r>
             <w:proofErr w:type="spellEnd"/>
             <w:r>
@@ -4760,19 +4292,7 @@
                 <w:sz w:val="17"/>
                 <w:szCs w:val="17"/>
               </w:rPr>
-              <w:t>=</w:t>
-            </w:r>
-            <w:proofErr w:type="gramStart"/>
-            <w:r>
-              <w:rPr>
-                <w:rFonts w:ascii="思源黑体 CN Normal" w:eastAsia="思源黑体 CN Normal" w:hAnsi="思源黑体 CN Normal"/>
-                <w:bCs/>
-                <w:iCs/>
-                <w:color w:val="000000" w:themeColor="text1"/>
-                <w:sz w:val="17"/>
-                <w:szCs w:val="17"/>
-              </w:rPr>
-              <w:t>=”</w:t>
+              <w:t>==”</w:t>
             </w:r>
             <w:proofErr w:type="spellStart"/>
             <w:r>
@@ -4787,7 +4307,6 @@
               <w:t>Snvindel</w:t>
             </w:r>
             <w:proofErr w:type="spellEnd"/>
-            <w:proofErr w:type="gramEnd"/>
             <w:r>
               <w:rPr>
                 <w:rFonts w:ascii="思源黑体 CN Normal" w:eastAsia="思源黑体 CN Normal" w:hAnsi="思源黑体 CN Normal"/>
@@ -4825,29 +4344,16 @@
               <w:t xml:space="preserve">{%p if </w:t>
             </w:r>
             <w:proofErr w:type="spellStart"/>
-            <w:proofErr w:type="gramStart"/>
-            <w:r>
-              <w:rPr>
-                <w:rFonts w:ascii="思源黑体 CN Normal" w:eastAsia="思源黑体 CN Normal" w:hAnsi="思源黑体 CN Normal"/>
-                <w:bCs/>
-                <w:iCs/>
-                <w:color w:val="000000" w:themeColor="text1"/>
-                <w:sz w:val="17"/>
-                <w:szCs w:val="17"/>
-              </w:rPr>
-              <w:t>a.hgvs</w:t>
-            </w:r>
-            <w:proofErr w:type="gramEnd"/>
-            <w:r>
-              <w:rPr>
-                <w:rFonts w:ascii="思源黑体 CN Normal" w:eastAsia="思源黑体 CN Normal" w:hAnsi="思源黑体 CN Normal"/>
-                <w:bCs/>
-                <w:iCs/>
-                <w:color w:val="000000" w:themeColor="text1"/>
-                <w:sz w:val="17"/>
-                <w:szCs w:val="17"/>
-              </w:rPr>
-              <w:t>_p</w:t>
+            <w:r>
+              <w:rPr>
+                <w:rFonts w:ascii="思源黑体 CN Normal" w:eastAsia="思源黑体 CN Normal" w:hAnsi="思源黑体 CN Normal"/>
+                <w:bCs/>
+                <w:iCs/>
+                <w:color w:val="000000" w:themeColor="text1"/>
+                <w:sz w:val="17"/>
+                <w:szCs w:val="17"/>
+              </w:rPr>
+              <w:t>a.hgvs_p</w:t>
             </w:r>
             <w:proofErr w:type="spellEnd"/>
             <w:r>
@@ -4887,29 +4393,16 @@
               <w:t>{{</w:t>
             </w:r>
             <w:proofErr w:type="spellStart"/>
-            <w:proofErr w:type="gramStart"/>
-            <w:r>
-              <w:rPr>
-                <w:rFonts w:ascii="思源黑体 CN Normal" w:eastAsia="思源黑体 CN Normal" w:hAnsi="思源黑体 CN Normal"/>
-                <w:bCs/>
-                <w:iCs/>
-                <w:color w:val="000000" w:themeColor="text1"/>
-                <w:sz w:val="17"/>
-                <w:szCs w:val="17"/>
-              </w:rPr>
-              <w:t>a.gene</w:t>
-            </w:r>
-            <w:proofErr w:type="gramEnd"/>
-            <w:r>
-              <w:rPr>
-                <w:rFonts w:ascii="思源黑体 CN Normal" w:eastAsia="思源黑体 CN Normal" w:hAnsi="思源黑体 CN Normal"/>
-                <w:bCs/>
-                <w:iCs/>
-                <w:color w:val="000000" w:themeColor="text1"/>
-                <w:sz w:val="17"/>
-                <w:szCs w:val="17"/>
-              </w:rPr>
-              <w:t>_region</w:t>
+            <w:r>
+              <w:rPr>
+                <w:rFonts w:ascii="思源黑体 CN Normal" w:eastAsia="思源黑体 CN Normal" w:hAnsi="思源黑体 CN Normal"/>
+                <w:bCs/>
+                <w:iCs/>
+                <w:color w:val="000000" w:themeColor="text1"/>
+                <w:sz w:val="17"/>
+                <w:szCs w:val="17"/>
+              </w:rPr>
+              <w:t>a.gene_region</w:t>
             </w:r>
             <w:proofErr w:type="spellEnd"/>
             <w:r>
@@ -5088,29 +4581,16 @@
               <w:t>{{</w:t>
             </w:r>
             <w:proofErr w:type="spellStart"/>
-            <w:proofErr w:type="gramStart"/>
-            <w:r>
-              <w:rPr>
-                <w:rFonts w:ascii="思源黑体 CN Normal" w:eastAsia="思源黑体 CN Normal" w:hAnsi="思源黑体 CN Normal"/>
-                <w:bCs/>
-                <w:iCs/>
-                <w:color w:val="000000" w:themeColor="text1"/>
-                <w:sz w:val="17"/>
-                <w:szCs w:val="17"/>
-              </w:rPr>
-              <w:t>a.gene</w:t>
-            </w:r>
-            <w:proofErr w:type="gramEnd"/>
-            <w:r>
-              <w:rPr>
-                <w:rFonts w:ascii="思源黑体 CN Normal" w:eastAsia="思源黑体 CN Normal" w:hAnsi="思源黑体 CN Normal"/>
-                <w:bCs/>
-                <w:iCs/>
-                <w:color w:val="000000" w:themeColor="text1"/>
-                <w:sz w:val="17"/>
-                <w:szCs w:val="17"/>
-              </w:rPr>
-              <w:t>_region</w:t>
+            <w:r>
+              <w:rPr>
+                <w:rFonts w:ascii="思源黑体 CN Normal" w:eastAsia="思源黑体 CN Normal" w:hAnsi="思源黑体 CN Normal"/>
+                <w:bCs/>
+                <w:iCs/>
+                <w:color w:val="000000" w:themeColor="text1"/>
+                <w:sz w:val="17"/>
+                <w:szCs w:val="17"/>
+              </w:rPr>
+              <w:t>a.gene_region</w:t>
             </w:r>
             <w:proofErr w:type="spellEnd"/>
             <w:r>
@@ -5243,29 +4723,16 @@
               <w:t>{{</w:t>
             </w:r>
             <w:proofErr w:type="spellStart"/>
-            <w:proofErr w:type="gramStart"/>
-            <w:r>
-              <w:rPr>
-                <w:rFonts w:ascii="思源黑体 CN Normal" w:eastAsia="思源黑体 CN Normal" w:hAnsi="思源黑体 CN Normal"/>
-                <w:bCs/>
-                <w:iCs/>
-                <w:color w:val="000000" w:themeColor="text1"/>
-                <w:sz w:val="17"/>
-                <w:szCs w:val="17"/>
-              </w:rPr>
-              <w:t>a.transcript</w:t>
-            </w:r>
-            <w:proofErr w:type="gramEnd"/>
-            <w:r>
-              <w:rPr>
-                <w:rFonts w:ascii="思源黑体 CN Normal" w:eastAsia="思源黑体 CN Normal" w:hAnsi="思源黑体 CN Normal"/>
-                <w:bCs/>
-                <w:iCs/>
-                <w:color w:val="000000" w:themeColor="text1"/>
-                <w:sz w:val="17"/>
-                <w:szCs w:val="17"/>
-              </w:rPr>
-              <w:t>_primary</w:t>
+            <w:r>
+              <w:rPr>
+                <w:rFonts w:ascii="思源黑体 CN Normal" w:eastAsia="思源黑体 CN Normal" w:hAnsi="思源黑体 CN Normal"/>
+                <w:bCs/>
+                <w:iCs/>
+                <w:color w:val="000000" w:themeColor="text1"/>
+                <w:sz w:val="17"/>
+                <w:szCs w:val="17"/>
+              </w:rPr>
+              <w:t>a.transcript_primary</w:t>
             </w:r>
             <w:proofErr w:type="spellEnd"/>
             <w:r>
@@ -5350,19 +4817,7 @@
                 <w:sz w:val="17"/>
                 <w:szCs w:val="17"/>
               </w:rPr>
-              <w:t>=</w:t>
-            </w:r>
-            <w:proofErr w:type="gramStart"/>
-            <w:r>
-              <w:rPr>
-                <w:rFonts w:ascii="思源黑体 CN Normal" w:eastAsia="思源黑体 CN Normal" w:hAnsi="思源黑体 CN Normal"/>
-                <w:bCs/>
-                <w:iCs/>
-                <w:color w:val="000000" w:themeColor="text1"/>
-                <w:sz w:val="17"/>
-                <w:szCs w:val="17"/>
-              </w:rPr>
-              <w:t>=”</w:t>
+              <w:t>==”</w:t>
             </w:r>
             <w:proofErr w:type="spellStart"/>
             <w:r>
@@ -5377,7 +4832,6 @@
               <w:t>Cnv</w:t>
             </w:r>
             <w:proofErr w:type="spellEnd"/>
-            <w:proofErr w:type="gramEnd"/>
             <w:r>
               <w:rPr>
                 <w:rFonts w:ascii="思源黑体 CN Normal" w:eastAsia="思源黑体 CN Normal" w:hAnsi="思源黑体 CN Normal"/>
@@ -5485,19 +4939,7 @@
                 <w:sz w:val="17"/>
                 <w:szCs w:val="17"/>
               </w:rPr>
-              <w:t>=</w:t>
-            </w:r>
-            <w:proofErr w:type="gramStart"/>
-            <w:r>
-              <w:rPr>
-                <w:rFonts w:ascii="思源黑体 CN Normal" w:eastAsia="思源黑体 CN Normal" w:hAnsi="思源黑体 CN Normal"/>
-                <w:bCs/>
-                <w:iCs/>
-                <w:color w:val="000000" w:themeColor="text1"/>
-                <w:sz w:val="17"/>
-                <w:szCs w:val="17"/>
-              </w:rPr>
-              <w:t>=”</w:t>
+              <w:t>==”</w:t>
             </w:r>
             <w:proofErr w:type="spellStart"/>
             <w:r>
@@ -5512,7 +4954,6 @@
               <w:t>Sv</w:t>
             </w:r>
             <w:proofErr w:type="spellEnd"/>
-            <w:proofErr w:type="gramEnd"/>
             <w:r>
               <w:rPr>
                 <w:rFonts w:ascii="思源黑体 CN Normal" w:eastAsia="思源黑体 CN Normal" w:hAnsi="思源黑体 CN Normal"/>
@@ -5641,29 +5082,16 @@
               <w:t>{{</w:t>
             </w:r>
             <w:proofErr w:type="spellStart"/>
-            <w:proofErr w:type="gramStart"/>
-            <w:r>
-              <w:rPr>
-                <w:rFonts w:ascii="思源黑体 CN Normal" w:eastAsia="思源黑体 CN Normal" w:hAnsi="思源黑体 CN Normal"/>
-                <w:bCs/>
-                <w:iCs/>
-                <w:color w:val="000000" w:themeColor="text1"/>
-                <w:sz w:val="17"/>
-                <w:szCs w:val="17"/>
-              </w:rPr>
-              <w:t>a.five</w:t>
-            </w:r>
-            <w:proofErr w:type="gramEnd"/>
-            <w:r>
-              <w:rPr>
-                <w:rFonts w:ascii="思源黑体 CN Normal" w:eastAsia="思源黑体 CN Normal" w:hAnsi="思源黑体 CN Normal"/>
-                <w:bCs/>
-                <w:iCs/>
-                <w:color w:val="000000" w:themeColor="text1"/>
-                <w:sz w:val="17"/>
-                <w:szCs w:val="17"/>
-              </w:rPr>
-              <w:t>_prime_transcript</w:t>
+            <w:r>
+              <w:rPr>
+                <w:rFonts w:ascii="思源黑体 CN Normal" w:eastAsia="思源黑体 CN Normal" w:hAnsi="思源黑体 CN Normal"/>
+                <w:bCs/>
+                <w:iCs/>
+                <w:color w:val="000000" w:themeColor="text1"/>
+                <w:sz w:val="17"/>
+                <w:szCs w:val="17"/>
+              </w:rPr>
+              <w:t>a.five_prime_transcript</w:t>
             </w:r>
             <w:proofErr w:type="spellEnd"/>
             <w:r>
@@ -5769,17 +5197,7 @@
                 <w:sz w:val="17"/>
                 <w:szCs w:val="17"/>
               </w:rPr>
-              <w:t>=</w:t>
-            </w:r>
-            <w:proofErr w:type="gramStart"/>
-            <w:r>
-              <w:rPr>
-                <w:rFonts w:ascii="思源黑体 CN Normal" w:eastAsia="思源黑体 CN Normal" w:hAnsi="思源黑体 CN Normal"/>
-                <w:kern w:val="0"/>
-                <w:sz w:val="17"/>
-                <w:szCs w:val="17"/>
-              </w:rPr>
-              <w:t>=”</w:t>
+              <w:t>==”</w:t>
             </w:r>
             <w:proofErr w:type="spellStart"/>
             <w:r>
@@ -5792,7 +5210,6 @@
               <w:t>Snvindel</w:t>
             </w:r>
             <w:proofErr w:type="spellEnd"/>
-            <w:proofErr w:type="gramEnd"/>
             <w:r>
               <w:rPr>
                 <w:rFonts w:ascii="思源黑体 CN Normal" w:eastAsia="思源黑体 CN Normal" w:hAnsi="思源黑体 CN Normal"/>
@@ -5841,27 +5258,7 @@
                 <w:sz w:val="17"/>
                 <w:szCs w:val="17"/>
               </w:rPr>
-              <w:t>=</w:t>
-            </w:r>
-            <w:proofErr w:type="gramStart"/>
-            <w:r>
-              <w:rPr>
-                <w:rFonts w:ascii="思源黑体 CN Normal" w:eastAsia="思源黑体 CN Normal" w:hAnsi="思源黑体 CN Normal"/>
-                <w:kern w:val="0"/>
-                <w:sz w:val="17"/>
-                <w:szCs w:val="17"/>
-              </w:rPr>
-              <w:t>=”germline</w:t>
-            </w:r>
-            <w:proofErr w:type="gramEnd"/>
-            <w:r>
-              <w:rPr>
-                <w:rFonts w:ascii="思源黑体 CN Normal" w:eastAsia="思源黑体 CN Normal" w:hAnsi="思源黑体 CN Normal"/>
-                <w:kern w:val="0"/>
-                <w:sz w:val="17"/>
-                <w:szCs w:val="17"/>
-              </w:rPr>
-              <w:t>”%}</w:t>
+              <w:t>==”germline”%}</w:t>
             </w:r>
           </w:p>
           <w:p>
@@ -5894,7 +5291,6 @@
               <w:t xml:space="preserve"> if </w:t>
             </w:r>
             <w:proofErr w:type="spellStart"/>
-            <w:proofErr w:type="gramStart"/>
             <w:r>
               <w:rPr>
                 <w:rFonts w:ascii="思源黑体 CN Normal" w:eastAsia="思源黑体 CN Normal" w:hAnsi="思源黑体 CN Normal"/>
@@ -5911,17 +5307,7 @@
                 <w:sz w:val="17"/>
                 <w:szCs w:val="17"/>
               </w:rPr>
-              <w:t>freq</w:t>
-            </w:r>
-            <w:proofErr w:type="gramEnd"/>
-            <w:r>
-              <w:rPr>
-                <w:rFonts w:ascii="思源黑体 CN Normal" w:eastAsia="思源黑体 CN Normal" w:hAnsi="思源黑体 CN Normal"/>
-                <w:kern w:val="0"/>
-                <w:sz w:val="17"/>
-                <w:szCs w:val="17"/>
-              </w:rPr>
-              <w:t>_ctrl</w:t>
+              <w:t>freq_ctrl</w:t>
             </w:r>
             <w:proofErr w:type="spellEnd"/>
             <w:r>
@@ -6136,25 +5522,14 @@
               <w:t>{{</w:t>
             </w:r>
             <w:proofErr w:type="spellStart"/>
-            <w:proofErr w:type="gramStart"/>
-            <w:r>
-              <w:rPr>
-                <w:rFonts w:ascii="思源黑体 CN Normal" w:eastAsia="思源黑体 CN Normal" w:hAnsi="思源黑体 CN Normal"/>
-                <w:kern w:val="0"/>
-                <w:sz w:val="17"/>
-                <w:szCs w:val="17"/>
-              </w:rPr>
-              <w:t>a.freq</w:t>
-            </w:r>
-            <w:proofErr w:type="gramEnd"/>
-            <w:r>
-              <w:rPr>
-                <w:rFonts w:ascii="思源黑体 CN Normal" w:eastAsia="思源黑体 CN Normal" w:hAnsi="思源黑体 CN Normal"/>
-                <w:kern w:val="0"/>
-                <w:sz w:val="17"/>
-                <w:szCs w:val="17"/>
-              </w:rPr>
-              <w:t>_str</w:t>
+            <w:r>
+              <w:rPr>
+                <w:rFonts w:ascii="思源黑体 CN Normal" w:eastAsia="思源黑体 CN Normal" w:hAnsi="思源黑体 CN Normal"/>
+                <w:kern w:val="0"/>
+                <w:sz w:val="17"/>
+                <w:szCs w:val="17"/>
+              </w:rPr>
+              <w:t>a.freq_str</w:t>
             </w:r>
             <w:proofErr w:type="spellEnd"/>
             <w:r>
@@ -6247,17 +5622,7 @@
                 <w:sz w:val="17"/>
                 <w:szCs w:val="17"/>
               </w:rPr>
-              <w:t>=</w:t>
-            </w:r>
-            <w:proofErr w:type="gramStart"/>
-            <w:r>
-              <w:rPr>
-                <w:rFonts w:ascii="思源黑体 CN Normal" w:eastAsia="思源黑体 CN Normal" w:hAnsi="思源黑体 CN Normal"/>
-                <w:kern w:val="0"/>
-                <w:sz w:val="17"/>
-                <w:szCs w:val="17"/>
-              </w:rPr>
-              <w:t>=”</w:t>
+              <w:t>==”</w:t>
             </w:r>
             <w:proofErr w:type="spellStart"/>
             <w:r>
@@ -6270,7 +5635,6 @@
               <w:t>Cnv</w:t>
             </w:r>
             <w:proofErr w:type="spellEnd"/>
-            <w:proofErr w:type="gramEnd"/>
             <w:r>
               <w:rPr>
                 <w:rFonts w:ascii="思源黑体 CN Normal" w:eastAsia="思源黑体 CN Normal" w:hAnsi="思源黑体 CN Normal"/>
@@ -6380,17 +5744,7 @@
                 <w:sz w:val="17"/>
                 <w:szCs w:val="17"/>
               </w:rPr>
-              <w:t>=</w:t>
-            </w:r>
-            <w:proofErr w:type="gramStart"/>
-            <w:r>
-              <w:rPr>
-                <w:rFonts w:ascii="思源黑体 CN Normal" w:eastAsia="思源黑体 CN Normal" w:hAnsi="思源黑体 CN Normal"/>
-                <w:kern w:val="0"/>
-                <w:sz w:val="17"/>
-                <w:szCs w:val="17"/>
-              </w:rPr>
-              <w:t>=”</w:t>
+              <w:t>==”</w:t>
             </w:r>
             <w:proofErr w:type="spellStart"/>
             <w:r>
@@ -6403,7 +5757,6 @@
               <w:t>Sv</w:t>
             </w:r>
             <w:proofErr w:type="spellEnd"/>
-            <w:proofErr w:type="gramEnd"/>
             <w:r>
               <w:rPr>
                 <w:rFonts w:ascii="思源黑体 CN Normal" w:eastAsia="思源黑体 CN Normal" w:hAnsi="思源黑体 CN Normal"/>
@@ -6435,25 +5788,14 @@
               <w:t>{{</w:t>
             </w:r>
             <w:proofErr w:type="spellStart"/>
-            <w:proofErr w:type="gramStart"/>
-            <w:r>
-              <w:rPr>
-                <w:rFonts w:ascii="思源黑体 CN Normal" w:eastAsia="思源黑体 CN Normal" w:hAnsi="思源黑体 CN Normal"/>
-                <w:kern w:val="0"/>
-                <w:sz w:val="17"/>
-                <w:szCs w:val="17"/>
-              </w:rPr>
-              <w:t>a.freq</w:t>
-            </w:r>
-            <w:proofErr w:type="gramEnd"/>
-            <w:r>
-              <w:rPr>
-                <w:rFonts w:ascii="思源黑体 CN Normal" w:eastAsia="思源黑体 CN Normal" w:hAnsi="思源黑体 CN Normal"/>
-                <w:kern w:val="0"/>
-                <w:sz w:val="17"/>
-                <w:szCs w:val="17"/>
-              </w:rPr>
-              <w:t>_str</w:t>
+            <w:r>
+              <w:rPr>
+                <w:rFonts w:ascii="思源黑体 CN Normal" w:eastAsia="思源黑体 CN Normal" w:hAnsi="思源黑体 CN Normal"/>
+                <w:kern w:val="0"/>
+                <w:sz w:val="17"/>
+                <w:szCs w:val="17"/>
+              </w:rPr>
+              <w:t>a.freq_str</w:t>
             </w:r>
             <w:proofErr w:type="spellEnd"/>
             <w:r>
@@ -6516,7 +5858,6 @@
               <w:t xml:space="preserve">{%p if </w:t>
             </w:r>
             <w:proofErr w:type="spellStart"/>
-            <w:proofErr w:type="gramStart"/>
             <w:r>
               <w:rPr>
                 <w:rFonts w:ascii="思源黑体 CN Normal" w:eastAsia="思源黑体 CN Normal" w:hAnsi="思源黑体 CN Normal" w:cs="思源黑体 CN Light"/>
@@ -6524,17 +5865,7 @@
                 <w:sz w:val="17"/>
                 <w:szCs w:val="17"/>
               </w:rPr>
-              <w:t>a.clinic</w:t>
-            </w:r>
-            <w:proofErr w:type="gramEnd"/>
-            <w:r>
-              <w:rPr>
-                <w:rFonts w:ascii="思源黑体 CN Normal" w:eastAsia="思源黑体 CN Normal" w:hAnsi="思源黑体 CN Normal" w:cs="思源黑体 CN Light"/>
-                <w:iCs/>
-                <w:sz w:val="17"/>
-                <w:szCs w:val="17"/>
-              </w:rPr>
-              <w:t>_num_s</w:t>
+              <w:t>a.clinic_num_s</w:t>
             </w:r>
             <w:proofErr w:type="spellEnd"/>
             <w:r>
@@ -6677,20 +6008,9 @@
                 <w:sz w:val="17"/>
                 <w:szCs w:val="17"/>
               </w:rPr>
-              <w:t>a.evi_sum.evi_</w:t>
-            </w:r>
-            <w:proofErr w:type="gramStart"/>
-            <w:r>
-              <w:rPr>
-                <w:rFonts w:ascii="思源黑体 CN Normal" w:eastAsia="思源黑体 CN Normal" w:hAnsi="思源黑体 CN Normal"/>
-                <w:iCs/>
-                <w:sz w:val="17"/>
-                <w:szCs w:val="17"/>
-              </w:rPr>
-              <w:t>split.Predictive</w:t>
+              <w:t>a.evi_sum.evi_split.Predictive</w:t>
             </w:r>
             <w:proofErr w:type="spellEnd"/>
-            <w:proofErr w:type="gramEnd"/>
             <w:r>
               <w:rPr>
                 <w:rFonts w:ascii="思源黑体 CN Normal" w:eastAsia="思源黑体 CN Normal" w:hAnsi="思源黑体 CN Normal"/>
@@ -6740,20 +6060,9 @@
                 <w:sz w:val="17"/>
                 <w:szCs w:val="17"/>
               </w:rPr>
-              <w:t>a.evi_sum.evi_</w:t>
-            </w:r>
-            <w:proofErr w:type="gramStart"/>
-            <w:r>
-              <w:rPr>
-                <w:rFonts w:ascii="思源黑体 CN Normal" w:eastAsia="思源黑体 CN Normal" w:hAnsi="思源黑体 CN Normal"/>
-                <w:iCs/>
-                <w:sz w:val="17"/>
-                <w:szCs w:val="17"/>
-              </w:rPr>
-              <w:t>split.Predictive</w:t>
+              <w:t>a.evi_sum.evi_split.Predictive</w:t>
             </w:r>
             <w:proofErr w:type="spellEnd"/>
-            <w:proofErr w:type="gramEnd"/>
             <w:r>
               <w:rPr>
                 <w:rFonts w:ascii="思源黑体 CN Normal" w:eastAsia="思源黑体 CN Normal" w:hAnsi="思源黑体 CN Normal"/>
@@ -7042,17 +6351,7 @@
                 <w:sz w:val="17"/>
                 <w:szCs w:val="17"/>
               </w:rPr>
-              <w:t>a.evi_sum.evi_</w:t>
-            </w:r>
-            <w:proofErr w:type="gramStart"/>
-            <w:r>
-              <w:rPr>
-                <w:rFonts w:ascii="思源黑体 CN Normal" w:eastAsia="思源黑体 CN Normal" w:hAnsi="思源黑体 CN Normal"/>
-                <w:iCs/>
-                <w:sz w:val="17"/>
-                <w:szCs w:val="17"/>
-              </w:rPr>
-              <w:t>split.</w:t>
+              <w:t>a.evi_sum.evi_split.</w:t>
             </w:r>
             <w:r>
               <w:rPr>
@@ -7064,7 +6363,6 @@
               <w:t>Prognostic</w:t>
             </w:r>
             <w:proofErr w:type="spellEnd"/>
-            <w:proofErr w:type="gramEnd"/>
             <w:r>
               <w:rPr>
                 <w:rFonts w:ascii="思源黑体 CN Normal" w:eastAsia="思源黑体 CN Normal" w:hAnsi="思源黑体 CN Normal"/>
@@ -7114,17 +6412,7 @@
                 <w:sz w:val="17"/>
                 <w:szCs w:val="17"/>
               </w:rPr>
-              <w:t>a.evi_sum.evi_</w:t>
-            </w:r>
-            <w:proofErr w:type="gramStart"/>
-            <w:r>
-              <w:rPr>
-                <w:rFonts w:ascii="思源黑体 CN Normal" w:eastAsia="思源黑体 CN Normal" w:hAnsi="思源黑体 CN Normal"/>
-                <w:iCs/>
-                <w:sz w:val="17"/>
-                <w:szCs w:val="17"/>
-              </w:rPr>
-              <w:t>split.</w:t>
+              <w:t>a.evi_sum.evi_split.</w:t>
             </w:r>
             <w:r>
               <w:rPr>
@@ -7136,7 +6424,6 @@
               <w:t>Prognostic</w:t>
             </w:r>
             <w:proofErr w:type="spellEnd"/>
-            <w:proofErr w:type="gramEnd"/>
             <w:r>
               <w:rPr>
                 <w:rFonts w:ascii="思源黑体 CN Normal" w:eastAsia="思源黑体 CN Normal" w:hAnsi="思源黑体 CN Normal"/>
@@ -7396,17 +6683,7 @@
                 <w:sz w:val="17"/>
                 <w:szCs w:val="17"/>
               </w:rPr>
-              <w:t>a.evi_sum.evi_</w:t>
-            </w:r>
-            <w:proofErr w:type="gramStart"/>
-            <w:r>
-              <w:rPr>
-                <w:rFonts w:ascii="思源黑体 CN Normal" w:eastAsia="思源黑体 CN Normal" w:hAnsi="思源黑体 CN Normal"/>
-                <w:iCs/>
-                <w:sz w:val="17"/>
-                <w:szCs w:val="17"/>
-              </w:rPr>
-              <w:t>split.</w:t>
+              <w:t>a.evi_sum.evi_split.</w:t>
             </w:r>
             <w:r>
               <w:rPr>
@@ -7418,7 +6695,6 @@
               <w:t>Diagnostic</w:t>
             </w:r>
             <w:proofErr w:type="spellEnd"/>
-            <w:proofErr w:type="gramEnd"/>
             <w:r>
               <w:rPr>
                 <w:rFonts w:ascii="思源黑体 CN Normal" w:eastAsia="思源黑体 CN Normal" w:hAnsi="思源黑体 CN Normal"/>
@@ -7468,17 +6744,7 @@
                 <w:sz w:val="17"/>
                 <w:szCs w:val="17"/>
               </w:rPr>
-              <w:t>a.evi_sum.evi_</w:t>
-            </w:r>
-            <w:proofErr w:type="gramStart"/>
-            <w:r>
-              <w:rPr>
-                <w:rFonts w:ascii="思源黑体 CN Normal" w:eastAsia="思源黑体 CN Normal" w:hAnsi="思源黑体 CN Normal"/>
-                <w:iCs/>
-                <w:sz w:val="17"/>
-                <w:szCs w:val="17"/>
-              </w:rPr>
-              <w:t>split.</w:t>
+              <w:t>a.evi_sum.evi_split.</w:t>
             </w:r>
             <w:r>
               <w:rPr>
@@ -7490,7 +6756,6 @@
               <w:t>Diagnostic</w:t>
             </w:r>
             <w:proofErr w:type="spellEnd"/>
-            <w:proofErr w:type="gramEnd"/>
             <w:r>
               <w:rPr>
                 <w:rFonts w:ascii="思源黑体 CN Normal" w:eastAsia="思源黑体 CN Normal" w:hAnsi="思源黑体 CN Normal"/>
@@ -8356,9 +7621,8 @@
           <w:sz w:val="15"/>
           <w:szCs w:val="15"/>
         </w:rPr>
-        <w:t>靶</w:t>
-      </w:r>
-      <w:proofErr w:type="gramStart"/>
+        <w:t>靶向治疗相关变异</w:t>
+      </w:r>
       <w:r>
         <w:rPr>
           <w:rFonts w:ascii="思源黑体 CN Normal" w:eastAsia="思源黑体 CN Normal" w:hAnsi="思源黑体 CN Normal" w:hint="eastAsia"/>
@@ -8366,9 +7630,8 @@
           <w:sz w:val="15"/>
           <w:szCs w:val="15"/>
         </w:rPr>
-        <w:t>向治疗</w:t>
-      </w:r>
-      <w:proofErr w:type="gramEnd"/>
+        <w:t>包含</w:t>
+      </w:r>
       <w:r>
         <w:rPr>
           <w:rFonts w:ascii="思源黑体 CN Normal" w:eastAsia="思源黑体 CN Normal" w:hAnsi="思源黑体 CN Normal" w:hint="eastAsia"/>
@@ -8376,8 +7639,9 @@
           <w:sz w:val="15"/>
           <w:szCs w:val="15"/>
         </w:rPr>
-        <w:t>相关变异</w:t>
-      </w:r>
+        <w:t xml:space="preserve">{%if </w:t>
+      </w:r>
+      <w:proofErr w:type="spellStart"/>
       <w:r>
         <w:rPr>
           <w:rFonts w:ascii="思源黑体 CN Normal" w:eastAsia="思源黑体 CN Normal" w:hAnsi="思源黑体 CN Normal" w:hint="eastAsia"/>
@@ -8385,8 +7649,9 @@
           <w:sz w:val="15"/>
           <w:szCs w:val="15"/>
         </w:rPr>
-        <w:t>包含</w:t>
-      </w:r>
+        <w:t>sample.control_sample_id</w:t>
+      </w:r>
+      <w:proofErr w:type="spellEnd"/>
       <w:r>
         <w:rPr>
           <w:rFonts w:ascii="思源黑体 CN Normal" w:eastAsia="思源黑体 CN Normal" w:hAnsi="思源黑体 CN Normal" w:hint="eastAsia"/>
@@ -8394,47 +7659,7 @@
           <w:sz w:val="15"/>
           <w:szCs w:val="15"/>
         </w:rPr>
-        <w:t xml:space="preserve">{%if </w:t>
-      </w:r>
-      <w:proofErr w:type="spellStart"/>
-      <w:r>
-        <w:rPr>
-          <w:rFonts w:ascii="思源黑体 CN Normal" w:eastAsia="思源黑体 CN Normal" w:hAnsi="思源黑体 CN Normal" w:hint="eastAsia"/>
-          <w:color w:val="595959"/>
-          <w:sz w:val="15"/>
-          <w:szCs w:val="15"/>
-        </w:rPr>
-        <w:t>sample.control_sample_id</w:t>
-      </w:r>
-      <w:proofErr w:type="spellEnd"/>
-      <w:r>
-        <w:rPr>
-          <w:rFonts w:ascii="思源黑体 CN Normal" w:eastAsia="思源黑体 CN Normal" w:hAnsi="思源黑体 CN Normal" w:hint="eastAsia"/>
-          <w:color w:val="595959"/>
-          <w:sz w:val="15"/>
-          <w:szCs w:val="15"/>
-        </w:rPr>
-        <w:t>%}在体细胞和</w:t>
-      </w:r>
-      <w:proofErr w:type="gramStart"/>
-      <w:r>
-        <w:rPr>
-          <w:rFonts w:ascii="思源黑体 CN Normal" w:eastAsia="思源黑体 CN Normal" w:hAnsi="思源黑体 CN Normal" w:hint="eastAsia"/>
-          <w:color w:val="595959"/>
-          <w:sz w:val="15"/>
-          <w:szCs w:val="15"/>
-        </w:rPr>
-        <w:t>胚系</w:t>
-      </w:r>
-      <w:proofErr w:type="gramEnd"/>
-      <w:r>
-        <w:rPr>
-          <w:rFonts w:ascii="思源黑体 CN Normal" w:eastAsia="思源黑体 CN Normal" w:hAnsi="思源黑体 CN Normal" w:hint="eastAsia"/>
-          <w:color w:val="595959"/>
-          <w:sz w:val="15"/>
-          <w:szCs w:val="15"/>
-        </w:rPr>
-        <w:t>中{%endif%}</w:t>
+        <w:t>%}在体细胞和胚系中{%endif%}</w:t>
       </w:r>
       <w:r>
         <w:rPr>
@@ -8553,9 +7778,8 @@
           <w:sz w:val="15"/>
           <w:szCs w:val="15"/>
         </w:rPr>
-        <w:t>丰度，指突</w:t>
-      </w:r>
-      <w:proofErr w:type="gramStart"/>
+        <w:t>丰度，指突变型占野生型和突变型之和的比例</w:t>
+      </w:r>
       <w:r>
         <w:rPr>
           <w:rFonts w:ascii="思源黑体 CN Normal" w:eastAsia="思源黑体 CN Normal" w:hAnsi="思源黑体 CN Normal" w:hint="eastAsia"/>
@@ -8563,9 +7787,8 @@
           <w:sz w:val="15"/>
           <w:szCs w:val="15"/>
         </w:rPr>
-        <w:t>变型占</w:t>
-      </w:r>
-      <w:proofErr w:type="gramEnd"/>
+        <w:t>；</w:t>
+      </w:r>
       <w:r>
         <w:rPr>
           <w:rFonts w:ascii="思源黑体 CN Normal" w:eastAsia="思源黑体 CN Normal" w:hAnsi="思源黑体 CN Normal" w:hint="eastAsia"/>
@@ -8573,7 +7796,16 @@
           <w:sz w:val="15"/>
           <w:szCs w:val="15"/>
         </w:rPr>
-        <w:t>野生型和突变型之和的比例</w:t>
+        <w:t>检出胚系点突变</w:t>
+      </w:r>
+      <w:r>
+        <w:rPr>
+          <w:rFonts w:ascii="思源黑体 CN Normal" w:eastAsia="思源黑体 CN Normal" w:hAnsi="思源黑体 CN Normal"/>
+          <w:color w:val="595959"/>
+          <w:sz w:val="15"/>
+          <w:szCs w:val="15"/>
+        </w:rPr>
+        <w:t>/小片段插入缺失和结构变异时提示基因型，即纯合或杂合。</w:t>
       </w:r>
       <w:r>
         <w:rPr>
@@ -8582,7 +7814,16 @@
           <w:sz w:val="15"/>
           <w:szCs w:val="15"/>
         </w:rPr>
-        <w:t>；</w:t>
+        <w:t>检出体细胞拷贝数变异时提示拷贝数，正常细胞中基因拷贝数为</w:t>
+      </w:r>
+      <w:r>
+        <w:rPr>
+          <w:rFonts w:ascii="思源黑体 CN Normal" w:eastAsia="思源黑体 CN Normal" w:hAnsi="思源黑体 CN Normal"/>
+          <w:color w:val="595959"/>
+          <w:sz w:val="15"/>
+          <w:szCs w:val="15"/>
+        </w:rPr>
+        <w:t>2</w:t>
       </w:r>
       <w:r>
         <w:rPr>
@@ -8591,16 +7832,7 @@
           <w:sz w:val="15"/>
           <w:szCs w:val="15"/>
         </w:rPr>
-        <w:t>检出胚系点突变</w:t>
-      </w:r>
-      <w:r>
-        <w:rPr>
-          <w:rFonts w:ascii="思源黑体 CN Normal" w:eastAsia="思源黑体 CN Normal" w:hAnsi="思源黑体 CN Normal"/>
-          <w:color w:val="595959"/>
-          <w:sz w:val="15"/>
-          <w:szCs w:val="15"/>
-        </w:rPr>
-        <w:t>/小片段插入缺失和结构变异时提示基因型，即纯合或杂合。</w:t>
+        <w:t>。</w:t>
       </w:r>
       <w:r>
         <w:rPr>
@@ -8609,16 +7841,7 @@
           <w:sz w:val="15"/>
           <w:szCs w:val="15"/>
         </w:rPr>
-        <w:t>检出体细胞拷贝数变异时提示拷贝数，正常细胞中基因拷贝数为</w:t>
-      </w:r>
-      <w:r>
-        <w:rPr>
-          <w:rFonts w:ascii="思源黑体 CN Normal" w:eastAsia="思源黑体 CN Normal" w:hAnsi="思源黑体 CN Normal"/>
-          <w:color w:val="595959"/>
-          <w:sz w:val="15"/>
-          <w:szCs w:val="15"/>
-        </w:rPr>
-        <w:t>2</w:t>
+        <w:t>{%else%}</w:t>
       </w:r>
       <w:r>
         <w:rPr>
@@ -8627,45 +7850,7 @@
           <w:sz w:val="15"/>
           <w:szCs w:val="15"/>
         </w:rPr>
-        <w:t>。</w:t>
-      </w:r>
-      <w:r>
-        <w:rPr>
-          <w:rFonts w:ascii="思源黑体 CN Normal" w:eastAsia="思源黑体 CN Normal" w:hAnsi="思源黑体 CN Normal" w:hint="eastAsia"/>
-          <w:color w:val="595959"/>
-          <w:sz w:val="15"/>
-          <w:szCs w:val="15"/>
-        </w:rPr>
-        <w:t>{%else%}</w:t>
-      </w:r>
-      <w:r>
-        <w:rPr>
-          <w:rFonts w:ascii="思源黑体 CN Normal" w:eastAsia="思源黑体 CN Normal" w:hAnsi="思源黑体 CN Normal" w:hint="eastAsia"/>
-          <w:color w:val="595959"/>
-          <w:sz w:val="15"/>
-          <w:szCs w:val="15"/>
-        </w:rPr>
-        <w:t>检出点突变/小片段插入缺失和结构变异时提示丰度，指突</w:t>
-      </w:r>
-      <w:proofErr w:type="gramStart"/>
-      <w:r>
-        <w:rPr>
-          <w:rFonts w:ascii="思源黑体 CN Normal" w:eastAsia="思源黑体 CN Normal" w:hAnsi="思源黑体 CN Normal" w:hint="eastAsia"/>
-          <w:color w:val="595959"/>
-          <w:sz w:val="15"/>
-          <w:szCs w:val="15"/>
-        </w:rPr>
-        <w:t>变型占</w:t>
-      </w:r>
-      <w:proofErr w:type="gramEnd"/>
-      <w:r>
-        <w:rPr>
-          <w:rFonts w:ascii="思源黑体 CN Normal" w:eastAsia="思源黑体 CN Normal" w:hAnsi="思源黑体 CN Normal" w:hint="eastAsia"/>
-          <w:color w:val="595959"/>
-          <w:sz w:val="15"/>
-          <w:szCs w:val="15"/>
-        </w:rPr>
-        <w:t>野生型和突变型之和的比例；检出拷贝数变异时提示拷贝数，正常细胞中基因拷贝数为2。</w:t>
+        <w:t>检出点突变/小片段插入缺失和结构变异时提示丰度，指突变型占野生型和突变型之和的比例；检出拷贝数变异时提示拷贝数，正常细胞中基因拷贝数为2。</w:t>
       </w:r>
       <w:r>
         <w:rPr>
@@ -8914,25 +8099,7 @@
                 <w:sz w:val="18"/>
                 <w:szCs w:val="18"/>
               </w:rPr>
-              <w:t>var.var_</w:t>
-            </w:r>
-            <w:proofErr w:type="gramStart"/>
-            <w:r>
-              <w:rPr>
-                <w:rFonts w:ascii="思源黑体 CN Normal" w:eastAsia="思源黑体 CN Normal" w:hAnsi="思源黑体 CN Normal"/>
-                <w:sz w:val="18"/>
-                <w:szCs w:val="18"/>
-              </w:rPr>
-              <w:t>somatic.level</w:t>
-            </w:r>
-            <w:proofErr w:type="gramEnd"/>
-            <w:r>
-              <w:rPr>
-                <w:rFonts w:ascii="思源黑体 CN Normal" w:eastAsia="思源黑体 CN Normal" w:hAnsi="思源黑体 CN Normal"/>
-                <w:sz w:val="18"/>
-                <w:szCs w:val="18"/>
-              </w:rPr>
-              <w:t>_onco_nodrug</w:t>
+              <w:t>var.var_somatic.level_onco_nodrug</w:t>
             </w:r>
             <w:proofErr w:type="spellEnd"/>
             <w:r>
@@ -8981,25 +8148,7 @@
                 <w:sz w:val="18"/>
                 <w:szCs w:val="18"/>
               </w:rPr>
-              <w:t>var.var_</w:t>
-            </w:r>
-            <w:proofErr w:type="gramStart"/>
-            <w:r>
-              <w:rPr>
-                <w:rFonts w:ascii="思源黑体 CN Normal" w:eastAsia="思源黑体 CN Normal" w:hAnsi="思源黑体 CN Normal"/>
-                <w:sz w:val="18"/>
-                <w:szCs w:val="18"/>
-              </w:rPr>
-              <w:t>somatic.level</w:t>
-            </w:r>
-            <w:proofErr w:type="gramEnd"/>
-            <w:r>
-              <w:rPr>
-                <w:rFonts w:ascii="思源黑体 CN Normal" w:eastAsia="思源黑体 CN Normal" w:hAnsi="思源黑体 CN Normal"/>
-                <w:sz w:val="18"/>
-                <w:szCs w:val="18"/>
-              </w:rPr>
-              <w:t>_onco_nodrug</w:t>
+              <w:t>var.var_somatic.level_onco_nodrug</w:t>
             </w:r>
             <w:proofErr w:type="spellEnd"/>
             <w:r>
@@ -9044,7 +8193,6 @@
               <w:t xml:space="preserve">{%p if “,” in </w:t>
             </w:r>
             <w:proofErr w:type="spellStart"/>
-            <w:proofErr w:type="gramStart"/>
             <w:r>
               <w:rPr>
                 <w:rFonts w:ascii="思源黑体 CN Bold" w:eastAsia="思源黑体 CN Bold" w:hAnsi="思源黑体 CN Bold" w:cs="思源黑体 CN Light"/>
@@ -9052,17 +8200,7 @@
                 <w:sz w:val="17"/>
                 <w:szCs w:val="17"/>
               </w:rPr>
-              <w:t>a.gene</w:t>
-            </w:r>
-            <w:proofErr w:type="gramEnd"/>
-            <w:r>
-              <w:rPr>
-                <w:rFonts w:ascii="思源黑体 CN Bold" w:eastAsia="思源黑体 CN Bold" w:hAnsi="思源黑体 CN Bold" w:cs="思源黑体 CN Light"/>
-                <w:b/>
-                <w:sz w:val="17"/>
-                <w:szCs w:val="17"/>
-              </w:rPr>
-              <w:t>_symbol</w:t>
+              <w:t>a.gene_symbol</w:t>
             </w:r>
             <w:proofErr w:type="spellEnd"/>
             <w:r>
@@ -9178,7 +8316,6 @@
               <w:t xml:space="preserve">{%p if </w:t>
             </w:r>
             <w:proofErr w:type="spellStart"/>
-            <w:proofErr w:type="gramStart"/>
             <w:r>
               <w:rPr>
                 <w:rFonts w:ascii="思源黑体 CN Bold" w:eastAsia="思源黑体 CN Bold" w:hAnsi="思源黑体 CN Bold" w:cs="思源黑体 CN Light"/>
@@ -9186,17 +8323,7 @@
                 <w:sz w:val="17"/>
                 <w:szCs w:val="17"/>
               </w:rPr>
-              <w:t>a.five</w:t>
-            </w:r>
-            <w:proofErr w:type="gramEnd"/>
-            <w:r>
-              <w:rPr>
-                <w:rFonts w:ascii="思源黑体 CN Bold" w:eastAsia="思源黑体 CN Bold" w:hAnsi="思源黑体 CN Bold" w:cs="思源黑体 CN Light"/>
-                <w:b/>
-                <w:sz w:val="17"/>
-                <w:szCs w:val="17"/>
-              </w:rPr>
-              <w:t>_prime_gene</w:t>
+              <w:t>a.five_prime_gene</w:t>
             </w:r>
             <w:proofErr w:type="spellEnd"/>
             <w:r>
@@ -9256,7 +8383,6 @@
               <w:t>{{</w:t>
             </w:r>
             <w:proofErr w:type="spellStart"/>
-            <w:proofErr w:type="gramStart"/>
             <w:r>
               <w:rPr>
                 <w:rFonts w:ascii="思源黑体 CN Bold" w:eastAsia="思源黑体 CN Bold" w:hAnsi="思源黑体 CN Bold" w:cs="思源黑体 CN Light"/>
@@ -9266,19 +8392,7 @@
                 <w:sz w:val="17"/>
                 <w:szCs w:val="17"/>
               </w:rPr>
-              <w:t>a.five</w:t>
-            </w:r>
-            <w:proofErr w:type="gramEnd"/>
-            <w:r>
-              <w:rPr>
-                <w:rFonts w:ascii="思源黑体 CN Bold" w:eastAsia="思源黑体 CN Bold" w:hAnsi="思源黑体 CN Bold" w:cs="思源黑体 CN Light"/>
-                <w:b/>
-                <w:i/>
-                <w:iCs/>
-                <w:sz w:val="17"/>
-                <w:szCs w:val="17"/>
-              </w:rPr>
-              <w:t>_prime_gene</w:t>
+              <w:t>a.five_prime_gene</w:t>
             </w:r>
             <w:proofErr w:type="spellEnd"/>
             <w:r>
@@ -9320,7 +8434,6 @@
               <w:t>{{</w:t>
             </w:r>
             <w:proofErr w:type="spellStart"/>
-            <w:proofErr w:type="gramStart"/>
             <w:r>
               <w:rPr>
                 <w:rFonts w:ascii="思源黑体 CN Bold" w:eastAsia="思源黑体 CN Bold" w:hAnsi="思源黑体 CN Bold" w:cs="思源黑体 CN Light"/>
@@ -9330,19 +8443,7 @@
                 <w:sz w:val="17"/>
                 <w:szCs w:val="17"/>
               </w:rPr>
-              <w:t>a.three</w:t>
-            </w:r>
-            <w:proofErr w:type="gramEnd"/>
-            <w:r>
-              <w:rPr>
-                <w:rFonts w:ascii="思源黑体 CN Bold" w:eastAsia="思源黑体 CN Bold" w:hAnsi="思源黑体 CN Bold" w:cs="思源黑体 CN Light"/>
-                <w:b/>
-                <w:i/>
-                <w:iCs/>
-                <w:sz w:val="17"/>
-                <w:szCs w:val="17"/>
-              </w:rPr>
-              <w:t>_prime_gene</w:t>
+              <w:t>a.three_prime_gene</w:t>
             </w:r>
             <w:proofErr w:type="spellEnd"/>
             <w:r>
@@ -9407,7 +8508,6 @@
               <w:t>{{</w:t>
             </w:r>
             <w:proofErr w:type="spellStart"/>
-            <w:proofErr w:type="gramStart"/>
             <w:r>
               <w:rPr>
                 <w:rFonts w:ascii="思源黑体 CN Bold" w:eastAsia="思源黑体 CN Bold" w:hAnsi="思源黑体 CN Bold" w:cs="思源黑体 CN Light"/>
@@ -9417,19 +8517,7 @@
                 <w:sz w:val="17"/>
                 <w:szCs w:val="17"/>
               </w:rPr>
-              <w:t>a.five</w:t>
-            </w:r>
-            <w:proofErr w:type="gramEnd"/>
-            <w:r>
-              <w:rPr>
-                <w:rFonts w:ascii="思源黑体 CN Bold" w:eastAsia="思源黑体 CN Bold" w:hAnsi="思源黑体 CN Bold" w:cs="思源黑体 CN Light"/>
-                <w:b/>
-                <w:i/>
-                <w:iCs/>
-                <w:sz w:val="17"/>
-                <w:szCs w:val="17"/>
-              </w:rPr>
-              <w:t>_prime_gene</w:t>
+              <w:t>a.five_prime_gene</w:t>
             </w:r>
             <w:proofErr w:type="spellEnd"/>
             <w:r>
@@ -9517,7 +8605,6 @@
               <w:t>{{</w:t>
             </w:r>
             <w:proofErr w:type="spellStart"/>
-            <w:proofErr w:type="gramStart"/>
             <w:r>
               <w:rPr>
                 <w:rFonts w:ascii="思源黑体 CN Bold" w:eastAsia="思源黑体 CN Bold" w:hAnsi="思源黑体 CN Bold" w:cs="思源黑体 CN Light"/>
@@ -9527,19 +8614,7 @@
                 <w:sz w:val="17"/>
                 <w:szCs w:val="17"/>
               </w:rPr>
-              <w:t>a.gene</w:t>
-            </w:r>
-            <w:proofErr w:type="gramEnd"/>
-            <w:r>
-              <w:rPr>
-                <w:rFonts w:ascii="思源黑体 CN Bold" w:eastAsia="思源黑体 CN Bold" w:hAnsi="思源黑体 CN Bold" w:cs="思源黑体 CN Light"/>
-                <w:b/>
-                <w:i/>
-                <w:iCs/>
-                <w:sz w:val="17"/>
-                <w:szCs w:val="17"/>
-              </w:rPr>
-              <w:t>_symbol</w:t>
+              <w:t>a.gene_symbol</w:t>
             </w:r>
             <w:proofErr w:type="spellEnd"/>
             <w:r>
@@ -9628,19 +8703,7 @@
                 <w:sz w:val="17"/>
                 <w:szCs w:val="17"/>
               </w:rPr>
-              <w:t>=</w:t>
-            </w:r>
-            <w:proofErr w:type="gramStart"/>
-            <w:r>
-              <w:rPr>
-                <w:rFonts w:ascii="思源黑体 CN Normal" w:eastAsia="思源黑体 CN Normal" w:hAnsi="思源黑体 CN Normal"/>
-                <w:bCs/>
-                <w:iCs/>
-                <w:color w:val="000000" w:themeColor="text1"/>
-                <w:sz w:val="17"/>
-                <w:szCs w:val="17"/>
-              </w:rPr>
-              <w:t>=”</w:t>
+              <w:t>==”</w:t>
             </w:r>
             <w:proofErr w:type="spellStart"/>
             <w:r>
@@ -9655,7 +8718,6 @@
               <w:t>Snvindel</w:t>
             </w:r>
             <w:proofErr w:type="spellEnd"/>
-            <w:proofErr w:type="gramEnd"/>
             <w:r>
               <w:rPr>
                 <w:rFonts w:ascii="思源黑体 CN Normal" w:eastAsia="思源黑体 CN Normal" w:hAnsi="思源黑体 CN Normal"/>
@@ -9693,29 +8755,16 @@
               <w:t xml:space="preserve">{%p if </w:t>
             </w:r>
             <w:proofErr w:type="spellStart"/>
-            <w:proofErr w:type="gramStart"/>
-            <w:r>
-              <w:rPr>
-                <w:rFonts w:ascii="思源黑体 CN Normal" w:eastAsia="思源黑体 CN Normal" w:hAnsi="思源黑体 CN Normal"/>
-                <w:bCs/>
-                <w:iCs/>
-                <w:color w:val="000000" w:themeColor="text1"/>
-                <w:sz w:val="17"/>
-                <w:szCs w:val="17"/>
-              </w:rPr>
-              <w:t>a.hgvs</w:t>
-            </w:r>
-            <w:proofErr w:type="gramEnd"/>
-            <w:r>
-              <w:rPr>
-                <w:rFonts w:ascii="思源黑体 CN Normal" w:eastAsia="思源黑体 CN Normal" w:hAnsi="思源黑体 CN Normal"/>
-                <w:bCs/>
-                <w:iCs/>
-                <w:color w:val="000000" w:themeColor="text1"/>
-                <w:sz w:val="17"/>
-                <w:szCs w:val="17"/>
-              </w:rPr>
-              <w:t>_p</w:t>
+            <w:r>
+              <w:rPr>
+                <w:rFonts w:ascii="思源黑体 CN Normal" w:eastAsia="思源黑体 CN Normal" w:hAnsi="思源黑体 CN Normal"/>
+                <w:bCs/>
+                <w:iCs/>
+                <w:color w:val="000000" w:themeColor="text1"/>
+                <w:sz w:val="17"/>
+                <w:szCs w:val="17"/>
+              </w:rPr>
+              <w:t>a.hgvs_p</w:t>
             </w:r>
             <w:proofErr w:type="spellEnd"/>
             <w:r>
@@ -9755,29 +8804,16 @@
               <w:t>{{</w:t>
             </w:r>
             <w:proofErr w:type="spellStart"/>
-            <w:proofErr w:type="gramStart"/>
-            <w:r>
-              <w:rPr>
-                <w:rFonts w:ascii="思源黑体 CN Normal" w:eastAsia="思源黑体 CN Normal" w:hAnsi="思源黑体 CN Normal"/>
-                <w:bCs/>
-                <w:iCs/>
-                <w:color w:val="000000" w:themeColor="text1"/>
-                <w:sz w:val="17"/>
-                <w:szCs w:val="17"/>
-              </w:rPr>
-              <w:t>a.gene</w:t>
-            </w:r>
-            <w:proofErr w:type="gramEnd"/>
-            <w:r>
-              <w:rPr>
-                <w:rFonts w:ascii="思源黑体 CN Normal" w:eastAsia="思源黑体 CN Normal" w:hAnsi="思源黑体 CN Normal"/>
-                <w:bCs/>
-                <w:iCs/>
-                <w:color w:val="000000" w:themeColor="text1"/>
-                <w:sz w:val="17"/>
-                <w:szCs w:val="17"/>
-              </w:rPr>
-              <w:t>_region</w:t>
+            <w:r>
+              <w:rPr>
+                <w:rFonts w:ascii="思源黑体 CN Normal" w:eastAsia="思源黑体 CN Normal" w:hAnsi="思源黑体 CN Normal"/>
+                <w:bCs/>
+                <w:iCs/>
+                <w:color w:val="000000" w:themeColor="text1"/>
+                <w:sz w:val="17"/>
+                <w:szCs w:val="17"/>
+              </w:rPr>
+              <w:t>a.gene_region</w:t>
             </w:r>
             <w:proofErr w:type="spellEnd"/>
             <w:r>
@@ -9956,29 +8992,16 @@
               <w:t>{{</w:t>
             </w:r>
             <w:proofErr w:type="spellStart"/>
-            <w:proofErr w:type="gramStart"/>
-            <w:r>
-              <w:rPr>
-                <w:rFonts w:ascii="思源黑体 CN Normal" w:eastAsia="思源黑体 CN Normal" w:hAnsi="思源黑体 CN Normal"/>
-                <w:bCs/>
-                <w:iCs/>
-                <w:color w:val="000000" w:themeColor="text1"/>
-                <w:sz w:val="17"/>
-                <w:szCs w:val="17"/>
-              </w:rPr>
-              <w:t>a.gene</w:t>
-            </w:r>
-            <w:proofErr w:type="gramEnd"/>
-            <w:r>
-              <w:rPr>
-                <w:rFonts w:ascii="思源黑体 CN Normal" w:eastAsia="思源黑体 CN Normal" w:hAnsi="思源黑体 CN Normal"/>
-                <w:bCs/>
-                <w:iCs/>
-                <w:color w:val="000000" w:themeColor="text1"/>
-                <w:sz w:val="17"/>
-                <w:szCs w:val="17"/>
-              </w:rPr>
-              <w:t>_region</w:t>
+            <w:r>
+              <w:rPr>
+                <w:rFonts w:ascii="思源黑体 CN Normal" w:eastAsia="思源黑体 CN Normal" w:hAnsi="思源黑体 CN Normal"/>
+                <w:bCs/>
+                <w:iCs/>
+                <w:color w:val="000000" w:themeColor="text1"/>
+                <w:sz w:val="17"/>
+                <w:szCs w:val="17"/>
+              </w:rPr>
+              <w:t>a.gene_region</w:t>
             </w:r>
             <w:proofErr w:type="spellEnd"/>
             <w:r>
@@ -10100,29 +9123,16 @@
               <w:t>{{</w:t>
             </w:r>
             <w:proofErr w:type="spellStart"/>
-            <w:proofErr w:type="gramStart"/>
-            <w:r>
-              <w:rPr>
-                <w:rFonts w:ascii="思源黑体 CN Normal" w:eastAsia="思源黑体 CN Normal" w:hAnsi="思源黑体 CN Normal"/>
-                <w:bCs/>
-                <w:iCs/>
-                <w:color w:val="000000" w:themeColor="text1"/>
-                <w:sz w:val="17"/>
-                <w:szCs w:val="17"/>
-              </w:rPr>
-              <w:t>a.transcript</w:t>
-            </w:r>
-            <w:proofErr w:type="gramEnd"/>
-            <w:r>
-              <w:rPr>
-                <w:rFonts w:ascii="思源黑体 CN Normal" w:eastAsia="思源黑体 CN Normal" w:hAnsi="思源黑体 CN Normal"/>
-                <w:bCs/>
-                <w:iCs/>
-                <w:color w:val="000000" w:themeColor="text1"/>
-                <w:sz w:val="17"/>
-                <w:szCs w:val="17"/>
-              </w:rPr>
-              <w:t>_primary</w:t>
+            <w:r>
+              <w:rPr>
+                <w:rFonts w:ascii="思源黑体 CN Normal" w:eastAsia="思源黑体 CN Normal" w:hAnsi="思源黑体 CN Normal"/>
+                <w:bCs/>
+                <w:iCs/>
+                <w:color w:val="000000" w:themeColor="text1"/>
+                <w:sz w:val="17"/>
+                <w:szCs w:val="17"/>
+              </w:rPr>
+              <w:t>a.transcript_primary</w:t>
             </w:r>
             <w:proofErr w:type="spellEnd"/>
             <w:r>
@@ -10207,19 +9217,7 @@
                 <w:sz w:val="17"/>
                 <w:szCs w:val="17"/>
               </w:rPr>
-              <w:t>=</w:t>
-            </w:r>
-            <w:proofErr w:type="gramStart"/>
-            <w:r>
-              <w:rPr>
-                <w:rFonts w:ascii="思源黑体 CN Normal" w:eastAsia="思源黑体 CN Normal" w:hAnsi="思源黑体 CN Normal"/>
-                <w:bCs/>
-                <w:iCs/>
-                <w:color w:val="000000" w:themeColor="text1"/>
-                <w:sz w:val="17"/>
-                <w:szCs w:val="17"/>
-              </w:rPr>
-              <w:t>=”</w:t>
+              <w:t>==”</w:t>
             </w:r>
             <w:proofErr w:type="spellStart"/>
             <w:r>
@@ -10234,7 +9232,6 @@
               <w:t>Cnv</w:t>
             </w:r>
             <w:proofErr w:type="spellEnd"/>
-            <w:proofErr w:type="gramEnd"/>
             <w:r>
               <w:rPr>
                 <w:rFonts w:ascii="思源黑体 CN Normal" w:eastAsia="思源黑体 CN Normal" w:hAnsi="思源黑体 CN Normal"/>
@@ -10342,19 +9339,7 @@
                 <w:sz w:val="17"/>
                 <w:szCs w:val="17"/>
               </w:rPr>
-              <w:t>=</w:t>
-            </w:r>
-            <w:proofErr w:type="gramStart"/>
-            <w:r>
-              <w:rPr>
-                <w:rFonts w:ascii="思源黑体 CN Normal" w:eastAsia="思源黑体 CN Normal" w:hAnsi="思源黑体 CN Normal"/>
-                <w:bCs/>
-                <w:iCs/>
-                <w:color w:val="000000" w:themeColor="text1"/>
-                <w:sz w:val="17"/>
-                <w:szCs w:val="17"/>
-              </w:rPr>
-              <w:t>=”</w:t>
+              <w:t>==”</w:t>
             </w:r>
             <w:proofErr w:type="spellStart"/>
             <w:r>
@@ -10369,7 +9354,6 @@
               <w:t>Sv</w:t>
             </w:r>
             <w:proofErr w:type="spellEnd"/>
-            <w:proofErr w:type="gramEnd"/>
             <w:r>
               <w:rPr>
                 <w:rFonts w:ascii="思源黑体 CN Normal" w:eastAsia="思源黑体 CN Normal" w:hAnsi="思源黑体 CN Normal"/>
@@ -10546,29 +9530,16 @@
               <w:t>{{</w:t>
             </w:r>
             <w:proofErr w:type="spellStart"/>
-            <w:proofErr w:type="gramStart"/>
-            <w:r>
-              <w:rPr>
-                <w:rFonts w:ascii="思源黑体 CN Normal" w:eastAsia="思源黑体 CN Normal" w:hAnsi="思源黑体 CN Normal"/>
-                <w:bCs/>
-                <w:iCs/>
-                <w:color w:val="000000" w:themeColor="text1"/>
-                <w:sz w:val="17"/>
-                <w:szCs w:val="17"/>
-              </w:rPr>
-              <w:t>a.five</w:t>
-            </w:r>
-            <w:proofErr w:type="gramEnd"/>
-            <w:r>
-              <w:rPr>
-                <w:rFonts w:ascii="思源黑体 CN Normal" w:eastAsia="思源黑体 CN Normal" w:hAnsi="思源黑体 CN Normal"/>
-                <w:bCs/>
-                <w:iCs/>
-                <w:color w:val="000000" w:themeColor="text1"/>
-                <w:sz w:val="17"/>
-                <w:szCs w:val="17"/>
-              </w:rPr>
-              <w:t>_prime_transcript</w:t>
+            <w:r>
+              <w:rPr>
+                <w:rFonts w:ascii="思源黑体 CN Normal" w:eastAsia="思源黑体 CN Normal" w:hAnsi="思源黑体 CN Normal"/>
+                <w:bCs/>
+                <w:iCs/>
+                <w:color w:val="000000" w:themeColor="text1"/>
+                <w:sz w:val="17"/>
+                <w:szCs w:val="17"/>
+              </w:rPr>
+              <w:t>a.five_prime_transcript</w:t>
             </w:r>
             <w:proofErr w:type="spellEnd"/>
             <w:r>
@@ -10683,19 +9654,7 @@
                 <w:sz w:val="17"/>
                 <w:szCs w:val="17"/>
               </w:rPr>
-              <w:t>=</w:t>
-            </w:r>
-            <w:proofErr w:type="gramStart"/>
-            <w:r>
-              <w:rPr>
-                <w:rFonts w:ascii="思源黑体 CN Normal" w:eastAsia="思源黑体 CN Normal" w:hAnsi="思源黑体 CN Normal"/>
-                <w:bCs/>
-                <w:iCs/>
-                <w:color w:val="000000" w:themeColor="text1"/>
-                <w:sz w:val="17"/>
-                <w:szCs w:val="17"/>
-              </w:rPr>
-              <w:t>=”</w:t>
+              <w:t>==”</w:t>
             </w:r>
             <w:proofErr w:type="spellStart"/>
             <w:r>
@@ -10710,7 +9669,6 @@
               <w:t>Snvindel</w:t>
             </w:r>
             <w:proofErr w:type="spellEnd"/>
-            <w:proofErr w:type="gramEnd"/>
             <w:r>
               <w:rPr>
                 <w:rFonts w:ascii="思源黑体 CN Normal" w:eastAsia="思源黑体 CN Normal" w:hAnsi="思源黑体 CN Normal"/>
@@ -10748,7 +9706,488 @@
               <w:t>{{</w:t>
             </w:r>
             <w:proofErr w:type="spellStart"/>
-            <w:proofErr w:type="gramStart"/>
+            <w:r>
+              <w:rPr>
+                <w:rFonts w:ascii="思源黑体 CN Normal" w:eastAsia="思源黑体 CN Normal" w:hAnsi="思源黑体 CN Normal"/>
+                <w:bCs/>
+                <w:iCs/>
+                <w:color w:val="000000" w:themeColor="text1"/>
+                <w:sz w:val="17"/>
+                <w:szCs w:val="17"/>
+              </w:rPr>
+              <w:t>a.freq_str</w:t>
+            </w:r>
+            <w:proofErr w:type="spellEnd"/>
+            <w:r>
+              <w:rPr>
+                <w:rFonts w:ascii="思源黑体 CN Normal" w:eastAsia="思源黑体 CN Normal" w:hAnsi="思源黑体 CN Normal"/>
+                <w:bCs/>
+                <w:iCs/>
+                <w:color w:val="000000" w:themeColor="text1"/>
+                <w:sz w:val="17"/>
+                <w:szCs w:val="17"/>
+              </w:rPr>
+              <w:t>}}</w:t>
+            </w:r>
+          </w:p>
+          <w:p>
+            <w:pPr>
+              <w:spacing w:beforeLines="10" w:before="31" w:afterLines="10" w:after="31"/>
+              <w:jc w:val="center"/>
+              <w:rPr>
+                <w:rFonts w:ascii="思源黑体 CN Normal" w:eastAsia="思源黑体 CN Normal" w:hAnsi="思源黑体 CN Normal"/>
+                <w:bCs/>
+                <w:iCs/>
+                <w:color w:val="000000" w:themeColor="text1"/>
+                <w:sz w:val="17"/>
+                <w:szCs w:val="17"/>
+              </w:rPr>
+            </w:pPr>
+            <w:r>
+              <w:rPr>
+                <w:rFonts w:ascii="思源黑体 CN Normal" w:eastAsia="思源黑体 CN Normal" w:hAnsi="思源黑体 CN Normal"/>
+                <w:bCs/>
+                <w:iCs/>
+                <w:color w:val="000000" w:themeColor="text1"/>
+                <w:sz w:val="17"/>
+                <w:szCs w:val="17"/>
+              </w:rPr>
+              <w:t xml:space="preserve">{%p </w:t>
+            </w:r>
+            <w:proofErr w:type="spellStart"/>
+            <w:r>
+              <w:rPr>
+                <w:rFonts w:ascii="思源黑体 CN Normal" w:eastAsia="思源黑体 CN Normal" w:hAnsi="思源黑体 CN Normal"/>
+                <w:bCs/>
+                <w:iCs/>
+                <w:color w:val="000000" w:themeColor="text1"/>
+                <w:sz w:val="17"/>
+                <w:szCs w:val="17"/>
+              </w:rPr>
+              <w:t>elif</w:t>
+            </w:r>
+            <w:proofErr w:type="spellEnd"/>
+            <w:r>
+              <w:rPr>
+                <w:rFonts w:ascii="思源黑体 CN Normal" w:eastAsia="思源黑体 CN Normal" w:hAnsi="思源黑体 CN Normal"/>
+                <w:bCs/>
+                <w:iCs/>
+                <w:color w:val="000000" w:themeColor="text1"/>
+                <w:sz w:val="17"/>
+                <w:szCs w:val="17"/>
+              </w:rPr>
+              <w:t xml:space="preserve"> </w:t>
+            </w:r>
+            <w:proofErr w:type="spellStart"/>
+            <w:r>
+              <w:rPr>
+                <w:rFonts w:ascii="思源黑体 CN Normal" w:eastAsia="思源黑体 CN Normal" w:hAnsi="思源黑体 CN Normal" w:hint="eastAsia"/>
+                <w:bCs/>
+                <w:iCs/>
+                <w:color w:val="000000" w:themeColor="text1"/>
+                <w:sz w:val="17"/>
+                <w:szCs w:val="17"/>
+              </w:rPr>
+              <w:t>a</w:t>
+            </w:r>
+            <w:r>
+              <w:rPr>
+                <w:rFonts w:ascii="思源黑体 CN Normal" w:eastAsia="思源黑体 CN Normal" w:hAnsi="思源黑体 CN Normal"/>
+                <w:bCs/>
+                <w:iCs/>
+                <w:color w:val="000000" w:themeColor="text1"/>
+                <w:sz w:val="17"/>
+                <w:szCs w:val="17"/>
+              </w:rPr>
+              <w:t>.</w:t>
+            </w:r>
+            <w:r>
+              <w:rPr>
+                <w:rFonts w:ascii="思源黑体 CN Normal" w:eastAsia="思源黑体 CN Normal" w:hAnsi="思源黑体 CN Normal"/>
+                <w:bCs/>
+                <w:iCs/>
+                <w:color w:val="000000" w:themeColor="text1"/>
+                <w:sz w:val="17"/>
+                <w:szCs w:val="17"/>
+              </w:rPr>
+              <w:t>bio_category</w:t>
+            </w:r>
+            <w:proofErr w:type="spellEnd"/>
+            <w:r>
+              <w:rPr>
+                <w:rFonts w:ascii="思源黑体 CN Normal" w:eastAsia="思源黑体 CN Normal" w:hAnsi="思源黑体 CN Normal"/>
+                <w:bCs/>
+                <w:iCs/>
+                <w:color w:val="000000" w:themeColor="text1"/>
+                <w:sz w:val="17"/>
+                <w:szCs w:val="17"/>
+              </w:rPr>
+              <w:t>==”</w:t>
+            </w:r>
+            <w:proofErr w:type="spellStart"/>
+            <w:r>
+              <w:rPr>
+                <w:rFonts w:ascii="思源黑体 CN Normal" w:eastAsia="思源黑体 CN Normal" w:hAnsi="思源黑体 CN Normal"/>
+                <w:bCs/>
+                <w:iCs/>
+                <w:color w:val="000000" w:themeColor="text1"/>
+                <w:sz w:val="17"/>
+                <w:szCs w:val="17"/>
+              </w:rPr>
+              <w:t>Cnv</w:t>
+            </w:r>
+            <w:proofErr w:type="spellEnd"/>
+            <w:r>
+              <w:rPr>
+                <w:rFonts w:ascii="思源黑体 CN Normal" w:eastAsia="思源黑体 CN Normal" w:hAnsi="思源黑体 CN Normal"/>
+                <w:bCs/>
+                <w:iCs/>
+                <w:color w:val="000000" w:themeColor="text1"/>
+                <w:sz w:val="17"/>
+                <w:szCs w:val="17"/>
+              </w:rPr>
+              <w:t>”%}</w:t>
+            </w:r>
+          </w:p>
+          <w:p>
+            <w:pPr>
+              <w:spacing w:beforeLines="10" w:before="31" w:afterLines="10" w:after="31"/>
+              <w:jc w:val="center"/>
+              <w:rPr>
+                <w:rFonts w:ascii="思源黑体 CN Normal" w:eastAsia="思源黑体 CN Normal" w:hAnsi="思源黑体 CN Normal"/>
+                <w:bCs/>
+                <w:iCs/>
+                <w:color w:val="000000" w:themeColor="text1"/>
+                <w:sz w:val="17"/>
+                <w:szCs w:val="17"/>
+              </w:rPr>
+            </w:pPr>
+            <w:r>
+              <w:rPr>
+                <w:rFonts w:ascii="思源黑体 CN Normal" w:eastAsia="思源黑体 CN Normal" w:hAnsi="思源黑体 CN Normal"/>
+                <w:bCs/>
+                <w:iCs/>
+                <w:color w:val="000000" w:themeColor="text1"/>
+                <w:sz w:val="17"/>
+                <w:szCs w:val="17"/>
+              </w:rPr>
+              <w:t>{{</w:t>
+            </w:r>
+            <w:proofErr w:type="spellStart"/>
+            <w:r>
+              <w:rPr>
+                <w:rFonts w:ascii="思源黑体 CN Normal" w:eastAsia="思源黑体 CN Normal" w:hAnsi="思源黑体 CN Normal"/>
+                <w:bCs/>
+                <w:iCs/>
+                <w:color w:val="000000" w:themeColor="text1"/>
+                <w:sz w:val="17"/>
+                <w:szCs w:val="17"/>
+              </w:rPr>
+              <w:t>a.cn_mean</w:t>
+            </w:r>
+            <w:proofErr w:type="spellEnd"/>
+            <w:r>
+              <w:rPr>
+                <w:rFonts w:ascii="思源黑体 CN Normal" w:eastAsia="思源黑体 CN Normal" w:hAnsi="思源黑体 CN Normal"/>
+                <w:bCs/>
+                <w:iCs/>
+                <w:color w:val="000000" w:themeColor="text1"/>
+                <w:sz w:val="17"/>
+                <w:szCs w:val="17"/>
+              </w:rPr>
+              <w:t>}}</w:t>
+            </w:r>
+          </w:p>
+          <w:p>
+            <w:pPr>
+              <w:spacing w:beforeLines="10" w:before="31" w:afterLines="10" w:after="31"/>
+              <w:jc w:val="center"/>
+              <w:rPr>
+                <w:rFonts w:ascii="思源黑体 CN Normal" w:eastAsia="思源黑体 CN Normal" w:hAnsi="思源黑体 CN Normal"/>
+                <w:bCs/>
+                <w:iCs/>
+                <w:color w:val="000000" w:themeColor="text1"/>
+                <w:sz w:val="17"/>
+                <w:szCs w:val="17"/>
+              </w:rPr>
+            </w:pPr>
+            <w:r>
+              <w:rPr>
+                <w:rFonts w:ascii="思源黑体 CN Normal" w:eastAsia="思源黑体 CN Normal" w:hAnsi="思源黑体 CN Normal"/>
+                <w:bCs/>
+                <w:iCs/>
+                <w:color w:val="000000" w:themeColor="text1"/>
+                <w:sz w:val="17"/>
+                <w:szCs w:val="17"/>
+              </w:rPr>
+              <w:t xml:space="preserve">{%p </w:t>
+            </w:r>
+            <w:proofErr w:type="spellStart"/>
+            <w:r>
+              <w:rPr>
+                <w:rFonts w:ascii="思源黑体 CN Normal" w:eastAsia="思源黑体 CN Normal" w:hAnsi="思源黑体 CN Normal"/>
+                <w:bCs/>
+                <w:iCs/>
+                <w:color w:val="000000" w:themeColor="text1"/>
+                <w:sz w:val="17"/>
+                <w:szCs w:val="17"/>
+              </w:rPr>
+              <w:t>elif</w:t>
+            </w:r>
+            <w:proofErr w:type="spellEnd"/>
+            <w:r>
+              <w:rPr>
+                <w:rFonts w:ascii="思源黑体 CN Normal" w:eastAsia="思源黑体 CN Normal" w:hAnsi="思源黑体 CN Normal"/>
+                <w:bCs/>
+                <w:iCs/>
+                <w:color w:val="000000" w:themeColor="text1"/>
+                <w:sz w:val="17"/>
+                <w:szCs w:val="17"/>
+              </w:rPr>
+              <w:t xml:space="preserve"> </w:t>
+            </w:r>
+            <w:proofErr w:type="spellStart"/>
+            <w:r>
+              <w:rPr>
+                <w:rFonts w:ascii="思源黑体 CN Normal" w:eastAsia="思源黑体 CN Normal" w:hAnsi="思源黑体 CN Normal"/>
+                <w:bCs/>
+                <w:iCs/>
+                <w:color w:val="000000" w:themeColor="text1"/>
+                <w:sz w:val="17"/>
+                <w:szCs w:val="17"/>
+              </w:rPr>
+              <w:t>a.</w:t>
+            </w:r>
+            <w:r>
+              <w:rPr>
+                <w:rFonts w:ascii="思源黑体 CN Normal" w:eastAsia="思源黑体 CN Normal" w:hAnsi="思源黑体 CN Normal"/>
+                <w:bCs/>
+                <w:iCs/>
+                <w:color w:val="000000" w:themeColor="text1"/>
+                <w:sz w:val="17"/>
+                <w:szCs w:val="17"/>
+              </w:rPr>
+              <w:t>bio_category</w:t>
+            </w:r>
+            <w:proofErr w:type="spellEnd"/>
+            <w:r>
+              <w:rPr>
+                <w:rFonts w:ascii="思源黑体 CN Normal" w:eastAsia="思源黑体 CN Normal" w:hAnsi="思源黑体 CN Normal"/>
+                <w:bCs/>
+                <w:iCs/>
+                <w:color w:val="000000" w:themeColor="text1"/>
+                <w:sz w:val="17"/>
+                <w:szCs w:val="17"/>
+              </w:rPr>
+              <w:t>==”</w:t>
+            </w:r>
+            <w:proofErr w:type="spellStart"/>
+            <w:r>
+              <w:rPr>
+                <w:rFonts w:ascii="思源黑体 CN Normal" w:eastAsia="思源黑体 CN Normal" w:hAnsi="思源黑体 CN Normal"/>
+                <w:bCs/>
+                <w:iCs/>
+                <w:color w:val="000000" w:themeColor="text1"/>
+                <w:sz w:val="17"/>
+                <w:szCs w:val="17"/>
+              </w:rPr>
+              <w:t>Sv</w:t>
+            </w:r>
+            <w:proofErr w:type="spellEnd"/>
+            <w:r>
+              <w:rPr>
+                <w:rFonts w:ascii="思源黑体 CN Normal" w:eastAsia="思源黑体 CN Normal" w:hAnsi="思源黑体 CN Normal"/>
+                <w:bCs/>
+                <w:iCs/>
+                <w:color w:val="000000" w:themeColor="text1"/>
+                <w:sz w:val="17"/>
+                <w:szCs w:val="17"/>
+              </w:rPr>
+              <w:t>”%}</w:t>
+            </w:r>
+          </w:p>
+          <w:p>
+            <w:pPr>
+              <w:spacing w:beforeLines="10" w:before="31" w:afterLines="10" w:after="31"/>
+              <w:jc w:val="center"/>
+              <w:rPr>
+                <w:rFonts w:ascii="思源黑体 CN Normal" w:eastAsia="思源黑体 CN Normal" w:hAnsi="思源黑体 CN Normal"/>
+                <w:bCs/>
+                <w:iCs/>
+                <w:color w:val="000000" w:themeColor="text1"/>
+                <w:sz w:val="17"/>
+                <w:szCs w:val="17"/>
+              </w:rPr>
+            </w:pPr>
+            <w:r>
+              <w:rPr>
+                <w:rFonts w:ascii="思源黑体 CN Normal" w:eastAsia="思源黑体 CN Normal" w:hAnsi="思源黑体 CN Normal"/>
+                <w:bCs/>
+                <w:iCs/>
+                <w:color w:val="000000" w:themeColor="text1"/>
+                <w:sz w:val="17"/>
+                <w:szCs w:val="17"/>
+              </w:rPr>
+              <w:t>{{</w:t>
+            </w:r>
+            <w:proofErr w:type="spellStart"/>
+            <w:r>
+              <w:rPr>
+                <w:rFonts w:ascii="思源黑体 CN Normal" w:eastAsia="思源黑体 CN Normal" w:hAnsi="思源黑体 CN Normal"/>
+                <w:bCs/>
+                <w:iCs/>
+                <w:color w:val="000000" w:themeColor="text1"/>
+                <w:sz w:val="17"/>
+                <w:szCs w:val="17"/>
+              </w:rPr>
+              <w:t>a.freq_str</w:t>
+            </w:r>
+            <w:proofErr w:type="spellEnd"/>
+            <w:r>
+              <w:rPr>
+                <w:rFonts w:ascii="思源黑体 CN Normal" w:eastAsia="思源黑体 CN Normal" w:hAnsi="思源黑体 CN Normal"/>
+                <w:bCs/>
+                <w:iCs/>
+                <w:color w:val="000000" w:themeColor="text1"/>
+                <w:sz w:val="17"/>
+                <w:szCs w:val="17"/>
+              </w:rPr>
+              <w:t>}}</w:t>
+            </w:r>
+          </w:p>
+          <w:p>
+            <w:pPr>
+              <w:spacing w:beforeLines="10" w:before="31" w:afterLines="10" w:after="31"/>
+              <w:jc w:val="center"/>
+              <w:rPr>
+                <w:rFonts w:ascii="思源黑体 CN Normal" w:eastAsia="思源黑体 CN Normal" w:hAnsi="思源黑体 CN Normal"/>
+                <w:bCs/>
+                <w:iCs/>
+                <w:color w:val="000000" w:themeColor="text1"/>
+                <w:sz w:val="17"/>
+                <w:szCs w:val="17"/>
+              </w:rPr>
+            </w:pPr>
+            <w:r>
+              <w:rPr>
+                <w:rFonts w:ascii="思源黑体 CN Normal" w:eastAsia="思源黑体 CN Normal" w:hAnsi="思源黑体 CN Normal"/>
+                <w:bCs/>
+                <w:iCs/>
+                <w:color w:val="000000" w:themeColor="text1"/>
+                <w:sz w:val="17"/>
+                <w:szCs w:val="17"/>
+              </w:rPr>
+              <w:t xml:space="preserve">{%p </w:t>
+            </w:r>
+            <w:proofErr w:type="spellStart"/>
+            <w:r>
+              <w:rPr>
+                <w:rFonts w:ascii="思源黑体 CN Normal" w:eastAsia="思源黑体 CN Normal" w:hAnsi="思源黑体 CN Normal"/>
+                <w:bCs/>
+                <w:iCs/>
+                <w:color w:val="000000" w:themeColor="text1"/>
+                <w:sz w:val="17"/>
+                <w:szCs w:val="17"/>
+              </w:rPr>
+              <w:t>elif</w:t>
+            </w:r>
+            <w:proofErr w:type="spellEnd"/>
+            <w:r>
+              <w:rPr>
+                <w:rFonts w:ascii="思源黑体 CN Normal" w:eastAsia="思源黑体 CN Normal" w:hAnsi="思源黑体 CN Normal"/>
+                <w:bCs/>
+                <w:iCs/>
+                <w:color w:val="000000" w:themeColor="text1"/>
+                <w:sz w:val="17"/>
+                <w:szCs w:val="17"/>
+              </w:rPr>
+              <w:t xml:space="preserve"> </w:t>
+            </w:r>
+            <w:proofErr w:type="spellStart"/>
+            <w:r>
+              <w:rPr>
+                <w:rFonts w:ascii="思源黑体 CN Normal" w:eastAsia="思源黑体 CN Normal" w:hAnsi="思源黑体 CN Normal"/>
+                <w:bCs/>
+                <w:iCs/>
+                <w:color w:val="000000" w:themeColor="text1"/>
+                <w:sz w:val="17"/>
+                <w:szCs w:val="17"/>
+              </w:rPr>
+              <w:t>a.</w:t>
+            </w:r>
+            <w:r>
+              <w:rPr>
+                <w:rFonts w:ascii="思源黑体 CN Normal" w:eastAsia="思源黑体 CN Normal" w:hAnsi="思源黑体 CN Normal"/>
+                <w:bCs/>
+                <w:iCs/>
+                <w:color w:val="000000" w:themeColor="text1"/>
+                <w:sz w:val="17"/>
+                <w:szCs w:val="17"/>
+              </w:rPr>
+              <w:t>bio_category</w:t>
+            </w:r>
+            <w:proofErr w:type="spellEnd"/>
+            <w:r>
+              <w:rPr>
+                <w:rFonts w:ascii="思源黑体 CN Normal" w:eastAsia="思源黑体 CN Normal" w:hAnsi="思源黑体 CN Normal"/>
+                <w:bCs/>
+                <w:iCs/>
+                <w:color w:val="000000" w:themeColor="text1"/>
+                <w:sz w:val="17"/>
+                <w:szCs w:val="17"/>
+              </w:rPr>
+              <w:t>==”</w:t>
+            </w:r>
+            <w:proofErr w:type="spellStart"/>
+            <w:r>
+              <w:rPr>
+                <w:rFonts w:ascii="思源黑体 CN Normal" w:eastAsia="思源黑体 CN Normal" w:hAnsi="思源黑体 CN Normal"/>
+                <w:bCs/>
+                <w:iCs/>
+                <w:color w:val="000000" w:themeColor="text1"/>
+                <w:sz w:val="17"/>
+                <w:szCs w:val="17"/>
+              </w:rPr>
+              <w:t>PSeqRnaSv</w:t>
+            </w:r>
+            <w:proofErr w:type="spellEnd"/>
+            <w:r>
+              <w:rPr>
+                <w:rFonts w:ascii="思源黑体 CN Normal" w:eastAsia="思源黑体 CN Normal" w:hAnsi="思源黑体 CN Normal"/>
+                <w:bCs/>
+                <w:iCs/>
+                <w:color w:val="000000" w:themeColor="text1"/>
+                <w:sz w:val="17"/>
+                <w:szCs w:val="17"/>
+              </w:rPr>
+              <w:t>”%}</w:t>
+            </w:r>
+          </w:p>
+          <w:p>
+            <w:pPr>
+              <w:spacing w:beforeLines="10" w:before="31" w:afterLines="10" w:after="31"/>
+              <w:jc w:val="center"/>
+              <w:rPr>
+                <w:rFonts w:ascii="思源黑体 CN Normal" w:eastAsia="思源黑体 CN Normal" w:hAnsi="思源黑体 CN Normal"/>
+                <w:bCs/>
+                <w:iCs/>
+                <w:color w:val="000000" w:themeColor="text1"/>
+                <w:sz w:val="17"/>
+                <w:szCs w:val="17"/>
+              </w:rPr>
+            </w:pPr>
+            <w:r>
+              <w:rPr>
+                <w:rFonts w:ascii="思源黑体 CN Normal" w:eastAsia="思源黑体 CN Normal" w:hAnsi="思源黑体 CN Normal"/>
+                <w:bCs/>
+                <w:iCs/>
+                <w:color w:val="000000" w:themeColor="text1"/>
+                <w:sz w:val="17"/>
+                <w:szCs w:val="17"/>
+              </w:rPr>
+              <w:t>{{</w:t>
+            </w:r>
+            <w:proofErr w:type="spellStart"/>
             <w:r>
               <w:rPr>
                 <w:rFonts w:ascii="思源黑体 CN Normal" w:eastAsia="思源黑体 CN Normal" w:hAnsi="思源黑体 CN Normal"/>
@@ -10760,555 +10199,7 @@
               </w:rPr>
               <w:t>a.freq</w:t>
             </w:r>
-            <w:proofErr w:type="gramEnd"/>
-            <w:r>
-              <w:rPr>
-                <w:rFonts w:ascii="思源黑体 CN Normal" w:eastAsia="思源黑体 CN Normal" w:hAnsi="思源黑体 CN Normal"/>
-                <w:bCs/>
-                <w:iCs/>
-                <w:color w:val="000000" w:themeColor="text1"/>
-                <w:sz w:val="17"/>
-                <w:szCs w:val="17"/>
-              </w:rPr>
-              <w:t>_str</w:t>
-            </w:r>
             <w:proofErr w:type="spellEnd"/>
-            <w:r>
-              <w:rPr>
-                <w:rFonts w:ascii="思源黑体 CN Normal" w:eastAsia="思源黑体 CN Normal" w:hAnsi="思源黑体 CN Normal"/>
-                <w:bCs/>
-                <w:iCs/>
-                <w:color w:val="000000" w:themeColor="text1"/>
-                <w:sz w:val="17"/>
-                <w:szCs w:val="17"/>
-              </w:rPr>
-              <w:t>}}</w:t>
-            </w:r>
-          </w:p>
-          <w:p>
-            <w:pPr>
-              <w:spacing w:beforeLines="10" w:before="31" w:afterLines="10" w:after="31"/>
-              <w:jc w:val="center"/>
-              <w:rPr>
-                <w:rFonts w:ascii="思源黑体 CN Normal" w:eastAsia="思源黑体 CN Normal" w:hAnsi="思源黑体 CN Normal"/>
-                <w:bCs/>
-                <w:iCs/>
-                <w:color w:val="000000" w:themeColor="text1"/>
-                <w:sz w:val="17"/>
-                <w:szCs w:val="17"/>
-              </w:rPr>
-            </w:pPr>
-            <w:r>
-              <w:rPr>
-                <w:rFonts w:ascii="思源黑体 CN Normal" w:eastAsia="思源黑体 CN Normal" w:hAnsi="思源黑体 CN Normal"/>
-                <w:bCs/>
-                <w:iCs/>
-                <w:color w:val="000000" w:themeColor="text1"/>
-                <w:sz w:val="17"/>
-                <w:szCs w:val="17"/>
-              </w:rPr>
-              <w:t xml:space="preserve">{%p </w:t>
-            </w:r>
-            <w:proofErr w:type="spellStart"/>
-            <w:r>
-              <w:rPr>
-                <w:rFonts w:ascii="思源黑体 CN Normal" w:eastAsia="思源黑体 CN Normal" w:hAnsi="思源黑体 CN Normal"/>
-                <w:bCs/>
-                <w:iCs/>
-                <w:color w:val="000000" w:themeColor="text1"/>
-                <w:sz w:val="17"/>
-                <w:szCs w:val="17"/>
-              </w:rPr>
-              <w:t>elif</w:t>
-            </w:r>
-            <w:proofErr w:type="spellEnd"/>
-            <w:r>
-              <w:rPr>
-                <w:rFonts w:ascii="思源黑体 CN Normal" w:eastAsia="思源黑体 CN Normal" w:hAnsi="思源黑体 CN Normal"/>
-                <w:bCs/>
-                <w:iCs/>
-                <w:color w:val="000000" w:themeColor="text1"/>
-                <w:sz w:val="17"/>
-                <w:szCs w:val="17"/>
-              </w:rPr>
-              <w:t xml:space="preserve"> </w:t>
-            </w:r>
-            <w:proofErr w:type="spellStart"/>
-            <w:r>
-              <w:rPr>
-                <w:rFonts w:ascii="思源黑体 CN Normal" w:eastAsia="思源黑体 CN Normal" w:hAnsi="思源黑体 CN Normal" w:hint="eastAsia"/>
-                <w:bCs/>
-                <w:iCs/>
-                <w:color w:val="000000" w:themeColor="text1"/>
-                <w:sz w:val="17"/>
-                <w:szCs w:val="17"/>
-              </w:rPr>
-              <w:t>a</w:t>
-            </w:r>
-            <w:r>
-              <w:rPr>
-                <w:rFonts w:ascii="思源黑体 CN Normal" w:eastAsia="思源黑体 CN Normal" w:hAnsi="思源黑体 CN Normal"/>
-                <w:bCs/>
-                <w:iCs/>
-                <w:color w:val="000000" w:themeColor="text1"/>
-                <w:sz w:val="17"/>
-                <w:szCs w:val="17"/>
-              </w:rPr>
-              <w:t>.</w:t>
-            </w:r>
-            <w:r>
-              <w:rPr>
-                <w:rFonts w:ascii="思源黑体 CN Normal" w:eastAsia="思源黑体 CN Normal" w:hAnsi="思源黑体 CN Normal"/>
-                <w:bCs/>
-                <w:iCs/>
-                <w:color w:val="000000" w:themeColor="text1"/>
-                <w:sz w:val="17"/>
-                <w:szCs w:val="17"/>
-              </w:rPr>
-              <w:t>bio_category</w:t>
-            </w:r>
-            <w:proofErr w:type="spellEnd"/>
-            <w:r>
-              <w:rPr>
-                <w:rFonts w:ascii="思源黑体 CN Normal" w:eastAsia="思源黑体 CN Normal" w:hAnsi="思源黑体 CN Normal"/>
-                <w:bCs/>
-                <w:iCs/>
-                <w:color w:val="000000" w:themeColor="text1"/>
-                <w:sz w:val="17"/>
-                <w:szCs w:val="17"/>
-              </w:rPr>
-              <w:t>=</w:t>
-            </w:r>
-            <w:proofErr w:type="gramStart"/>
-            <w:r>
-              <w:rPr>
-                <w:rFonts w:ascii="思源黑体 CN Normal" w:eastAsia="思源黑体 CN Normal" w:hAnsi="思源黑体 CN Normal"/>
-                <w:bCs/>
-                <w:iCs/>
-                <w:color w:val="000000" w:themeColor="text1"/>
-                <w:sz w:val="17"/>
-                <w:szCs w:val="17"/>
-              </w:rPr>
-              <w:t>=”</w:t>
-            </w:r>
-            <w:proofErr w:type="spellStart"/>
-            <w:r>
-              <w:rPr>
-                <w:rFonts w:ascii="思源黑体 CN Normal" w:eastAsia="思源黑体 CN Normal" w:hAnsi="思源黑体 CN Normal"/>
-                <w:bCs/>
-                <w:iCs/>
-                <w:color w:val="000000" w:themeColor="text1"/>
-                <w:sz w:val="17"/>
-                <w:szCs w:val="17"/>
-              </w:rPr>
-              <w:t>Cnv</w:t>
-            </w:r>
-            <w:proofErr w:type="spellEnd"/>
-            <w:proofErr w:type="gramEnd"/>
-            <w:r>
-              <w:rPr>
-                <w:rFonts w:ascii="思源黑体 CN Normal" w:eastAsia="思源黑体 CN Normal" w:hAnsi="思源黑体 CN Normal"/>
-                <w:bCs/>
-                <w:iCs/>
-                <w:color w:val="000000" w:themeColor="text1"/>
-                <w:sz w:val="17"/>
-                <w:szCs w:val="17"/>
-              </w:rPr>
-              <w:t>”%}</w:t>
-            </w:r>
-          </w:p>
-          <w:p>
-            <w:pPr>
-              <w:spacing w:beforeLines="10" w:before="31" w:afterLines="10" w:after="31"/>
-              <w:jc w:val="center"/>
-              <w:rPr>
-                <w:rFonts w:ascii="思源黑体 CN Normal" w:eastAsia="思源黑体 CN Normal" w:hAnsi="思源黑体 CN Normal"/>
-                <w:bCs/>
-                <w:iCs/>
-                <w:color w:val="000000" w:themeColor="text1"/>
-                <w:sz w:val="17"/>
-                <w:szCs w:val="17"/>
-              </w:rPr>
-            </w:pPr>
-            <w:r>
-              <w:rPr>
-                <w:rFonts w:ascii="思源黑体 CN Normal" w:eastAsia="思源黑体 CN Normal" w:hAnsi="思源黑体 CN Normal"/>
-                <w:bCs/>
-                <w:iCs/>
-                <w:color w:val="000000" w:themeColor="text1"/>
-                <w:sz w:val="17"/>
-                <w:szCs w:val="17"/>
-              </w:rPr>
-              <w:t>{{</w:t>
-            </w:r>
-            <w:proofErr w:type="spellStart"/>
-            <w:r>
-              <w:rPr>
-                <w:rFonts w:ascii="思源黑体 CN Normal" w:eastAsia="思源黑体 CN Normal" w:hAnsi="思源黑体 CN Normal"/>
-                <w:bCs/>
-                <w:iCs/>
-                <w:color w:val="000000" w:themeColor="text1"/>
-                <w:sz w:val="17"/>
-                <w:szCs w:val="17"/>
-              </w:rPr>
-              <w:t>a.cn_mean</w:t>
-            </w:r>
-            <w:proofErr w:type="spellEnd"/>
-            <w:r>
-              <w:rPr>
-                <w:rFonts w:ascii="思源黑体 CN Normal" w:eastAsia="思源黑体 CN Normal" w:hAnsi="思源黑体 CN Normal"/>
-                <w:bCs/>
-                <w:iCs/>
-                <w:color w:val="000000" w:themeColor="text1"/>
-                <w:sz w:val="17"/>
-                <w:szCs w:val="17"/>
-              </w:rPr>
-              <w:t>}}</w:t>
-            </w:r>
-          </w:p>
-          <w:p>
-            <w:pPr>
-              <w:spacing w:beforeLines="10" w:before="31" w:afterLines="10" w:after="31"/>
-              <w:jc w:val="center"/>
-              <w:rPr>
-                <w:rFonts w:ascii="思源黑体 CN Normal" w:eastAsia="思源黑体 CN Normal" w:hAnsi="思源黑体 CN Normal"/>
-                <w:bCs/>
-                <w:iCs/>
-                <w:color w:val="000000" w:themeColor="text1"/>
-                <w:sz w:val="17"/>
-                <w:szCs w:val="17"/>
-              </w:rPr>
-            </w:pPr>
-            <w:r>
-              <w:rPr>
-                <w:rFonts w:ascii="思源黑体 CN Normal" w:eastAsia="思源黑体 CN Normal" w:hAnsi="思源黑体 CN Normal"/>
-                <w:bCs/>
-                <w:iCs/>
-                <w:color w:val="000000" w:themeColor="text1"/>
-                <w:sz w:val="17"/>
-                <w:szCs w:val="17"/>
-              </w:rPr>
-              <w:t xml:space="preserve">{%p </w:t>
-            </w:r>
-            <w:proofErr w:type="spellStart"/>
-            <w:r>
-              <w:rPr>
-                <w:rFonts w:ascii="思源黑体 CN Normal" w:eastAsia="思源黑体 CN Normal" w:hAnsi="思源黑体 CN Normal"/>
-                <w:bCs/>
-                <w:iCs/>
-                <w:color w:val="000000" w:themeColor="text1"/>
-                <w:sz w:val="17"/>
-                <w:szCs w:val="17"/>
-              </w:rPr>
-              <w:t>elif</w:t>
-            </w:r>
-            <w:proofErr w:type="spellEnd"/>
-            <w:r>
-              <w:rPr>
-                <w:rFonts w:ascii="思源黑体 CN Normal" w:eastAsia="思源黑体 CN Normal" w:hAnsi="思源黑体 CN Normal"/>
-                <w:bCs/>
-                <w:iCs/>
-                <w:color w:val="000000" w:themeColor="text1"/>
-                <w:sz w:val="17"/>
-                <w:szCs w:val="17"/>
-              </w:rPr>
-              <w:t xml:space="preserve"> </w:t>
-            </w:r>
-            <w:proofErr w:type="spellStart"/>
-            <w:r>
-              <w:rPr>
-                <w:rFonts w:ascii="思源黑体 CN Normal" w:eastAsia="思源黑体 CN Normal" w:hAnsi="思源黑体 CN Normal"/>
-                <w:bCs/>
-                <w:iCs/>
-                <w:color w:val="000000" w:themeColor="text1"/>
-                <w:sz w:val="17"/>
-                <w:szCs w:val="17"/>
-              </w:rPr>
-              <w:t>a.</w:t>
-            </w:r>
-            <w:r>
-              <w:rPr>
-                <w:rFonts w:ascii="思源黑体 CN Normal" w:eastAsia="思源黑体 CN Normal" w:hAnsi="思源黑体 CN Normal"/>
-                <w:bCs/>
-                <w:iCs/>
-                <w:color w:val="000000" w:themeColor="text1"/>
-                <w:sz w:val="17"/>
-                <w:szCs w:val="17"/>
-              </w:rPr>
-              <w:t>bio_category</w:t>
-            </w:r>
-            <w:proofErr w:type="spellEnd"/>
-            <w:r>
-              <w:rPr>
-                <w:rFonts w:ascii="思源黑体 CN Normal" w:eastAsia="思源黑体 CN Normal" w:hAnsi="思源黑体 CN Normal"/>
-                <w:bCs/>
-                <w:iCs/>
-                <w:color w:val="000000" w:themeColor="text1"/>
-                <w:sz w:val="17"/>
-                <w:szCs w:val="17"/>
-              </w:rPr>
-              <w:t>=</w:t>
-            </w:r>
-            <w:proofErr w:type="gramStart"/>
-            <w:r>
-              <w:rPr>
-                <w:rFonts w:ascii="思源黑体 CN Normal" w:eastAsia="思源黑体 CN Normal" w:hAnsi="思源黑体 CN Normal"/>
-                <w:bCs/>
-                <w:iCs/>
-                <w:color w:val="000000" w:themeColor="text1"/>
-                <w:sz w:val="17"/>
-                <w:szCs w:val="17"/>
-              </w:rPr>
-              <w:t>=”</w:t>
-            </w:r>
-            <w:proofErr w:type="spellStart"/>
-            <w:r>
-              <w:rPr>
-                <w:rFonts w:ascii="思源黑体 CN Normal" w:eastAsia="思源黑体 CN Normal" w:hAnsi="思源黑体 CN Normal"/>
-                <w:bCs/>
-                <w:iCs/>
-                <w:color w:val="000000" w:themeColor="text1"/>
-                <w:sz w:val="17"/>
-                <w:szCs w:val="17"/>
-              </w:rPr>
-              <w:t>Sv</w:t>
-            </w:r>
-            <w:proofErr w:type="spellEnd"/>
-            <w:proofErr w:type="gramEnd"/>
-            <w:r>
-              <w:rPr>
-                <w:rFonts w:ascii="思源黑体 CN Normal" w:eastAsia="思源黑体 CN Normal" w:hAnsi="思源黑体 CN Normal"/>
-                <w:bCs/>
-                <w:iCs/>
-                <w:color w:val="000000" w:themeColor="text1"/>
-                <w:sz w:val="17"/>
-                <w:szCs w:val="17"/>
-              </w:rPr>
-              <w:t>”%}</w:t>
-            </w:r>
-          </w:p>
-          <w:p>
-            <w:pPr>
-              <w:spacing w:beforeLines="10" w:before="31" w:afterLines="10" w:after="31"/>
-              <w:jc w:val="center"/>
-              <w:rPr>
-                <w:rFonts w:ascii="思源黑体 CN Normal" w:eastAsia="思源黑体 CN Normal" w:hAnsi="思源黑体 CN Normal"/>
-                <w:bCs/>
-                <w:iCs/>
-                <w:color w:val="000000" w:themeColor="text1"/>
-                <w:sz w:val="17"/>
-                <w:szCs w:val="17"/>
-              </w:rPr>
-            </w:pPr>
-            <w:r>
-              <w:rPr>
-                <w:rFonts w:ascii="思源黑体 CN Normal" w:eastAsia="思源黑体 CN Normal" w:hAnsi="思源黑体 CN Normal"/>
-                <w:bCs/>
-                <w:iCs/>
-                <w:color w:val="000000" w:themeColor="text1"/>
-                <w:sz w:val="17"/>
-                <w:szCs w:val="17"/>
-              </w:rPr>
-              <w:t>{{</w:t>
-            </w:r>
-            <w:proofErr w:type="spellStart"/>
-            <w:proofErr w:type="gramStart"/>
-            <w:r>
-              <w:rPr>
-                <w:rFonts w:ascii="思源黑体 CN Normal" w:eastAsia="思源黑体 CN Normal" w:hAnsi="思源黑体 CN Normal"/>
-                <w:bCs/>
-                <w:iCs/>
-                <w:color w:val="000000" w:themeColor="text1"/>
-                <w:sz w:val="17"/>
-                <w:szCs w:val="17"/>
-              </w:rPr>
-              <w:t>a.freq</w:t>
-            </w:r>
-            <w:proofErr w:type="gramEnd"/>
-            <w:r>
-              <w:rPr>
-                <w:rFonts w:ascii="思源黑体 CN Normal" w:eastAsia="思源黑体 CN Normal" w:hAnsi="思源黑体 CN Normal"/>
-                <w:bCs/>
-                <w:iCs/>
-                <w:color w:val="000000" w:themeColor="text1"/>
-                <w:sz w:val="17"/>
-                <w:szCs w:val="17"/>
-              </w:rPr>
-              <w:t>_str</w:t>
-            </w:r>
-            <w:proofErr w:type="spellEnd"/>
-            <w:r>
-              <w:rPr>
-                <w:rFonts w:ascii="思源黑体 CN Normal" w:eastAsia="思源黑体 CN Normal" w:hAnsi="思源黑体 CN Normal"/>
-                <w:bCs/>
-                <w:iCs/>
-                <w:color w:val="000000" w:themeColor="text1"/>
-                <w:sz w:val="17"/>
-                <w:szCs w:val="17"/>
-              </w:rPr>
-              <w:t>}}</w:t>
-            </w:r>
-          </w:p>
-          <w:p>
-            <w:pPr>
-              <w:spacing w:beforeLines="10" w:before="31" w:afterLines="10" w:after="31"/>
-              <w:jc w:val="center"/>
-              <w:rPr>
-                <w:rFonts w:ascii="思源黑体 CN Normal" w:eastAsia="思源黑体 CN Normal" w:hAnsi="思源黑体 CN Normal"/>
-                <w:bCs/>
-                <w:iCs/>
-                <w:color w:val="000000" w:themeColor="text1"/>
-                <w:sz w:val="17"/>
-                <w:szCs w:val="17"/>
-              </w:rPr>
-            </w:pPr>
-            <w:r>
-              <w:rPr>
-                <w:rFonts w:ascii="思源黑体 CN Normal" w:eastAsia="思源黑体 CN Normal" w:hAnsi="思源黑体 CN Normal"/>
-                <w:bCs/>
-                <w:iCs/>
-                <w:color w:val="000000" w:themeColor="text1"/>
-                <w:sz w:val="17"/>
-                <w:szCs w:val="17"/>
-              </w:rPr>
-              <w:t xml:space="preserve">{%p </w:t>
-            </w:r>
-            <w:proofErr w:type="spellStart"/>
-            <w:r>
-              <w:rPr>
-                <w:rFonts w:ascii="思源黑体 CN Normal" w:eastAsia="思源黑体 CN Normal" w:hAnsi="思源黑体 CN Normal"/>
-                <w:bCs/>
-                <w:iCs/>
-                <w:color w:val="000000" w:themeColor="text1"/>
-                <w:sz w:val="17"/>
-                <w:szCs w:val="17"/>
-              </w:rPr>
-              <w:t>elif</w:t>
-            </w:r>
-            <w:proofErr w:type="spellEnd"/>
-            <w:r>
-              <w:rPr>
-                <w:rFonts w:ascii="思源黑体 CN Normal" w:eastAsia="思源黑体 CN Normal" w:hAnsi="思源黑体 CN Normal"/>
-                <w:bCs/>
-                <w:iCs/>
-                <w:color w:val="000000" w:themeColor="text1"/>
-                <w:sz w:val="17"/>
-                <w:szCs w:val="17"/>
-              </w:rPr>
-              <w:t xml:space="preserve"> </w:t>
-            </w:r>
-            <w:proofErr w:type="spellStart"/>
-            <w:r>
-              <w:rPr>
-                <w:rFonts w:ascii="思源黑体 CN Normal" w:eastAsia="思源黑体 CN Normal" w:hAnsi="思源黑体 CN Normal"/>
-                <w:bCs/>
-                <w:iCs/>
-                <w:color w:val="000000" w:themeColor="text1"/>
-                <w:sz w:val="17"/>
-                <w:szCs w:val="17"/>
-              </w:rPr>
-              <w:t>a.</w:t>
-            </w:r>
-            <w:r>
-              <w:rPr>
-                <w:rFonts w:ascii="思源黑体 CN Normal" w:eastAsia="思源黑体 CN Normal" w:hAnsi="思源黑体 CN Normal"/>
-                <w:bCs/>
-                <w:iCs/>
-                <w:color w:val="000000" w:themeColor="text1"/>
-                <w:sz w:val="17"/>
-                <w:szCs w:val="17"/>
-              </w:rPr>
-              <w:t>bio_category</w:t>
-            </w:r>
-            <w:proofErr w:type="spellEnd"/>
-            <w:r>
-              <w:rPr>
-                <w:rFonts w:ascii="思源黑体 CN Normal" w:eastAsia="思源黑体 CN Normal" w:hAnsi="思源黑体 CN Normal"/>
-                <w:bCs/>
-                <w:iCs/>
-                <w:color w:val="000000" w:themeColor="text1"/>
-                <w:sz w:val="17"/>
-                <w:szCs w:val="17"/>
-              </w:rPr>
-              <w:t>=</w:t>
-            </w:r>
-            <w:proofErr w:type="gramStart"/>
-            <w:r>
-              <w:rPr>
-                <w:rFonts w:ascii="思源黑体 CN Normal" w:eastAsia="思源黑体 CN Normal" w:hAnsi="思源黑体 CN Normal"/>
-                <w:bCs/>
-                <w:iCs/>
-                <w:color w:val="000000" w:themeColor="text1"/>
-                <w:sz w:val="17"/>
-                <w:szCs w:val="17"/>
-              </w:rPr>
-              <w:t>=”</w:t>
-            </w:r>
-            <w:proofErr w:type="spellStart"/>
-            <w:r>
-              <w:rPr>
-                <w:rFonts w:ascii="思源黑体 CN Normal" w:eastAsia="思源黑体 CN Normal" w:hAnsi="思源黑体 CN Normal"/>
-                <w:bCs/>
-                <w:iCs/>
-                <w:color w:val="000000" w:themeColor="text1"/>
-                <w:sz w:val="17"/>
-                <w:szCs w:val="17"/>
-              </w:rPr>
-              <w:t>PSeqRnaSv</w:t>
-            </w:r>
-            <w:proofErr w:type="spellEnd"/>
-            <w:proofErr w:type="gramEnd"/>
-            <w:r>
-              <w:rPr>
-                <w:rFonts w:ascii="思源黑体 CN Normal" w:eastAsia="思源黑体 CN Normal" w:hAnsi="思源黑体 CN Normal"/>
-                <w:bCs/>
-                <w:iCs/>
-                <w:color w:val="000000" w:themeColor="text1"/>
-                <w:sz w:val="17"/>
-                <w:szCs w:val="17"/>
-              </w:rPr>
-              <w:t>”%}</w:t>
-            </w:r>
-          </w:p>
-          <w:p>
-            <w:pPr>
-              <w:spacing w:beforeLines="10" w:before="31" w:afterLines="10" w:after="31"/>
-              <w:jc w:val="center"/>
-              <w:rPr>
-                <w:rFonts w:ascii="思源黑体 CN Normal" w:eastAsia="思源黑体 CN Normal" w:hAnsi="思源黑体 CN Normal"/>
-                <w:bCs/>
-                <w:iCs/>
-                <w:color w:val="000000" w:themeColor="text1"/>
-                <w:sz w:val="17"/>
-                <w:szCs w:val="17"/>
-              </w:rPr>
-            </w:pPr>
-            <w:r>
-              <w:rPr>
-                <w:rFonts w:ascii="思源黑体 CN Normal" w:eastAsia="思源黑体 CN Normal" w:hAnsi="思源黑体 CN Normal"/>
-                <w:bCs/>
-                <w:iCs/>
-                <w:color w:val="000000" w:themeColor="text1"/>
-                <w:sz w:val="17"/>
-                <w:szCs w:val="17"/>
-              </w:rPr>
-              <w:t>{{</w:t>
-            </w:r>
-            <w:proofErr w:type="spellStart"/>
-            <w:proofErr w:type="gramStart"/>
-            <w:r>
-              <w:rPr>
-                <w:rFonts w:ascii="思源黑体 CN Normal" w:eastAsia="思源黑体 CN Normal" w:hAnsi="思源黑体 CN Normal"/>
-                <w:bCs/>
-                <w:iCs/>
-                <w:color w:val="000000" w:themeColor="text1"/>
-                <w:sz w:val="17"/>
-                <w:szCs w:val="17"/>
-              </w:rPr>
-              <w:t>a.freq</w:t>
-            </w:r>
-            <w:proofErr w:type="spellEnd"/>
-            <w:proofErr w:type="gramEnd"/>
             <w:r>
               <w:rPr>
                 <w:rFonts w:ascii="思源黑体 CN Normal" w:eastAsia="思源黑体 CN Normal" w:hAnsi="思源黑体 CN Normal"/>
@@ -11585,7 +10476,6 @@
         <w:t xml:space="preserve"> if </w:t>
       </w:r>
       <w:proofErr w:type="spellStart"/>
-      <w:proofErr w:type="gramStart"/>
       <w:r>
         <w:rPr>
           <w:rFonts w:ascii="思源黑体 CN Normal" w:eastAsia="思源黑体 CN Normal" w:hAnsi="思源黑体 CN Normal"/>
@@ -11593,9 +10483,9 @@
           <w:sz w:val="17"/>
           <w:szCs w:val="17"/>
         </w:rPr>
-        <w:t>sample.control</w:t>
-      </w:r>
-      <w:proofErr w:type="gramEnd"/>
+        <w:t>sample.control_sample_id</w:t>
+      </w:r>
+      <w:proofErr w:type="spellEnd"/>
       <w:r>
         <w:rPr>
           <w:rFonts w:ascii="思源黑体 CN Normal" w:eastAsia="思源黑体 CN Normal" w:hAnsi="思源黑体 CN Normal"/>
@@ -11603,16 +10493,6 @@
           <w:sz w:val="17"/>
           <w:szCs w:val="17"/>
         </w:rPr>
-        <w:t>_sample_id</w:t>
-      </w:r>
-      <w:proofErr w:type="spellEnd"/>
-      <w:r>
-        <w:rPr>
-          <w:rFonts w:ascii="思源黑体 CN Normal" w:eastAsia="思源黑体 CN Normal" w:hAnsi="思源黑体 CN Normal"/>
-          <w:color w:val="595959"/>
-          <w:sz w:val="17"/>
-          <w:szCs w:val="17"/>
-        </w:rPr>
         <w:t>%}</w:t>
       </w:r>
     </w:p>
@@ -11922,7 +10802,6 @@
         <w:t xml:space="preserve">{%p if </w:t>
       </w:r>
       <w:proofErr w:type="spellStart"/>
-      <w:proofErr w:type="gramStart"/>
       <w:r>
         <w:rPr>
           <w:rFonts w:ascii="思源黑体 CN Normal" w:eastAsia="思源黑体 CN Normal" w:hAnsi="思源黑体 CN Normal"/>
@@ -11930,17 +10809,7 @@
           <w:sz w:val="15"/>
           <w:szCs w:val="15"/>
         </w:rPr>
-        <w:t>sample.control</w:t>
-      </w:r>
-      <w:proofErr w:type="gramEnd"/>
-      <w:r>
-        <w:rPr>
-          <w:rFonts w:ascii="思源黑体 CN Normal" w:eastAsia="思源黑体 CN Normal" w:hAnsi="思源黑体 CN Normal"/>
-          <w:color w:val="595959"/>
-          <w:sz w:val="15"/>
-          <w:szCs w:val="15"/>
-        </w:rPr>
-        <w:t>_sample_id</w:t>
+        <w:t>sample.control_sample_id</w:t>
       </w:r>
       <w:proofErr w:type="spellEnd"/>
       <w:r>
@@ -12185,31 +11054,7 @@
                 <w:sz w:val="17"/>
                 <w:szCs w:val="17"/>
               </w:rPr>
-              <w:t>{%tr if var.var_</w:t>
-            </w:r>
-            <w:proofErr w:type="gramStart"/>
-            <w:r>
-              <w:rPr>
-                <w:rFonts w:ascii="思源黑体 CN Normal" w:eastAsia="思源黑体 CN Normal" w:hAnsi="思源黑体 CN Normal"/>
-                <w:bCs/>
-                <w:iCs/>
-                <w:color w:val="000000" w:themeColor="text1"/>
-                <w:sz w:val="17"/>
-                <w:szCs w:val="17"/>
-              </w:rPr>
-              <w:t>germline.level</w:t>
-            </w:r>
-            <w:proofErr w:type="gramEnd"/>
-            <w:r>
-              <w:rPr>
-                <w:rFonts w:ascii="思源黑体 CN Normal" w:eastAsia="思源黑体 CN Normal" w:hAnsi="思源黑体 CN Normal"/>
-                <w:bCs/>
-                <w:iCs/>
-                <w:color w:val="000000" w:themeColor="text1"/>
-                <w:sz w:val="17"/>
-                <w:szCs w:val="17"/>
-              </w:rPr>
-              <w:t>_5+var.var_germline.level_4%}</w:t>
+              <w:t>{%tr if var.var_germline.level_5+var.var_germline.level_4%}</w:t>
             </w:r>
           </w:p>
         </w:tc>
@@ -12246,31 +11091,7 @@
                 <w:sz w:val="17"/>
                 <w:szCs w:val="17"/>
               </w:rPr>
-              <w:t>{%tr for a in var.var_</w:t>
-            </w:r>
-            <w:proofErr w:type="gramStart"/>
-            <w:r>
-              <w:rPr>
-                <w:rFonts w:ascii="思源黑体 CN Normal" w:eastAsia="思源黑体 CN Normal" w:hAnsi="思源黑体 CN Normal"/>
-                <w:bCs/>
-                <w:iCs/>
-                <w:color w:val="000000" w:themeColor="text1"/>
-                <w:sz w:val="17"/>
-                <w:szCs w:val="17"/>
-              </w:rPr>
-              <w:t>germline.level</w:t>
-            </w:r>
-            <w:proofErr w:type="gramEnd"/>
-            <w:r>
-              <w:rPr>
-                <w:rFonts w:ascii="思源黑体 CN Normal" w:eastAsia="思源黑体 CN Normal" w:hAnsi="思源黑体 CN Normal"/>
-                <w:bCs/>
-                <w:iCs/>
-                <w:color w:val="000000" w:themeColor="text1"/>
-                <w:sz w:val="17"/>
-                <w:szCs w:val="17"/>
-              </w:rPr>
-              <w:t>_5+var.var_germline.level_4%}</w:t>
+              <w:t>{%tr for a in var.var_germline.level_5+var.var_germline.level_4%}</w:t>
             </w:r>
           </w:p>
         </w:tc>
@@ -12308,7 +11129,6 @@
               <w:t>{{</w:t>
             </w:r>
             <w:proofErr w:type="spellStart"/>
-            <w:proofErr w:type="gramStart"/>
             <w:r>
               <w:rPr>
                 <w:rFonts w:ascii="思源黑体 CN Bold" w:eastAsia="思源黑体 CN Bold" w:hAnsi="思源黑体 CN Bold" w:cs="思源黑体 CN Light"/>
@@ -12318,19 +11138,7 @@
                 <w:sz w:val="17"/>
                 <w:szCs w:val="17"/>
               </w:rPr>
-              <w:t>a.gene</w:t>
-            </w:r>
-            <w:proofErr w:type="gramEnd"/>
-            <w:r>
-              <w:rPr>
-                <w:rFonts w:ascii="思源黑体 CN Bold" w:eastAsia="思源黑体 CN Bold" w:hAnsi="思源黑体 CN Bold" w:cs="思源黑体 CN Light"/>
-                <w:b/>
-                <w:i/>
-                <w:iCs/>
-                <w:sz w:val="17"/>
-                <w:szCs w:val="17"/>
-              </w:rPr>
-              <w:t>_symbol</w:t>
+              <w:t>a.gene_symbol</w:t>
             </w:r>
             <w:proofErr w:type="spellEnd"/>
             <w:r>
@@ -12375,29 +11183,16 @@
               <w:t xml:space="preserve">{%p if </w:t>
             </w:r>
             <w:proofErr w:type="spellStart"/>
-            <w:proofErr w:type="gramStart"/>
-            <w:r>
-              <w:rPr>
-                <w:rFonts w:ascii="思源黑体 CN Normal" w:eastAsia="思源黑体 CN Normal" w:hAnsi="思源黑体 CN Normal"/>
-                <w:bCs/>
-                <w:iCs/>
-                <w:color w:val="000000" w:themeColor="text1"/>
-                <w:sz w:val="17"/>
-                <w:szCs w:val="17"/>
-              </w:rPr>
-              <w:t>a.hgvs</w:t>
-            </w:r>
-            <w:proofErr w:type="gramEnd"/>
-            <w:r>
-              <w:rPr>
-                <w:rFonts w:ascii="思源黑体 CN Normal" w:eastAsia="思源黑体 CN Normal" w:hAnsi="思源黑体 CN Normal"/>
-                <w:bCs/>
-                <w:iCs/>
-                <w:color w:val="000000" w:themeColor="text1"/>
-                <w:sz w:val="17"/>
-                <w:szCs w:val="17"/>
-              </w:rPr>
-              <w:t>_p</w:t>
+            <w:r>
+              <w:rPr>
+                <w:rFonts w:ascii="思源黑体 CN Normal" w:eastAsia="思源黑体 CN Normal" w:hAnsi="思源黑体 CN Normal"/>
+                <w:bCs/>
+                <w:iCs/>
+                <w:color w:val="000000" w:themeColor="text1"/>
+                <w:sz w:val="17"/>
+                <w:szCs w:val="17"/>
+              </w:rPr>
+              <w:t>a.hgvs_p</w:t>
             </w:r>
             <w:proofErr w:type="spellEnd"/>
             <w:r>
@@ -12437,29 +11232,16 @@
               <w:t>{{</w:t>
             </w:r>
             <w:proofErr w:type="spellStart"/>
-            <w:proofErr w:type="gramStart"/>
-            <w:r>
-              <w:rPr>
-                <w:rFonts w:ascii="思源黑体 CN Normal" w:eastAsia="思源黑体 CN Normal" w:hAnsi="思源黑体 CN Normal"/>
-                <w:bCs/>
-                <w:iCs/>
-                <w:color w:val="000000" w:themeColor="text1"/>
-                <w:sz w:val="17"/>
-                <w:szCs w:val="17"/>
-              </w:rPr>
-              <w:t>a.gene</w:t>
-            </w:r>
-            <w:proofErr w:type="gramEnd"/>
-            <w:r>
-              <w:rPr>
-                <w:rFonts w:ascii="思源黑体 CN Normal" w:eastAsia="思源黑体 CN Normal" w:hAnsi="思源黑体 CN Normal"/>
-                <w:bCs/>
-                <w:iCs/>
-                <w:color w:val="000000" w:themeColor="text1"/>
-                <w:sz w:val="17"/>
-                <w:szCs w:val="17"/>
-              </w:rPr>
-              <w:t>_region</w:t>
+            <w:r>
+              <w:rPr>
+                <w:rFonts w:ascii="思源黑体 CN Normal" w:eastAsia="思源黑体 CN Normal" w:hAnsi="思源黑体 CN Normal"/>
+                <w:bCs/>
+                <w:iCs/>
+                <w:color w:val="000000" w:themeColor="text1"/>
+                <w:sz w:val="17"/>
+                <w:szCs w:val="17"/>
+              </w:rPr>
+              <w:t>a.gene_region</w:t>
             </w:r>
             <w:proofErr w:type="spellEnd"/>
             <w:r>
@@ -12616,29 +11398,16 @@
               <w:t>{{</w:t>
             </w:r>
             <w:proofErr w:type="spellStart"/>
-            <w:proofErr w:type="gramStart"/>
-            <w:r>
-              <w:rPr>
-                <w:rFonts w:ascii="思源黑体 CN Normal" w:eastAsia="思源黑体 CN Normal" w:hAnsi="思源黑体 CN Normal"/>
-                <w:bCs/>
-                <w:iCs/>
-                <w:color w:val="000000" w:themeColor="text1"/>
-                <w:sz w:val="17"/>
-                <w:szCs w:val="17"/>
-              </w:rPr>
-              <w:t>a.gene</w:t>
-            </w:r>
-            <w:proofErr w:type="gramEnd"/>
-            <w:r>
-              <w:rPr>
-                <w:rFonts w:ascii="思源黑体 CN Normal" w:eastAsia="思源黑体 CN Normal" w:hAnsi="思源黑体 CN Normal"/>
-                <w:bCs/>
-                <w:iCs/>
-                <w:color w:val="000000" w:themeColor="text1"/>
-                <w:sz w:val="17"/>
-                <w:szCs w:val="17"/>
-              </w:rPr>
-              <w:t>_region</w:t>
+            <w:r>
+              <w:rPr>
+                <w:rFonts w:ascii="思源黑体 CN Normal" w:eastAsia="思源黑体 CN Normal" w:hAnsi="思源黑体 CN Normal"/>
+                <w:bCs/>
+                <w:iCs/>
+                <w:color w:val="000000" w:themeColor="text1"/>
+                <w:sz w:val="17"/>
+                <w:szCs w:val="17"/>
+              </w:rPr>
+              <w:t>a.gene_region</w:t>
             </w:r>
             <w:proofErr w:type="spellEnd"/>
             <w:r>
@@ -12749,29 +11518,16 @@
               <w:t>{{</w:t>
             </w:r>
             <w:proofErr w:type="spellStart"/>
-            <w:proofErr w:type="gramStart"/>
-            <w:r>
-              <w:rPr>
-                <w:rFonts w:ascii="思源黑体 CN Normal" w:eastAsia="思源黑体 CN Normal" w:hAnsi="思源黑体 CN Normal"/>
-                <w:bCs/>
-                <w:iCs/>
-                <w:color w:val="000000" w:themeColor="text1"/>
-                <w:sz w:val="17"/>
-                <w:szCs w:val="17"/>
-              </w:rPr>
-              <w:t>a.transcript</w:t>
-            </w:r>
-            <w:proofErr w:type="gramEnd"/>
-            <w:r>
-              <w:rPr>
-                <w:rFonts w:ascii="思源黑体 CN Normal" w:eastAsia="思源黑体 CN Normal" w:hAnsi="思源黑体 CN Normal"/>
-                <w:bCs/>
-                <w:iCs/>
-                <w:color w:val="000000" w:themeColor="text1"/>
-                <w:sz w:val="17"/>
-                <w:szCs w:val="17"/>
-              </w:rPr>
-              <w:t>_primary</w:t>
+            <w:r>
+              <w:rPr>
+                <w:rFonts w:ascii="思源黑体 CN Normal" w:eastAsia="思源黑体 CN Normal" w:hAnsi="思源黑体 CN Normal"/>
+                <w:bCs/>
+                <w:iCs/>
+                <w:color w:val="000000" w:themeColor="text1"/>
+                <w:sz w:val="17"/>
+                <w:szCs w:val="17"/>
+              </w:rPr>
+              <w:t>a.transcript_primary</w:t>
             </w:r>
             <w:proofErr w:type="spellEnd"/>
             <w:r>
@@ -12821,7 +11577,6 @@
               <w:t xml:space="preserve"> if </w:t>
             </w:r>
             <w:proofErr w:type="spellStart"/>
-            <w:proofErr w:type="gramStart"/>
             <w:r>
               <w:rPr>
                 <w:rFonts w:ascii="思源黑体 CN Normal" w:eastAsia="思源黑体 CN Normal" w:hAnsi="思源黑体 CN Normal"/>
@@ -12838,17 +11593,7 @@
                 <w:sz w:val="17"/>
                 <w:szCs w:val="17"/>
               </w:rPr>
-              <w:t>freq</w:t>
-            </w:r>
-            <w:proofErr w:type="gramEnd"/>
-            <w:r>
-              <w:rPr>
-                <w:rFonts w:ascii="思源黑体 CN Normal" w:eastAsia="思源黑体 CN Normal" w:hAnsi="思源黑体 CN Normal"/>
-                <w:kern w:val="0"/>
-                <w:sz w:val="17"/>
-                <w:szCs w:val="17"/>
-              </w:rPr>
-              <w:t>_ctrl</w:t>
+              <w:t>freq_ctrl</w:t>
             </w:r>
             <w:proofErr w:type="spellEnd"/>
             <w:r>
@@ -13053,29 +11798,16 @@
               <w:t xml:space="preserve">{%p if </w:t>
             </w:r>
             <w:proofErr w:type="spellStart"/>
-            <w:proofErr w:type="gramStart"/>
-            <w:r>
-              <w:rPr>
-                <w:rFonts w:ascii="思源黑体 CN Normal" w:eastAsia="思源黑体 CN Normal" w:hAnsi="思源黑体 CN Normal"/>
-                <w:bCs/>
-                <w:iCs/>
-                <w:color w:val="000000" w:themeColor="text1"/>
-                <w:sz w:val="17"/>
-                <w:szCs w:val="17"/>
-              </w:rPr>
-              <w:t>a.clinic</w:t>
-            </w:r>
-            <w:proofErr w:type="gramEnd"/>
-            <w:r>
-              <w:rPr>
-                <w:rFonts w:ascii="思源黑体 CN Normal" w:eastAsia="思源黑体 CN Normal" w:hAnsi="思源黑体 CN Normal"/>
-                <w:bCs/>
-                <w:iCs/>
-                <w:color w:val="000000" w:themeColor="text1"/>
-                <w:sz w:val="17"/>
-                <w:szCs w:val="17"/>
-              </w:rPr>
-              <w:t>_num_g</w:t>
+            <w:r>
+              <w:rPr>
+                <w:rFonts w:ascii="思源黑体 CN Normal" w:eastAsia="思源黑体 CN Normal" w:hAnsi="思源黑体 CN Normal"/>
+                <w:bCs/>
+                <w:iCs/>
+                <w:color w:val="000000" w:themeColor="text1"/>
+                <w:sz w:val="17"/>
+                <w:szCs w:val="17"/>
+              </w:rPr>
+              <w:t>a.clinic_num_g</w:t>
             </w:r>
             <w:proofErr w:type="spellEnd"/>
             <w:r>
@@ -13861,51 +12593,7 @@
                 <w:sz w:val="18"/>
                 <w:szCs w:val="18"/>
               </w:rPr>
-              <w:t>{%if pdl1.result==</w:t>
-            </w:r>
-            <w:proofErr w:type="gramStart"/>
-            <w:r>
-              <w:rPr>
-                <w:rFonts w:ascii="思源黑体 CN Bold" w:eastAsia="思源黑体 CN Bold" w:hAnsi="思源黑体 CN Bold" w:hint="eastAsia"/>
-                <w:b/>
-                <w:color w:val="1E7648"/>
-                <w:sz w:val="18"/>
-                <w:szCs w:val="18"/>
-              </w:rPr>
-              <w:t>”</w:t>
-            </w:r>
-            <w:proofErr w:type="gramEnd"/>
-            <w:r>
-              <w:rPr>
-                <w:rFonts w:ascii="思源黑体 CN Bold" w:eastAsia="思源黑体 CN Bold" w:hAnsi="思源黑体 CN Bold" w:hint="eastAsia"/>
-                <w:b/>
-                <w:color w:val="1E7648"/>
-                <w:sz w:val="18"/>
-                <w:szCs w:val="18"/>
-              </w:rPr>
-              <w:t>阴性</w:t>
-            </w:r>
-            <w:proofErr w:type="gramStart"/>
-            <w:r>
-              <w:rPr>
-                <w:rFonts w:ascii="思源黑体 CN Bold" w:eastAsia="思源黑体 CN Bold" w:hAnsi="思源黑体 CN Bold" w:hint="eastAsia"/>
-                <w:b/>
-                <w:color w:val="1E7648"/>
-                <w:sz w:val="18"/>
-                <w:szCs w:val="18"/>
-              </w:rPr>
-              <w:t>”</w:t>
-            </w:r>
-            <w:proofErr w:type="gramEnd"/>
-            <w:r>
-              <w:rPr>
-                <w:rFonts w:ascii="思源黑体 CN Bold" w:eastAsia="思源黑体 CN Bold" w:hAnsi="思源黑体 CN Bold" w:hint="eastAsia"/>
-                <w:b/>
-                <w:color w:val="1E7648"/>
-                <w:sz w:val="18"/>
-                <w:szCs w:val="18"/>
-              </w:rPr>
-              <w:t>%}阴性{%else%}阳性，{{pdl1.type}}为{{pdl1.value}}{%endif%}</w:t>
+              <w:t>{%if pdl1.result==”阴性”%}阴性{%else%}阳性，{{pdl1.type}}为{{pdl1.value}}{%endif%}</w:t>
             </w:r>
           </w:p>
         </w:tc>
@@ -14007,41 +12695,44 @@
                 <w:sz w:val="18"/>
                 <w:szCs w:val="18"/>
               </w:rPr>
-              <w:t xml:space="preserve">p if </w:t>
-            </w:r>
-            <w:proofErr w:type="gramStart"/>
-            <w:r>
-              <w:rPr>
-                <w:rFonts w:ascii="思源黑体 CN Bold" w:eastAsia="思源黑体 CN Bold" w:hAnsi="思源黑体 CN Bold"/>
+              <w:t>p if image</w:t>
+            </w:r>
+            <w:r>
+              <w:rPr>
+                <w:rFonts w:ascii="思源黑体 CN Bold" w:eastAsia="思源黑体 CN Bold" w:hAnsi="思源黑体 CN Bold" w:hint="eastAsia"/>
                 <w:b/>
                 <w:color w:val="1E7648"/>
                 <w:sz w:val="18"/>
                 <w:szCs w:val="18"/>
               </w:rPr>
-              <w:t>image</w:t>
-            </w:r>
-            <w:r>
-              <w:rPr>
-                <w:rFonts w:ascii="思源黑体 CN Bold" w:eastAsia="思源黑体 CN Bold" w:hAnsi="思源黑体 CN Bold" w:hint="eastAsia"/>
+              <w:t>.</w:t>
+            </w:r>
+            <w:r>
+              <w:rPr>
+                <w:rFonts w:ascii="思源黑体 CN Bold" w:eastAsia="思源黑体 CN Bold" w:hAnsi="思源黑体 CN Bold"/>
                 <w:b/>
                 <w:color w:val="1E7648"/>
                 <w:sz w:val="18"/>
                 <w:szCs w:val="18"/>
               </w:rPr>
-              <w:t>.</w:t>
-            </w:r>
-            <w:r>
-              <w:rPr>
-                <w:rFonts w:ascii="思源黑体 CN Bold" w:eastAsia="思源黑体 CN Bold" w:hAnsi="思源黑体 CN Bold"/>
+              <w:t>pdl1</w:t>
+            </w:r>
+            <w:r>
+              <w:rPr>
+                <w:rFonts w:ascii="思源黑体 CN Bold" w:eastAsia="思源黑体 CN Bold" w:hAnsi="思源黑体 CN Bold" w:hint="eastAsia"/>
                 <w:b/>
                 <w:color w:val="1E7648"/>
                 <w:sz w:val="18"/>
                 <w:szCs w:val="18"/>
               </w:rPr>
-              <w:t>pdl</w:t>
-            </w:r>
-            <w:proofErr w:type="gramEnd"/>
-            <w:r>
+              <w:t>%}</w:t>
+            </w:r>
+          </w:p>
+          <w:p>
+            <w:pPr>
+              <w:adjustRightInd w:val="0"/>
+              <w:snapToGrid w:val="0"/>
+              <w:jc w:val="center"/>
               <w:rPr>
                 <w:rFonts w:ascii="思源黑体 CN Bold" w:eastAsia="思源黑体 CN Bold" w:hAnsi="思源黑体 CN Bold"/>
                 <w:b/>
@@ -14049,8 +12740,7 @@
                 <w:sz w:val="18"/>
                 <w:szCs w:val="18"/>
               </w:rPr>
-              <w:t>1</w:t>
-            </w:r>
+            </w:pPr>
             <w:r>
               <w:rPr>
                 <w:rFonts w:ascii="思源黑体 CN Bold" w:eastAsia="思源黑体 CN Bold" w:hAnsi="思源黑体 CN Bold" w:hint="eastAsia"/>
@@ -14059,14 +12749,9 @@
                 <w:sz w:val="18"/>
                 <w:szCs w:val="18"/>
               </w:rPr>
-              <w:t>%}</w:t>
-            </w:r>
-          </w:p>
-          <w:p>
-            <w:pPr>
-              <w:adjustRightInd w:val="0"/>
-              <w:snapToGrid w:val="0"/>
-              <w:jc w:val="center"/>
+              <w:t>{</w:t>
+            </w:r>
+            <w:r>
               <w:rPr>
                 <w:rFonts w:ascii="思源黑体 CN Bold" w:eastAsia="思源黑体 CN Bold" w:hAnsi="思源黑体 CN Bold"/>
                 <w:b/>
@@ -14074,48 +12759,7 @@
                 <w:sz w:val="18"/>
                 <w:szCs w:val="18"/>
               </w:rPr>
-            </w:pPr>
-            <w:r>
-              <w:rPr>
-                <w:rFonts w:ascii="思源黑体 CN Bold" w:eastAsia="思源黑体 CN Bold" w:hAnsi="思源黑体 CN Bold" w:hint="eastAsia"/>
-                <w:b/>
-                <w:color w:val="1E7648"/>
-                <w:sz w:val="18"/>
-                <w:szCs w:val="18"/>
-              </w:rPr>
-              <w:t>{</w:t>
-            </w:r>
-            <w:r>
-              <w:rPr>
-                <w:rFonts w:ascii="思源黑体 CN Bold" w:eastAsia="思源黑体 CN Bold" w:hAnsi="思源黑体 CN Bold"/>
-                <w:b/>
-                <w:color w:val="1E7648"/>
-                <w:sz w:val="18"/>
-                <w:szCs w:val="18"/>
-              </w:rPr>
-              <w:t>{</w:t>
-            </w:r>
-            <w:proofErr w:type="gramStart"/>
-            <w:r>
-              <w:rPr>
-                <w:rFonts w:ascii="思源黑体 CN Bold" w:eastAsia="思源黑体 CN Bold" w:hAnsi="思源黑体 CN Bold"/>
-                <w:b/>
-                <w:color w:val="1E7648"/>
-                <w:sz w:val="18"/>
-                <w:szCs w:val="18"/>
-              </w:rPr>
-              <w:t>image.pdl</w:t>
-            </w:r>
-            <w:proofErr w:type="gramEnd"/>
-            <w:r>
-              <w:rPr>
-                <w:rFonts w:ascii="思源黑体 CN Bold" w:eastAsia="思源黑体 CN Bold" w:hAnsi="思源黑体 CN Bold"/>
-                <w:b/>
-                <w:color w:val="1E7648"/>
-                <w:sz w:val="18"/>
-                <w:szCs w:val="18"/>
-              </w:rPr>
-              <w:t>1}}</w:t>
+              <w:t>{image.pdl1}}</w:t>
             </w:r>
           </w:p>
           <w:p>
@@ -14445,27 +13089,7 @@
           <w:sz w:val="15"/>
           <w:szCs w:val="15"/>
         </w:rPr>
-        <w:t>试剂（免疫组织化学法），注册证</w:t>
-      </w:r>
-      <w:proofErr w:type="gramStart"/>
-      <w:r>
-        <w:rPr>
-          <w:rFonts w:ascii="思源黑体 CN Normal" w:eastAsia="思源黑体 CN Normal" w:hAnsi="思源黑体 CN Normal"/>
-          <w:color w:val="595959"/>
-          <w:sz w:val="15"/>
-          <w:szCs w:val="15"/>
-        </w:rPr>
-        <w:t>编号国械注准</w:t>
-      </w:r>
-      <w:proofErr w:type="gramEnd"/>
-      <w:r>
-        <w:rPr>
-          <w:rFonts w:ascii="思源黑体 CN Normal" w:eastAsia="思源黑体 CN Normal" w:hAnsi="思源黑体 CN Normal"/>
-          <w:color w:val="595959"/>
-          <w:sz w:val="15"/>
-          <w:szCs w:val="15"/>
-        </w:rPr>
-        <w:t>20223400313，单克隆抗体编号E1L3N</w:t>
+        <w:t>试剂（免疫组织化学法），注册证编号国械注准20223400313，单克隆抗体编号E1L3N</w:t>
       </w:r>
       <w:r>
         <w:rPr>
@@ -14763,51 +13387,7 @@
                 <w:sz w:val="18"/>
                 <w:szCs w:val="18"/>
               </w:rPr>
-              <w:t>==</w:t>
-            </w:r>
-            <w:proofErr w:type="gramStart"/>
-            <w:r>
-              <w:rPr>
-                <w:rFonts w:ascii="思源黑体 CN Bold" w:eastAsia="思源黑体 CN Bold" w:hAnsi="思源黑体 CN Bold" w:hint="eastAsia"/>
-                <w:b/>
-                <w:color w:val="1E7648"/>
-                <w:sz w:val="18"/>
-                <w:szCs w:val="18"/>
-              </w:rPr>
-              <w:t>”</w:t>
-            </w:r>
-            <w:proofErr w:type="gramEnd"/>
-            <w:r>
-              <w:rPr>
-                <w:rFonts w:ascii="思源黑体 CN Bold" w:eastAsia="思源黑体 CN Bold" w:hAnsi="思源黑体 CN Bold" w:hint="eastAsia"/>
-                <w:b/>
-                <w:color w:val="1E7648"/>
-                <w:sz w:val="18"/>
-                <w:szCs w:val="18"/>
-              </w:rPr>
-              <w:t>MSS</w:t>
-            </w:r>
-            <w:proofErr w:type="gramStart"/>
-            <w:r>
-              <w:rPr>
-                <w:rFonts w:ascii="思源黑体 CN Bold" w:eastAsia="思源黑体 CN Bold" w:hAnsi="思源黑体 CN Bold" w:hint="eastAsia"/>
-                <w:b/>
-                <w:color w:val="1E7648"/>
-                <w:sz w:val="18"/>
-                <w:szCs w:val="18"/>
-              </w:rPr>
-              <w:t>”</w:t>
-            </w:r>
-            <w:proofErr w:type="gramEnd"/>
-            <w:r>
-              <w:rPr>
-                <w:rFonts w:ascii="思源黑体 CN Bold" w:eastAsia="思源黑体 CN Bold" w:hAnsi="思源黑体 CN Bold" w:hint="eastAsia"/>
-                <w:b/>
-                <w:color w:val="1E7648"/>
-                <w:sz w:val="18"/>
-                <w:szCs w:val="18"/>
-              </w:rPr>
-              <w:t>%}MSS（微卫星稳定）{%else%}MSI-H（微卫星不稳定性高）{%endif%}</w:t>
+              <w:t>==”MSS”%}MSS（微卫星稳定）{%else%}MSI-H（微卫星不稳定性高）{%endif%}</w:t>
             </w:r>
           </w:p>
         </w:tc>
@@ -15308,16 +13888,15 @@
                 <w:sz w:val="17"/>
                 <w:szCs w:val="17"/>
               </w:rPr>
-              <w:t>获</w:t>
-            </w:r>
-            <w:proofErr w:type="gramStart"/>
+              <w:t>获批</w:t>
+            </w:r>
             <w:r>
               <w:rPr>
                 <w:rFonts w:ascii="思源黑体 CN Normal" w:eastAsia="思源黑体 CN Normal" w:hAnsi="思源黑体 CN Normal" w:cs="思源黑体 CN Light" w:hint="eastAsia"/>
                 <w:sz w:val="17"/>
                 <w:szCs w:val="17"/>
               </w:rPr>
-              <w:t>批</w:t>
+              <w:t>用于MSI-H结直肠癌或其他实体瘤的治疗</w:t>
             </w:r>
             <w:r>
               <w:rPr>
@@ -15325,16 +13904,15 @@
                 <w:sz w:val="17"/>
                 <w:szCs w:val="17"/>
               </w:rPr>
-              <w:t>用于</w:t>
-            </w:r>
-            <w:proofErr w:type="gramEnd"/>
+              <w:t>，包括</w:t>
+            </w:r>
             <w:r>
               <w:rPr>
                 <w:rFonts w:ascii="思源黑体 CN Normal" w:eastAsia="思源黑体 CN Normal" w:hAnsi="思源黑体 CN Normal" w:cs="思源黑体 CN Light" w:hint="eastAsia"/>
                 <w:sz w:val="17"/>
                 <w:szCs w:val="17"/>
               </w:rPr>
-              <w:t>MSI-H结直肠癌或其他实体瘤的治疗</w:t>
+              <w:t>帕博利珠单抗</w:t>
             </w:r>
             <w:r>
               <w:rPr>
@@ -15342,25 +13920,23 @@
                 <w:sz w:val="17"/>
                 <w:szCs w:val="17"/>
               </w:rPr>
-              <w:t>，包括</w:t>
-            </w:r>
-            <w:proofErr w:type="gramStart"/>
+              <w:t>、</w:t>
+            </w:r>
             <w:r>
               <w:rPr>
                 <w:rFonts w:ascii="思源黑体 CN Normal" w:eastAsia="思源黑体 CN Normal" w:hAnsi="思源黑体 CN Normal" w:cs="思源黑体 CN Light" w:hint="eastAsia"/>
                 <w:sz w:val="17"/>
                 <w:szCs w:val="17"/>
               </w:rPr>
-              <w:t>帕博利珠单</w:t>
-            </w:r>
-            <w:proofErr w:type="gramEnd"/>
+              <w:t>纳武利尤单抗</w:t>
+            </w:r>
             <w:r>
               <w:rPr>
                 <w:rFonts w:ascii="思源黑体 CN Normal" w:eastAsia="思源黑体 CN Normal" w:hAnsi="思源黑体 CN Normal" w:cs="思源黑体 CN Light" w:hint="eastAsia"/>
                 <w:sz w:val="17"/>
                 <w:szCs w:val="17"/>
               </w:rPr>
-              <w:t>抗</w:t>
+              <w:t>±伊匹木单抗、</w:t>
             </w:r>
             <w:r>
               <w:rPr>
@@ -15368,105 +13944,7 @@
                 <w:sz w:val="17"/>
                 <w:szCs w:val="17"/>
               </w:rPr>
-              <w:t>、</w:t>
-            </w:r>
-            <w:proofErr w:type="gramStart"/>
-            <w:r>
-              <w:rPr>
-                <w:rFonts w:ascii="思源黑体 CN Normal" w:eastAsia="思源黑体 CN Normal" w:hAnsi="思源黑体 CN Normal" w:cs="思源黑体 CN Light" w:hint="eastAsia"/>
-                <w:sz w:val="17"/>
-                <w:szCs w:val="17"/>
-              </w:rPr>
-              <w:t>纳武利尤单</w:t>
-            </w:r>
-            <w:proofErr w:type="gramEnd"/>
-            <w:r>
-              <w:rPr>
-                <w:rFonts w:ascii="思源黑体 CN Normal" w:eastAsia="思源黑体 CN Normal" w:hAnsi="思源黑体 CN Normal" w:cs="思源黑体 CN Light" w:hint="eastAsia"/>
-                <w:sz w:val="17"/>
-                <w:szCs w:val="17"/>
-              </w:rPr>
-              <w:t>抗</w:t>
-            </w:r>
-            <w:r>
-              <w:rPr>
-                <w:rFonts w:ascii="思源黑体 CN Normal" w:eastAsia="思源黑体 CN Normal" w:hAnsi="思源黑体 CN Normal" w:cs="思源黑体 CN Light" w:hint="eastAsia"/>
-                <w:sz w:val="17"/>
-                <w:szCs w:val="17"/>
-              </w:rPr>
-              <w:t>±</w:t>
-            </w:r>
-            <w:proofErr w:type="gramStart"/>
-            <w:r>
-              <w:rPr>
-                <w:rFonts w:ascii="思源黑体 CN Normal" w:eastAsia="思源黑体 CN Normal" w:hAnsi="思源黑体 CN Normal" w:cs="思源黑体 CN Light" w:hint="eastAsia"/>
-                <w:sz w:val="17"/>
-                <w:szCs w:val="17"/>
-              </w:rPr>
-              <w:t>伊匹木单</w:t>
-            </w:r>
-            <w:proofErr w:type="gramEnd"/>
-            <w:r>
-              <w:rPr>
-                <w:rFonts w:ascii="思源黑体 CN Normal" w:eastAsia="思源黑体 CN Normal" w:hAnsi="思源黑体 CN Normal" w:cs="思源黑体 CN Light" w:hint="eastAsia"/>
-                <w:sz w:val="17"/>
-                <w:szCs w:val="17"/>
-              </w:rPr>
-              <w:t>抗、</w:t>
-            </w:r>
-            <w:proofErr w:type="gramStart"/>
-            <w:r>
-              <w:rPr>
-                <w:rFonts w:ascii="思源黑体 CN Normal" w:eastAsia="思源黑体 CN Normal" w:hAnsi="思源黑体 CN Normal" w:cs="思源黑体 CN Light" w:hint="eastAsia"/>
-                <w:sz w:val="17"/>
-                <w:szCs w:val="17"/>
-              </w:rPr>
-              <w:t>替雷利珠单</w:t>
-            </w:r>
-            <w:proofErr w:type="gramEnd"/>
-            <w:r>
-              <w:rPr>
-                <w:rFonts w:ascii="思源黑体 CN Normal" w:eastAsia="思源黑体 CN Normal" w:hAnsi="思源黑体 CN Normal" w:cs="思源黑体 CN Light" w:hint="eastAsia"/>
-                <w:sz w:val="17"/>
-                <w:szCs w:val="17"/>
-              </w:rPr>
-              <w:t>抗、</w:t>
-            </w:r>
-            <w:proofErr w:type="gramStart"/>
-            <w:r>
-              <w:rPr>
-                <w:rFonts w:ascii="思源黑体 CN Normal" w:eastAsia="思源黑体 CN Normal" w:hAnsi="思源黑体 CN Normal" w:cs="思源黑体 CN Light" w:hint="eastAsia"/>
-                <w:sz w:val="17"/>
-                <w:szCs w:val="17"/>
-              </w:rPr>
-              <w:t>恩沃利单</w:t>
-            </w:r>
-            <w:proofErr w:type="gramEnd"/>
-            <w:r>
-              <w:rPr>
-                <w:rFonts w:ascii="思源黑体 CN Normal" w:eastAsia="思源黑体 CN Normal" w:hAnsi="思源黑体 CN Normal" w:cs="思源黑体 CN Light" w:hint="eastAsia"/>
-                <w:sz w:val="17"/>
-                <w:szCs w:val="17"/>
-              </w:rPr>
-              <w:t>抗和</w:t>
-            </w:r>
-            <w:proofErr w:type="gramStart"/>
-            <w:r>
-              <w:rPr>
-                <w:rFonts w:ascii="思源黑体 CN Normal" w:eastAsia="思源黑体 CN Normal" w:hAnsi="思源黑体 CN Normal" w:cs="思源黑体 CN Light" w:hint="eastAsia"/>
-                <w:sz w:val="17"/>
-                <w:szCs w:val="17"/>
-              </w:rPr>
-              <w:t>斯鲁利单</w:t>
-            </w:r>
-            <w:proofErr w:type="gramEnd"/>
-            <w:r>
-              <w:rPr>
-                <w:rFonts w:ascii="思源黑体 CN Normal" w:eastAsia="思源黑体 CN Normal" w:hAnsi="思源黑体 CN Normal" w:cs="思源黑体 CN Light" w:hint="eastAsia"/>
-                <w:sz w:val="17"/>
-                <w:szCs w:val="17"/>
-              </w:rPr>
-              <w:t>抗等</w:t>
+              <w:t>替雷利珠单抗、恩沃利单抗和斯鲁利单抗等</w:t>
             </w:r>
             <w:r>
               <w:rPr>
@@ -15518,7 +13996,7 @@
         </w:numPr>
         <w:ind w:firstLineChars="0"/>
         <w:rPr>
-          <w:rFonts w:ascii="思源黑体 CN Normal" w:eastAsia="思源黑体 CN Normal" w:hAnsi="思源黑体 CN Normal" w:hint="eastAsia"/>
+          <w:rFonts w:ascii="思源黑体 CN Normal" w:eastAsia="思源黑体 CN Normal" w:hAnsi="思源黑体 CN Normal"/>
           <w:color w:val="595959"/>
           <w:sz w:val="15"/>
           <w:szCs w:val="15"/>
@@ -15892,27 +14370,7 @@
                 <w:sz w:val="17"/>
                 <w:szCs w:val="17"/>
               </w:rPr>
-              <w:t xml:space="preserve">{%tr for a in </w:t>
-            </w:r>
-            <w:proofErr w:type="gramStart"/>
-            <w:r>
-              <w:rPr>
-                <w:rFonts w:ascii="思源黑体 CN Normal" w:eastAsia="思源黑体 CN Normal" w:hAnsi="思源黑体 CN Normal" w:hint="eastAsia"/>
-                <w:kern w:val="0"/>
-                <w:sz w:val="17"/>
-                <w:szCs w:val="17"/>
-              </w:rPr>
-              <w:t>chemo.reduce</w:t>
-            </w:r>
-            <w:proofErr w:type="gramEnd"/>
-            <w:r>
-              <w:rPr>
-                <w:rFonts w:ascii="思源黑体 CN Normal" w:eastAsia="思源黑体 CN Normal" w:hAnsi="思源黑体 CN Normal" w:hint="eastAsia"/>
-                <w:kern w:val="0"/>
-                <w:sz w:val="17"/>
-                <w:szCs w:val="17"/>
-              </w:rPr>
-              <w:t>_116%}</w:t>
+              <w:t>{%tr for a in chemo.reduce_116%}</w:t>
             </w:r>
           </w:p>
         </w:tc>
@@ -15956,7 +14414,6 @@
               <w:t>{{</w:t>
             </w:r>
             <w:proofErr w:type="spellStart"/>
-            <w:proofErr w:type="gramStart"/>
             <w:r>
               <w:rPr>
                 <w:rFonts w:ascii="思源黑体 CN Bold" w:eastAsia="思源黑体 CN Bold" w:hAnsi="思源黑体 CN Bold" w:cs="思源黑体 CN Normal"/>
@@ -15968,21 +14425,7 @@
                 <w:sz w:val="17"/>
                 <w:szCs w:val="17"/>
               </w:rPr>
-              <w:t>a.gene</w:t>
-            </w:r>
-            <w:proofErr w:type="gramEnd"/>
-            <w:r>
-              <w:rPr>
-                <w:rFonts w:ascii="思源黑体 CN Bold" w:eastAsia="思源黑体 CN Bold" w:hAnsi="思源黑体 CN Bold" w:cs="思源黑体 CN Normal"/>
-                <w:b/>
-                <w:bCs/>
-                <w:i/>
-                <w:iCs/>
-                <w:color w:val="000000"/>
-                <w:sz w:val="17"/>
-                <w:szCs w:val="17"/>
-              </w:rPr>
-              <w:t>_symbol</w:t>
+              <w:t>a.gene_symbol</w:t>
             </w:r>
             <w:proofErr w:type="spellEnd"/>
             <w:r>
@@ -16026,7 +14469,6 @@
               <w:t>{{</w:t>
             </w:r>
             <w:proofErr w:type="spellStart"/>
-            <w:proofErr w:type="gramStart"/>
             <w:r>
               <w:rPr>
                 <w:rFonts w:ascii="思源黑体 CN Normal" w:eastAsia="思源黑体 CN Normal" w:hAnsi="思源黑体 CN Normal" w:cs="思源黑体 CN Normal"/>
@@ -16037,7 +14479,6 @@
               <w:t>a.dbsnp</w:t>
             </w:r>
             <w:proofErr w:type="spellEnd"/>
-            <w:proofErr w:type="gramEnd"/>
             <w:r>
               <w:rPr>
                 <w:rFonts w:ascii="思源黑体 CN Normal" w:eastAsia="思源黑体 CN Normal" w:hAnsi="思源黑体 CN Normal" w:cs="思源黑体 CN Normal"/>
@@ -16082,7 +14523,6 @@
               <w:t>{</w:t>
             </w:r>
             <w:proofErr w:type="spellStart"/>
-            <w:proofErr w:type="gramStart"/>
             <w:r>
               <w:rPr>
                 <w:rFonts w:ascii="思源黑体 CN Normal" w:eastAsia="思源黑体 CN Normal" w:hAnsi="思源黑体 CN Normal" w:cs="思源黑体 CN Normal"/>
@@ -16093,7 +14533,6 @@
               <w:t>a.genotype</w:t>
             </w:r>
             <w:proofErr w:type="spellEnd"/>
-            <w:proofErr w:type="gramEnd"/>
             <w:r>
               <w:rPr>
                 <w:rFonts w:ascii="思源黑体 CN Normal" w:eastAsia="思源黑体 CN Normal" w:hAnsi="思源黑体 CN Normal" w:cs="思源黑体 CN Normal"/>
@@ -16140,7 +14579,6 @@
               <w:t>{</w:t>
             </w:r>
             <w:proofErr w:type="spellStart"/>
-            <w:proofErr w:type="gramStart"/>
             <w:r>
               <w:rPr>
                 <w:rFonts w:ascii="思源黑体 CN Normal" w:eastAsia="思源黑体 CN Normal" w:hAnsi="思源黑体 CN Normal" w:cs="思源黑体 CN Normal"/>
@@ -16148,17 +14586,7 @@
                 <w:sz w:val="17"/>
                 <w:szCs w:val="17"/>
               </w:rPr>
-              <w:t>a.clin</w:t>
-            </w:r>
-            <w:proofErr w:type="gramEnd"/>
-            <w:r>
-              <w:rPr>
-                <w:rFonts w:ascii="思源黑体 CN Normal" w:eastAsia="思源黑体 CN Normal" w:hAnsi="思源黑体 CN Normal" w:cs="思源黑体 CN Normal"/>
-                <w:color w:val="000000"/>
-                <w:sz w:val="17"/>
-                <w:szCs w:val="17"/>
-              </w:rPr>
-              <w:t>_anno_cn</w:t>
+              <w:t>a.clin_anno_cn</w:t>
             </w:r>
             <w:proofErr w:type="spellEnd"/>
             <w:r>
@@ -16415,27 +14843,7 @@
           <w:sz w:val="15"/>
           <w:szCs w:val="15"/>
         </w:rPr>
-        <w:t>：由临床药物基因组</w:t>
-      </w:r>
-      <w:proofErr w:type="gramStart"/>
-      <w:r>
-        <w:rPr>
-          <w:rFonts w:ascii="思源黑体 CN Normal" w:eastAsia="思源黑体 CN Normal" w:hAnsi="思源黑体 CN Normal" w:hint="eastAsia"/>
-          <w:color w:val="595959"/>
-          <w:sz w:val="15"/>
-          <w:szCs w:val="15"/>
-        </w:rPr>
-        <w:t>学实施</w:t>
-      </w:r>
-      <w:proofErr w:type="gramEnd"/>
-      <w:r>
-        <w:rPr>
-          <w:rFonts w:ascii="思源黑体 CN Normal" w:eastAsia="思源黑体 CN Normal" w:hAnsi="思源黑体 CN Normal" w:hint="eastAsia"/>
-          <w:color w:val="595959"/>
-          <w:sz w:val="15"/>
-          <w:szCs w:val="15"/>
-        </w:rPr>
-        <w:t>联盟（</w:t>
+        <w:t>：由临床药物基因组学实施联盟（</w:t>
       </w:r>
       <w:r>
         <w:rPr>
@@ -16585,27 +14993,7 @@
           <w:sz w:val="15"/>
           <w:szCs w:val="15"/>
         </w:rPr>
-        <w:t>：</w:t>
-      </w:r>
-      <w:proofErr w:type="gramStart"/>
-      <w:r>
-        <w:rPr>
-          <w:rFonts w:ascii="思源黑体 CN Normal" w:eastAsia="思源黑体 CN Normal" w:hAnsi="思源黑体 CN Normal" w:hint="eastAsia"/>
-          <w:color w:val="595959"/>
-          <w:sz w:val="15"/>
-          <w:szCs w:val="15"/>
-        </w:rPr>
-        <w:t>注释仅</w:t>
-      </w:r>
-      <w:proofErr w:type="gramEnd"/>
-      <w:r>
-        <w:rPr>
-          <w:rFonts w:ascii="思源黑体 CN Normal" w:eastAsia="思源黑体 CN Normal" w:hAnsi="思源黑体 CN Normal" w:hint="eastAsia"/>
-          <w:color w:val="595959"/>
-          <w:sz w:val="15"/>
-          <w:szCs w:val="15"/>
-        </w:rPr>
-        <w:t>基于一项有显著性差异的研究，或多项研究但缺乏明显药效关联；</w:t>
+        <w:t>：注释仅基于一项有显著性差异的研究，或多项研究但缺乏明显药效关联；</w:t>
       </w:r>
     </w:p>
     <w:p>
@@ -16640,27 +15028,7 @@
           <w:sz w:val="15"/>
           <w:szCs w:val="15"/>
         </w:rPr>
-        <w:t>：</w:t>
-      </w:r>
-      <w:proofErr w:type="gramStart"/>
-      <w:r>
-        <w:rPr>
-          <w:rFonts w:ascii="思源黑体 CN Normal" w:eastAsia="思源黑体 CN Normal" w:hAnsi="思源黑体 CN Normal" w:hint="eastAsia"/>
-          <w:color w:val="595959"/>
-          <w:sz w:val="15"/>
-          <w:szCs w:val="15"/>
-        </w:rPr>
-        <w:t>注释仅</w:t>
-      </w:r>
-      <w:proofErr w:type="gramEnd"/>
-      <w:r>
-        <w:rPr>
-          <w:rFonts w:ascii="思源黑体 CN Normal" w:eastAsia="思源黑体 CN Normal" w:hAnsi="思源黑体 CN Normal" w:hint="eastAsia"/>
-          <w:color w:val="595959"/>
-          <w:sz w:val="15"/>
-          <w:szCs w:val="15"/>
-        </w:rPr>
-        <w:t>基于病例报告，非权威性研究或体外分子功能研究。</w:t>
+        <w:t>：注释仅基于病例报告，非权威性研究或体外分子功能研究。</w:t>
       </w:r>
     </w:p>
     <w:p>
@@ -16929,31 +15297,7 @@
                 <w:sz w:val="17"/>
                 <w:szCs w:val="17"/>
               </w:rPr>
-              <w:t>var.var_</w:t>
-            </w:r>
-            <w:proofErr w:type="gramStart"/>
-            <w:r>
-              <w:rPr>
-                <w:rFonts w:ascii="思源黑体 CN Normal" w:eastAsia="思源黑体 CN Normal" w:hAnsi="思源黑体 CN Normal"/>
-                <w:bCs/>
-                <w:iCs/>
-                <w:color w:val="000000" w:themeColor="text1"/>
-                <w:sz w:val="17"/>
-                <w:szCs w:val="17"/>
-              </w:rPr>
-              <w:t>somatic.level</w:t>
-            </w:r>
-            <w:proofErr w:type="gramEnd"/>
-            <w:r>
-              <w:rPr>
-                <w:rFonts w:ascii="思源黑体 CN Normal" w:eastAsia="思源黑体 CN Normal" w:hAnsi="思源黑体 CN Normal"/>
-                <w:bCs/>
-                <w:iCs/>
-                <w:color w:val="000000" w:themeColor="text1"/>
-                <w:sz w:val="17"/>
-                <w:szCs w:val="17"/>
-              </w:rPr>
-              <w:t>_III</w:t>
+              <w:t>var.var_somatic.level_III</w:t>
             </w:r>
             <w:proofErr w:type="spellEnd"/>
             <w:r>
@@ -17026,31 +15370,7 @@
                 <w:sz w:val="17"/>
                 <w:szCs w:val="17"/>
               </w:rPr>
-              <w:t>var.var_</w:t>
-            </w:r>
-            <w:proofErr w:type="gramStart"/>
-            <w:r>
-              <w:rPr>
-                <w:rFonts w:ascii="思源黑体 CN Normal" w:eastAsia="思源黑体 CN Normal" w:hAnsi="思源黑体 CN Normal"/>
-                <w:bCs/>
-                <w:iCs/>
-                <w:color w:val="000000" w:themeColor="text1"/>
-                <w:sz w:val="17"/>
-                <w:szCs w:val="17"/>
-              </w:rPr>
-              <w:t>somatic.level</w:t>
-            </w:r>
-            <w:proofErr w:type="gramEnd"/>
-            <w:r>
-              <w:rPr>
-                <w:rFonts w:ascii="思源黑体 CN Normal" w:eastAsia="思源黑体 CN Normal" w:hAnsi="思源黑体 CN Normal"/>
-                <w:bCs/>
-                <w:iCs/>
-                <w:color w:val="000000" w:themeColor="text1"/>
-                <w:sz w:val="17"/>
-                <w:szCs w:val="17"/>
-              </w:rPr>
-              <w:t>_III</w:t>
+              <w:t>var.var_somatic.level_III</w:t>
             </w:r>
             <w:proofErr w:type="spellEnd"/>
             <w:r>
@@ -17098,7 +15418,6 @@
               <w:t xml:space="preserve">{%p if “,” in </w:t>
             </w:r>
             <w:proofErr w:type="spellStart"/>
-            <w:proofErr w:type="gramStart"/>
             <w:r>
               <w:rPr>
                 <w:rFonts w:ascii="思源黑体 CN Bold" w:eastAsia="思源黑体 CN Bold" w:hAnsi="思源黑体 CN Bold" w:cs="思源黑体 CN Light"/>
@@ -17106,17 +15425,7 @@
                 <w:sz w:val="17"/>
                 <w:szCs w:val="17"/>
               </w:rPr>
-              <w:t>a.gene</w:t>
-            </w:r>
-            <w:proofErr w:type="gramEnd"/>
-            <w:r>
-              <w:rPr>
-                <w:rFonts w:ascii="思源黑体 CN Bold" w:eastAsia="思源黑体 CN Bold" w:hAnsi="思源黑体 CN Bold" w:cs="思源黑体 CN Light"/>
-                <w:b/>
-                <w:sz w:val="17"/>
-                <w:szCs w:val="17"/>
-              </w:rPr>
-              <w:t>_symbol</w:t>
+              <w:t>a.gene_symbol</w:t>
             </w:r>
             <w:proofErr w:type="spellEnd"/>
             <w:r>
@@ -17232,7 +15541,6 @@
               <w:t xml:space="preserve">{%p if </w:t>
             </w:r>
             <w:proofErr w:type="spellStart"/>
-            <w:proofErr w:type="gramStart"/>
             <w:r>
               <w:rPr>
                 <w:rFonts w:ascii="思源黑体 CN Bold" w:eastAsia="思源黑体 CN Bold" w:hAnsi="思源黑体 CN Bold" w:cs="思源黑体 CN Light"/>
@@ -17240,17 +15548,7 @@
                 <w:sz w:val="17"/>
                 <w:szCs w:val="17"/>
               </w:rPr>
-              <w:t>a.five</w:t>
-            </w:r>
-            <w:proofErr w:type="gramEnd"/>
-            <w:r>
-              <w:rPr>
-                <w:rFonts w:ascii="思源黑体 CN Bold" w:eastAsia="思源黑体 CN Bold" w:hAnsi="思源黑体 CN Bold" w:cs="思源黑体 CN Light"/>
-                <w:b/>
-                <w:sz w:val="17"/>
-                <w:szCs w:val="17"/>
-              </w:rPr>
-              <w:t>_prime_gene</w:t>
+              <w:t>a.five_prime_gene</w:t>
             </w:r>
             <w:proofErr w:type="spellEnd"/>
             <w:r>
@@ -17310,7 +15608,6 @@
               <w:t>{{</w:t>
             </w:r>
             <w:proofErr w:type="spellStart"/>
-            <w:proofErr w:type="gramStart"/>
             <w:r>
               <w:rPr>
                 <w:rFonts w:ascii="思源黑体 CN Bold" w:eastAsia="思源黑体 CN Bold" w:hAnsi="思源黑体 CN Bold" w:cs="思源黑体 CN Light"/>
@@ -17320,19 +15617,7 @@
                 <w:sz w:val="17"/>
                 <w:szCs w:val="17"/>
               </w:rPr>
-              <w:t>a.five</w:t>
-            </w:r>
-            <w:proofErr w:type="gramEnd"/>
-            <w:r>
-              <w:rPr>
-                <w:rFonts w:ascii="思源黑体 CN Bold" w:eastAsia="思源黑体 CN Bold" w:hAnsi="思源黑体 CN Bold" w:cs="思源黑体 CN Light"/>
-                <w:b/>
-                <w:i/>
-                <w:iCs/>
-                <w:sz w:val="17"/>
-                <w:szCs w:val="17"/>
-              </w:rPr>
-              <w:t>_prime_gene</w:t>
+              <w:t>a.five_prime_gene</w:t>
             </w:r>
             <w:proofErr w:type="spellEnd"/>
             <w:r>
@@ -17374,7 +15659,6 @@
               <w:t>{{</w:t>
             </w:r>
             <w:proofErr w:type="spellStart"/>
-            <w:proofErr w:type="gramStart"/>
             <w:r>
               <w:rPr>
                 <w:rFonts w:ascii="思源黑体 CN Bold" w:eastAsia="思源黑体 CN Bold" w:hAnsi="思源黑体 CN Bold" w:cs="思源黑体 CN Light"/>
@@ -17384,19 +15668,7 @@
                 <w:sz w:val="17"/>
                 <w:szCs w:val="17"/>
               </w:rPr>
-              <w:t>a.three</w:t>
-            </w:r>
-            <w:proofErr w:type="gramEnd"/>
-            <w:r>
-              <w:rPr>
-                <w:rFonts w:ascii="思源黑体 CN Bold" w:eastAsia="思源黑体 CN Bold" w:hAnsi="思源黑体 CN Bold" w:cs="思源黑体 CN Light"/>
-                <w:b/>
-                <w:i/>
-                <w:iCs/>
-                <w:sz w:val="17"/>
-                <w:szCs w:val="17"/>
-              </w:rPr>
-              <w:t>_prime_gene</w:t>
+              <w:t>a.three_prime_gene</w:t>
             </w:r>
             <w:proofErr w:type="spellEnd"/>
             <w:r>
@@ -17461,7 +15733,6 @@
               <w:t>{{</w:t>
             </w:r>
             <w:proofErr w:type="spellStart"/>
-            <w:proofErr w:type="gramStart"/>
             <w:r>
               <w:rPr>
                 <w:rFonts w:ascii="思源黑体 CN Bold" w:eastAsia="思源黑体 CN Bold" w:hAnsi="思源黑体 CN Bold" w:cs="思源黑体 CN Light"/>
@@ -17471,19 +15742,7 @@
                 <w:sz w:val="17"/>
                 <w:szCs w:val="17"/>
               </w:rPr>
-              <w:t>a.five</w:t>
-            </w:r>
-            <w:proofErr w:type="gramEnd"/>
-            <w:r>
-              <w:rPr>
-                <w:rFonts w:ascii="思源黑体 CN Bold" w:eastAsia="思源黑体 CN Bold" w:hAnsi="思源黑体 CN Bold" w:cs="思源黑体 CN Light"/>
-                <w:b/>
-                <w:i/>
-                <w:iCs/>
-                <w:sz w:val="17"/>
-                <w:szCs w:val="17"/>
-              </w:rPr>
-              <w:t>_prime_gene</w:t>
+              <w:t>a.five_prime_gene</w:t>
             </w:r>
             <w:proofErr w:type="spellEnd"/>
             <w:r>
@@ -17571,7 +15830,6 @@
               <w:t>{{</w:t>
             </w:r>
             <w:proofErr w:type="spellStart"/>
-            <w:proofErr w:type="gramStart"/>
             <w:r>
               <w:rPr>
                 <w:rFonts w:ascii="思源黑体 CN Bold" w:eastAsia="思源黑体 CN Bold" w:hAnsi="思源黑体 CN Bold" w:cs="思源黑体 CN Light"/>
@@ -17581,19 +15839,7 @@
                 <w:sz w:val="17"/>
                 <w:szCs w:val="17"/>
               </w:rPr>
-              <w:t>a.gene</w:t>
-            </w:r>
-            <w:proofErr w:type="gramEnd"/>
-            <w:r>
-              <w:rPr>
-                <w:rFonts w:ascii="思源黑体 CN Bold" w:eastAsia="思源黑体 CN Bold" w:hAnsi="思源黑体 CN Bold" w:cs="思源黑体 CN Light"/>
-                <w:b/>
-                <w:i/>
-                <w:iCs/>
-                <w:sz w:val="17"/>
-                <w:szCs w:val="17"/>
-              </w:rPr>
-              <w:t>_symbol</w:t>
+              <w:t>a.gene_symbol</w:t>
             </w:r>
             <w:proofErr w:type="spellEnd"/>
             <w:r>
@@ -17682,19 +15928,7 @@
                 <w:sz w:val="17"/>
                 <w:szCs w:val="17"/>
               </w:rPr>
-              <w:t>=</w:t>
-            </w:r>
-            <w:proofErr w:type="gramStart"/>
-            <w:r>
-              <w:rPr>
-                <w:rFonts w:ascii="思源黑体 CN Normal" w:eastAsia="思源黑体 CN Normal" w:hAnsi="思源黑体 CN Normal"/>
-                <w:bCs/>
-                <w:iCs/>
-                <w:color w:val="000000" w:themeColor="text1"/>
-                <w:sz w:val="17"/>
-                <w:szCs w:val="17"/>
-              </w:rPr>
-              <w:t>=”</w:t>
+              <w:t>==”</w:t>
             </w:r>
             <w:proofErr w:type="spellStart"/>
             <w:r>
@@ -17709,7 +15943,6 @@
               <w:t>Snvindel</w:t>
             </w:r>
             <w:proofErr w:type="spellEnd"/>
-            <w:proofErr w:type="gramEnd"/>
             <w:r>
               <w:rPr>
                 <w:rFonts w:ascii="思源黑体 CN Normal" w:eastAsia="思源黑体 CN Normal" w:hAnsi="思源黑体 CN Normal"/>
@@ -17747,29 +15980,16 @@
               <w:t xml:space="preserve">{%p if </w:t>
             </w:r>
             <w:proofErr w:type="spellStart"/>
-            <w:proofErr w:type="gramStart"/>
-            <w:r>
-              <w:rPr>
-                <w:rFonts w:ascii="思源黑体 CN Normal" w:eastAsia="思源黑体 CN Normal" w:hAnsi="思源黑体 CN Normal"/>
-                <w:bCs/>
-                <w:iCs/>
-                <w:color w:val="000000" w:themeColor="text1"/>
-                <w:sz w:val="17"/>
-                <w:szCs w:val="17"/>
-              </w:rPr>
-              <w:t>a.hgvs</w:t>
-            </w:r>
-            <w:proofErr w:type="gramEnd"/>
-            <w:r>
-              <w:rPr>
-                <w:rFonts w:ascii="思源黑体 CN Normal" w:eastAsia="思源黑体 CN Normal" w:hAnsi="思源黑体 CN Normal"/>
-                <w:bCs/>
-                <w:iCs/>
-                <w:color w:val="000000" w:themeColor="text1"/>
-                <w:sz w:val="17"/>
-                <w:szCs w:val="17"/>
-              </w:rPr>
-              <w:t>_p</w:t>
+            <w:r>
+              <w:rPr>
+                <w:rFonts w:ascii="思源黑体 CN Normal" w:eastAsia="思源黑体 CN Normal" w:hAnsi="思源黑体 CN Normal"/>
+                <w:bCs/>
+                <w:iCs/>
+                <w:color w:val="000000" w:themeColor="text1"/>
+                <w:sz w:val="17"/>
+                <w:szCs w:val="17"/>
+              </w:rPr>
+              <w:t>a.hgvs_p</w:t>
             </w:r>
             <w:proofErr w:type="spellEnd"/>
             <w:r>
@@ -17809,29 +16029,16 @@
               <w:t>{{</w:t>
             </w:r>
             <w:proofErr w:type="spellStart"/>
-            <w:proofErr w:type="gramStart"/>
-            <w:r>
-              <w:rPr>
-                <w:rFonts w:ascii="思源黑体 CN Normal" w:eastAsia="思源黑体 CN Normal" w:hAnsi="思源黑体 CN Normal"/>
-                <w:bCs/>
-                <w:iCs/>
-                <w:color w:val="000000" w:themeColor="text1"/>
-                <w:sz w:val="17"/>
-                <w:szCs w:val="17"/>
-              </w:rPr>
-              <w:t>a.gene</w:t>
-            </w:r>
-            <w:proofErr w:type="gramEnd"/>
-            <w:r>
-              <w:rPr>
-                <w:rFonts w:ascii="思源黑体 CN Normal" w:eastAsia="思源黑体 CN Normal" w:hAnsi="思源黑体 CN Normal"/>
-                <w:bCs/>
-                <w:iCs/>
-                <w:color w:val="000000" w:themeColor="text1"/>
-                <w:sz w:val="17"/>
-                <w:szCs w:val="17"/>
-              </w:rPr>
-              <w:t>_region</w:t>
+            <w:r>
+              <w:rPr>
+                <w:rFonts w:ascii="思源黑体 CN Normal" w:eastAsia="思源黑体 CN Normal" w:hAnsi="思源黑体 CN Normal"/>
+                <w:bCs/>
+                <w:iCs/>
+                <w:color w:val="000000" w:themeColor="text1"/>
+                <w:sz w:val="17"/>
+                <w:szCs w:val="17"/>
+              </w:rPr>
+              <w:t>a.gene_region</w:t>
             </w:r>
             <w:proofErr w:type="spellEnd"/>
             <w:r>
@@ -17999,29 +16206,16 @@
               <w:t>{{</w:t>
             </w:r>
             <w:proofErr w:type="spellStart"/>
-            <w:proofErr w:type="gramStart"/>
-            <w:r>
-              <w:rPr>
-                <w:rFonts w:ascii="思源黑体 CN Normal" w:eastAsia="思源黑体 CN Normal" w:hAnsi="思源黑体 CN Normal"/>
-                <w:bCs/>
-                <w:iCs/>
-                <w:color w:val="000000" w:themeColor="text1"/>
-                <w:sz w:val="17"/>
-                <w:szCs w:val="17"/>
-              </w:rPr>
-              <w:t>a.gene</w:t>
-            </w:r>
-            <w:proofErr w:type="gramEnd"/>
-            <w:r>
-              <w:rPr>
-                <w:rFonts w:ascii="思源黑体 CN Normal" w:eastAsia="思源黑体 CN Normal" w:hAnsi="思源黑体 CN Normal"/>
-                <w:bCs/>
-                <w:iCs/>
-                <w:color w:val="000000" w:themeColor="text1"/>
-                <w:sz w:val="17"/>
-                <w:szCs w:val="17"/>
-              </w:rPr>
-              <w:t>_region</w:t>
+            <w:r>
+              <w:rPr>
+                <w:rFonts w:ascii="思源黑体 CN Normal" w:eastAsia="思源黑体 CN Normal" w:hAnsi="思源黑体 CN Normal"/>
+                <w:bCs/>
+                <w:iCs/>
+                <w:color w:val="000000" w:themeColor="text1"/>
+                <w:sz w:val="17"/>
+                <w:szCs w:val="17"/>
+              </w:rPr>
+              <w:t>a.gene_region</w:t>
             </w:r>
             <w:proofErr w:type="spellEnd"/>
             <w:r>
@@ -18132,29 +16326,16 @@
               <w:t>{{</w:t>
             </w:r>
             <w:proofErr w:type="spellStart"/>
-            <w:proofErr w:type="gramStart"/>
-            <w:r>
-              <w:rPr>
-                <w:rFonts w:ascii="思源黑体 CN Normal" w:eastAsia="思源黑体 CN Normal" w:hAnsi="思源黑体 CN Normal"/>
-                <w:bCs/>
-                <w:iCs/>
-                <w:color w:val="000000" w:themeColor="text1"/>
-                <w:sz w:val="17"/>
-                <w:szCs w:val="17"/>
-              </w:rPr>
-              <w:t>a.transcript</w:t>
-            </w:r>
-            <w:proofErr w:type="gramEnd"/>
-            <w:r>
-              <w:rPr>
-                <w:rFonts w:ascii="思源黑体 CN Normal" w:eastAsia="思源黑体 CN Normal" w:hAnsi="思源黑体 CN Normal"/>
-                <w:bCs/>
-                <w:iCs/>
-                <w:color w:val="000000" w:themeColor="text1"/>
-                <w:sz w:val="17"/>
-                <w:szCs w:val="17"/>
-              </w:rPr>
-              <w:t>_primary</w:t>
+            <w:r>
+              <w:rPr>
+                <w:rFonts w:ascii="思源黑体 CN Normal" w:eastAsia="思源黑体 CN Normal" w:hAnsi="思源黑体 CN Normal"/>
+                <w:bCs/>
+                <w:iCs/>
+                <w:color w:val="000000" w:themeColor="text1"/>
+                <w:sz w:val="17"/>
+                <w:szCs w:val="17"/>
+              </w:rPr>
+              <w:t>a.transcript_primary</w:t>
             </w:r>
             <w:proofErr w:type="spellEnd"/>
             <w:r>
@@ -18250,19 +16431,7 @@
                 <w:sz w:val="17"/>
                 <w:szCs w:val="17"/>
               </w:rPr>
-              <w:t>=</w:t>
-            </w:r>
-            <w:proofErr w:type="gramStart"/>
-            <w:r>
-              <w:rPr>
-                <w:rFonts w:ascii="思源黑体 CN Normal" w:eastAsia="思源黑体 CN Normal" w:hAnsi="思源黑体 CN Normal"/>
-                <w:bCs/>
-                <w:iCs/>
-                <w:color w:val="000000" w:themeColor="text1"/>
-                <w:sz w:val="17"/>
-                <w:szCs w:val="17"/>
-              </w:rPr>
-              <w:t>=”</w:t>
+              <w:t>==”</w:t>
             </w:r>
             <w:proofErr w:type="spellStart"/>
             <w:r>
@@ -18277,7 +16446,6 @@
               <w:t>Cnv</w:t>
             </w:r>
             <w:proofErr w:type="spellEnd"/>
-            <w:proofErr w:type="gramEnd"/>
             <w:r>
               <w:rPr>
                 <w:rFonts w:ascii="思源黑体 CN Normal" w:eastAsia="思源黑体 CN Normal" w:hAnsi="思源黑体 CN Normal"/>
@@ -18396,19 +16564,7 @@
                 <w:sz w:val="17"/>
                 <w:szCs w:val="17"/>
               </w:rPr>
-              <w:t>=</w:t>
-            </w:r>
-            <w:proofErr w:type="gramStart"/>
-            <w:r>
-              <w:rPr>
-                <w:rFonts w:ascii="思源黑体 CN Normal" w:eastAsia="思源黑体 CN Normal" w:hAnsi="思源黑体 CN Normal"/>
-                <w:bCs/>
-                <w:iCs/>
-                <w:color w:val="000000" w:themeColor="text1"/>
-                <w:sz w:val="17"/>
-                <w:szCs w:val="17"/>
-              </w:rPr>
-              <w:t>=”</w:t>
+              <w:t>==”</w:t>
             </w:r>
             <w:proofErr w:type="spellStart"/>
             <w:r>
@@ -18423,7 +16579,6 @@
               <w:t>Sv</w:t>
             </w:r>
             <w:proofErr w:type="spellEnd"/>
-            <w:proofErr w:type="gramEnd"/>
             <w:r>
               <w:rPr>
                 <w:rFonts w:ascii="思源黑体 CN Normal" w:eastAsia="思源黑体 CN Normal" w:hAnsi="思源黑体 CN Normal"/>
@@ -18633,29 +16788,16 @@
               <w:t>{{</w:t>
             </w:r>
             <w:proofErr w:type="spellStart"/>
-            <w:proofErr w:type="gramStart"/>
-            <w:r>
-              <w:rPr>
-                <w:rFonts w:ascii="思源黑体 CN Normal" w:eastAsia="思源黑体 CN Normal" w:hAnsi="思源黑体 CN Normal"/>
-                <w:bCs/>
-                <w:iCs/>
-                <w:color w:val="000000" w:themeColor="text1"/>
-                <w:sz w:val="17"/>
-                <w:szCs w:val="17"/>
-              </w:rPr>
-              <w:t>a.five</w:t>
-            </w:r>
-            <w:proofErr w:type="gramEnd"/>
-            <w:r>
-              <w:rPr>
-                <w:rFonts w:ascii="思源黑体 CN Normal" w:eastAsia="思源黑体 CN Normal" w:hAnsi="思源黑体 CN Normal"/>
-                <w:bCs/>
-                <w:iCs/>
-                <w:color w:val="000000" w:themeColor="text1"/>
-                <w:sz w:val="17"/>
-                <w:szCs w:val="17"/>
-              </w:rPr>
-              <w:t>_prime_transcript</w:t>
+            <w:r>
+              <w:rPr>
+                <w:rFonts w:ascii="思源黑体 CN Normal" w:eastAsia="思源黑体 CN Normal" w:hAnsi="思源黑体 CN Normal"/>
+                <w:bCs/>
+                <w:iCs/>
+                <w:color w:val="000000" w:themeColor="text1"/>
+                <w:sz w:val="17"/>
+                <w:szCs w:val="17"/>
+              </w:rPr>
+              <w:t>a.five_prime_transcript</w:t>
             </w:r>
             <w:proofErr w:type="spellEnd"/>
             <w:r>
@@ -18770,19 +16912,7 @@
                 <w:sz w:val="17"/>
                 <w:szCs w:val="17"/>
               </w:rPr>
-              <w:t>=</w:t>
-            </w:r>
-            <w:proofErr w:type="gramStart"/>
-            <w:r>
-              <w:rPr>
-                <w:rFonts w:ascii="思源黑体 CN Normal" w:eastAsia="思源黑体 CN Normal" w:hAnsi="思源黑体 CN Normal"/>
-                <w:bCs/>
-                <w:iCs/>
-                <w:color w:val="000000" w:themeColor="text1"/>
-                <w:sz w:val="17"/>
-                <w:szCs w:val="17"/>
-              </w:rPr>
-              <w:t>=”</w:t>
+              <w:t>==”</w:t>
             </w:r>
             <w:proofErr w:type="spellStart"/>
             <w:r>
@@ -18797,7 +16927,6 @@
               <w:t>Snvindel</w:t>
             </w:r>
             <w:proofErr w:type="spellEnd"/>
-            <w:proofErr w:type="gramEnd"/>
             <w:r>
               <w:rPr>
                 <w:rFonts w:ascii="思源黑体 CN Normal" w:eastAsia="思源黑体 CN Normal" w:hAnsi="思源黑体 CN Normal"/>
@@ -18835,7 +16964,477 @@
               <w:t>{{</w:t>
             </w:r>
             <w:proofErr w:type="spellStart"/>
-            <w:proofErr w:type="gramStart"/>
+            <w:r>
+              <w:rPr>
+                <w:rFonts w:ascii="思源黑体 CN Normal" w:eastAsia="思源黑体 CN Normal" w:hAnsi="思源黑体 CN Normal"/>
+                <w:bCs/>
+                <w:iCs/>
+                <w:color w:val="000000" w:themeColor="text1"/>
+                <w:sz w:val="17"/>
+                <w:szCs w:val="17"/>
+              </w:rPr>
+              <w:t>a.freq_str</w:t>
+            </w:r>
+            <w:proofErr w:type="spellEnd"/>
+            <w:r>
+              <w:rPr>
+                <w:rFonts w:ascii="思源黑体 CN Normal" w:eastAsia="思源黑体 CN Normal" w:hAnsi="思源黑体 CN Normal"/>
+                <w:bCs/>
+                <w:iCs/>
+                <w:color w:val="000000" w:themeColor="text1"/>
+                <w:sz w:val="17"/>
+                <w:szCs w:val="17"/>
+              </w:rPr>
+              <w:t>}}</w:t>
+            </w:r>
+          </w:p>
+          <w:p>
+            <w:pPr>
+              <w:spacing w:beforeLines="10" w:before="31" w:afterLines="10" w:after="31"/>
+              <w:jc w:val="center"/>
+              <w:rPr>
+                <w:rFonts w:ascii="思源黑体 CN Normal" w:eastAsia="思源黑体 CN Normal" w:hAnsi="思源黑体 CN Normal"/>
+                <w:bCs/>
+                <w:iCs/>
+                <w:color w:val="000000" w:themeColor="text1"/>
+                <w:sz w:val="17"/>
+                <w:szCs w:val="17"/>
+              </w:rPr>
+            </w:pPr>
+            <w:r>
+              <w:rPr>
+                <w:rFonts w:ascii="思源黑体 CN Normal" w:eastAsia="思源黑体 CN Normal" w:hAnsi="思源黑体 CN Normal"/>
+                <w:bCs/>
+                <w:iCs/>
+                <w:color w:val="000000" w:themeColor="text1"/>
+                <w:sz w:val="17"/>
+                <w:szCs w:val="17"/>
+              </w:rPr>
+              <w:t xml:space="preserve">{%p </w:t>
+            </w:r>
+            <w:proofErr w:type="spellStart"/>
+            <w:r>
+              <w:rPr>
+                <w:rFonts w:ascii="思源黑体 CN Normal" w:eastAsia="思源黑体 CN Normal" w:hAnsi="思源黑体 CN Normal"/>
+                <w:bCs/>
+                <w:iCs/>
+                <w:color w:val="000000" w:themeColor="text1"/>
+                <w:sz w:val="17"/>
+                <w:szCs w:val="17"/>
+              </w:rPr>
+              <w:t>elif</w:t>
+            </w:r>
+            <w:proofErr w:type="spellEnd"/>
+            <w:r>
+              <w:rPr>
+                <w:rFonts w:ascii="思源黑体 CN Normal" w:eastAsia="思源黑体 CN Normal" w:hAnsi="思源黑体 CN Normal"/>
+                <w:bCs/>
+                <w:iCs/>
+                <w:color w:val="000000" w:themeColor="text1"/>
+                <w:sz w:val="17"/>
+                <w:szCs w:val="17"/>
+              </w:rPr>
+              <w:t xml:space="preserve"> </w:t>
+            </w:r>
+            <w:proofErr w:type="spellStart"/>
+            <w:r>
+              <w:rPr>
+                <w:rFonts w:ascii="思源黑体 CN Normal" w:eastAsia="思源黑体 CN Normal" w:hAnsi="思源黑体 CN Normal"/>
+                <w:bCs/>
+                <w:iCs/>
+                <w:color w:val="000000" w:themeColor="text1"/>
+                <w:sz w:val="17"/>
+                <w:szCs w:val="17"/>
+              </w:rPr>
+              <w:t>a.</w:t>
+            </w:r>
+            <w:r>
+              <w:rPr>
+                <w:rFonts w:ascii="思源黑体 CN Normal" w:eastAsia="思源黑体 CN Normal" w:hAnsi="思源黑体 CN Normal"/>
+                <w:bCs/>
+                <w:iCs/>
+                <w:color w:val="000000" w:themeColor="text1"/>
+                <w:sz w:val="17"/>
+                <w:szCs w:val="17"/>
+              </w:rPr>
+              <w:t>bio_category</w:t>
+            </w:r>
+            <w:proofErr w:type="spellEnd"/>
+            <w:r>
+              <w:rPr>
+                <w:rFonts w:ascii="思源黑体 CN Normal" w:eastAsia="思源黑体 CN Normal" w:hAnsi="思源黑体 CN Normal"/>
+                <w:bCs/>
+                <w:iCs/>
+                <w:color w:val="000000" w:themeColor="text1"/>
+                <w:sz w:val="17"/>
+                <w:szCs w:val="17"/>
+              </w:rPr>
+              <w:t>==”</w:t>
+            </w:r>
+            <w:proofErr w:type="spellStart"/>
+            <w:r>
+              <w:rPr>
+                <w:rFonts w:ascii="思源黑体 CN Normal" w:eastAsia="思源黑体 CN Normal" w:hAnsi="思源黑体 CN Normal"/>
+                <w:bCs/>
+                <w:iCs/>
+                <w:color w:val="000000" w:themeColor="text1"/>
+                <w:sz w:val="17"/>
+                <w:szCs w:val="17"/>
+              </w:rPr>
+              <w:t>Cnv</w:t>
+            </w:r>
+            <w:proofErr w:type="spellEnd"/>
+            <w:r>
+              <w:rPr>
+                <w:rFonts w:ascii="思源黑体 CN Normal" w:eastAsia="思源黑体 CN Normal" w:hAnsi="思源黑体 CN Normal"/>
+                <w:bCs/>
+                <w:iCs/>
+                <w:color w:val="000000" w:themeColor="text1"/>
+                <w:sz w:val="17"/>
+                <w:szCs w:val="17"/>
+              </w:rPr>
+              <w:t>”%}</w:t>
+            </w:r>
+          </w:p>
+          <w:p>
+            <w:pPr>
+              <w:spacing w:beforeLines="10" w:before="31" w:afterLines="10" w:after="31"/>
+              <w:jc w:val="center"/>
+              <w:rPr>
+                <w:rFonts w:ascii="思源黑体 CN Normal" w:eastAsia="思源黑体 CN Normal" w:hAnsi="思源黑体 CN Normal"/>
+                <w:bCs/>
+                <w:iCs/>
+                <w:color w:val="000000" w:themeColor="text1"/>
+                <w:sz w:val="17"/>
+                <w:szCs w:val="17"/>
+              </w:rPr>
+            </w:pPr>
+            <w:r>
+              <w:rPr>
+                <w:rFonts w:ascii="思源黑体 CN Normal" w:eastAsia="思源黑体 CN Normal" w:hAnsi="思源黑体 CN Normal"/>
+                <w:bCs/>
+                <w:iCs/>
+                <w:color w:val="000000" w:themeColor="text1"/>
+                <w:sz w:val="17"/>
+                <w:szCs w:val="17"/>
+              </w:rPr>
+              <w:t>{{</w:t>
+            </w:r>
+            <w:proofErr w:type="spellStart"/>
+            <w:r>
+              <w:rPr>
+                <w:rFonts w:ascii="思源黑体 CN Normal" w:eastAsia="思源黑体 CN Normal" w:hAnsi="思源黑体 CN Normal"/>
+                <w:bCs/>
+                <w:iCs/>
+                <w:color w:val="000000" w:themeColor="text1"/>
+                <w:sz w:val="17"/>
+                <w:szCs w:val="17"/>
+              </w:rPr>
+              <w:t>a.cn_mean</w:t>
+            </w:r>
+            <w:proofErr w:type="spellEnd"/>
+            <w:r>
+              <w:rPr>
+                <w:rFonts w:ascii="思源黑体 CN Normal" w:eastAsia="思源黑体 CN Normal" w:hAnsi="思源黑体 CN Normal"/>
+                <w:bCs/>
+                <w:iCs/>
+                <w:color w:val="000000" w:themeColor="text1"/>
+                <w:sz w:val="17"/>
+                <w:szCs w:val="17"/>
+              </w:rPr>
+              <w:t>}}</w:t>
+            </w:r>
+          </w:p>
+          <w:p>
+            <w:pPr>
+              <w:spacing w:beforeLines="10" w:before="31" w:afterLines="10" w:after="31"/>
+              <w:jc w:val="center"/>
+              <w:rPr>
+                <w:rFonts w:ascii="思源黑体 CN Normal" w:eastAsia="思源黑体 CN Normal" w:hAnsi="思源黑体 CN Normal"/>
+                <w:bCs/>
+                <w:iCs/>
+                <w:color w:val="000000" w:themeColor="text1"/>
+                <w:sz w:val="17"/>
+                <w:szCs w:val="17"/>
+              </w:rPr>
+            </w:pPr>
+            <w:r>
+              <w:rPr>
+                <w:rFonts w:ascii="思源黑体 CN Normal" w:eastAsia="思源黑体 CN Normal" w:hAnsi="思源黑体 CN Normal"/>
+                <w:bCs/>
+                <w:iCs/>
+                <w:color w:val="000000" w:themeColor="text1"/>
+                <w:sz w:val="17"/>
+                <w:szCs w:val="17"/>
+              </w:rPr>
+              <w:t xml:space="preserve">{%p </w:t>
+            </w:r>
+            <w:proofErr w:type="spellStart"/>
+            <w:r>
+              <w:rPr>
+                <w:rFonts w:ascii="思源黑体 CN Normal" w:eastAsia="思源黑体 CN Normal" w:hAnsi="思源黑体 CN Normal"/>
+                <w:bCs/>
+                <w:iCs/>
+                <w:color w:val="000000" w:themeColor="text1"/>
+                <w:sz w:val="17"/>
+                <w:szCs w:val="17"/>
+              </w:rPr>
+              <w:t>elif</w:t>
+            </w:r>
+            <w:proofErr w:type="spellEnd"/>
+            <w:r>
+              <w:rPr>
+                <w:rFonts w:ascii="思源黑体 CN Normal" w:eastAsia="思源黑体 CN Normal" w:hAnsi="思源黑体 CN Normal"/>
+                <w:bCs/>
+                <w:iCs/>
+                <w:color w:val="000000" w:themeColor="text1"/>
+                <w:sz w:val="17"/>
+                <w:szCs w:val="17"/>
+              </w:rPr>
+              <w:t xml:space="preserve"> </w:t>
+            </w:r>
+            <w:proofErr w:type="spellStart"/>
+            <w:r>
+              <w:rPr>
+                <w:rFonts w:ascii="思源黑体 CN Normal" w:eastAsia="思源黑体 CN Normal" w:hAnsi="思源黑体 CN Normal"/>
+                <w:bCs/>
+                <w:iCs/>
+                <w:color w:val="000000" w:themeColor="text1"/>
+                <w:sz w:val="17"/>
+                <w:szCs w:val="17"/>
+              </w:rPr>
+              <w:t>a.</w:t>
+            </w:r>
+            <w:r>
+              <w:rPr>
+                <w:rFonts w:ascii="思源黑体 CN Normal" w:eastAsia="思源黑体 CN Normal" w:hAnsi="思源黑体 CN Normal"/>
+                <w:bCs/>
+                <w:iCs/>
+                <w:color w:val="000000" w:themeColor="text1"/>
+                <w:sz w:val="17"/>
+                <w:szCs w:val="17"/>
+              </w:rPr>
+              <w:t>bio_category</w:t>
+            </w:r>
+            <w:proofErr w:type="spellEnd"/>
+            <w:r>
+              <w:rPr>
+                <w:rFonts w:ascii="思源黑体 CN Normal" w:eastAsia="思源黑体 CN Normal" w:hAnsi="思源黑体 CN Normal"/>
+                <w:bCs/>
+                <w:iCs/>
+                <w:color w:val="000000" w:themeColor="text1"/>
+                <w:sz w:val="17"/>
+                <w:szCs w:val="17"/>
+              </w:rPr>
+              <w:t>==”</w:t>
+            </w:r>
+            <w:proofErr w:type="spellStart"/>
+            <w:r>
+              <w:rPr>
+                <w:rFonts w:ascii="思源黑体 CN Normal" w:eastAsia="思源黑体 CN Normal" w:hAnsi="思源黑体 CN Normal"/>
+                <w:bCs/>
+                <w:iCs/>
+                <w:color w:val="000000" w:themeColor="text1"/>
+                <w:sz w:val="17"/>
+                <w:szCs w:val="17"/>
+              </w:rPr>
+              <w:t>Sv</w:t>
+            </w:r>
+            <w:proofErr w:type="spellEnd"/>
+            <w:r>
+              <w:rPr>
+                <w:rFonts w:ascii="思源黑体 CN Normal" w:eastAsia="思源黑体 CN Normal" w:hAnsi="思源黑体 CN Normal"/>
+                <w:bCs/>
+                <w:iCs/>
+                <w:color w:val="000000" w:themeColor="text1"/>
+                <w:sz w:val="17"/>
+                <w:szCs w:val="17"/>
+              </w:rPr>
+              <w:t>”%}</w:t>
+            </w:r>
+          </w:p>
+          <w:p>
+            <w:pPr>
+              <w:spacing w:beforeLines="10" w:before="31" w:afterLines="10" w:after="31"/>
+              <w:jc w:val="center"/>
+              <w:rPr>
+                <w:rFonts w:ascii="思源黑体 CN Normal" w:eastAsia="思源黑体 CN Normal" w:hAnsi="思源黑体 CN Normal"/>
+                <w:bCs/>
+                <w:iCs/>
+                <w:color w:val="000000" w:themeColor="text1"/>
+                <w:sz w:val="17"/>
+                <w:szCs w:val="17"/>
+              </w:rPr>
+            </w:pPr>
+            <w:r>
+              <w:rPr>
+                <w:rFonts w:ascii="思源黑体 CN Normal" w:eastAsia="思源黑体 CN Normal" w:hAnsi="思源黑体 CN Normal"/>
+                <w:bCs/>
+                <w:iCs/>
+                <w:color w:val="000000" w:themeColor="text1"/>
+                <w:sz w:val="17"/>
+                <w:szCs w:val="17"/>
+              </w:rPr>
+              <w:t>{{</w:t>
+            </w:r>
+            <w:proofErr w:type="spellStart"/>
+            <w:r>
+              <w:rPr>
+                <w:rFonts w:ascii="思源黑体 CN Normal" w:eastAsia="思源黑体 CN Normal" w:hAnsi="思源黑体 CN Normal"/>
+                <w:bCs/>
+                <w:iCs/>
+                <w:color w:val="000000" w:themeColor="text1"/>
+                <w:sz w:val="17"/>
+                <w:szCs w:val="17"/>
+              </w:rPr>
+              <w:t>a.freq_str</w:t>
+            </w:r>
+            <w:proofErr w:type="spellEnd"/>
+            <w:r>
+              <w:rPr>
+                <w:rFonts w:ascii="思源黑体 CN Normal" w:eastAsia="思源黑体 CN Normal" w:hAnsi="思源黑体 CN Normal"/>
+                <w:bCs/>
+                <w:iCs/>
+                <w:color w:val="000000" w:themeColor="text1"/>
+                <w:sz w:val="17"/>
+                <w:szCs w:val="17"/>
+              </w:rPr>
+              <w:t>}}</w:t>
+            </w:r>
+          </w:p>
+          <w:p>
+            <w:pPr>
+              <w:spacing w:beforeLines="10" w:before="31" w:afterLines="10" w:after="31"/>
+              <w:jc w:val="center"/>
+              <w:rPr>
+                <w:rFonts w:ascii="思源黑体 CN Normal" w:eastAsia="思源黑体 CN Normal" w:hAnsi="思源黑体 CN Normal"/>
+                <w:bCs/>
+                <w:iCs/>
+                <w:color w:val="000000" w:themeColor="text1"/>
+                <w:sz w:val="17"/>
+                <w:szCs w:val="17"/>
+              </w:rPr>
+            </w:pPr>
+            <w:r>
+              <w:rPr>
+                <w:rFonts w:ascii="思源黑体 CN Normal" w:eastAsia="思源黑体 CN Normal" w:hAnsi="思源黑体 CN Normal"/>
+                <w:bCs/>
+                <w:iCs/>
+                <w:color w:val="000000" w:themeColor="text1"/>
+                <w:sz w:val="17"/>
+                <w:szCs w:val="17"/>
+              </w:rPr>
+              <w:t xml:space="preserve">{%p </w:t>
+            </w:r>
+            <w:proofErr w:type="spellStart"/>
+            <w:r>
+              <w:rPr>
+                <w:rFonts w:ascii="思源黑体 CN Normal" w:eastAsia="思源黑体 CN Normal" w:hAnsi="思源黑体 CN Normal"/>
+                <w:bCs/>
+                <w:iCs/>
+                <w:color w:val="000000" w:themeColor="text1"/>
+                <w:sz w:val="17"/>
+                <w:szCs w:val="17"/>
+              </w:rPr>
+              <w:t>elif</w:t>
+            </w:r>
+            <w:proofErr w:type="spellEnd"/>
+            <w:r>
+              <w:rPr>
+                <w:rFonts w:ascii="思源黑体 CN Normal" w:eastAsia="思源黑体 CN Normal" w:hAnsi="思源黑体 CN Normal"/>
+                <w:bCs/>
+                <w:iCs/>
+                <w:color w:val="000000" w:themeColor="text1"/>
+                <w:sz w:val="17"/>
+                <w:szCs w:val="17"/>
+              </w:rPr>
+              <w:t xml:space="preserve"> </w:t>
+            </w:r>
+            <w:proofErr w:type="spellStart"/>
+            <w:r>
+              <w:rPr>
+                <w:rFonts w:ascii="思源黑体 CN Normal" w:eastAsia="思源黑体 CN Normal" w:hAnsi="思源黑体 CN Normal"/>
+                <w:bCs/>
+                <w:iCs/>
+                <w:color w:val="000000" w:themeColor="text1"/>
+                <w:sz w:val="17"/>
+                <w:szCs w:val="17"/>
+              </w:rPr>
+              <w:t>a.</w:t>
+            </w:r>
+            <w:r>
+              <w:rPr>
+                <w:rFonts w:ascii="思源黑体 CN Normal" w:eastAsia="思源黑体 CN Normal" w:hAnsi="思源黑体 CN Normal"/>
+                <w:bCs/>
+                <w:iCs/>
+                <w:color w:val="000000" w:themeColor="text1"/>
+                <w:sz w:val="17"/>
+                <w:szCs w:val="17"/>
+              </w:rPr>
+              <w:t>bio_category</w:t>
+            </w:r>
+            <w:proofErr w:type="spellEnd"/>
+            <w:r>
+              <w:rPr>
+                <w:rFonts w:ascii="思源黑体 CN Normal" w:eastAsia="思源黑体 CN Normal" w:hAnsi="思源黑体 CN Normal"/>
+                <w:bCs/>
+                <w:iCs/>
+                <w:color w:val="000000" w:themeColor="text1"/>
+                <w:sz w:val="17"/>
+                <w:szCs w:val="17"/>
+              </w:rPr>
+              <w:t>==”</w:t>
+            </w:r>
+            <w:proofErr w:type="spellStart"/>
+            <w:r>
+              <w:rPr>
+                <w:rFonts w:ascii="思源黑体 CN Normal" w:eastAsia="思源黑体 CN Normal" w:hAnsi="思源黑体 CN Normal"/>
+                <w:bCs/>
+                <w:iCs/>
+                <w:color w:val="000000" w:themeColor="text1"/>
+                <w:sz w:val="17"/>
+                <w:szCs w:val="17"/>
+              </w:rPr>
+              <w:t>PSeqRnaSv</w:t>
+            </w:r>
+            <w:proofErr w:type="spellEnd"/>
+            <w:r>
+              <w:rPr>
+                <w:rFonts w:ascii="思源黑体 CN Normal" w:eastAsia="思源黑体 CN Normal" w:hAnsi="思源黑体 CN Normal"/>
+                <w:bCs/>
+                <w:iCs/>
+                <w:color w:val="000000" w:themeColor="text1"/>
+                <w:sz w:val="17"/>
+                <w:szCs w:val="17"/>
+              </w:rPr>
+              <w:t>”%}</w:t>
+            </w:r>
+          </w:p>
+          <w:p>
+            <w:pPr>
+              <w:spacing w:beforeLines="10" w:before="31" w:afterLines="10" w:after="31"/>
+              <w:jc w:val="center"/>
+              <w:rPr>
+                <w:rFonts w:ascii="思源黑体 CN Normal" w:eastAsia="思源黑体 CN Normal" w:hAnsi="思源黑体 CN Normal"/>
+                <w:bCs/>
+                <w:iCs/>
+                <w:color w:val="000000" w:themeColor="text1"/>
+                <w:sz w:val="17"/>
+                <w:szCs w:val="17"/>
+              </w:rPr>
+            </w:pPr>
+            <w:r>
+              <w:rPr>
+                <w:rFonts w:ascii="思源黑体 CN Normal" w:eastAsia="思源黑体 CN Normal" w:hAnsi="思源黑体 CN Normal"/>
+                <w:bCs/>
+                <w:iCs/>
+                <w:color w:val="000000" w:themeColor="text1"/>
+                <w:sz w:val="17"/>
+                <w:szCs w:val="17"/>
+              </w:rPr>
+              <w:t>{{</w:t>
+            </w:r>
+            <w:proofErr w:type="spellStart"/>
             <w:r>
               <w:rPr>
                 <w:rFonts w:ascii="思源黑体 CN Normal" w:eastAsia="思源黑体 CN Normal" w:hAnsi="思源黑体 CN Normal"/>
@@ -18847,544 +17446,7 @@
               </w:rPr>
               <w:t>a.freq</w:t>
             </w:r>
-            <w:proofErr w:type="gramEnd"/>
-            <w:r>
-              <w:rPr>
-                <w:rFonts w:ascii="思源黑体 CN Normal" w:eastAsia="思源黑体 CN Normal" w:hAnsi="思源黑体 CN Normal"/>
-                <w:bCs/>
-                <w:iCs/>
-                <w:color w:val="000000" w:themeColor="text1"/>
-                <w:sz w:val="17"/>
-                <w:szCs w:val="17"/>
-              </w:rPr>
-              <w:t>_str</w:t>
-            </w:r>
             <w:proofErr w:type="spellEnd"/>
-            <w:r>
-              <w:rPr>
-                <w:rFonts w:ascii="思源黑体 CN Normal" w:eastAsia="思源黑体 CN Normal" w:hAnsi="思源黑体 CN Normal"/>
-                <w:bCs/>
-                <w:iCs/>
-                <w:color w:val="000000" w:themeColor="text1"/>
-                <w:sz w:val="17"/>
-                <w:szCs w:val="17"/>
-              </w:rPr>
-              <w:t>}}</w:t>
-            </w:r>
-          </w:p>
-          <w:p>
-            <w:pPr>
-              <w:spacing w:beforeLines="10" w:before="31" w:afterLines="10" w:after="31"/>
-              <w:jc w:val="center"/>
-              <w:rPr>
-                <w:rFonts w:ascii="思源黑体 CN Normal" w:eastAsia="思源黑体 CN Normal" w:hAnsi="思源黑体 CN Normal"/>
-                <w:bCs/>
-                <w:iCs/>
-                <w:color w:val="000000" w:themeColor="text1"/>
-                <w:sz w:val="17"/>
-                <w:szCs w:val="17"/>
-              </w:rPr>
-            </w:pPr>
-            <w:r>
-              <w:rPr>
-                <w:rFonts w:ascii="思源黑体 CN Normal" w:eastAsia="思源黑体 CN Normal" w:hAnsi="思源黑体 CN Normal"/>
-                <w:bCs/>
-                <w:iCs/>
-                <w:color w:val="000000" w:themeColor="text1"/>
-                <w:sz w:val="17"/>
-                <w:szCs w:val="17"/>
-              </w:rPr>
-              <w:t xml:space="preserve">{%p </w:t>
-            </w:r>
-            <w:proofErr w:type="spellStart"/>
-            <w:r>
-              <w:rPr>
-                <w:rFonts w:ascii="思源黑体 CN Normal" w:eastAsia="思源黑体 CN Normal" w:hAnsi="思源黑体 CN Normal"/>
-                <w:bCs/>
-                <w:iCs/>
-                <w:color w:val="000000" w:themeColor="text1"/>
-                <w:sz w:val="17"/>
-                <w:szCs w:val="17"/>
-              </w:rPr>
-              <w:t>elif</w:t>
-            </w:r>
-            <w:proofErr w:type="spellEnd"/>
-            <w:r>
-              <w:rPr>
-                <w:rFonts w:ascii="思源黑体 CN Normal" w:eastAsia="思源黑体 CN Normal" w:hAnsi="思源黑体 CN Normal"/>
-                <w:bCs/>
-                <w:iCs/>
-                <w:color w:val="000000" w:themeColor="text1"/>
-                <w:sz w:val="17"/>
-                <w:szCs w:val="17"/>
-              </w:rPr>
-              <w:t xml:space="preserve"> </w:t>
-            </w:r>
-            <w:proofErr w:type="spellStart"/>
-            <w:r>
-              <w:rPr>
-                <w:rFonts w:ascii="思源黑体 CN Normal" w:eastAsia="思源黑体 CN Normal" w:hAnsi="思源黑体 CN Normal"/>
-                <w:bCs/>
-                <w:iCs/>
-                <w:color w:val="000000" w:themeColor="text1"/>
-                <w:sz w:val="17"/>
-                <w:szCs w:val="17"/>
-              </w:rPr>
-              <w:t>a.</w:t>
-            </w:r>
-            <w:r>
-              <w:rPr>
-                <w:rFonts w:ascii="思源黑体 CN Normal" w:eastAsia="思源黑体 CN Normal" w:hAnsi="思源黑体 CN Normal"/>
-                <w:bCs/>
-                <w:iCs/>
-                <w:color w:val="000000" w:themeColor="text1"/>
-                <w:sz w:val="17"/>
-                <w:szCs w:val="17"/>
-              </w:rPr>
-              <w:t>bio_category</w:t>
-            </w:r>
-            <w:proofErr w:type="spellEnd"/>
-            <w:r>
-              <w:rPr>
-                <w:rFonts w:ascii="思源黑体 CN Normal" w:eastAsia="思源黑体 CN Normal" w:hAnsi="思源黑体 CN Normal"/>
-                <w:bCs/>
-                <w:iCs/>
-                <w:color w:val="000000" w:themeColor="text1"/>
-                <w:sz w:val="17"/>
-                <w:szCs w:val="17"/>
-              </w:rPr>
-              <w:t>=</w:t>
-            </w:r>
-            <w:proofErr w:type="gramStart"/>
-            <w:r>
-              <w:rPr>
-                <w:rFonts w:ascii="思源黑体 CN Normal" w:eastAsia="思源黑体 CN Normal" w:hAnsi="思源黑体 CN Normal"/>
-                <w:bCs/>
-                <w:iCs/>
-                <w:color w:val="000000" w:themeColor="text1"/>
-                <w:sz w:val="17"/>
-                <w:szCs w:val="17"/>
-              </w:rPr>
-              <w:t>=”</w:t>
-            </w:r>
-            <w:proofErr w:type="spellStart"/>
-            <w:r>
-              <w:rPr>
-                <w:rFonts w:ascii="思源黑体 CN Normal" w:eastAsia="思源黑体 CN Normal" w:hAnsi="思源黑体 CN Normal"/>
-                <w:bCs/>
-                <w:iCs/>
-                <w:color w:val="000000" w:themeColor="text1"/>
-                <w:sz w:val="17"/>
-                <w:szCs w:val="17"/>
-              </w:rPr>
-              <w:t>Cnv</w:t>
-            </w:r>
-            <w:proofErr w:type="spellEnd"/>
-            <w:proofErr w:type="gramEnd"/>
-            <w:r>
-              <w:rPr>
-                <w:rFonts w:ascii="思源黑体 CN Normal" w:eastAsia="思源黑体 CN Normal" w:hAnsi="思源黑体 CN Normal"/>
-                <w:bCs/>
-                <w:iCs/>
-                <w:color w:val="000000" w:themeColor="text1"/>
-                <w:sz w:val="17"/>
-                <w:szCs w:val="17"/>
-              </w:rPr>
-              <w:t>”%}</w:t>
-            </w:r>
-          </w:p>
-          <w:p>
-            <w:pPr>
-              <w:spacing w:beforeLines="10" w:before="31" w:afterLines="10" w:after="31"/>
-              <w:jc w:val="center"/>
-              <w:rPr>
-                <w:rFonts w:ascii="思源黑体 CN Normal" w:eastAsia="思源黑体 CN Normal" w:hAnsi="思源黑体 CN Normal"/>
-                <w:bCs/>
-                <w:iCs/>
-                <w:color w:val="000000" w:themeColor="text1"/>
-                <w:sz w:val="17"/>
-                <w:szCs w:val="17"/>
-              </w:rPr>
-            </w:pPr>
-            <w:r>
-              <w:rPr>
-                <w:rFonts w:ascii="思源黑体 CN Normal" w:eastAsia="思源黑体 CN Normal" w:hAnsi="思源黑体 CN Normal"/>
-                <w:bCs/>
-                <w:iCs/>
-                <w:color w:val="000000" w:themeColor="text1"/>
-                <w:sz w:val="17"/>
-                <w:szCs w:val="17"/>
-              </w:rPr>
-              <w:t>{{</w:t>
-            </w:r>
-            <w:proofErr w:type="spellStart"/>
-            <w:r>
-              <w:rPr>
-                <w:rFonts w:ascii="思源黑体 CN Normal" w:eastAsia="思源黑体 CN Normal" w:hAnsi="思源黑体 CN Normal"/>
-                <w:bCs/>
-                <w:iCs/>
-                <w:color w:val="000000" w:themeColor="text1"/>
-                <w:sz w:val="17"/>
-                <w:szCs w:val="17"/>
-              </w:rPr>
-              <w:t>a.cn_mean</w:t>
-            </w:r>
-            <w:proofErr w:type="spellEnd"/>
-            <w:r>
-              <w:rPr>
-                <w:rFonts w:ascii="思源黑体 CN Normal" w:eastAsia="思源黑体 CN Normal" w:hAnsi="思源黑体 CN Normal"/>
-                <w:bCs/>
-                <w:iCs/>
-                <w:color w:val="000000" w:themeColor="text1"/>
-                <w:sz w:val="17"/>
-                <w:szCs w:val="17"/>
-              </w:rPr>
-              <w:t>}}</w:t>
-            </w:r>
-          </w:p>
-          <w:p>
-            <w:pPr>
-              <w:spacing w:beforeLines="10" w:before="31" w:afterLines="10" w:after="31"/>
-              <w:jc w:val="center"/>
-              <w:rPr>
-                <w:rFonts w:ascii="思源黑体 CN Normal" w:eastAsia="思源黑体 CN Normal" w:hAnsi="思源黑体 CN Normal"/>
-                <w:bCs/>
-                <w:iCs/>
-                <w:color w:val="000000" w:themeColor="text1"/>
-                <w:sz w:val="17"/>
-                <w:szCs w:val="17"/>
-              </w:rPr>
-            </w:pPr>
-            <w:r>
-              <w:rPr>
-                <w:rFonts w:ascii="思源黑体 CN Normal" w:eastAsia="思源黑体 CN Normal" w:hAnsi="思源黑体 CN Normal"/>
-                <w:bCs/>
-                <w:iCs/>
-                <w:color w:val="000000" w:themeColor="text1"/>
-                <w:sz w:val="17"/>
-                <w:szCs w:val="17"/>
-              </w:rPr>
-              <w:t xml:space="preserve">{%p </w:t>
-            </w:r>
-            <w:proofErr w:type="spellStart"/>
-            <w:r>
-              <w:rPr>
-                <w:rFonts w:ascii="思源黑体 CN Normal" w:eastAsia="思源黑体 CN Normal" w:hAnsi="思源黑体 CN Normal"/>
-                <w:bCs/>
-                <w:iCs/>
-                <w:color w:val="000000" w:themeColor="text1"/>
-                <w:sz w:val="17"/>
-                <w:szCs w:val="17"/>
-              </w:rPr>
-              <w:t>elif</w:t>
-            </w:r>
-            <w:proofErr w:type="spellEnd"/>
-            <w:r>
-              <w:rPr>
-                <w:rFonts w:ascii="思源黑体 CN Normal" w:eastAsia="思源黑体 CN Normal" w:hAnsi="思源黑体 CN Normal"/>
-                <w:bCs/>
-                <w:iCs/>
-                <w:color w:val="000000" w:themeColor="text1"/>
-                <w:sz w:val="17"/>
-                <w:szCs w:val="17"/>
-              </w:rPr>
-              <w:t xml:space="preserve"> </w:t>
-            </w:r>
-            <w:proofErr w:type="spellStart"/>
-            <w:r>
-              <w:rPr>
-                <w:rFonts w:ascii="思源黑体 CN Normal" w:eastAsia="思源黑体 CN Normal" w:hAnsi="思源黑体 CN Normal"/>
-                <w:bCs/>
-                <w:iCs/>
-                <w:color w:val="000000" w:themeColor="text1"/>
-                <w:sz w:val="17"/>
-                <w:szCs w:val="17"/>
-              </w:rPr>
-              <w:t>a.</w:t>
-            </w:r>
-            <w:r>
-              <w:rPr>
-                <w:rFonts w:ascii="思源黑体 CN Normal" w:eastAsia="思源黑体 CN Normal" w:hAnsi="思源黑体 CN Normal"/>
-                <w:bCs/>
-                <w:iCs/>
-                <w:color w:val="000000" w:themeColor="text1"/>
-                <w:sz w:val="17"/>
-                <w:szCs w:val="17"/>
-              </w:rPr>
-              <w:t>bio_category</w:t>
-            </w:r>
-            <w:proofErr w:type="spellEnd"/>
-            <w:r>
-              <w:rPr>
-                <w:rFonts w:ascii="思源黑体 CN Normal" w:eastAsia="思源黑体 CN Normal" w:hAnsi="思源黑体 CN Normal"/>
-                <w:bCs/>
-                <w:iCs/>
-                <w:color w:val="000000" w:themeColor="text1"/>
-                <w:sz w:val="17"/>
-                <w:szCs w:val="17"/>
-              </w:rPr>
-              <w:t>=</w:t>
-            </w:r>
-            <w:proofErr w:type="gramStart"/>
-            <w:r>
-              <w:rPr>
-                <w:rFonts w:ascii="思源黑体 CN Normal" w:eastAsia="思源黑体 CN Normal" w:hAnsi="思源黑体 CN Normal"/>
-                <w:bCs/>
-                <w:iCs/>
-                <w:color w:val="000000" w:themeColor="text1"/>
-                <w:sz w:val="17"/>
-                <w:szCs w:val="17"/>
-              </w:rPr>
-              <w:t>=”</w:t>
-            </w:r>
-            <w:proofErr w:type="spellStart"/>
-            <w:r>
-              <w:rPr>
-                <w:rFonts w:ascii="思源黑体 CN Normal" w:eastAsia="思源黑体 CN Normal" w:hAnsi="思源黑体 CN Normal"/>
-                <w:bCs/>
-                <w:iCs/>
-                <w:color w:val="000000" w:themeColor="text1"/>
-                <w:sz w:val="17"/>
-                <w:szCs w:val="17"/>
-              </w:rPr>
-              <w:t>Sv</w:t>
-            </w:r>
-            <w:proofErr w:type="spellEnd"/>
-            <w:proofErr w:type="gramEnd"/>
-            <w:r>
-              <w:rPr>
-                <w:rFonts w:ascii="思源黑体 CN Normal" w:eastAsia="思源黑体 CN Normal" w:hAnsi="思源黑体 CN Normal"/>
-                <w:bCs/>
-                <w:iCs/>
-                <w:color w:val="000000" w:themeColor="text1"/>
-                <w:sz w:val="17"/>
-                <w:szCs w:val="17"/>
-              </w:rPr>
-              <w:t>”%}</w:t>
-            </w:r>
-          </w:p>
-          <w:p>
-            <w:pPr>
-              <w:spacing w:beforeLines="10" w:before="31" w:afterLines="10" w:after="31"/>
-              <w:jc w:val="center"/>
-              <w:rPr>
-                <w:rFonts w:ascii="思源黑体 CN Normal" w:eastAsia="思源黑体 CN Normal" w:hAnsi="思源黑体 CN Normal"/>
-                <w:bCs/>
-                <w:iCs/>
-                <w:color w:val="000000" w:themeColor="text1"/>
-                <w:sz w:val="17"/>
-                <w:szCs w:val="17"/>
-              </w:rPr>
-            </w:pPr>
-            <w:r>
-              <w:rPr>
-                <w:rFonts w:ascii="思源黑体 CN Normal" w:eastAsia="思源黑体 CN Normal" w:hAnsi="思源黑体 CN Normal"/>
-                <w:bCs/>
-                <w:iCs/>
-                <w:color w:val="000000" w:themeColor="text1"/>
-                <w:sz w:val="17"/>
-                <w:szCs w:val="17"/>
-              </w:rPr>
-              <w:t>{{</w:t>
-            </w:r>
-            <w:proofErr w:type="spellStart"/>
-            <w:proofErr w:type="gramStart"/>
-            <w:r>
-              <w:rPr>
-                <w:rFonts w:ascii="思源黑体 CN Normal" w:eastAsia="思源黑体 CN Normal" w:hAnsi="思源黑体 CN Normal"/>
-                <w:bCs/>
-                <w:iCs/>
-                <w:color w:val="000000" w:themeColor="text1"/>
-                <w:sz w:val="17"/>
-                <w:szCs w:val="17"/>
-              </w:rPr>
-              <w:t>a.freq</w:t>
-            </w:r>
-            <w:proofErr w:type="gramEnd"/>
-            <w:r>
-              <w:rPr>
-                <w:rFonts w:ascii="思源黑体 CN Normal" w:eastAsia="思源黑体 CN Normal" w:hAnsi="思源黑体 CN Normal"/>
-                <w:bCs/>
-                <w:iCs/>
-                <w:color w:val="000000" w:themeColor="text1"/>
-                <w:sz w:val="17"/>
-                <w:szCs w:val="17"/>
-              </w:rPr>
-              <w:t>_str</w:t>
-            </w:r>
-            <w:proofErr w:type="spellEnd"/>
-            <w:r>
-              <w:rPr>
-                <w:rFonts w:ascii="思源黑体 CN Normal" w:eastAsia="思源黑体 CN Normal" w:hAnsi="思源黑体 CN Normal"/>
-                <w:bCs/>
-                <w:iCs/>
-                <w:color w:val="000000" w:themeColor="text1"/>
-                <w:sz w:val="17"/>
-                <w:szCs w:val="17"/>
-              </w:rPr>
-              <w:t>}}</w:t>
-            </w:r>
-          </w:p>
-          <w:p>
-            <w:pPr>
-              <w:spacing w:beforeLines="10" w:before="31" w:afterLines="10" w:after="31"/>
-              <w:jc w:val="center"/>
-              <w:rPr>
-                <w:rFonts w:ascii="思源黑体 CN Normal" w:eastAsia="思源黑体 CN Normal" w:hAnsi="思源黑体 CN Normal"/>
-                <w:bCs/>
-                <w:iCs/>
-                <w:color w:val="000000" w:themeColor="text1"/>
-                <w:sz w:val="17"/>
-                <w:szCs w:val="17"/>
-              </w:rPr>
-            </w:pPr>
-            <w:r>
-              <w:rPr>
-                <w:rFonts w:ascii="思源黑体 CN Normal" w:eastAsia="思源黑体 CN Normal" w:hAnsi="思源黑体 CN Normal"/>
-                <w:bCs/>
-                <w:iCs/>
-                <w:color w:val="000000" w:themeColor="text1"/>
-                <w:sz w:val="17"/>
-                <w:szCs w:val="17"/>
-              </w:rPr>
-              <w:t xml:space="preserve">{%p </w:t>
-            </w:r>
-            <w:proofErr w:type="spellStart"/>
-            <w:r>
-              <w:rPr>
-                <w:rFonts w:ascii="思源黑体 CN Normal" w:eastAsia="思源黑体 CN Normal" w:hAnsi="思源黑体 CN Normal"/>
-                <w:bCs/>
-                <w:iCs/>
-                <w:color w:val="000000" w:themeColor="text1"/>
-                <w:sz w:val="17"/>
-                <w:szCs w:val="17"/>
-              </w:rPr>
-              <w:t>elif</w:t>
-            </w:r>
-            <w:proofErr w:type="spellEnd"/>
-            <w:r>
-              <w:rPr>
-                <w:rFonts w:ascii="思源黑体 CN Normal" w:eastAsia="思源黑体 CN Normal" w:hAnsi="思源黑体 CN Normal"/>
-                <w:bCs/>
-                <w:iCs/>
-                <w:color w:val="000000" w:themeColor="text1"/>
-                <w:sz w:val="17"/>
-                <w:szCs w:val="17"/>
-              </w:rPr>
-              <w:t xml:space="preserve"> </w:t>
-            </w:r>
-            <w:proofErr w:type="spellStart"/>
-            <w:r>
-              <w:rPr>
-                <w:rFonts w:ascii="思源黑体 CN Normal" w:eastAsia="思源黑体 CN Normal" w:hAnsi="思源黑体 CN Normal"/>
-                <w:bCs/>
-                <w:iCs/>
-                <w:color w:val="000000" w:themeColor="text1"/>
-                <w:sz w:val="17"/>
-                <w:szCs w:val="17"/>
-              </w:rPr>
-              <w:t>a.</w:t>
-            </w:r>
-            <w:r>
-              <w:rPr>
-                <w:rFonts w:ascii="思源黑体 CN Normal" w:eastAsia="思源黑体 CN Normal" w:hAnsi="思源黑体 CN Normal"/>
-                <w:bCs/>
-                <w:iCs/>
-                <w:color w:val="000000" w:themeColor="text1"/>
-                <w:sz w:val="17"/>
-                <w:szCs w:val="17"/>
-              </w:rPr>
-              <w:t>bio_category</w:t>
-            </w:r>
-            <w:proofErr w:type="spellEnd"/>
-            <w:r>
-              <w:rPr>
-                <w:rFonts w:ascii="思源黑体 CN Normal" w:eastAsia="思源黑体 CN Normal" w:hAnsi="思源黑体 CN Normal"/>
-                <w:bCs/>
-                <w:iCs/>
-                <w:color w:val="000000" w:themeColor="text1"/>
-                <w:sz w:val="17"/>
-                <w:szCs w:val="17"/>
-              </w:rPr>
-              <w:t>=</w:t>
-            </w:r>
-            <w:proofErr w:type="gramStart"/>
-            <w:r>
-              <w:rPr>
-                <w:rFonts w:ascii="思源黑体 CN Normal" w:eastAsia="思源黑体 CN Normal" w:hAnsi="思源黑体 CN Normal"/>
-                <w:bCs/>
-                <w:iCs/>
-                <w:color w:val="000000" w:themeColor="text1"/>
-                <w:sz w:val="17"/>
-                <w:szCs w:val="17"/>
-              </w:rPr>
-              <w:t>=”</w:t>
-            </w:r>
-            <w:proofErr w:type="spellStart"/>
-            <w:r>
-              <w:rPr>
-                <w:rFonts w:ascii="思源黑体 CN Normal" w:eastAsia="思源黑体 CN Normal" w:hAnsi="思源黑体 CN Normal"/>
-                <w:bCs/>
-                <w:iCs/>
-                <w:color w:val="000000" w:themeColor="text1"/>
-                <w:sz w:val="17"/>
-                <w:szCs w:val="17"/>
-              </w:rPr>
-              <w:t>PSeqRnaSv</w:t>
-            </w:r>
-            <w:proofErr w:type="spellEnd"/>
-            <w:proofErr w:type="gramEnd"/>
-            <w:r>
-              <w:rPr>
-                <w:rFonts w:ascii="思源黑体 CN Normal" w:eastAsia="思源黑体 CN Normal" w:hAnsi="思源黑体 CN Normal"/>
-                <w:bCs/>
-                <w:iCs/>
-                <w:color w:val="000000" w:themeColor="text1"/>
-                <w:sz w:val="17"/>
-                <w:szCs w:val="17"/>
-              </w:rPr>
-              <w:t>”%}</w:t>
-            </w:r>
-          </w:p>
-          <w:p>
-            <w:pPr>
-              <w:spacing w:beforeLines="10" w:before="31" w:afterLines="10" w:after="31"/>
-              <w:jc w:val="center"/>
-              <w:rPr>
-                <w:rFonts w:ascii="思源黑体 CN Normal" w:eastAsia="思源黑体 CN Normal" w:hAnsi="思源黑体 CN Normal"/>
-                <w:bCs/>
-                <w:iCs/>
-                <w:color w:val="000000" w:themeColor="text1"/>
-                <w:sz w:val="17"/>
-                <w:szCs w:val="17"/>
-              </w:rPr>
-            </w:pPr>
-            <w:r>
-              <w:rPr>
-                <w:rFonts w:ascii="思源黑体 CN Normal" w:eastAsia="思源黑体 CN Normal" w:hAnsi="思源黑体 CN Normal"/>
-                <w:bCs/>
-                <w:iCs/>
-                <w:color w:val="000000" w:themeColor="text1"/>
-                <w:sz w:val="17"/>
-                <w:szCs w:val="17"/>
-              </w:rPr>
-              <w:t>{{</w:t>
-            </w:r>
-            <w:proofErr w:type="spellStart"/>
-            <w:proofErr w:type="gramStart"/>
-            <w:r>
-              <w:rPr>
-                <w:rFonts w:ascii="思源黑体 CN Normal" w:eastAsia="思源黑体 CN Normal" w:hAnsi="思源黑体 CN Normal"/>
-                <w:bCs/>
-                <w:iCs/>
-                <w:color w:val="000000" w:themeColor="text1"/>
-                <w:sz w:val="17"/>
-                <w:szCs w:val="17"/>
-              </w:rPr>
-              <w:t>a.freq</w:t>
-            </w:r>
-            <w:proofErr w:type="spellEnd"/>
-            <w:proofErr w:type="gramEnd"/>
             <w:r>
               <w:rPr>
                 <w:rFonts w:ascii="思源黑体 CN Normal" w:eastAsia="思源黑体 CN Normal" w:hAnsi="思源黑体 CN Normal"/>
@@ -20129,7 +18191,6 @@
               <w:t xml:space="preserve">{%p if </w:t>
             </w:r>
             <w:proofErr w:type="spellStart"/>
-            <w:proofErr w:type="gramStart"/>
             <w:r>
               <w:rPr>
                 <w:rFonts w:ascii="思源黑体 CN Bold" w:eastAsia="思源黑体 CN Bold" w:hAnsi="思源黑体 CN Bold" w:cs="思源黑体 CN Light"/>
@@ -20140,20 +18201,7 @@
                 <w:sz w:val="18"/>
                 <w:szCs w:val="18"/>
               </w:rPr>
-              <w:t>sample.control</w:t>
-            </w:r>
-            <w:proofErr w:type="gramEnd"/>
-            <w:r>
-              <w:rPr>
-                <w:rFonts w:ascii="思源黑体 CN Bold" w:eastAsia="思源黑体 CN Bold" w:hAnsi="思源黑体 CN Bold" w:cs="思源黑体 CN Light"/>
-                <w:b/>
-                <w:bCs/>
-                <w:color w:val="FFFFFF" w:themeColor="background1"/>
-                <w:kern w:val="0"/>
-                <w:sz w:val="18"/>
-                <w:szCs w:val="18"/>
-              </w:rPr>
-              <w:t>_sample_id</w:t>
+              <w:t>sample.control_sample_id</w:t>
             </w:r>
             <w:proofErr w:type="spellEnd"/>
             <w:r>
@@ -20427,29 +18475,7 @@
                 <w:sz w:val="17"/>
                 <w:szCs w:val="17"/>
               </w:rPr>
-              <w:t>=</w:t>
-            </w:r>
-            <w:proofErr w:type="gramStart"/>
-            <w:r>
-              <w:rPr>
-                <w:rFonts w:ascii="思源黑体 CN Normal" w:eastAsia="思源黑体 CN Normal" w:hAnsi="思源黑体 CN Normal" w:cs="思源黑体 CN Light"/>
-                <w:color w:val="000000" w:themeColor="text1"/>
-                <w:kern w:val="0"/>
-                <w:sz w:val="17"/>
-                <w:szCs w:val="17"/>
-              </w:rPr>
-              <w:t>=”MSS</w:t>
-            </w:r>
-            <w:proofErr w:type="gramEnd"/>
-            <w:r>
-              <w:rPr>
-                <w:rFonts w:ascii="思源黑体 CN Normal" w:eastAsia="思源黑体 CN Normal" w:hAnsi="思源黑体 CN Normal" w:cs="思源黑体 CN Light"/>
-                <w:color w:val="000000" w:themeColor="text1"/>
-                <w:kern w:val="0"/>
-                <w:sz w:val="17"/>
-                <w:szCs w:val="17"/>
-              </w:rPr>
-              <w:t>”%}</w:t>
+              <w:t>==”MSS”%}</w:t>
             </w:r>
           </w:p>
           <w:p>
@@ -20642,9 +18668,8 @@
                 <w:sz w:val="17"/>
                 <w:szCs w:val="17"/>
               </w:rPr>
-              <w:t xml:space="preserve">r for a in </w:t>
-            </w:r>
-            <w:proofErr w:type="gramStart"/>
+              <w:t>r for a in var.</w:t>
+            </w:r>
             <w:r>
               <w:rPr>
                 <w:rFonts w:ascii="思源黑体 CN Normal" w:eastAsia="思源黑体 CN Normal" w:hAnsi="思源黑体 CN Normal" w:cs="思源黑体 CN Light"/>
@@ -20653,28 +18678,7 @@
                 <w:sz w:val="17"/>
                 <w:szCs w:val="17"/>
               </w:rPr>
-              <w:t>var.</w:t>
-            </w:r>
-            <w:r>
-              <w:rPr>
-                <w:rFonts w:ascii="思源黑体 CN Normal" w:eastAsia="思源黑体 CN Normal" w:hAnsi="思源黑体 CN Normal" w:cs="思源黑体 CN Light"/>
-                <w:color w:val="000000" w:themeColor="text1"/>
-                <w:kern w:val="0"/>
-                <w:sz w:val="17"/>
-                <w:szCs w:val="17"/>
-              </w:rPr>
-              <w:t>summary</w:t>
-            </w:r>
-            <w:proofErr w:type="gramEnd"/>
-            <w:r>
-              <w:rPr>
-                <w:rFonts w:ascii="思源黑体 CN Normal" w:eastAsia="思源黑体 CN Normal" w:hAnsi="思源黑体 CN Normal" w:cs="思源黑体 CN Light"/>
-                <w:color w:val="000000" w:themeColor="text1"/>
-                <w:kern w:val="0"/>
-                <w:sz w:val="17"/>
-                <w:szCs w:val="17"/>
-              </w:rPr>
-              <w:t>_result</w:t>
+              <w:t>summary_result</w:t>
             </w:r>
             <w:r>
               <w:rPr>
@@ -20754,7 +18758,6 @@
               <w:t>{{</w:t>
             </w:r>
             <w:proofErr w:type="spellStart"/>
-            <w:proofErr w:type="gramStart"/>
             <w:r>
               <w:rPr>
                 <w:rFonts w:ascii="思源黑体 CN Bold" w:eastAsia="思源黑体 CN Bold" w:hAnsi="思源黑体 CN Bold" w:cs="思源黑体 CN Light"/>
@@ -20764,19 +18767,7 @@
                 <w:sz w:val="17"/>
                 <w:szCs w:val="17"/>
               </w:rPr>
-              <w:t>a.gene</w:t>
-            </w:r>
-            <w:proofErr w:type="gramEnd"/>
-            <w:r>
-              <w:rPr>
-                <w:rFonts w:ascii="思源黑体 CN Bold" w:eastAsia="思源黑体 CN Bold" w:hAnsi="思源黑体 CN Bold" w:cs="思源黑体 CN Light"/>
-                <w:b/>
-                <w:i/>
-                <w:iCs/>
-                <w:sz w:val="17"/>
-                <w:szCs w:val="17"/>
-              </w:rPr>
-              <w:t>_symbol</w:t>
+              <w:t>a.gene_symbol</w:t>
             </w:r>
             <w:proofErr w:type="spellEnd"/>
             <w:r>
@@ -20913,9 +18904,9 @@
                 <w:szCs w:val="17"/>
                 <w:highlight w:val="green"/>
               </w:rPr>
-              <w:t>=</w:t>
-            </w:r>
-            <w:proofErr w:type="gramStart"/>
+              <w:t>==”</w:t>
+            </w:r>
+            <w:proofErr w:type="spellStart"/>
             <w:r>
               <w:rPr>
                 <w:rFonts w:ascii="思源黑体 CN Normal" w:eastAsia="思源黑体 CN Normal" w:hAnsi="思源黑体 CN Normal" w:cs="思源黑体 CN Light"/>
@@ -20925,22 +18916,9 @@
                 <w:szCs w:val="17"/>
                 <w:highlight w:val="green"/>
               </w:rPr>
-              <w:t>=”</w:t>
-            </w:r>
-            <w:proofErr w:type="spellStart"/>
-            <w:r>
-              <w:rPr>
-                <w:rFonts w:ascii="思源黑体 CN Normal" w:eastAsia="思源黑体 CN Normal" w:hAnsi="思源黑体 CN Normal" w:cs="思源黑体 CN Light"/>
-                <w:color w:val="000000" w:themeColor="text1"/>
-                <w:kern w:val="0"/>
-                <w:sz w:val="17"/>
-                <w:szCs w:val="17"/>
-                <w:highlight w:val="green"/>
-              </w:rPr>
               <w:t>Snvindel</w:t>
             </w:r>
             <w:proofErr w:type="spellEnd"/>
-            <w:proofErr w:type="gramEnd"/>
             <w:r>
               <w:rPr>
                 <w:rFonts w:ascii="思源黑体 CN Normal" w:eastAsia="思源黑体 CN Normal" w:hAnsi="思源黑体 CN Normal" w:cs="思源黑体 CN Light"/>
@@ -20977,7 +18955,6 @@
               <w:t xml:space="preserve">{%if </w:t>
             </w:r>
             <w:proofErr w:type="spellStart"/>
-            <w:proofErr w:type="gramStart"/>
             <w:r>
               <w:rPr>
                 <w:rFonts w:ascii="思源黑体 CN Normal" w:eastAsia="思源黑体 CN Normal" w:hAnsi="思源黑体 CN Normal" w:cs="思源黑体 CN Light"/>
@@ -20986,18 +18963,7 @@
                 <w:sz w:val="17"/>
                 <w:szCs w:val="17"/>
               </w:rPr>
-              <w:t>a.hgvs</w:t>
-            </w:r>
-            <w:proofErr w:type="gramEnd"/>
-            <w:r>
-              <w:rPr>
-                <w:rFonts w:ascii="思源黑体 CN Normal" w:eastAsia="思源黑体 CN Normal" w:hAnsi="思源黑体 CN Normal" w:cs="思源黑体 CN Light"/>
-                <w:color w:val="000000" w:themeColor="text1"/>
-                <w:kern w:val="0"/>
-                <w:sz w:val="17"/>
-                <w:szCs w:val="17"/>
-              </w:rPr>
-              <w:t>_p</w:t>
+              <w:t>a.hgvs_p</w:t>
             </w:r>
             <w:proofErr w:type="spellEnd"/>
             <w:r>
@@ -21125,9 +19091,9 @@
                 <w:szCs w:val="17"/>
                 <w:highlight w:val="green"/>
               </w:rPr>
-              <w:t>=</w:t>
-            </w:r>
-            <w:proofErr w:type="gramStart"/>
+              <w:t>==”</w:t>
+            </w:r>
+            <w:proofErr w:type="spellStart"/>
             <w:r>
               <w:rPr>
                 <w:rFonts w:ascii="思源黑体 CN Normal" w:eastAsia="思源黑体 CN Normal" w:hAnsi="思源黑体 CN Normal" w:cs="思源黑体 CN Light"/>
@@ -21137,22 +19103,9 @@
                 <w:szCs w:val="17"/>
                 <w:highlight w:val="green"/>
               </w:rPr>
-              <w:t>=”</w:t>
-            </w:r>
-            <w:proofErr w:type="spellStart"/>
-            <w:r>
-              <w:rPr>
-                <w:rFonts w:ascii="思源黑体 CN Normal" w:eastAsia="思源黑体 CN Normal" w:hAnsi="思源黑体 CN Normal" w:cs="思源黑体 CN Light"/>
-                <w:color w:val="000000" w:themeColor="text1"/>
-                <w:kern w:val="0"/>
-                <w:sz w:val="17"/>
-                <w:szCs w:val="17"/>
-                <w:highlight w:val="green"/>
-              </w:rPr>
               <w:t>Cnv</w:t>
             </w:r>
             <w:proofErr w:type="spellEnd"/>
-            <w:proofErr w:type="gramEnd"/>
             <w:r>
               <w:rPr>
                 <w:rFonts w:ascii="思源黑体 CN Normal" w:eastAsia="思源黑体 CN Normal" w:hAnsi="思源黑体 CN Normal" w:cs="思源黑体 CN Light"/>
@@ -21270,9 +19223,9 @@
                 <w:szCs w:val="17"/>
                 <w:highlight w:val="green"/>
               </w:rPr>
-              <w:t>=</w:t>
-            </w:r>
-            <w:proofErr w:type="gramStart"/>
+              <w:t>==”</w:t>
+            </w:r>
+            <w:proofErr w:type="spellStart"/>
             <w:r>
               <w:rPr>
                 <w:rFonts w:ascii="思源黑体 CN Normal" w:eastAsia="思源黑体 CN Normal" w:hAnsi="思源黑体 CN Normal" w:cs="思源黑体 CN Light"/>
@@ -21282,22 +19235,9 @@
                 <w:szCs w:val="17"/>
                 <w:highlight w:val="green"/>
               </w:rPr>
-              <w:t>=”</w:t>
-            </w:r>
-            <w:proofErr w:type="spellStart"/>
-            <w:r>
-              <w:rPr>
-                <w:rFonts w:ascii="思源黑体 CN Normal" w:eastAsia="思源黑体 CN Normal" w:hAnsi="思源黑体 CN Normal" w:cs="思源黑体 CN Light"/>
-                <w:color w:val="000000" w:themeColor="text1"/>
-                <w:kern w:val="0"/>
-                <w:sz w:val="17"/>
-                <w:szCs w:val="17"/>
-                <w:highlight w:val="green"/>
-              </w:rPr>
               <w:t>Sv</w:t>
             </w:r>
             <w:proofErr w:type="spellEnd"/>
-            <w:proofErr w:type="gramEnd"/>
             <w:r>
               <w:rPr>
                 <w:rFonts w:ascii="思源黑体 CN Normal" w:eastAsia="思源黑体 CN Normal" w:hAnsi="思源黑体 CN Normal" w:cs="思源黑体 CN Light"/>
@@ -21706,41 +19646,17 @@
                 <w:szCs w:val="17"/>
                 <w:highlight w:val="cyan"/>
               </w:rPr>
-              <w:t>=</w:t>
-            </w:r>
-            <w:proofErr w:type="gramStart"/>
-            <w:r>
-              <w:rPr>
-                <w:rFonts w:ascii="思源黑体 CN Normal" w:eastAsia="思源黑体 CN Normal" w:hAnsi="思源黑体 CN Normal" w:cs="思源黑体 CN Light"/>
+              <w:t>==”germline”</w:t>
+            </w:r>
+            <w:r>
+              <w:rPr>
+                <w:rFonts w:ascii="思源黑体 CN Normal" w:eastAsia="思源黑体 CN Normal" w:hAnsi="思源黑体 CN Normal" w:cs="思源黑体 CN Light" w:hint="eastAsia"/>
                 <w:color w:val="000000" w:themeColor="text1"/>
                 <w:kern w:val="0"/>
                 <w:sz w:val="17"/>
                 <w:szCs w:val="17"/>
                 <w:highlight w:val="cyan"/>
               </w:rPr>
-              <w:t>=”germline</w:t>
-            </w:r>
-            <w:proofErr w:type="gramEnd"/>
-            <w:r>
-              <w:rPr>
-                <w:rFonts w:ascii="思源黑体 CN Normal" w:eastAsia="思源黑体 CN Normal" w:hAnsi="思源黑体 CN Normal" w:cs="思源黑体 CN Light"/>
-                <w:color w:val="000000" w:themeColor="text1"/>
-                <w:kern w:val="0"/>
-                <w:sz w:val="17"/>
-                <w:szCs w:val="17"/>
-                <w:highlight w:val="cyan"/>
-              </w:rPr>
-              <w:t>”</w:t>
-            </w:r>
-            <w:r>
-              <w:rPr>
-                <w:rFonts w:ascii="思源黑体 CN Normal" w:eastAsia="思源黑体 CN Normal" w:hAnsi="思源黑体 CN Normal" w:cs="思源黑体 CN Light" w:hint="eastAsia"/>
-                <w:color w:val="000000" w:themeColor="text1"/>
-                <w:kern w:val="0"/>
-                <w:sz w:val="17"/>
-                <w:szCs w:val="17"/>
-                <w:highlight w:val="cyan"/>
-              </w:rPr>
               <w:t>%}</w:t>
             </w:r>
           </w:p>
@@ -21777,7 +19693,6 @@
               <w:t xml:space="preserve"> if </w:t>
             </w:r>
             <w:proofErr w:type="spellStart"/>
-            <w:proofErr w:type="gramStart"/>
             <w:r>
               <w:rPr>
                 <w:rFonts w:ascii="思源黑体 CN Normal" w:eastAsia="思源黑体 CN Normal" w:hAnsi="思源黑体 CN Normal"/>
@@ -21796,18 +19711,7 @@
                 <w:sz w:val="17"/>
                 <w:szCs w:val="17"/>
               </w:rPr>
-              <w:t>freq</w:t>
-            </w:r>
-            <w:proofErr w:type="gramEnd"/>
-            <w:r>
-              <w:rPr>
-                <w:rFonts w:ascii="思源黑体 CN Normal" w:eastAsia="思源黑体 CN Normal" w:hAnsi="思源黑体 CN Normal"/>
-                <w:color w:val="000000" w:themeColor="text1"/>
-                <w:kern w:val="0"/>
-                <w:sz w:val="17"/>
-                <w:szCs w:val="17"/>
-              </w:rPr>
-              <w:t>_ctrl</w:t>
+              <w:t>freq_ctrl</w:t>
             </w:r>
             <w:proofErr w:type="spellEnd"/>
             <w:r>
@@ -22102,9 +20006,9 @@
                 <w:szCs w:val="17"/>
                 <w:highlight w:val="green"/>
               </w:rPr>
-              <w:t>=</w:t>
-            </w:r>
-            <w:proofErr w:type="gramStart"/>
+              <w:t>==”</w:t>
+            </w:r>
+            <w:proofErr w:type="spellStart"/>
             <w:r>
               <w:rPr>
                 <w:rFonts w:ascii="思源黑体 CN Normal" w:eastAsia="思源黑体 CN Normal" w:hAnsi="思源黑体 CN Normal" w:cs="思源黑体 CN Light"/>
@@ -22114,22 +20018,9 @@
                 <w:szCs w:val="17"/>
                 <w:highlight w:val="green"/>
               </w:rPr>
-              <w:t>=”</w:t>
-            </w:r>
-            <w:proofErr w:type="spellStart"/>
-            <w:r>
-              <w:rPr>
-                <w:rFonts w:ascii="思源黑体 CN Normal" w:eastAsia="思源黑体 CN Normal" w:hAnsi="思源黑体 CN Normal" w:cs="思源黑体 CN Light"/>
-                <w:color w:val="000000" w:themeColor="text1"/>
-                <w:kern w:val="0"/>
-                <w:sz w:val="17"/>
-                <w:szCs w:val="17"/>
-                <w:highlight w:val="green"/>
-              </w:rPr>
               <w:t>Snvindel</w:t>
             </w:r>
             <w:proofErr w:type="spellEnd"/>
-            <w:proofErr w:type="gramEnd"/>
             <w:r>
               <w:rPr>
                 <w:rFonts w:ascii="思源黑体 CN Normal" w:eastAsia="思源黑体 CN Normal" w:hAnsi="思源黑体 CN Normal" w:cs="思源黑体 CN Light"/>
@@ -22166,7 +20057,6 @@
               <w:t>{{</w:t>
             </w:r>
             <w:proofErr w:type="spellStart"/>
-            <w:proofErr w:type="gramStart"/>
             <w:r>
               <w:rPr>
                 <w:rFonts w:ascii="思源黑体 CN Normal" w:eastAsia="思源黑体 CN Normal" w:hAnsi="思源黑体 CN Normal" w:cs="思源黑体 CN Light"/>
@@ -22175,18 +20065,7 @@
                 <w:sz w:val="17"/>
                 <w:szCs w:val="17"/>
               </w:rPr>
-              <w:t>a.freq</w:t>
-            </w:r>
-            <w:proofErr w:type="gramEnd"/>
-            <w:r>
-              <w:rPr>
-                <w:rFonts w:ascii="思源黑体 CN Normal" w:eastAsia="思源黑体 CN Normal" w:hAnsi="思源黑体 CN Normal" w:cs="思源黑体 CN Light"/>
-                <w:color w:val="000000" w:themeColor="text1"/>
-                <w:kern w:val="0"/>
-                <w:sz w:val="17"/>
-                <w:szCs w:val="17"/>
-              </w:rPr>
-              <w:t>_str</w:t>
+              <w:t>a.freq_str</w:t>
             </w:r>
             <w:proofErr w:type="spellEnd"/>
             <w:r>
@@ -22270,9 +20149,9 @@
                 <w:szCs w:val="17"/>
                 <w:highlight w:val="green"/>
               </w:rPr>
-              <w:t>=</w:t>
-            </w:r>
-            <w:proofErr w:type="gramStart"/>
+              <w:t>==”</w:t>
+            </w:r>
+            <w:proofErr w:type="spellStart"/>
             <w:r>
               <w:rPr>
                 <w:rFonts w:ascii="思源黑体 CN Normal" w:eastAsia="思源黑体 CN Normal" w:hAnsi="思源黑体 CN Normal" w:cs="思源黑体 CN Light"/>
@@ -22282,22 +20161,9 @@
                 <w:szCs w:val="17"/>
                 <w:highlight w:val="green"/>
               </w:rPr>
-              <w:t>=”</w:t>
-            </w:r>
-            <w:proofErr w:type="spellStart"/>
-            <w:r>
-              <w:rPr>
-                <w:rFonts w:ascii="思源黑体 CN Normal" w:eastAsia="思源黑体 CN Normal" w:hAnsi="思源黑体 CN Normal" w:cs="思源黑体 CN Light"/>
-                <w:color w:val="000000" w:themeColor="text1"/>
-                <w:kern w:val="0"/>
-                <w:sz w:val="17"/>
-                <w:szCs w:val="17"/>
-                <w:highlight w:val="green"/>
-              </w:rPr>
               <w:t>Cnv</w:t>
             </w:r>
             <w:proofErr w:type="spellEnd"/>
-            <w:proofErr w:type="gramEnd"/>
             <w:r>
               <w:rPr>
                 <w:rFonts w:ascii="思源黑体 CN Normal" w:eastAsia="思源黑体 CN Normal" w:hAnsi="思源黑体 CN Normal" w:cs="思源黑体 CN Light"/>
@@ -22447,9 +20313,9 @@
                 <w:szCs w:val="17"/>
                 <w:highlight w:val="green"/>
               </w:rPr>
-              <w:t>=</w:t>
-            </w:r>
-            <w:proofErr w:type="gramStart"/>
+              <w:t>==”</w:t>
+            </w:r>
+            <w:proofErr w:type="spellStart"/>
             <w:r>
               <w:rPr>
                 <w:rFonts w:ascii="思源黑体 CN Normal" w:eastAsia="思源黑体 CN Normal" w:hAnsi="思源黑体 CN Normal" w:cs="思源黑体 CN Light"/>
@@ -22459,22 +20325,9 @@
                 <w:szCs w:val="17"/>
                 <w:highlight w:val="green"/>
               </w:rPr>
-              <w:t>=”</w:t>
-            </w:r>
-            <w:proofErr w:type="spellStart"/>
-            <w:r>
-              <w:rPr>
-                <w:rFonts w:ascii="思源黑体 CN Normal" w:eastAsia="思源黑体 CN Normal" w:hAnsi="思源黑体 CN Normal" w:cs="思源黑体 CN Light"/>
-                <w:color w:val="000000" w:themeColor="text1"/>
-                <w:kern w:val="0"/>
-                <w:sz w:val="17"/>
-                <w:szCs w:val="17"/>
-                <w:highlight w:val="green"/>
-              </w:rPr>
               <w:t>Sv</w:t>
             </w:r>
             <w:proofErr w:type="spellEnd"/>
-            <w:proofErr w:type="gramEnd"/>
             <w:r>
               <w:rPr>
                 <w:rFonts w:ascii="思源黑体 CN Normal" w:eastAsia="思源黑体 CN Normal" w:hAnsi="思源黑体 CN Normal" w:cs="思源黑体 CN Light"/>
@@ -22522,7 +20375,6 @@
               <w:t>{{</w:t>
             </w:r>
             <w:proofErr w:type="spellStart"/>
-            <w:proofErr w:type="gramStart"/>
             <w:r>
               <w:rPr>
                 <w:rFonts w:ascii="思源黑体 CN Normal" w:eastAsia="思源黑体 CN Normal" w:hAnsi="思源黑体 CN Normal" w:cs="思源黑体 CN Light"/>
@@ -22531,18 +20383,7 @@
                 <w:sz w:val="17"/>
                 <w:szCs w:val="17"/>
               </w:rPr>
-              <w:t>a.freq</w:t>
-            </w:r>
-            <w:proofErr w:type="gramEnd"/>
-            <w:r>
-              <w:rPr>
-                <w:rFonts w:ascii="思源黑体 CN Normal" w:eastAsia="思源黑体 CN Normal" w:hAnsi="思源黑体 CN Normal" w:cs="思源黑体 CN Light"/>
-                <w:color w:val="000000" w:themeColor="text1"/>
-                <w:kern w:val="0"/>
-                <w:sz w:val="17"/>
-                <w:szCs w:val="17"/>
-              </w:rPr>
-              <w:t>_str</w:t>
+              <w:t>a.freq_str</w:t>
             </w:r>
             <w:proofErr w:type="spellEnd"/>
             <w:r>
@@ -22870,31 +20711,7 @@
                 <w:szCs w:val="17"/>
                 <w:highlight w:val="green"/>
               </w:rPr>
-              <w:t>=</w:t>
-            </w:r>
-            <w:proofErr w:type="gramStart"/>
-            <w:r>
-              <w:rPr>
-                <w:rFonts w:ascii="思源黑体 CN Normal" w:eastAsia="思源黑体 CN Normal" w:hAnsi="思源黑体 CN Normal" w:cs="思源黑体 CN Light"/>
-                <w:color w:val="000000" w:themeColor="text1"/>
-                <w:kern w:val="0"/>
-                <w:sz w:val="17"/>
-                <w:szCs w:val="17"/>
-                <w:highlight w:val="green"/>
-              </w:rPr>
-              <w:t>=”germline</w:t>
-            </w:r>
-            <w:proofErr w:type="gramEnd"/>
-            <w:r>
-              <w:rPr>
-                <w:rFonts w:ascii="思源黑体 CN Normal" w:eastAsia="思源黑体 CN Normal" w:hAnsi="思源黑体 CN Normal" w:cs="思源黑体 CN Light"/>
-                <w:color w:val="000000" w:themeColor="text1"/>
-                <w:kern w:val="0"/>
-                <w:sz w:val="17"/>
-                <w:szCs w:val="17"/>
-                <w:highlight w:val="green"/>
-              </w:rPr>
-              <w:t>”</w:t>
+              <w:t>==”germline”</w:t>
             </w:r>
             <w:r>
               <w:rPr>
@@ -22932,7 +20749,6 @@
               <w:t xml:space="preserve">{%p if </w:t>
             </w:r>
             <w:proofErr w:type="spellStart"/>
-            <w:proofErr w:type="gramStart"/>
             <w:r>
               <w:rPr>
                 <w:rFonts w:ascii="思源黑体 CN Normal" w:eastAsia="思源黑体 CN Normal" w:hAnsi="思源黑体 CN Normal" w:cs="思源黑体 CN Light"/>
@@ -22941,18 +20757,7 @@
                 <w:sz w:val="17"/>
                 <w:szCs w:val="17"/>
               </w:rPr>
-              <w:t>a.clinic</w:t>
-            </w:r>
-            <w:proofErr w:type="gramEnd"/>
-            <w:r>
-              <w:rPr>
-                <w:rFonts w:ascii="思源黑体 CN Normal" w:eastAsia="思源黑体 CN Normal" w:hAnsi="思源黑体 CN Normal" w:cs="思源黑体 CN Light"/>
-                <w:color w:val="000000" w:themeColor="text1"/>
-                <w:kern w:val="0"/>
-                <w:sz w:val="17"/>
-                <w:szCs w:val="17"/>
-              </w:rPr>
-              <w:t>_num_g</w:t>
+              <w:t>a.clinic_num_g</w:t>
             </w:r>
             <w:proofErr w:type="spellEnd"/>
             <w:r>
@@ -23162,7 +20967,6 @@
               <w:t xml:space="preserve">{%p if </w:t>
             </w:r>
             <w:proofErr w:type="spellStart"/>
-            <w:proofErr w:type="gramStart"/>
             <w:r>
               <w:rPr>
                 <w:rFonts w:ascii="思源黑体 CN Normal" w:eastAsia="思源黑体 CN Normal" w:hAnsi="思源黑体 CN Normal" w:cs="思源黑体 CN Light"/>
@@ -23171,18 +20975,7 @@
                 <w:sz w:val="17"/>
                 <w:szCs w:val="17"/>
               </w:rPr>
-              <w:t>a.clinic</w:t>
-            </w:r>
-            <w:proofErr w:type="gramEnd"/>
-            <w:r>
-              <w:rPr>
-                <w:rFonts w:ascii="思源黑体 CN Normal" w:eastAsia="思源黑体 CN Normal" w:hAnsi="思源黑体 CN Normal" w:cs="思源黑体 CN Light"/>
-                <w:color w:val="000000" w:themeColor="text1"/>
-                <w:kern w:val="0"/>
-                <w:sz w:val="17"/>
-                <w:szCs w:val="17"/>
-              </w:rPr>
-              <w:t>_num_s</w:t>
+              <w:t>a.clinic_num_s</w:t>
             </w:r>
             <w:proofErr w:type="spellEnd"/>
             <w:r>
@@ -23286,7 +21079,6 @@
               <w:t xml:space="preserve"> </w:t>
             </w:r>
             <w:proofErr w:type="spellStart"/>
-            <w:proofErr w:type="gramStart"/>
             <w:r>
               <w:rPr>
                 <w:rFonts w:ascii="思源黑体 CN Normal" w:eastAsia="思源黑体 CN Normal" w:hAnsi="思源黑体 CN Normal" w:cs="思源黑体 CN Light"/>
@@ -23295,18 +21087,7 @@
                 <w:sz w:val="17"/>
                 <w:szCs w:val="17"/>
               </w:rPr>
-              <w:t>a.clinic</w:t>
-            </w:r>
-            <w:proofErr w:type="gramEnd"/>
-            <w:r>
-              <w:rPr>
-                <w:rFonts w:ascii="思源黑体 CN Normal" w:eastAsia="思源黑体 CN Normal" w:hAnsi="思源黑体 CN Normal" w:cs="思源黑体 CN Light"/>
-                <w:color w:val="000000" w:themeColor="text1"/>
-                <w:kern w:val="0"/>
-                <w:sz w:val="17"/>
-                <w:szCs w:val="17"/>
-              </w:rPr>
-              <w:t>_num_s</w:t>
+              <w:t>a.clinic_num_s</w:t>
             </w:r>
             <w:proofErr w:type="spellEnd"/>
             <w:r>
@@ -23830,28 +21611,12 @@
     </w:p>
     <w:p>
       <w:r>
-        <w:t>{%p if var.var_</w:t>
-      </w:r>
-      <w:proofErr w:type="gramStart"/>
-      <w:r>
-        <w:t>somatic.level</w:t>
-      </w:r>
-      <w:proofErr w:type="gramEnd"/>
-      <w:r>
-        <w:t>_I+var.var_somatic.level_II+var.var_somatic.level_onco_nodrug%}</w:t>
+        <w:t>{%p if var.var_somatic.level_I+var.var_somatic.level_II+var.var_somatic.level_onco_nodrug%}</w:t>
       </w:r>
     </w:p>
     <w:p>
       <w:r>
-        <w:t>{%p for a in var.var_</w:t>
-      </w:r>
-      <w:proofErr w:type="gramStart"/>
-      <w:r>
-        <w:t>somatic.level</w:t>
-      </w:r>
-      <w:proofErr w:type="gramEnd"/>
-      <w:r>
-        <w:t>_I+var.var_somatic.level_II+var.var_somatic.level_onco_nodrug%}</w:t>
+        <w:t>{%p for a in var.var_somatic.level_I+var.var_somatic.level_II+var.var_somatic.level_onco_nodrug%}</w:t>
       </w:r>
     </w:p>
     <w:tbl>
@@ -23938,9 +21703,9 @@
                 <w:sz w:val="18"/>
                 <w:szCs w:val="18"/>
               </w:rPr>
-              <w:t>=</w:t>
-            </w:r>
-            <w:proofErr w:type="gramStart"/>
+              <w:t>==”</w:t>
+            </w:r>
+            <w:proofErr w:type="spellStart"/>
             <w:r>
               <w:rPr>
                 <w:rFonts w:ascii="思源黑体 CN Bold" w:eastAsia="思源黑体 CN Bold" w:hAnsi="思源黑体 CN Bold"/>
@@ -23950,9 +21715,9 @@
                 <w:sz w:val="18"/>
                 <w:szCs w:val="18"/>
               </w:rPr>
-              <w:t>=”</w:t>
-            </w:r>
-            <w:proofErr w:type="spellStart"/>
+              <w:t>Snvindel</w:t>
+            </w:r>
+            <w:proofErr w:type="spellEnd"/>
             <w:r>
               <w:rPr>
                 <w:rFonts w:ascii="思源黑体 CN Bold" w:eastAsia="思源黑体 CN Bold" w:hAnsi="思源黑体 CN Bold"/>
@@ -23962,11 +21727,15 @@
                 <w:sz w:val="18"/>
                 <w:szCs w:val="18"/>
               </w:rPr>
-              <w:t>Snvindel</w:t>
-            </w:r>
-            <w:proofErr w:type="spellEnd"/>
-            <w:proofErr w:type="gramEnd"/>
-            <w:r>
+              <w:t>”%}</w:t>
+            </w:r>
+          </w:p>
+          <w:p>
+            <w:pPr>
+              <w:adjustRightInd w:val="0"/>
+              <w:snapToGrid w:val="0"/>
+              <w:ind w:firstLineChars="30" w:firstLine="54"/>
+              <w:jc w:val="center"/>
               <w:rPr>
                 <w:rFonts w:ascii="思源黑体 CN Bold" w:eastAsia="思源黑体 CN Bold" w:hAnsi="思源黑体 CN Bold"/>
                 <w:b/>
@@ -23975,7 +21744,130 @@
                 <w:sz w:val="18"/>
                 <w:szCs w:val="18"/>
               </w:rPr>
-              <w:t>”%}</w:t>
+            </w:pPr>
+            <w:r>
+              <w:rPr>
+                <w:rFonts w:ascii="思源黑体 CN Bold" w:eastAsia="思源黑体 CN Bold" w:hAnsi="思源黑体 CN Bold"/>
+                <w:b/>
+                <w:bCs/>
+                <w:i/>
+                <w:iCs/>
+                <w:color w:val="FFFFFF" w:themeColor="background1"/>
+                <w:sz w:val="18"/>
+                <w:szCs w:val="18"/>
+              </w:rPr>
+              <w:t>{{</w:t>
+            </w:r>
+            <w:proofErr w:type="spellStart"/>
+            <w:r>
+              <w:rPr>
+                <w:rFonts w:ascii="思源黑体 CN Bold" w:eastAsia="思源黑体 CN Bold" w:hAnsi="思源黑体 CN Bold"/>
+                <w:b/>
+                <w:bCs/>
+                <w:i/>
+                <w:iCs/>
+                <w:color w:val="FFFFFF" w:themeColor="background1"/>
+                <w:sz w:val="18"/>
+                <w:szCs w:val="18"/>
+              </w:rPr>
+              <w:t>a.gene_symbol</w:t>
+            </w:r>
+            <w:proofErr w:type="spellEnd"/>
+            <w:r>
+              <w:rPr>
+                <w:rFonts w:ascii="思源黑体 CN Bold" w:eastAsia="思源黑体 CN Bold" w:hAnsi="思源黑体 CN Bold"/>
+                <w:b/>
+                <w:bCs/>
+                <w:i/>
+                <w:iCs/>
+                <w:color w:val="FFFFFF" w:themeColor="background1"/>
+                <w:sz w:val="18"/>
+                <w:szCs w:val="18"/>
+              </w:rPr>
+              <w:t>}}</w:t>
+            </w:r>
+            <w:r>
+              <w:rPr>
+                <w:rFonts w:ascii="思源黑体 CN Bold" w:eastAsia="思源黑体 CN Bold" w:hAnsi="思源黑体 CN Bold"/>
+                <w:b/>
+                <w:bCs/>
+                <w:color w:val="FFFFFF" w:themeColor="background1"/>
+                <w:sz w:val="18"/>
+                <w:szCs w:val="18"/>
+              </w:rPr>
+              <w:t xml:space="preserve"> {{</w:t>
+            </w:r>
+            <w:proofErr w:type="spellStart"/>
+            <w:r>
+              <w:rPr>
+                <w:rFonts w:ascii="思源黑体 CN Bold" w:eastAsia="思源黑体 CN Bold" w:hAnsi="思源黑体 CN Bold"/>
+                <w:b/>
+                <w:bCs/>
+                <w:color w:val="FFFFFF" w:themeColor="background1"/>
+                <w:sz w:val="18"/>
+                <w:szCs w:val="18"/>
+              </w:rPr>
+              <w:t>a.hgvs_c</w:t>
+            </w:r>
+            <w:proofErr w:type="spellEnd"/>
+            <w:r>
+              <w:rPr>
+                <w:rFonts w:ascii="思源黑体 CN Bold" w:eastAsia="思源黑体 CN Bold" w:hAnsi="思源黑体 CN Bold"/>
+                <w:b/>
+                <w:bCs/>
+                <w:color w:val="FFFFFF" w:themeColor="background1"/>
+                <w:sz w:val="18"/>
+                <w:szCs w:val="18"/>
+              </w:rPr>
+              <w:t xml:space="preserve">}}{%if </w:t>
+            </w:r>
+            <w:proofErr w:type="spellStart"/>
+            <w:r>
+              <w:rPr>
+                <w:rFonts w:ascii="思源黑体 CN Bold" w:eastAsia="思源黑体 CN Bold" w:hAnsi="思源黑体 CN Bold"/>
+                <w:b/>
+                <w:bCs/>
+                <w:color w:val="FFFFFF" w:themeColor="background1"/>
+                <w:sz w:val="18"/>
+                <w:szCs w:val="18"/>
+              </w:rPr>
+              <w:t>a.hgvs_p</w:t>
+            </w:r>
+            <w:proofErr w:type="spellEnd"/>
+            <w:r>
+              <w:rPr>
+                <w:rFonts w:ascii="思源黑体 CN Bold" w:eastAsia="思源黑体 CN Bold" w:hAnsi="思源黑体 CN Bold"/>
+                <w:b/>
+                <w:bCs/>
+                <w:color w:val="FFFFFF" w:themeColor="background1"/>
+                <w:sz w:val="18"/>
+                <w:szCs w:val="18"/>
+              </w:rPr>
+              <w:t>!=”p.?”%} {{</w:t>
+            </w:r>
+            <w:proofErr w:type="spellStart"/>
+            <w:r>
+              <w:rPr>
+                <w:rFonts w:ascii="思源黑体 CN Bold" w:eastAsia="思源黑体 CN Bold" w:hAnsi="思源黑体 CN Bold"/>
+                <w:b/>
+                <w:bCs/>
+                <w:color w:val="FFFFFF" w:themeColor="background1"/>
+                <w:sz w:val="18"/>
+                <w:szCs w:val="18"/>
+              </w:rPr>
+              <w:t>a.hgvs_p</w:t>
+            </w:r>
+            <w:proofErr w:type="spellEnd"/>
+            <w:r>
+              <w:rPr>
+                <w:rFonts w:ascii="思源黑体 CN Bold" w:eastAsia="思源黑体 CN Bold" w:hAnsi="思源黑体 CN Bold"/>
+                <w:b/>
+                <w:bCs/>
+                <w:color w:val="FFFFFF" w:themeColor="background1"/>
+                <w:sz w:val="18"/>
+                <w:szCs w:val="18"/>
+              </w:rPr>
+              <w:t>}}{%endif%}</w:t>
             </w:r>
           </w:p>
           <w:p>
@@ -23998,56 +21890,47 @@
                 <w:rFonts w:ascii="思源黑体 CN Bold" w:eastAsia="思源黑体 CN Bold" w:hAnsi="思源黑体 CN Bold"/>
                 <w:b/>
                 <w:bCs/>
-                <w:i/>
-                <w:iCs/>
                 <w:color w:val="FFFFFF" w:themeColor="background1"/>
                 <w:sz w:val="18"/>
                 <w:szCs w:val="18"/>
               </w:rPr>
-              <w:t>{{</w:t>
+              <w:t xml:space="preserve">{%p </w:t>
             </w:r>
             <w:proofErr w:type="spellStart"/>
-            <w:proofErr w:type="gramStart"/>
             <w:r>
               <w:rPr>
                 <w:rFonts w:ascii="思源黑体 CN Bold" w:eastAsia="思源黑体 CN Bold" w:hAnsi="思源黑体 CN Bold"/>
                 <w:b/>
                 <w:bCs/>
-                <w:i/>
-                <w:iCs/>
                 <w:color w:val="FFFFFF" w:themeColor="background1"/>
                 <w:sz w:val="18"/>
                 <w:szCs w:val="18"/>
               </w:rPr>
-              <w:t>a.gene</w:t>
-            </w:r>
-            <w:proofErr w:type="gramEnd"/>
+              <w:t>elif</w:t>
+            </w:r>
+            <w:proofErr w:type="spellEnd"/>
             <w:r>
               <w:rPr>
                 <w:rFonts w:ascii="思源黑体 CN Bold" w:eastAsia="思源黑体 CN Bold" w:hAnsi="思源黑体 CN Bold"/>
                 <w:b/>
                 <w:bCs/>
-                <w:i/>
-                <w:iCs/>
                 <w:color w:val="FFFFFF" w:themeColor="background1"/>
                 <w:sz w:val="18"/>
                 <w:szCs w:val="18"/>
               </w:rPr>
-              <w:t>_symbol</w:t>
-            </w:r>
-            <w:proofErr w:type="spellEnd"/>
+              <w:t xml:space="preserve"> </w:t>
+            </w:r>
+            <w:proofErr w:type="spellStart"/>
             <w:r>
               <w:rPr>
                 <w:rFonts w:ascii="思源黑体 CN Bold" w:eastAsia="思源黑体 CN Bold" w:hAnsi="思源黑体 CN Bold"/>
                 <w:b/>
                 <w:bCs/>
-                <w:i/>
-                <w:iCs/>
                 <w:color w:val="FFFFFF" w:themeColor="background1"/>
                 <w:sz w:val="18"/>
                 <w:szCs w:val="18"/>
               </w:rPr>
-              <w:t>}}</w:t>
+              <w:t>a.</w:t>
             </w:r>
             <w:r>
               <w:rPr>
@@ -24058,9 +21941,9 @@
                 <w:sz w:val="18"/>
                 <w:szCs w:val="18"/>
               </w:rPr>
-              <w:t xml:space="preserve"> {{</w:t>
-            </w:r>
-            <w:proofErr w:type="spellStart"/>
+              <w:t>bio_category</w:t>
+            </w:r>
+            <w:proofErr w:type="spellEnd"/>
             <w:r>
               <w:rPr>
                 <w:rFonts w:ascii="思源黑体 CN Bold" w:eastAsia="思源黑体 CN Bold" w:hAnsi="思源黑体 CN Bold"/>
@@ -24070,9 +21953,9 @@
                 <w:sz w:val="18"/>
                 <w:szCs w:val="18"/>
               </w:rPr>
-              <w:t>a.hgvs_c</w:t>
-            </w:r>
-            <w:proofErr w:type="spellEnd"/>
+              <w:t>==”</w:t>
+            </w:r>
+            <w:proofErr w:type="spellStart"/>
             <w:r>
               <w:rPr>
                 <w:rFonts w:ascii="思源黑体 CN Bold" w:eastAsia="思源黑体 CN Bold" w:hAnsi="思源黑体 CN Bold"/>
@@ -24082,9 +21965,9 @@
                 <w:sz w:val="18"/>
                 <w:szCs w:val="18"/>
               </w:rPr>
-              <w:t xml:space="preserve">}}{%if </w:t>
-            </w:r>
-            <w:proofErr w:type="spellStart"/>
+              <w:t>Cnv</w:t>
+            </w:r>
+            <w:proofErr w:type="spellEnd"/>
             <w:r>
               <w:rPr>
                 <w:rFonts w:ascii="思源黑体 CN Bold" w:eastAsia="思源黑体 CN Bold" w:hAnsi="思源黑体 CN Bold"/>
@@ -24094,10 +21977,15 @@
                 <w:sz w:val="18"/>
                 <w:szCs w:val="18"/>
               </w:rPr>
-              <w:t>a.hgvs_p</w:t>
-            </w:r>
-            <w:proofErr w:type="spellEnd"/>
-            <w:r>
+              <w:t>”%}</w:t>
+            </w:r>
+          </w:p>
+          <w:p>
+            <w:pPr>
+              <w:adjustRightInd w:val="0"/>
+              <w:snapToGrid w:val="0"/>
+              <w:ind w:firstLineChars="30" w:firstLine="54"/>
+              <w:jc w:val="center"/>
               <w:rPr>
                 <w:rFonts w:ascii="思源黑体 CN Bold" w:eastAsia="思源黑体 CN Bold" w:hAnsi="思源黑体 CN Bold"/>
                 <w:b/>
@@ -24106,31 +21994,69 @@
                 <w:sz w:val="18"/>
                 <w:szCs w:val="18"/>
               </w:rPr>
-              <w:t>!=”p.?”%} {{</w:t>
-            </w:r>
-            <w:proofErr w:type="spellStart"/>
+            </w:pPr>
             <w:r>
               <w:rPr>
                 <w:rFonts w:ascii="思源黑体 CN Bold" w:eastAsia="思源黑体 CN Bold" w:hAnsi="思源黑体 CN Bold"/>
                 <w:b/>
                 <w:bCs/>
+                <w:i/>
+                <w:iCs/>
                 <w:color w:val="FFFFFF" w:themeColor="background1"/>
                 <w:sz w:val="18"/>
                 <w:szCs w:val="18"/>
               </w:rPr>
-              <w:t>a.hgvs_p</w:t>
-            </w:r>
-            <w:proofErr w:type="spellEnd"/>
+              <w:t>{{</w:t>
+            </w:r>
+            <w:proofErr w:type="spellStart"/>
             <w:r>
               <w:rPr>
                 <w:rFonts w:ascii="思源黑体 CN Bold" w:eastAsia="思源黑体 CN Bold" w:hAnsi="思源黑体 CN Bold"/>
                 <w:b/>
                 <w:bCs/>
+                <w:i/>
+                <w:iCs/>
                 <w:color w:val="FFFFFF" w:themeColor="background1"/>
                 <w:sz w:val="18"/>
                 <w:szCs w:val="18"/>
               </w:rPr>
-              <w:t>}}{%endif%}</w:t>
+              <w:t>a.gene_symbol</w:t>
+            </w:r>
+            <w:proofErr w:type="spellEnd"/>
+            <w:r>
+              <w:rPr>
+                <w:rFonts w:ascii="思源黑体 CN Bold" w:eastAsia="思源黑体 CN Bold" w:hAnsi="思源黑体 CN Bold"/>
+                <w:b/>
+                <w:bCs/>
+                <w:i/>
+                <w:iCs/>
+                <w:color w:val="FFFFFF" w:themeColor="background1"/>
+                <w:sz w:val="18"/>
+                <w:szCs w:val="18"/>
+              </w:rPr>
+              <w:t>}}</w:t>
+            </w:r>
+            <w:r>
+              <w:rPr>
+                <w:rFonts w:ascii="思源黑体 CN Bold" w:eastAsia="思源黑体 CN Bold" w:hAnsi="思源黑体 CN Bold"/>
+                <w:b/>
+                <w:bCs/>
+                <w:color w:val="FFFFFF" w:themeColor="background1"/>
+                <w:sz w:val="18"/>
+                <w:szCs w:val="18"/>
+              </w:rPr>
+              <w:t xml:space="preserve"> </w:t>
+            </w:r>
+            <w:r>
+              <w:rPr>
+                <w:rFonts w:ascii="思源黑体 CN Bold" w:eastAsia="思源黑体 CN Bold" w:hAnsi="思源黑体 CN Bold" w:hint="eastAsia"/>
+                <w:b/>
+                <w:bCs/>
+                <w:color w:val="FFFFFF" w:themeColor="background1"/>
+                <w:sz w:val="18"/>
+                <w:szCs w:val="18"/>
+              </w:rPr>
+              <w:t>扩增</w:t>
             </w:r>
           </w:p>
           <w:p>
@@ -24216,9 +22142,9 @@
                 <w:sz w:val="18"/>
                 <w:szCs w:val="18"/>
               </w:rPr>
-              <w:t>=</w:t>
-            </w:r>
-            <w:proofErr w:type="gramStart"/>
+              <w:t>==”</w:t>
+            </w:r>
+            <w:proofErr w:type="spellStart"/>
             <w:r>
               <w:rPr>
                 <w:rFonts w:ascii="思源黑体 CN Bold" w:eastAsia="思源黑体 CN Bold" w:hAnsi="思源黑体 CN Bold"/>
@@ -24228,224 +22154,9 @@
                 <w:sz w:val="18"/>
                 <w:szCs w:val="18"/>
               </w:rPr>
-              <w:t>=”</w:t>
-            </w:r>
-            <w:proofErr w:type="spellStart"/>
-            <w:r>
-              <w:rPr>
-                <w:rFonts w:ascii="思源黑体 CN Bold" w:eastAsia="思源黑体 CN Bold" w:hAnsi="思源黑体 CN Bold"/>
-                <w:b/>
-                <w:bCs/>
-                <w:color w:val="FFFFFF" w:themeColor="background1"/>
-                <w:sz w:val="18"/>
-                <w:szCs w:val="18"/>
-              </w:rPr>
-              <w:t>Cnv</w:t>
+              <w:t>Sv</w:t>
             </w:r>
             <w:proofErr w:type="spellEnd"/>
-            <w:proofErr w:type="gramEnd"/>
-            <w:r>
-              <w:rPr>
-                <w:rFonts w:ascii="思源黑体 CN Bold" w:eastAsia="思源黑体 CN Bold" w:hAnsi="思源黑体 CN Bold"/>
-                <w:b/>
-                <w:bCs/>
-                <w:color w:val="FFFFFF" w:themeColor="background1"/>
-                <w:sz w:val="18"/>
-                <w:szCs w:val="18"/>
-              </w:rPr>
-              <w:t>”%}</w:t>
-            </w:r>
-          </w:p>
-          <w:p>
-            <w:pPr>
-              <w:adjustRightInd w:val="0"/>
-              <w:snapToGrid w:val="0"/>
-              <w:ind w:firstLineChars="30" w:firstLine="54"/>
-              <w:jc w:val="center"/>
-              <w:rPr>
-                <w:rFonts w:ascii="思源黑体 CN Bold" w:eastAsia="思源黑体 CN Bold" w:hAnsi="思源黑体 CN Bold"/>
-                <w:b/>
-                <w:bCs/>
-                <w:color w:val="FFFFFF" w:themeColor="background1"/>
-                <w:sz w:val="18"/>
-                <w:szCs w:val="18"/>
-              </w:rPr>
-            </w:pPr>
-            <w:r>
-              <w:rPr>
-                <w:rFonts w:ascii="思源黑体 CN Bold" w:eastAsia="思源黑体 CN Bold" w:hAnsi="思源黑体 CN Bold"/>
-                <w:b/>
-                <w:bCs/>
-                <w:i/>
-                <w:iCs/>
-                <w:color w:val="FFFFFF" w:themeColor="background1"/>
-                <w:sz w:val="18"/>
-                <w:szCs w:val="18"/>
-              </w:rPr>
-              <w:t>{{</w:t>
-            </w:r>
-            <w:proofErr w:type="spellStart"/>
-            <w:r>
-              <w:rPr>
-                <w:rFonts w:ascii="思源黑体 CN Bold" w:eastAsia="思源黑体 CN Bold" w:hAnsi="思源黑体 CN Bold"/>
-                <w:b/>
-                <w:bCs/>
-                <w:i/>
-                <w:iCs/>
-                <w:color w:val="FFFFFF" w:themeColor="background1"/>
-                <w:sz w:val="18"/>
-                <w:szCs w:val="18"/>
-              </w:rPr>
-              <w:t>a.gene_symbol</w:t>
-            </w:r>
-            <w:proofErr w:type="spellEnd"/>
-            <w:r>
-              <w:rPr>
-                <w:rFonts w:ascii="思源黑体 CN Bold" w:eastAsia="思源黑体 CN Bold" w:hAnsi="思源黑体 CN Bold"/>
-                <w:b/>
-                <w:bCs/>
-                <w:i/>
-                <w:iCs/>
-                <w:color w:val="FFFFFF" w:themeColor="background1"/>
-                <w:sz w:val="18"/>
-                <w:szCs w:val="18"/>
-              </w:rPr>
-              <w:t>}}</w:t>
-            </w:r>
-            <w:r>
-              <w:rPr>
-                <w:rFonts w:ascii="思源黑体 CN Bold" w:eastAsia="思源黑体 CN Bold" w:hAnsi="思源黑体 CN Bold"/>
-                <w:b/>
-                <w:bCs/>
-                <w:color w:val="FFFFFF" w:themeColor="background1"/>
-                <w:sz w:val="18"/>
-                <w:szCs w:val="18"/>
-              </w:rPr>
-              <w:t xml:space="preserve"> </w:t>
-            </w:r>
-            <w:r>
-              <w:rPr>
-                <w:rFonts w:ascii="思源黑体 CN Bold" w:eastAsia="思源黑体 CN Bold" w:hAnsi="思源黑体 CN Bold" w:hint="eastAsia"/>
-                <w:b/>
-                <w:bCs/>
-                <w:color w:val="FFFFFF" w:themeColor="background1"/>
-                <w:sz w:val="18"/>
-                <w:szCs w:val="18"/>
-              </w:rPr>
-              <w:t>扩增</w:t>
-            </w:r>
-          </w:p>
-          <w:p>
-            <w:pPr>
-              <w:adjustRightInd w:val="0"/>
-              <w:snapToGrid w:val="0"/>
-              <w:ind w:firstLineChars="30" w:firstLine="54"/>
-              <w:jc w:val="center"/>
-              <w:rPr>
-                <w:rFonts w:ascii="思源黑体 CN Bold" w:eastAsia="思源黑体 CN Bold" w:hAnsi="思源黑体 CN Bold"/>
-                <w:b/>
-                <w:bCs/>
-                <w:color w:val="FFFFFF" w:themeColor="background1"/>
-                <w:sz w:val="18"/>
-                <w:szCs w:val="18"/>
-              </w:rPr>
-            </w:pPr>
-            <w:r>
-              <w:rPr>
-                <w:rFonts w:ascii="思源黑体 CN Bold" w:eastAsia="思源黑体 CN Bold" w:hAnsi="思源黑体 CN Bold"/>
-                <w:b/>
-                <w:bCs/>
-                <w:color w:val="FFFFFF" w:themeColor="background1"/>
-                <w:sz w:val="18"/>
-                <w:szCs w:val="18"/>
-              </w:rPr>
-              <w:t xml:space="preserve">{%p </w:t>
-            </w:r>
-            <w:proofErr w:type="spellStart"/>
-            <w:r>
-              <w:rPr>
-                <w:rFonts w:ascii="思源黑体 CN Bold" w:eastAsia="思源黑体 CN Bold" w:hAnsi="思源黑体 CN Bold"/>
-                <w:b/>
-                <w:bCs/>
-                <w:color w:val="FFFFFF" w:themeColor="background1"/>
-                <w:sz w:val="18"/>
-                <w:szCs w:val="18"/>
-              </w:rPr>
-              <w:t>elif</w:t>
-            </w:r>
-            <w:proofErr w:type="spellEnd"/>
-            <w:r>
-              <w:rPr>
-                <w:rFonts w:ascii="思源黑体 CN Bold" w:eastAsia="思源黑体 CN Bold" w:hAnsi="思源黑体 CN Bold"/>
-                <w:b/>
-                <w:bCs/>
-                <w:color w:val="FFFFFF" w:themeColor="background1"/>
-                <w:sz w:val="18"/>
-                <w:szCs w:val="18"/>
-              </w:rPr>
-              <w:t xml:space="preserve"> </w:t>
-            </w:r>
-            <w:proofErr w:type="spellStart"/>
-            <w:r>
-              <w:rPr>
-                <w:rFonts w:ascii="思源黑体 CN Bold" w:eastAsia="思源黑体 CN Bold" w:hAnsi="思源黑体 CN Bold"/>
-                <w:b/>
-                <w:bCs/>
-                <w:color w:val="FFFFFF" w:themeColor="background1"/>
-                <w:sz w:val="18"/>
-                <w:szCs w:val="18"/>
-              </w:rPr>
-              <w:t>a.</w:t>
-            </w:r>
-            <w:r>
-              <w:rPr>
-                <w:rFonts w:ascii="思源黑体 CN Bold" w:eastAsia="思源黑体 CN Bold" w:hAnsi="思源黑体 CN Bold"/>
-                <w:b/>
-                <w:bCs/>
-                <w:color w:val="FFFFFF" w:themeColor="background1"/>
-                <w:sz w:val="18"/>
-                <w:szCs w:val="18"/>
-              </w:rPr>
-              <w:t>bio_category</w:t>
-            </w:r>
-            <w:proofErr w:type="spellEnd"/>
-            <w:r>
-              <w:rPr>
-                <w:rFonts w:ascii="思源黑体 CN Bold" w:eastAsia="思源黑体 CN Bold" w:hAnsi="思源黑体 CN Bold"/>
-                <w:b/>
-                <w:bCs/>
-                <w:color w:val="FFFFFF" w:themeColor="background1"/>
-                <w:sz w:val="18"/>
-                <w:szCs w:val="18"/>
-              </w:rPr>
-              <w:t>=</w:t>
-            </w:r>
-            <w:proofErr w:type="gramStart"/>
-            <w:r>
-              <w:rPr>
-                <w:rFonts w:ascii="思源黑体 CN Bold" w:eastAsia="思源黑体 CN Bold" w:hAnsi="思源黑体 CN Bold"/>
-                <w:b/>
-                <w:bCs/>
-                <w:color w:val="FFFFFF" w:themeColor="background1"/>
-                <w:sz w:val="18"/>
-                <w:szCs w:val="18"/>
-              </w:rPr>
-              <w:t>=”</w:t>
-            </w:r>
-            <w:proofErr w:type="spellStart"/>
-            <w:r>
-              <w:rPr>
-                <w:rFonts w:ascii="思源黑体 CN Bold" w:eastAsia="思源黑体 CN Bold" w:hAnsi="思源黑体 CN Bold"/>
-                <w:b/>
-                <w:bCs/>
-                <w:color w:val="FFFFFF" w:themeColor="background1"/>
-                <w:sz w:val="18"/>
-                <w:szCs w:val="18"/>
-              </w:rPr>
-              <w:t>Sv</w:t>
-            </w:r>
-            <w:proofErr w:type="spellEnd"/>
-            <w:proofErr w:type="gramEnd"/>
             <w:r>
               <w:rPr>
                 <w:rFonts w:ascii="思源黑体 CN Bold" w:eastAsia="思源黑体 CN Bold" w:hAnsi="思源黑体 CN Bold"/>
@@ -24864,25 +22575,14 @@
               <w:t xml:space="preserve">{%p if “,” in </w:t>
             </w:r>
             <w:proofErr w:type="spellStart"/>
-            <w:proofErr w:type="gramStart"/>
-            <w:r>
-              <w:rPr>
-                <w:rFonts w:ascii="思源黑体 CN Normal" w:eastAsia="思源黑体 CN Normal" w:hAnsi="思源黑体 CN Normal"/>
-                <w:color w:val="000000" w:themeColor="text1"/>
-                <w:sz w:val="17"/>
-                <w:szCs w:val="17"/>
-              </w:rPr>
-              <w:t>a.gene</w:t>
-            </w:r>
-            <w:proofErr w:type="gramEnd"/>
-            <w:r>
-              <w:rPr>
-                <w:rFonts w:ascii="思源黑体 CN Normal" w:eastAsia="思源黑体 CN Normal" w:hAnsi="思源黑体 CN Normal"/>
-                <w:color w:val="000000" w:themeColor="text1"/>
-                <w:sz w:val="17"/>
-                <w:szCs w:val="17"/>
-              </w:rPr>
-              <w:t>_symbol</w:t>
+            <w:r>
+              <w:rPr>
+                <w:rFonts w:ascii="思源黑体 CN Normal" w:eastAsia="思源黑体 CN Normal" w:hAnsi="思源黑体 CN Normal"/>
+                <w:color w:val="000000" w:themeColor="text1"/>
+                <w:sz w:val="17"/>
+                <w:szCs w:val="17"/>
+              </w:rPr>
+              <w:t>a.gene_symbol</w:t>
             </w:r>
             <w:proofErr w:type="spellEnd"/>
             <w:r>
@@ -24998,25 +22698,14 @@
               <w:t xml:space="preserve">{%p if </w:t>
             </w:r>
             <w:proofErr w:type="spellStart"/>
-            <w:proofErr w:type="gramStart"/>
-            <w:r>
-              <w:rPr>
-                <w:rFonts w:ascii="思源黑体 CN Normal" w:eastAsia="思源黑体 CN Normal" w:hAnsi="思源黑体 CN Normal"/>
-                <w:color w:val="000000" w:themeColor="text1"/>
-                <w:sz w:val="17"/>
-                <w:szCs w:val="17"/>
-              </w:rPr>
-              <w:t>a.five</w:t>
-            </w:r>
-            <w:proofErr w:type="gramEnd"/>
-            <w:r>
-              <w:rPr>
-                <w:rFonts w:ascii="思源黑体 CN Normal" w:eastAsia="思源黑体 CN Normal" w:hAnsi="思源黑体 CN Normal"/>
-                <w:color w:val="000000" w:themeColor="text1"/>
-                <w:sz w:val="17"/>
-                <w:szCs w:val="17"/>
-              </w:rPr>
-              <w:t>_prime_gene</w:t>
+            <w:r>
+              <w:rPr>
+                <w:rFonts w:ascii="思源黑体 CN Normal" w:eastAsia="思源黑体 CN Normal" w:hAnsi="思源黑体 CN Normal"/>
+                <w:color w:val="000000" w:themeColor="text1"/>
+                <w:sz w:val="17"/>
+                <w:szCs w:val="17"/>
+              </w:rPr>
+              <w:t>a.five_prime_gene</w:t>
             </w:r>
             <w:proofErr w:type="spellEnd"/>
             <w:r>
@@ -25072,25 +22761,14 @@
               <w:t>{{</w:t>
             </w:r>
             <w:proofErr w:type="spellStart"/>
-            <w:proofErr w:type="gramStart"/>
-            <w:r>
-              <w:rPr>
-                <w:rFonts w:ascii="思源黑体 CN Normal" w:eastAsia="思源黑体 CN Normal" w:hAnsi="思源黑体 CN Normal"/>
-                <w:color w:val="000000" w:themeColor="text1"/>
-                <w:sz w:val="17"/>
-                <w:szCs w:val="17"/>
-              </w:rPr>
-              <w:t>a.five</w:t>
-            </w:r>
-            <w:proofErr w:type="gramEnd"/>
-            <w:r>
-              <w:rPr>
-                <w:rFonts w:ascii="思源黑体 CN Normal" w:eastAsia="思源黑体 CN Normal" w:hAnsi="思源黑体 CN Normal"/>
-                <w:color w:val="000000" w:themeColor="text1"/>
-                <w:sz w:val="17"/>
-                <w:szCs w:val="17"/>
-              </w:rPr>
-              <w:t>_prime_gene_function|e</w:t>
+            <w:r>
+              <w:rPr>
+                <w:rFonts w:ascii="思源黑体 CN Normal" w:eastAsia="思源黑体 CN Normal" w:hAnsi="思源黑体 CN Normal"/>
+                <w:color w:val="000000" w:themeColor="text1"/>
+                <w:sz w:val="17"/>
+                <w:szCs w:val="17"/>
+              </w:rPr>
+              <w:t>a.five_prime_gene_function|e</w:t>
             </w:r>
             <w:proofErr w:type="spellEnd"/>
             <w:r>
@@ -25126,25 +22804,14 @@
               <w:t>{{</w:t>
             </w:r>
             <w:proofErr w:type="spellStart"/>
-            <w:proofErr w:type="gramStart"/>
-            <w:r>
-              <w:rPr>
-                <w:rFonts w:ascii="思源黑体 CN Normal" w:eastAsia="思源黑体 CN Normal" w:hAnsi="思源黑体 CN Normal"/>
-                <w:color w:val="000000" w:themeColor="text1"/>
-                <w:sz w:val="17"/>
-                <w:szCs w:val="17"/>
-              </w:rPr>
-              <w:t>a.three</w:t>
-            </w:r>
-            <w:proofErr w:type="gramEnd"/>
-            <w:r>
-              <w:rPr>
-                <w:rFonts w:ascii="思源黑体 CN Normal" w:eastAsia="思源黑体 CN Normal" w:hAnsi="思源黑体 CN Normal"/>
-                <w:color w:val="000000" w:themeColor="text1"/>
-                <w:sz w:val="17"/>
-                <w:szCs w:val="17"/>
-              </w:rPr>
-              <w:t>_prime_gene_function|e</w:t>
+            <w:r>
+              <w:rPr>
+                <w:rFonts w:ascii="思源黑体 CN Normal" w:eastAsia="思源黑体 CN Normal" w:hAnsi="思源黑体 CN Normal"/>
+                <w:color w:val="000000" w:themeColor="text1"/>
+                <w:sz w:val="17"/>
+                <w:szCs w:val="17"/>
+              </w:rPr>
+              <w:t>a.three_prime_gene_function|e</w:t>
             </w:r>
             <w:proofErr w:type="spellEnd"/>
             <w:r>
@@ -25203,25 +22870,14 @@
               <w:t>{{</w:t>
             </w:r>
             <w:proofErr w:type="spellStart"/>
-            <w:proofErr w:type="gramStart"/>
-            <w:r>
-              <w:rPr>
-                <w:rFonts w:ascii="思源黑体 CN Normal" w:eastAsia="思源黑体 CN Normal" w:hAnsi="思源黑体 CN Normal"/>
-                <w:color w:val="000000" w:themeColor="text1"/>
-                <w:sz w:val="17"/>
-                <w:szCs w:val="17"/>
-              </w:rPr>
-              <w:t>a.five</w:t>
-            </w:r>
-            <w:proofErr w:type="gramEnd"/>
-            <w:r>
-              <w:rPr>
-                <w:rFonts w:ascii="思源黑体 CN Normal" w:eastAsia="思源黑体 CN Normal" w:hAnsi="思源黑体 CN Normal"/>
-                <w:color w:val="000000" w:themeColor="text1"/>
-                <w:sz w:val="17"/>
-                <w:szCs w:val="17"/>
-              </w:rPr>
-              <w:t>_prime_gene_function|e</w:t>
+            <w:r>
+              <w:rPr>
+                <w:rFonts w:ascii="思源黑体 CN Normal" w:eastAsia="思源黑体 CN Normal" w:hAnsi="思源黑体 CN Normal"/>
+                <w:color w:val="000000" w:themeColor="text1"/>
+                <w:sz w:val="17"/>
+                <w:szCs w:val="17"/>
+              </w:rPr>
+              <w:t>a.five_prime_gene_function|e</w:t>
             </w:r>
             <w:proofErr w:type="spellEnd"/>
             <w:r>
@@ -25303,25 +22959,14 @@
               <w:t>{{</w:t>
             </w:r>
             <w:proofErr w:type="spellStart"/>
-            <w:proofErr w:type="gramStart"/>
-            <w:r>
-              <w:rPr>
-                <w:rFonts w:ascii="思源黑体 CN Normal" w:eastAsia="思源黑体 CN Normal" w:hAnsi="思源黑体 CN Normal"/>
-                <w:color w:val="000000" w:themeColor="text1"/>
-                <w:sz w:val="17"/>
-                <w:szCs w:val="17"/>
-              </w:rPr>
-              <w:t>a.gene</w:t>
-            </w:r>
-            <w:proofErr w:type="gramEnd"/>
-            <w:r>
-              <w:rPr>
-                <w:rFonts w:ascii="思源黑体 CN Normal" w:eastAsia="思源黑体 CN Normal" w:hAnsi="思源黑体 CN Normal"/>
-                <w:color w:val="000000" w:themeColor="text1"/>
-                <w:sz w:val="17"/>
-                <w:szCs w:val="17"/>
-              </w:rPr>
-              <w:t>_function|e</w:t>
+            <w:r>
+              <w:rPr>
+                <w:rFonts w:ascii="思源黑体 CN Normal" w:eastAsia="思源黑体 CN Normal" w:hAnsi="思源黑体 CN Normal"/>
+                <w:color w:val="000000" w:themeColor="text1"/>
+                <w:sz w:val="17"/>
+                <w:szCs w:val="17"/>
+              </w:rPr>
+              <w:t>a.gene_function|e</w:t>
             </w:r>
             <w:proofErr w:type="spellEnd"/>
             <w:r>
@@ -25438,25 +23083,14 @@
               <w:t>{{</w:t>
             </w:r>
             <w:proofErr w:type="spellStart"/>
-            <w:proofErr w:type="gramStart"/>
-            <w:r>
-              <w:rPr>
-                <w:rFonts w:ascii="思源黑体 CN Normal" w:eastAsia="思源黑体 CN Normal" w:hAnsi="思源黑体 CN Normal"/>
-                <w:color w:val="000000" w:themeColor="text1"/>
-                <w:sz w:val="17"/>
-                <w:szCs w:val="17"/>
-              </w:rPr>
-              <w:t>a.variant</w:t>
-            </w:r>
-            <w:proofErr w:type="gramEnd"/>
-            <w:r>
-              <w:rPr>
-                <w:rFonts w:ascii="思源黑体 CN Normal" w:eastAsia="思源黑体 CN Normal" w:hAnsi="思源黑体 CN Normal"/>
-                <w:color w:val="000000" w:themeColor="text1"/>
-                <w:sz w:val="17"/>
-                <w:szCs w:val="17"/>
-              </w:rPr>
-              <w:t>_desc_cn|e</w:t>
+            <w:r>
+              <w:rPr>
+                <w:rFonts w:ascii="思源黑体 CN Normal" w:eastAsia="思源黑体 CN Normal" w:hAnsi="思源黑体 CN Normal"/>
+                <w:color w:val="000000" w:themeColor="text1"/>
+                <w:sz w:val="17"/>
+                <w:szCs w:val="17"/>
+              </w:rPr>
+              <w:t>a.variant_desc_cn|e</w:t>
             </w:r>
             <w:proofErr w:type="spellEnd"/>
             <w:r>
@@ -25597,20 +23231,9 @@
                 <w:sz w:val="17"/>
                 <w:szCs w:val="17"/>
               </w:rPr>
-              <w:t>a.evi_sum.evi_</w:t>
-            </w:r>
-            <w:proofErr w:type="gramStart"/>
-            <w:r>
-              <w:rPr>
-                <w:rFonts w:ascii="思源黑体 CN Normal" w:eastAsia="思源黑体 CN Normal" w:hAnsi="思源黑体 CN Normal"/>
-                <w:color w:val="000000" w:themeColor="text1"/>
-                <w:sz w:val="17"/>
-                <w:szCs w:val="17"/>
-              </w:rPr>
-              <w:t>split.Prognostic</w:t>
+              <w:t>a.evi_sum.evi_split.Prognostic</w:t>
             </w:r>
             <w:proofErr w:type="spellEnd"/>
-            <w:proofErr w:type="gramEnd"/>
             <w:r>
               <w:rPr>
                 <w:rFonts w:ascii="思源黑体 CN Normal" w:eastAsia="思源黑体 CN Normal" w:hAnsi="思源黑体 CN Normal"/>
@@ -25670,20 +23293,9 @@
                 <w:sz w:val="17"/>
                 <w:szCs w:val="17"/>
               </w:rPr>
-              <w:t>a.evi_sum.evi_</w:t>
-            </w:r>
-            <w:proofErr w:type="gramStart"/>
-            <w:r>
-              <w:rPr>
-                <w:rFonts w:ascii="思源黑体 CN Normal" w:eastAsia="思源黑体 CN Normal" w:hAnsi="思源黑体 CN Normal"/>
-                <w:color w:val="000000" w:themeColor="text1"/>
-                <w:sz w:val="17"/>
-                <w:szCs w:val="17"/>
-              </w:rPr>
-              <w:t>split.Prognostic</w:t>
+              <w:t>a.evi_sum.evi_split.Prognostic</w:t>
             </w:r>
             <w:proofErr w:type="spellEnd"/>
-            <w:proofErr w:type="gramEnd"/>
             <w:r>
               <w:rPr>
                 <w:rFonts w:ascii="思源黑体 CN Normal" w:eastAsia="思源黑体 CN Normal" w:hAnsi="思源黑体 CN Normal"/>
@@ -25723,20 +23335,9 @@
                 <w:sz w:val="17"/>
                 <w:szCs w:val="17"/>
               </w:rPr>
-              <w:t>a.evi_sum.evi_</w:t>
-            </w:r>
-            <w:proofErr w:type="gramStart"/>
-            <w:r>
-              <w:rPr>
-                <w:rFonts w:ascii="思源黑体 CN Normal" w:eastAsia="思源黑体 CN Normal" w:hAnsi="思源黑体 CN Normal"/>
-                <w:color w:val="000000" w:themeColor="text1"/>
-                <w:sz w:val="17"/>
-                <w:szCs w:val="17"/>
-              </w:rPr>
-              <w:t>split.Prognostic</w:t>
+              <w:t>a.evi_sum.evi_split.Prognostic</w:t>
             </w:r>
             <w:proofErr w:type="spellEnd"/>
-            <w:proofErr w:type="gramEnd"/>
             <w:r>
               <w:rPr>
                 <w:rFonts w:ascii="思源黑体 CN Normal" w:eastAsia="思源黑体 CN Normal" w:hAnsi="思源黑体 CN Normal"/>
@@ -25926,20 +23527,9 @@
                 <w:sz w:val="17"/>
                 <w:szCs w:val="17"/>
               </w:rPr>
-              <w:t>a.evi_sum.evi_</w:t>
-            </w:r>
-            <w:proofErr w:type="gramStart"/>
-            <w:r>
-              <w:rPr>
-                <w:rFonts w:ascii="思源黑体 CN Normal" w:eastAsia="思源黑体 CN Normal" w:hAnsi="思源黑体 CN Normal"/>
-                <w:color w:val="000000" w:themeColor="text1"/>
-                <w:sz w:val="17"/>
-                <w:szCs w:val="17"/>
-              </w:rPr>
-              <w:t>split.Diagnostic</w:t>
+              <w:t>a.evi_sum.evi_split.Diagnostic</w:t>
             </w:r>
             <w:proofErr w:type="spellEnd"/>
-            <w:proofErr w:type="gramEnd"/>
             <w:r>
               <w:rPr>
                 <w:rFonts w:ascii="思源黑体 CN Normal" w:eastAsia="思源黑体 CN Normal" w:hAnsi="思源黑体 CN Normal"/>
@@ -25979,20 +23569,9 @@
                 <w:sz w:val="17"/>
                 <w:szCs w:val="17"/>
               </w:rPr>
-              <w:t>a.evi_sum.evi_</w:t>
-            </w:r>
-            <w:proofErr w:type="gramStart"/>
-            <w:r>
-              <w:rPr>
-                <w:rFonts w:ascii="思源黑体 CN Normal" w:eastAsia="思源黑体 CN Normal" w:hAnsi="思源黑体 CN Normal"/>
-                <w:color w:val="000000" w:themeColor="text1"/>
-                <w:sz w:val="17"/>
-                <w:szCs w:val="17"/>
-              </w:rPr>
-              <w:t>split.Diagnostic</w:t>
+              <w:t>a.evi_sum.evi_split.Diagnostic</w:t>
             </w:r>
             <w:proofErr w:type="spellEnd"/>
-            <w:proofErr w:type="gramEnd"/>
             <w:r>
               <w:rPr>
                 <w:rFonts w:ascii="思源黑体 CN Normal" w:eastAsia="思源黑体 CN Normal" w:hAnsi="思源黑体 CN Normal"/>
@@ -26377,27 +23956,7 @@
                 <w:sz w:val="17"/>
                 <w:szCs w:val="17"/>
               </w:rPr>
-              <w:t>a.evi_sum.evi_</w:t>
-            </w:r>
-            <w:proofErr w:type="gramStart"/>
-            <w:r>
-              <w:rPr>
-                <w:rFonts w:ascii="思源黑体 CN Normal" w:eastAsia="思源黑体 CN Normal" w:hAnsi="思源黑体 CN Normal" w:hint="eastAsia"/>
-                <w:color w:val="000000" w:themeColor="text1"/>
-                <w:sz w:val="17"/>
-                <w:szCs w:val="17"/>
-              </w:rPr>
-              <w:t>split.Predictive</w:t>
-            </w:r>
-            <w:proofErr w:type="gramEnd"/>
-            <w:r>
-              <w:rPr>
-                <w:rFonts w:ascii="思源黑体 CN Normal" w:eastAsia="思源黑体 CN Normal" w:hAnsi="思源黑体 CN Normal" w:hint="eastAsia"/>
-                <w:color w:val="000000" w:themeColor="text1"/>
-                <w:sz w:val="17"/>
-                <w:szCs w:val="17"/>
-              </w:rPr>
-              <w:t>_merge</w:t>
+              <w:t>a.evi_sum.evi_split.Predictive_merge</w:t>
             </w:r>
             <w:proofErr w:type="spellEnd"/>
             <w:r>
@@ -26439,19 +23998,8 @@
                 <w:sz w:val="17"/>
                 <w:szCs w:val="17"/>
               </w:rPr>
-              <w:t>a.evi_sum.evi_</w:t>
-            </w:r>
-            <w:proofErr w:type="gramStart"/>
-            <w:r>
-              <w:rPr>
-                <w:rFonts w:ascii="思源黑体 CN Normal" w:eastAsia="思源黑体 CN Normal" w:hAnsi="思源黑体 CN Normal"/>
-                <w:color w:val="000000" w:themeColor="text1"/>
-                <w:sz w:val="17"/>
-                <w:szCs w:val="17"/>
-              </w:rPr>
-              <w:t>split.Predictive</w:t>
-            </w:r>
-            <w:proofErr w:type="gramEnd"/>
+              <w:t>a.evi_sum.evi_split.Predictive</w:t>
+            </w:r>
             <w:r>
               <w:rPr>
                 <w:rFonts w:ascii="思源黑体 CN Normal" w:eastAsia="思源黑体 CN Normal" w:hAnsi="思源黑体 CN Normal"/>
@@ -27243,7 +24791,6 @@
         <w:t xml:space="preserve">{%p if </w:t>
       </w:r>
       <w:proofErr w:type="spellStart"/>
-      <w:proofErr w:type="gramStart"/>
       <w:r>
         <w:rPr>
           <w:rFonts w:ascii="思源黑体 CN Normal" w:eastAsia="思源黑体 CN Normal" w:hAnsi="思源黑体 CN Normal"/>
@@ -27251,17 +24798,7 @@
           <w:sz w:val="15"/>
           <w:szCs w:val="15"/>
         </w:rPr>
-        <w:t>sample.control</w:t>
-      </w:r>
-      <w:proofErr w:type="gramEnd"/>
-      <w:r>
-        <w:rPr>
-          <w:rFonts w:ascii="思源黑体 CN Normal" w:eastAsia="思源黑体 CN Normal" w:hAnsi="思源黑体 CN Normal"/>
-          <w:color w:val="595959"/>
-          <w:sz w:val="15"/>
-          <w:szCs w:val="15"/>
-        </w:rPr>
-        <w:t>_sample_id</w:t>
+        <w:t>sample.control_sample_id</w:t>
       </w:r>
       <w:proofErr w:type="spellEnd"/>
       <w:r>
@@ -27348,21 +24885,7 @@
         <w:rPr>
           <w:rStyle w:val="af3"/>
         </w:rPr>
-        <w:t xml:space="preserve"> if var.var_</w:t>
-      </w:r>
-      <w:proofErr w:type="gramStart"/>
-      <w:r>
-        <w:rPr>
-          <w:rStyle w:val="af3"/>
-        </w:rPr>
-        <w:t>germline.level</w:t>
-      </w:r>
-      <w:proofErr w:type="gramEnd"/>
-      <w:r>
-        <w:rPr>
-          <w:rStyle w:val="af3"/>
-        </w:rPr>
-        <w:t>_5+var.var_germline.level_4</w:t>
+        <w:t xml:space="preserve"> if var.var_germline.level_5+var.var_germline.level_4</w:t>
       </w:r>
       <w:r>
         <w:rPr>
@@ -27389,21 +24912,7 @@
         <w:rPr>
           <w:rStyle w:val="af3"/>
         </w:rPr>
-        <w:t xml:space="preserve"> for a in var.var_</w:t>
-      </w:r>
-      <w:proofErr w:type="gramStart"/>
-      <w:r>
-        <w:rPr>
-          <w:rStyle w:val="af3"/>
-        </w:rPr>
-        <w:t>germline.level</w:t>
-      </w:r>
-      <w:proofErr w:type="gramEnd"/>
-      <w:r>
-        <w:rPr>
-          <w:rStyle w:val="af3"/>
-        </w:rPr>
-        <w:t>_5+var.var_germline.level_4</w:t>
+        <w:t xml:space="preserve"> for a in var.var_germline.level_5+var.var_germline.level_4</w:t>
       </w:r>
       <w:r>
         <w:rPr>
@@ -27479,7 +24988,6 @@
               <w:t>{{</w:t>
             </w:r>
             <w:proofErr w:type="spellStart"/>
-            <w:proofErr w:type="gramStart"/>
             <w:r>
               <w:rPr>
                 <w:rFonts w:ascii="思源黑体 CN Bold" w:eastAsia="思源黑体 CN Bold" w:hAnsi="思源黑体 CN Bold"/>
@@ -27502,19 +25010,7 @@
                 <w:sz w:val="18"/>
                 <w:szCs w:val="18"/>
               </w:rPr>
-              <w:t>.gene</w:t>
-            </w:r>
-            <w:proofErr w:type="gramEnd"/>
-            <w:r>
-              <w:rPr>
-                <w:rFonts w:ascii="思源黑体 CN Bold" w:eastAsia="思源黑体 CN Bold" w:hAnsi="思源黑体 CN Bold"/>
-                <w:i/>
-                <w:iCs/>
-                <w:color w:val="FFFFFF" w:themeColor="background1"/>
-                <w:sz w:val="18"/>
-                <w:szCs w:val="18"/>
-              </w:rPr>
-              <w:t>_symbol</w:t>
+              <w:t>.gene_symbol</w:t>
             </w:r>
             <w:proofErr w:type="spellEnd"/>
             <w:r>
@@ -27679,23 +25175,13 @@
               <w:t>{{</w:t>
             </w:r>
             <w:proofErr w:type="spellStart"/>
-            <w:proofErr w:type="gramStart"/>
             <w:r>
               <w:rPr>
                 <w:rFonts w:ascii="思源黑体 CN Normal" w:eastAsia="思源黑体 CN Normal" w:hAnsi="思源黑体 CN Normal" w:cs="思源黑体 CN Light"/>
                 <w:sz w:val="17"/>
                 <w:szCs w:val="17"/>
               </w:rPr>
-              <w:t>a.gene</w:t>
-            </w:r>
-            <w:proofErr w:type="gramEnd"/>
-            <w:r>
-              <w:rPr>
-                <w:rFonts w:ascii="思源黑体 CN Normal" w:eastAsia="思源黑体 CN Normal" w:hAnsi="思源黑体 CN Normal" w:cs="思源黑体 CN Light"/>
-                <w:sz w:val="17"/>
-                <w:szCs w:val="17"/>
-              </w:rPr>
-              <w:t>_function|e</w:t>
+              <w:t>a.gene_function|e</w:t>
             </w:r>
             <w:proofErr w:type="spellEnd"/>
             <w:r>
@@ -27786,7 +25272,6 @@
               <w:t>{{</w:t>
             </w:r>
             <w:proofErr w:type="spellStart"/>
-            <w:proofErr w:type="gramStart"/>
             <w:r>
               <w:rPr>
                 <w:rFonts w:ascii="思源黑体 CN Normal" w:eastAsia="思源黑体 CN Normal" w:hAnsi="思源黑体 CN Normal" w:cs="思源黑体 CN Light"/>
@@ -27801,16 +25286,7 @@
                 <w:sz w:val="17"/>
                 <w:szCs w:val="17"/>
               </w:rPr>
-              <w:t>variant</w:t>
-            </w:r>
-            <w:proofErr w:type="gramEnd"/>
-            <w:r>
-              <w:rPr>
-                <w:rFonts w:ascii="思源黑体 CN Normal" w:eastAsia="思源黑体 CN Normal" w:hAnsi="思源黑体 CN Normal" w:cs="思源黑体 CN Light"/>
-                <w:sz w:val="17"/>
-                <w:szCs w:val="17"/>
-              </w:rPr>
-              <w:t>_desc_cn</w:t>
+              <w:t>variant_desc_cn</w:t>
             </w:r>
             <w:r>
               <w:rPr>
@@ -27990,19 +25466,8 @@
                 <w:sz w:val="17"/>
                 <w:szCs w:val="17"/>
               </w:rPr>
-              <w:t>a.evi_sum.evi_</w:t>
-            </w:r>
-            <w:proofErr w:type="gramStart"/>
-            <w:r>
-              <w:rPr>
-                <w:rFonts w:ascii="思源黑体 CN Normal" w:eastAsia="思源黑体 CN Normal" w:hAnsi="思源黑体 CN Normal"/>
-                <w:color w:val="000000" w:themeColor="text1"/>
-                <w:sz w:val="17"/>
-                <w:szCs w:val="17"/>
-              </w:rPr>
-              <w:t>split.Predictive</w:t>
-            </w:r>
-            <w:proofErr w:type="gramEnd"/>
+              <w:t>a.evi_sum.evi_split.Predictive</w:t>
+            </w:r>
             <w:r>
               <w:rPr>
                 <w:rFonts w:ascii="思源黑体 CN Normal" w:eastAsia="思源黑体 CN Normal" w:hAnsi="思源黑体 CN Normal"/>
@@ -28119,19 +25584,8 @@
                 <w:sz w:val="17"/>
                 <w:szCs w:val="17"/>
               </w:rPr>
-              <w:t>a.evi_sum.evi_</w:t>
-            </w:r>
-            <w:proofErr w:type="gramStart"/>
-            <w:r>
-              <w:rPr>
-                <w:rFonts w:ascii="思源黑体 CN Normal" w:eastAsia="思源黑体 CN Normal" w:hAnsi="思源黑体 CN Normal"/>
-                <w:color w:val="000000" w:themeColor="text1"/>
-                <w:sz w:val="17"/>
-                <w:szCs w:val="17"/>
-              </w:rPr>
-              <w:t>split.Predictive</w:t>
-            </w:r>
-            <w:proofErr w:type="gramEnd"/>
+              <w:t>a.evi_sum.evi_split.Predictive</w:t>
+            </w:r>
             <w:r>
               <w:rPr>
                 <w:rFonts w:ascii="思源黑体 CN Normal" w:eastAsia="思源黑体 CN Normal" w:hAnsi="思源黑体 CN Normal"/>
@@ -28181,19 +25635,8 @@
                 <w:sz w:val="17"/>
                 <w:szCs w:val="17"/>
               </w:rPr>
-              <w:t>a.evi_sum.evi_</w:t>
-            </w:r>
-            <w:proofErr w:type="gramStart"/>
-            <w:r>
-              <w:rPr>
-                <w:rFonts w:ascii="思源黑体 CN Normal" w:eastAsia="思源黑体 CN Normal" w:hAnsi="思源黑体 CN Normal"/>
-                <w:color w:val="000000" w:themeColor="text1"/>
-                <w:sz w:val="17"/>
-                <w:szCs w:val="17"/>
-              </w:rPr>
-              <w:t>split.Predictive</w:t>
-            </w:r>
-            <w:proofErr w:type="gramEnd"/>
+              <w:t>a.evi_sum.evi_split.Predictive</w:t>
+            </w:r>
             <w:r>
               <w:rPr>
                 <w:rFonts w:ascii="思源黑体 CN Normal" w:eastAsia="思源黑体 CN Normal" w:hAnsi="思源黑体 CN Normal"/>
@@ -28417,20 +25860,9 @@
                 <w:sz w:val="17"/>
                 <w:szCs w:val="17"/>
               </w:rPr>
-              <w:t>a.evi_sum.evi_</w:t>
-            </w:r>
-            <w:proofErr w:type="gramStart"/>
-            <w:r>
-              <w:rPr>
-                <w:rFonts w:ascii="思源黑体 CN Normal" w:eastAsia="思源黑体 CN Normal" w:hAnsi="思源黑体 CN Normal"/>
-                <w:color w:val="000000" w:themeColor="text1"/>
-                <w:sz w:val="17"/>
-                <w:szCs w:val="17"/>
-              </w:rPr>
-              <w:t>split.Prognostic</w:t>
+              <w:t>a.evi_sum.evi_split.Prognostic</w:t>
             </w:r>
             <w:proofErr w:type="spellEnd"/>
-            <w:proofErr w:type="gramEnd"/>
             <w:r>
               <w:rPr>
                 <w:rFonts w:ascii="思源黑体 CN Normal" w:eastAsia="思源黑体 CN Normal" w:hAnsi="思源黑体 CN Normal"/>
@@ -28470,20 +25902,9 @@
                 <w:sz w:val="17"/>
                 <w:szCs w:val="17"/>
               </w:rPr>
-              <w:t>a.evi_sum.evi_</w:t>
-            </w:r>
-            <w:proofErr w:type="gramStart"/>
-            <w:r>
-              <w:rPr>
-                <w:rFonts w:ascii="思源黑体 CN Normal" w:eastAsia="思源黑体 CN Normal" w:hAnsi="思源黑体 CN Normal"/>
-                <w:color w:val="000000" w:themeColor="text1"/>
-                <w:sz w:val="17"/>
-                <w:szCs w:val="17"/>
-              </w:rPr>
-              <w:t>split.Prognostic</w:t>
+              <w:t>a.evi_sum.evi_split.Prognostic</w:t>
             </w:r>
             <w:proofErr w:type="spellEnd"/>
-            <w:proofErr w:type="gramEnd"/>
             <w:r>
               <w:rPr>
                 <w:rFonts w:ascii="思源黑体 CN Normal" w:eastAsia="思源黑体 CN Normal" w:hAnsi="思源黑体 CN Normal"/>
@@ -28673,20 +26094,9 @@
                 <w:sz w:val="17"/>
                 <w:szCs w:val="17"/>
               </w:rPr>
-              <w:t>a.evi_sum.evi_</w:t>
-            </w:r>
-            <w:proofErr w:type="gramStart"/>
-            <w:r>
-              <w:rPr>
-                <w:rFonts w:ascii="思源黑体 CN Normal" w:eastAsia="思源黑体 CN Normal" w:hAnsi="思源黑体 CN Normal"/>
-                <w:color w:val="000000" w:themeColor="text1"/>
-                <w:sz w:val="17"/>
-                <w:szCs w:val="17"/>
-              </w:rPr>
-              <w:t>split.Diagnostic</w:t>
+              <w:t>a.evi_sum.evi_split.Diagnostic</w:t>
             </w:r>
             <w:proofErr w:type="spellEnd"/>
-            <w:proofErr w:type="gramEnd"/>
             <w:r>
               <w:rPr>
                 <w:rFonts w:ascii="思源黑体 CN Normal" w:eastAsia="思源黑体 CN Normal" w:hAnsi="思源黑体 CN Normal"/>
@@ -28726,20 +26136,9 @@
                 <w:sz w:val="17"/>
                 <w:szCs w:val="17"/>
               </w:rPr>
-              <w:t>a.evi_sum.evi_</w:t>
-            </w:r>
-            <w:proofErr w:type="gramStart"/>
-            <w:r>
-              <w:rPr>
-                <w:rFonts w:ascii="思源黑体 CN Normal" w:eastAsia="思源黑体 CN Normal" w:hAnsi="思源黑体 CN Normal"/>
-                <w:color w:val="000000" w:themeColor="text1"/>
-                <w:sz w:val="17"/>
-                <w:szCs w:val="17"/>
-              </w:rPr>
-              <w:t>split.Diagnostic</w:t>
+              <w:t>a.evi_sum.evi_split.Diagnostic</w:t>
             </w:r>
             <w:proofErr w:type="spellEnd"/>
-            <w:proofErr w:type="gramEnd"/>
             <w:r>
               <w:rPr>
                 <w:rFonts w:ascii="思源黑体 CN Normal" w:eastAsia="思源黑体 CN Normal" w:hAnsi="思源黑体 CN Normal"/>
@@ -29095,20 +26494,9 @@
                 <w:sz w:val="17"/>
                 <w:szCs w:val="17"/>
               </w:rPr>
-              <w:t>a.evi_sum.evi_</w:t>
-            </w:r>
-            <w:proofErr w:type="gramStart"/>
-            <w:r>
-              <w:rPr>
-                <w:rFonts w:ascii="思源黑体 CN Normal" w:eastAsia="思源黑体 CN Normal" w:hAnsi="思源黑体 CN Normal" w:cs="思源黑体 CN Light"/>
-                <w:color w:val="000000" w:themeColor="text1"/>
-                <w:sz w:val="17"/>
-                <w:szCs w:val="17"/>
-              </w:rPr>
-              <w:t>split.Predisposing</w:t>
+              <w:t>a.evi_sum.evi_split.Predisposing</w:t>
             </w:r>
             <w:proofErr w:type="spellEnd"/>
-            <w:proofErr w:type="gramEnd"/>
             <w:r>
               <w:rPr>
                 <w:rFonts w:ascii="思源黑体 CN Normal" w:eastAsia="思源黑体 CN Normal" w:hAnsi="思源黑体 CN Normal" w:cs="思源黑体 CN Light"/>
@@ -29854,25 +27242,7 @@
           <w:sz w:val="24"/>
           <w:szCs w:val="24"/>
         </w:rPr>
-        <w:t>获</w:t>
-      </w:r>
-      <w:proofErr w:type="gramStart"/>
-      <w:r>
-        <w:rPr>
-          <w:rFonts w:ascii="思源黑体 CN Bold" w:eastAsia="思源黑体 CN Bold" w:hAnsi="思源黑体 CN Bold" w:hint="eastAsia"/>
-          <w:sz w:val="24"/>
-          <w:szCs w:val="24"/>
-        </w:rPr>
-        <w:t>批药物</w:t>
-      </w:r>
-      <w:proofErr w:type="gramEnd"/>
-      <w:r>
-        <w:rPr>
-          <w:rFonts w:ascii="思源黑体 CN Bold" w:eastAsia="思源黑体 CN Bold" w:hAnsi="思源黑体 CN Bold" w:hint="eastAsia"/>
-          <w:sz w:val="24"/>
-          <w:szCs w:val="24"/>
-        </w:rPr>
-        <w:t>简介</w:t>
+        <w:t>获批药物简介</w:t>
       </w:r>
     </w:p>
     <w:p>
@@ -30082,7 +27452,6 @@
               <w:t xml:space="preserve">p if </w:t>
             </w:r>
             <w:proofErr w:type="spellStart"/>
-            <w:proofErr w:type="gramStart"/>
             <w:r>
               <w:rPr>
                 <w:rFonts w:ascii="思源黑体 CN Bold" w:eastAsia="思源黑体 CN Bold" w:hAnsi="思源黑体 CN Bold"/>
@@ -30092,19 +27461,7 @@
                 <w:sz w:val="18"/>
                 <w:szCs w:val="18"/>
               </w:rPr>
-              <w:t>a.regimen</w:t>
-            </w:r>
-            <w:proofErr w:type="gramEnd"/>
-            <w:r>
-              <w:rPr>
-                <w:rFonts w:ascii="思源黑体 CN Bold" w:eastAsia="思源黑体 CN Bold" w:hAnsi="思源黑体 CN Bold"/>
-                <w:b/>
-                <w:bCs/>
-                <w:color w:val="FFFFFF" w:themeColor="background1"/>
-                <w:sz w:val="18"/>
-                <w:szCs w:val="18"/>
-              </w:rPr>
-              <w:t>_cn</w:t>
+              <w:t>a.regimen_cn</w:t>
             </w:r>
             <w:proofErr w:type="spellEnd"/>
             <w:r>
@@ -30147,7 +27504,6 @@
               <w:t>{{</w:t>
             </w:r>
             <w:proofErr w:type="spellStart"/>
-            <w:proofErr w:type="gramStart"/>
             <w:r>
               <w:rPr>
                 <w:rFonts w:ascii="思源黑体 CN Bold" w:eastAsia="思源黑体 CN Bold" w:hAnsi="思源黑体 CN Bold"/>
@@ -30157,19 +27513,7 @@
                 <w:sz w:val="18"/>
                 <w:szCs w:val="18"/>
               </w:rPr>
-              <w:t>a.regimen</w:t>
-            </w:r>
-            <w:proofErr w:type="gramEnd"/>
-            <w:r>
-              <w:rPr>
-                <w:rFonts w:ascii="思源黑体 CN Bold" w:eastAsia="思源黑体 CN Bold" w:hAnsi="思源黑体 CN Bold"/>
-                <w:b/>
-                <w:bCs/>
-                <w:color w:val="FFFFFF" w:themeColor="background1"/>
-                <w:sz w:val="18"/>
-                <w:szCs w:val="18"/>
-              </w:rPr>
-              <w:t>_cn</w:t>
+              <w:t>a.regimen_cn</w:t>
             </w:r>
             <w:proofErr w:type="spellEnd"/>
             <w:r>
@@ -30251,7 +27595,6 @@
               <w:t xml:space="preserve">{%p if </w:t>
             </w:r>
             <w:proofErr w:type="spellStart"/>
-            <w:proofErr w:type="gramStart"/>
             <w:r>
               <w:rPr>
                 <w:rFonts w:ascii="思源黑体 CN Bold" w:eastAsia="思源黑体 CN Bold" w:hAnsi="思源黑体 CN Bold"/>
@@ -30261,19 +27604,7 @@
                 <w:sz w:val="18"/>
                 <w:szCs w:val="18"/>
               </w:rPr>
-              <w:t>a.regimen</w:t>
-            </w:r>
-            <w:proofErr w:type="gramEnd"/>
-            <w:r>
-              <w:rPr>
-                <w:rFonts w:ascii="思源黑体 CN Bold" w:eastAsia="思源黑体 CN Bold" w:hAnsi="思源黑体 CN Bold"/>
-                <w:b/>
-                <w:bCs/>
-                <w:color w:val="FFFFFF" w:themeColor="background1"/>
-                <w:sz w:val="18"/>
-                <w:szCs w:val="18"/>
-              </w:rPr>
-              <w:t>_en</w:t>
+              <w:t>a.regimen_en</w:t>
             </w:r>
             <w:proofErr w:type="spellEnd"/>
             <w:r>
@@ -30316,7 +27647,6 @@
               <w:t>{{</w:t>
             </w:r>
             <w:proofErr w:type="spellStart"/>
-            <w:proofErr w:type="gramStart"/>
             <w:r>
               <w:rPr>
                 <w:rFonts w:ascii="思源黑体 CN Bold" w:eastAsia="思源黑体 CN Bold" w:hAnsi="思源黑体 CN Bold"/>
@@ -30326,19 +27656,7 @@
                 <w:sz w:val="18"/>
                 <w:szCs w:val="18"/>
               </w:rPr>
-              <w:t>a.regimen</w:t>
-            </w:r>
-            <w:proofErr w:type="gramEnd"/>
-            <w:r>
-              <w:rPr>
-                <w:rFonts w:ascii="思源黑体 CN Bold" w:eastAsia="思源黑体 CN Bold" w:hAnsi="思源黑体 CN Bold"/>
-                <w:b/>
-                <w:bCs/>
-                <w:color w:val="FFFFFF" w:themeColor="background1"/>
-                <w:sz w:val="18"/>
-                <w:szCs w:val="18"/>
-              </w:rPr>
-              <w:t>_en</w:t>
+              <w:t>a.regimen_en</w:t>
             </w:r>
             <w:proofErr w:type="spellEnd"/>
             <w:r>
@@ -30725,25 +28043,14 @@
               <w:t xml:space="preserve">%p for b in </w:t>
             </w:r>
             <w:proofErr w:type="spellStart"/>
-            <w:proofErr w:type="gramStart"/>
-            <w:r>
-              <w:rPr>
-                <w:rFonts w:ascii="思源黑体 CN Normal" w:eastAsia="思源黑体 CN Normal" w:hAnsi="思源黑体 CN Normal"/>
-                <w:bCs/>
-                <w:sz w:val="17"/>
-                <w:szCs w:val="17"/>
-              </w:rPr>
-              <w:t>a.drug</w:t>
-            </w:r>
-            <w:proofErr w:type="gramEnd"/>
-            <w:r>
-              <w:rPr>
-                <w:rFonts w:ascii="思源黑体 CN Normal" w:eastAsia="思源黑体 CN Normal" w:hAnsi="思源黑体 CN Normal"/>
-                <w:bCs/>
-                <w:sz w:val="17"/>
-                <w:szCs w:val="17"/>
-              </w:rPr>
-              <w:t>_details</w:t>
+            <w:r>
+              <w:rPr>
+                <w:rFonts w:ascii="思源黑体 CN Normal" w:eastAsia="思源黑体 CN Normal" w:hAnsi="思源黑体 CN Normal"/>
+                <w:bCs/>
+                <w:sz w:val="17"/>
+                <w:szCs w:val="17"/>
+              </w:rPr>
+              <w:t>a.drug_details</w:t>
             </w:r>
             <w:proofErr w:type="spellEnd"/>
             <w:r>
@@ -30787,25 +28094,14 @@
               <w:t xml:space="preserve">p if </w:t>
             </w:r>
             <w:proofErr w:type="spellStart"/>
-            <w:proofErr w:type="gramStart"/>
-            <w:r>
-              <w:rPr>
-                <w:rFonts w:ascii="思源黑体 CN Normal" w:eastAsia="思源黑体 CN Normal" w:hAnsi="思源黑体 CN Normal"/>
-                <w:bCs/>
-                <w:sz w:val="17"/>
-                <w:szCs w:val="17"/>
-              </w:rPr>
-              <w:t>b.drug</w:t>
-            </w:r>
-            <w:proofErr w:type="gramEnd"/>
-            <w:r>
-              <w:rPr>
-                <w:rFonts w:ascii="思源黑体 CN Normal" w:eastAsia="思源黑体 CN Normal" w:hAnsi="思源黑体 CN Normal"/>
-                <w:bCs/>
-                <w:sz w:val="17"/>
-                <w:szCs w:val="17"/>
-              </w:rPr>
-              <w:t>_name</w:t>
+            <w:r>
+              <w:rPr>
+                <w:rFonts w:ascii="思源黑体 CN Normal" w:eastAsia="思源黑体 CN Normal" w:hAnsi="思源黑体 CN Normal"/>
+                <w:bCs/>
+                <w:sz w:val="17"/>
+                <w:szCs w:val="17"/>
+              </w:rPr>
+              <w:t>b.drug_name</w:t>
             </w:r>
             <w:proofErr w:type="spellEnd"/>
             <w:r>
@@ -31204,25 +28500,7 @@
                 <w:sz w:val="17"/>
                 <w:szCs w:val="17"/>
               </w:rPr>
-              <w:t xml:space="preserve">%p if </w:t>
-            </w:r>
-            <w:proofErr w:type="gramStart"/>
-            <w:r>
-              <w:rPr>
-                <w:rFonts w:ascii="思源黑体 CN Normal" w:eastAsia="思源黑体 CN Normal" w:hAnsi="思源黑体 CN Normal"/>
-                <w:sz w:val="17"/>
-                <w:szCs w:val="17"/>
-              </w:rPr>
-              <w:t>b.hgvs</w:t>
-            </w:r>
-            <w:proofErr w:type="gramEnd"/>
-            <w:r>
-              <w:rPr>
-                <w:rFonts w:ascii="思源黑体 CN Normal" w:eastAsia="思源黑体 CN Normal" w:hAnsi="思源黑体 CN Normal"/>
-                <w:sz w:val="17"/>
-                <w:szCs w:val="17"/>
-              </w:rPr>
-              <w:t>2</w:t>
+              <w:t>%p if b.hgvs2</w:t>
             </w:r>
             <w:r>
               <w:rPr>
@@ -31251,25 +28529,7 @@
                 <w:sz w:val="17"/>
                 <w:szCs w:val="17"/>
               </w:rPr>
-              <w:t>{{</w:t>
-            </w:r>
-            <w:proofErr w:type="gramStart"/>
-            <w:r>
-              <w:rPr>
-                <w:rFonts w:ascii="思源黑体 CN Normal" w:eastAsia="思源黑体 CN Normal" w:hAnsi="思源黑体 CN Normal"/>
-                <w:sz w:val="17"/>
-                <w:szCs w:val="17"/>
-              </w:rPr>
-              <w:t>b.hgvs</w:t>
-            </w:r>
-            <w:proofErr w:type="gramEnd"/>
-            <w:r>
-              <w:rPr>
-                <w:rFonts w:ascii="思源黑体 CN Normal" w:eastAsia="思源黑体 CN Normal" w:hAnsi="思源黑体 CN Normal"/>
-                <w:sz w:val="17"/>
-                <w:szCs w:val="17"/>
-              </w:rPr>
-              <w:t>2}}</w:t>
+              <w:t>{{b.hgvs2}}</w:t>
             </w:r>
           </w:p>
           <w:p>
@@ -31319,7 +28579,6 @@
               <w:t xml:space="preserve"> </w:t>
             </w:r>
             <w:proofErr w:type="spellStart"/>
-            <w:proofErr w:type="gramStart"/>
             <w:r>
               <w:rPr>
                 <w:rFonts w:ascii="思源黑体 CN Normal" w:eastAsia="思源黑体 CN Normal" w:hAnsi="思源黑体 CN Normal"/>
@@ -31334,16 +28593,7 @@
                 <w:sz w:val="17"/>
                 <w:szCs w:val="17"/>
               </w:rPr>
-              <w:t>biomarker</w:t>
-            </w:r>
-            <w:proofErr w:type="gramEnd"/>
-            <w:r>
-              <w:rPr>
-                <w:rFonts w:ascii="思源黑体 CN Normal" w:eastAsia="思源黑体 CN Normal" w:hAnsi="思源黑体 CN Normal"/>
-                <w:sz w:val="17"/>
-                <w:szCs w:val="17"/>
-              </w:rPr>
-              <w:t>_type</w:t>
+              <w:t>biomarker_type</w:t>
             </w:r>
             <w:proofErr w:type="spellEnd"/>
             <w:r>
@@ -31376,7 +28626,6 @@
               <w:t>{{</w:t>
             </w:r>
             <w:proofErr w:type="spellStart"/>
-            <w:proofErr w:type="gramStart"/>
             <w:r>
               <w:rPr>
                 <w:rFonts w:ascii="思源黑体 CN Normal" w:eastAsia="思源黑体 CN Normal" w:hAnsi="思源黑体 CN Normal"/>
@@ -31391,16 +28640,7 @@
                 <w:sz w:val="17"/>
                 <w:szCs w:val="17"/>
               </w:rPr>
-              <w:t>biomarker</w:t>
-            </w:r>
-            <w:proofErr w:type="gramEnd"/>
-            <w:r>
-              <w:rPr>
-                <w:rFonts w:ascii="思源黑体 CN Normal" w:eastAsia="思源黑体 CN Normal" w:hAnsi="思源黑体 CN Normal"/>
-                <w:sz w:val="17"/>
-                <w:szCs w:val="17"/>
-              </w:rPr>
-              <w:t>_type</w:t>
+              <w:t>biomarker_type</w:t>
             </w:r>
             <w:proofErr w:type="spellEnd"/>
             <w:r>
@@ -31574,23 +28814,13 @@
               <w:t>{{</w:t>
             </w:r>
             <w:proofErr w:type="spellStart"/>
-            <w:proofErr w:type="gramStart"/>
-            <w:r>
-              <w:rPr>
-                <w:rFonts w:ascii="思源黑体 CN Normal" w:eastAsia="思源黑体 CN Normal" w:hAnsi="思源黑体 CN Normal"/>
-                <w:sz w:val="17"/>
-                <w:szCs w:val="17"/>
-              </w:rPr>
-              <w:t>b.gene</w:t>
-            </w:r>
-            <w:proofErr w:type="gramEnd"/>
-            <w:r>
-              <w:rPr>
-                <w:rFonts w:ascii="思源黑体 CN Normal" w:eastAsia="思源黑体 CN Normal" w:hAnsi="思源黑体 CN Normal"/>
-                <w:sz w:val="17"/>
-                <w:szCs w:val="17"/>
-              </w:rPr>
-              <w:t>_symbol</w:t>
+            <w:r>
+              <w:rPr>
+                <w:rFonts w:ascii="思源黑体 CN Normal" w:eastAsia="思源黑体 CN Normal" w:hAnsi="思源黑体 CN Normal"/>
+                <w:sz w:val="17"/>
+                <w:szCs w:val="17"/>
+              </w:rPr>
+              <w:t>b.gene_symbol</w:t>
             </w:r>
             <w:proofErr w:type="spellEnd"/>
             <w:r>
@@ -31928,23 +29158,13 @@
               <w:t xml:space="preserve">%p if </w:t>
             </w:r>
             <w:proofErr w:type="spellStart"/>
-            <w:proofErr w:type="gramStart"/>
-            <w:r>
-              <w:rPr>
-                <w:rFonts w:ascii="思源黑体 CN Normal" w:eastAsia="思源黑体 CN Normal" w:hAnsi="思源黑体 CN Normal"/>
-                <w:sz w:val="17"/>
-                <w:szCs w:val="17"/>
-              </w:rPr>
-              <w:t>a.adaptation</w:t>
-            </w:r>
-            <w:proofErr w:type="gramEnd"/>
-            <w:r>
-              <w:rPr>
-                <w:rFonts w:ascii="思源黑体 CN Normal" w:eastAsia="思源黑体 CN Normal" w:hAnsi="思源黑体 CN Normal"/>
-                <w:sz w:val="17"/>
-                <w:szCs w:val="17"/>
-              </w:rPr>
-              <w:t>_disease_cn</w:t>
+            <w:r>
+              <w:rPr>
+                <w:rFonts w:ascii="思源黑体 CN Normal" w:eastAsia="思源黑体 CN Normal" w:hAnsi="思源黑体 CN Normal"/>
+                <w:sz w:val="17"/>
+                <w:szCs w:val="17"/>
+              </w:rPr>
+              <w:t>a.adaptation_disease_cn</w:t>
             </w:r>
             <w:proofErr w:type="spellEnd"/>
             <w:r>
@@ -31992,23 +29212,13 @@
               <w:t xml:space="preserve">p for b in </w:t>
             </w:r>
             <w:proofErr w:type="spellStart"/>
-            <w:proofErr w:type="gramStart"/>
-            <w:r>
-              <w:rPr>
-                <w:rFonts w:ascii="思源黑体 CN Normal" w:eastAsia="思源黑体 CN Normal" w:hAnsi="思源黑体 CN Normal"/>
-                <w:sz w:val="17"/>
-                <w:szCs w:val="17"/>
-              </w:rPr>
-              <w:t>a.adaptation</w:t>
-            </w:r>
-            <w:proofErr w:type="gramEnd"/>
-            <w:r>
-              <w:rPr>
-                <w:rFonts w:ascii="思源黑体 CN Normal" w:eastAsia="思源黑体 CN Normal" w:hAnsi="思源黑体 CN Normal"/>
-                <w:sz w:val="17"/>
-                <w:szCs w:val="17"/>
-              </w:rPr>
-              <w:t>_disease_cn</w:t>
+            <w:r>
+              <w:rPr>
+                <w:rFonts w:ascii="思源黑体 CN Normal" w:eastAsia="思源黑体 CN Normal" w:hAnsi="思源黑体 CN Normal"/>
+                <w:sz w:val="17"/>
+                <w:szCs w:val="17"/>
+              </w:rPr>
+              <w:t>a.adaptation_disease_cn</w:t>
             </w:r>
             <w:proofErr w:type="spellEnd"/>
             <w:r>
@@ -33300,7 +30510,6 @@
               <w:t>{{</w:t>
             </w:r>
             <w:proofErr w:type="spellStart"/>
-            <w:proofErr w:type="gramStart"/>
             <w:r>
               <w:rPr>
                 <w:rFonts w:ascii="思源黑体 CN Bold" w:eastAsia="思源黑体 CN Bold" w:hAnsi="思源黑体 CN Bold" w:cs="思源黑体 CN Normal"/>
@@ -33311,20 +30520,7 @@
                 <w:sz w:val="17"/>
                 <w:szCs w:val="17"/>
               </w:rPr>
-              <w:t>a.gene</w:t>
-            </w:r>
-            <w:proofErr w:type="gramEnd"/>
-            <w:r>
-              <w:rPr>
-                <w:rFonts w:ascii="思源黑体 CN Bold" w:eastAsia="思源黑体 CN Bold" w:hAnsi="思源黑体 CN Bold" w:cs="思源黑体 CN Normal"/>
-                <w:b/>
-                <w:bCs/>
-                <w:i/>
-                <w:iCs/>
-                <w:sz w:val="17"/>
-                <w:szCs w:val="17"/>
-              </w:rPr>
-              <w:t>_symbol</w:t>
+              <w:t>a.gene_symbol</w:t>
             </w:r>
             <w:proofErr w:type="spellEnd"/>
             <w:r>
@@ -33371,7 +30567,6 @@
               <w:t>{</w:t>
             </w:r>
             <w:proofErr w:type="spellStart"/>
-            <w:proofErr w:type="gramStart"/>
             <w:r>
               <w:rPr>
                 <w:rFonts w:ascii="思源黑体 CN Normal" w:eastAsia="思源黑体 CN Normal" w:hAnsi="思源黑体 CN Normal" w:cs="思源黑体 CN Light"/>
@@ -33386,16 +30581,7 @@
                 <w:sz w:val="17"/>
                 <w:szCs w:val="17"/>
               </w:rPr>
-              <w:t>clinicaltrial</w:t>
-            </w:r>
-            <w:proofErr w:type="gramEnd"/>
-            <w:r>
-              <w:rPr>
-                <w:rFonts w:ascii="思源黑体 CN Normal" w:eastAsia="思源黑体 CN Normal" w:hAnsi="思源黑体 CN Normal" w:cs="思源黑体 CN Light"/>
-                <w:sz w:val="17"/>
-                <w:szCs w:val="17"/>
-              </w:rPr>
-              <w:t>_number</w:t>
+              <w:t>clinicaltrial_number</w:t>
             </w:r>
             <w:proofErr w:type="spellEnd"/>
             <w:r>
@@ -33438,7 +30624,6 @@
               <w:t>{</w:t>
             </w:r>
             <w:proofErr w:type="spellStart"/>
-            <w:proofErr w:type="gramStart"/>
             <w:r>
               <w:rPr>
                 <w:rFonts w:ascii="思源黑体 CN Normal" w:eastAsia="思源黑体 CN Normal" w:hAnsi="思源黑体 CN Normal" w:cs="思源黑体 CN Light"/>
@@ -33453,16 +30638,7 @@
                 <w:sz w:val="17"/>
                 <w:szCs w:val="17"/>
               </w:rPr>
-              <w:t>study</w:t>
-            </w:r>
-            <w:proofErr w:type="gramEnd"/>
-            <w:r>
-              <w:rPr>
-                <w:rFonts w:ascii="思源黑体 CN Normal" w:eastAsia="思源黑体 CN Normal" w:hAnsi="思源黑体 CN Normal" w:cs="思源黑体 CN Light"/>
-                <w:sz w:val="17"/>
-                <w:szCs w:val="17"/>
-              </w:rPr>
-              <w:t>_title</w:t>
+              <w:t>study_title</w:t>
             </w:r>
             <w:proofErr w:type="spellEnd"/>
             <w:r>
@@ -33516,7 +30692,6 @@
               <w:t xml:space="preserve">%p for b in </w:t>
             </w:r>
             <w:proofErr w:type="spellStart"/>
-            <w:proofErr w:type="gramStart"/>
             <w:r>
               <w:rPr>
                 <w:rFonts w:ascii="思源黑体 CN Normal" w:eastAsia="思源黑体 CN Normal" w:hAnsi="思源黑体 CN Normal" w:cs="思源黑体 CN Light"/>
@@ -33540,7 +30715,6 @@
               <w:t>interventions</w:t>
             </w:r>
             <w:proofErr w:type="spellEnd"/>
-            <w:proofErr w:type="gramEnd"/>
             <w:r>
               <w:rPr>
                 <w:rFonts w:ascii="思源黑体 CN Normal" w:eastAsia="思源黑体 CN Normal" w:hAnsi="思源黑体 CN Normal" w:cs="思源黑体 CN Light"/>
@@ -33682,7 +30856,6 @@
               <w:t>{</w:t>
             </w:r>
             <w:proofErr w:type="spellStart"/>
-            <w:proofErr w:type="gramStart"/>
             <w:r>
               <w:rPr>
                 <w:rFonts w:ascii="思源黑体 CN Normal" w:eastAsia="思源黑体 CN Normal" w:hAnsi="思源黑体 CN Normal" w:cs="思源黑体 CN Light"/>
@@ -33695,7 +30868,6 @@
               <w:t>a.phase</w:t>
             </w:r>
             <w:proofErr w:type="spellEnd"/>
-            <w:proofErr w:type="gramEnd"/>
             <w:r>
               <w:rPr>
                 <w:rFonts w:ascii="思源黑体 CN Normal" w:eastAsia="思源黑体 CN Normal" w:hAnsi="思源黑体 CN Normal" w:cs="思源黑体 CN Light"/>
@@ -34318,22 +31490,8 @@
                 <w:sz w:val="18"/>
                 <w:szCs w:val="18"/>
               </w:rPr>
-              <w:t>质</w:t>
-            </w:r>
-            <w:proofErr w:type="gramStart"/>
-            <w:r>
-              <w:rPr>
-                <w:rFonts w:ascii="思源黑体 CN Bold" w:eastAsia="思源黑体 CN Bold" w:hAnsi="思源黑体 CN Bold" w:cs="思源黑体 CN Normal" w:hint="eastAsia"/>
-                <w:b/>
-                <w:bCs/>
-                <w:color w:val="FFFFFF" w:themeColor="background1"/>
-                <w:kern w:val="0"/>
-                <w:sz w:val="18"/>
-                <w:szCs w:val="18"/>
-              </w:rPr>
-              <w:t>控标准</w:t>
-            </w:r>
-            <w:proofErr w:type="gramEnd"/>
+              <w:t>质控标准</w:t>
+            </w:r>
           </w:p>
         </w:tc>
         <w:tc>
@@ -34373,22 +31531,8 @@
                 <w:sz w:val="18"/>
                 <w:szCs w:val="18"/>
               </w:rPr>
-              <w:t>质</w:t>
-            </w:r>
-            <w:proofErr w:type="gramStart"/>
-            <w:r>
-              <w:rPr>
-                <w:rFonts w:ascii="思源黑体 CN Bold" w:eastAsia="思源黑体 CN Bold" w:hAnsi="思源黑体 CN Bold" w:cs="思源黑体 CN Normal" w:hint="eastAsia"/>
-                <w:b/>
-                <w:bCs/>
-                <w:color w:val="FFFFFF" w:themeColor="background1"/>
-                <w:kern w:val="0"/>
-                <w:sz w:val="18"/>
-                <w:szCs w:val="18"/>
-              </w:rPr>
-              <w:t>控结果</w:t>
-            </w:r>
-            <w:proofErr w:type="gramEnd"/>
+              <w:t>质控结果</w:t>
+            </w:r>
           </w:p>
         </w:tc>
       </w:tr>
@@ -34593,27 +31737,7 @@
                 <w:sz w:val="17"/>
                 <w:szCs w:val="17"/>
               </w:rPr>
-              <w:t xml:space="preserve">{%if </w:t>
-            </w:r>
-            <w:proofErr w:type="gramStart"/>
-            <w:r>
-              <w:rPr>
-                <w:rFonts w:ascii="思源黑体 CN Normal" w:eastAsia="思源黑体 CN Normal" w:hAnsi="思源黑体 CN Normal" w:cs="思源黑体 CN Light"/>
-                <w:kern w:val="0"/>
-                <w:sz w:val="17"/>
-                <w:szCs w:val="17"/>
-              </w:rPr>
-              <w:t>sample.tumor</w:t>
-            </w:r>
-            <w:proofErr w:type="gramEnd"/>
-            <w:r>
-              <w:rPr>
-                <w:rFonts w:ascii="思源黑体 CN Normal" w:eastAsia="思源黑体 CN Normal" w:hAnsi="思源黑体 CN Normal" w:cs="思源黑体 CN Light"/>
-                <w:kern w:val="0"/>
-                <w:sz w:val="17"/>
-                <w:szCs w:val="17"/>
-              </w:rPr>
-              <w:t>_content%}{{sample.tumor_content}}{%else%}</w:t>
+              <w:t>{%if sample.tumor_content%}{{sample.tumor_content}}{%else%}</w:t>
             </w:r>
             <w:r>
               <w:rPr>
@@ -34751,7 +31875,6 @@
               <w:t xml:space="preserve">{%p if </w:t>
             </w:r>
             <w:proofErr w:type="spellStart"/>
-            <w:proofErr w:type="gramStart"/>
             <w:r>
               <w:rPr>
                 <w:rFonts w:ascii="思源黑体 CN Normal" w:eastAsia="思源黑体 CN Normal" w:hAnsi="思源黑体 CN Normal" w:cs="思源黑体 CN Light"/>
@@ -34759,17 +31882,7 @@
                 <w:sz w:val="17"/>
                 <w:szCs w:val="17"/>
               </w:rPr>
-              <w:t>sample.report</w:t>
-            </w:r>
-            <w:proofErr w:type="gramEnd"/>
-            <w:r>
-              <w:rPr>
-                <w:rFonts w:ascii="思源黑体 CN Normal" w:eastAsia="思源黑体 CN Normal" w:hAnsi="思源黑体 CN Normal" w:cs="思源黑体 CN Light"/>
-                <w:kern w:val="0"/>
-                <w:sz w:val="17"/>
-                <w:szCs w:val="17"/>
-              </w:rPr>
-              <w:t>_module_type</w:t>
+              <w:t>sample.report_module_type</w:t>
             </w:r>
             <w:proofErr w:type="spellEnd"/>
             <w:r>
@@ -35006,27 +32119,7 @@
                 <w:sz w:val="17"/>
                 <w:szCs w:val="17"/>
               </w:rPr>
-              <w:t xml:space="preserve"> and lib_quality_control.lib_dna_qc.dna_qty</w:t>
-            </w:r>
-            <w:proofErr w:type="gramStart"/>
-            <w:r>
-              <w:rPr>
-                <w:rFonts w:ascii="思源黑体 CN Normal" w:eastAsia="思源黑体 CN Normal" w:hAnsi="思源黑体 CN Normal" w:cs="思源黑体 CN Light"/>
-                <w:kern w:val="0"/>
-                <w:sz w:val="17"/>
-                <w:szCs w:val="17"/>
-              </w:rPr>
-              <w:t>%}{</w:t>
-            </w:r>
-            <w:proofErr w:type="gramEnd"/>
-            <w:r>
-              <w:rPr>
-                <w:rFonts w:ascii="思源黑体 CN Normal" w:eastAsia="思源黑体 CN Normal" w:hAnsi="思源黑体 CN Normal" w:cs="思源黑体 CN Light"/>
-                <w:kern w:val="0"/>
-                <w:sz w:val="17"/>
-                <w:szCs w:val="17"/>
-              </w:rPr>
-              <w:t>{lib_quality_control.lib_dna_qc.dna_qty|replace(“.00”,””)}}{%else%}{%endif%}</w:t>
+              <w:t xml:space="preserve"> and lib_quality_control.lib_dna_qc.dna_qty%}{{lib_quality_control.lib_dna_qc.dna_qty|replace(“.00”,””)}}{%else%}{%endif%}</w:t>
             </w:r>
           </w:p>
         </w:tc>
@@ -35227,27 +32320,7 @@
                 <w:sz w:val="17"/>
                 <w:szCs w:val="17"/>
               </w:rPr>
-              <w:t xml:space="preserve"> and lib_quality_control.lib_dna_</w:t>
-            </w:r>
-            <w:proofErr w:type="gramStart"/>
-            <w:r>
-              <w:rPr>
-                <w:rFonts w:ascii="思源黑体 CN Normal" w:eastAsia="思源黑体 CN Normal" w:hAnsi="思源黑体 CN Normal" w:cs="思源黑体 CN Light"/>
-                <w:kern w:val="0"/>
-                <w:sz w:val="17"/>
-                <w:szCs w:val="17"/>
-              </w:rPr>
-              <w:t>qc.library</w:t>
-            </w:r>
-            <w:proofErr w:type="gramEnd"/>
-            <w:r>
-              <w:rPr>
-                <w:rFonts w:ascii="思源黑体 CN Normal" w:eastAsia="思源黑体 CN Normal" w:hAnsi="思源黑体 CN Normal" w:cs="思源黑体 CN Light"/>
-                <w:kern w:val="0"/>
-                <w:sz w:val="17"/>
-                <w:szCs w:val="17"/>
-              </w:rPr>
-              <w:t>_qty%}{{lib_quality_control.lib_dna_qc.library_qty|replace(“.00”,””)}}{%else%}{%endif%}</w:t>
+              <w:t xml:space="preserve"> and lib_quality_control.lib_dna_qc.library_qty%}{{lib_quality_control.lib_dna_qc.library_qty|replace(“.00”,””)}}{%else%}{%endif%}</w:t>
             </w:r>
           </w:p>
         </w:tc>
@@ -35427,17 +32500,7 @@
                 <w:sz w:val="17"/>
                 <w:szCs w:val="17"/>
               </w:rPr>
-              <w:t>{{</w:t>
-            </w:r>
-            <w:proofErr w:type="gramStart"/>
-            <w:r>
-              <w:rPr>
-                <w:rFonts w:ascii="思源黑体 CN Normal" w:eastAsia="思源黑体 CN Normal" w:hAnsi="思源黑体 CN Normal" w:cs="思源黑体 CN Light" w:hint="eastAsia"/>
-                <w:kern w:val="0"/>
-                <w:sz w:val="17"/>
-                <w:szCs w:val="17"/>
-              </w:rPr>
-              <w:t>q</w:t>
+              <w:t>{{q</w:t>
             </w:r>
             <w:r>
               <w:rPr>
@@ -35446,17 +32509,7 @@
                 <w:sz w:val="17"/>
                 <w:szCs w:val="17"/>
               </w:rPr>
-              <w:t>c.qc</w:t>
-            </w:r>
-            <w:proofErr w:type="gramEnd"/>
-            <w:r>
-              <w:rPr>
-                <w:rFonts w:ascii="思源黑体 CN Normal" w:eastAsia="思源黑体 CN Normal" w:hAnsi="思源黑体 CN Normal" w:cs="思源黑体 CN Light"/>
-                <w:kern w:val="0"/>
-                <w:sz w:val="17"/>
-                <w:szCs w:val="17"/>
-              </w:rPr>
-              <w:t>_gradient.</w:t>
+              <w:t>c.qc_gradient.</w:t>
             </w:r>
             <w:r>
               <w:rPr>
@@ -35623,9 +32676,8 @@
                 <w:sz w:val="17"/>
                 <w:szCs w:val="17"/>
               </w:rPr>
-              <w:t>qc.dna_data_</w:t>
-            </w:r>
-            <w:proofErr w:type="gramStart"/>
+              <w:t>qc.dna_data_qc.</w:t>
+            </w:r>
             <w:r>
               <w:rPr>
                 <w:rFonts w:ascii="思源黑体 CN Normal" w:eastAsia="思源黑体 CN Normal" w:hAnsi="思源黑体 CN Normal" w:cs="思源黑体 CN Light"/>
@@ -35633,26 +32685,7 @@
                 <w:sz w:val="17"/>
                 <w:szCs w:val="17"/>
               </w:rPr>
-              <w:t>qc.</w:t>
-            </w:r>
-            <w:r>
-              <w:rPr>
-                <w:rFonts w:ascii="思源黑体 CN Normal" w:eastAsia="思源黑体 CN Normal" w:hAnsi="思源黑体 CN Normal" w:cs="思源黑体 CN Light"/>
-                <w:kern w:val="0"/>
-                <w:sz w:val="17"/>
-                <w:szCs w:val="17"/>
-              </w:rPr>
-              <w:t>cover</w:t>
-            </w:r>
-            <w:proofErr w:type="gramEnd"/>
-            <w:r>
-              <w:rPr>
-                <w:rFonts w:ascii="思源黑体 CN Normal" w:eastAsia="思源黑体 CN Normal" w:hAnsi="思源黑体 CN Normal" w:cs="思源黑体 CN Light"/>
-                <w:kern w:val="0"/>
-                <w:sz w:val="17"/>
-                <w:szCs w:val="17"/>
-              </w:rPr>
-              <w:t>_ratio</w:t>
+              <w:t>cover_ratio</w:t>
             </w:r>
             <w:proofErr w:type="spellEnd"/>
             <w:r>
@@ -35816,9 +32849,8 @@
                 <w:sz w:val="17"/>
                 <w:szCs w:val="17"/>
               </w:rPr>
-              <w:t>{{qc.dna_data_</w:t>
-            </w:r>
-            <w:proofErr w:type="gramStart"/>
+              <w:t>{{qc.dna_data_qc.</w:t>
+            </w:r>
             <w:r>
               <w:rPr>
                 <w:rFonts w:ascii="思源黑体 CN Normal" w:eastAsia="思源黑体 CN Normal" w:hAnsi="思源黑体 CN Normal" w:cs="思源黑体 CN Light"/>
@@ -35826,26 +32858,7 @@
                 <w:sz w:val="17"/>
                 <w:szCs w:val="17"/>
               </w:rPr>
-              <w:t>qc.</w:t>
-            </w:r>
-            <w:r>
-              <w:rPr>
-                <w:rFonts w:ascii="思源黑体 CN Normal" w:eastAsia="思源黑体 CN Normal" w:hAnsi="思源黑体 CN Normal" w:cs="思源黑体 CN Light"/>
-                <w:kern w:val="0"/>
-                <w:sz w:val="17"/>
-                <w:szCs w:val="17"/>
-              </w:rPr>
-              <w:t>cleandata</w:t>
-            </w:r>
-            <w:proofErr w:type="gramEnd"/>
-            <w:r>
-              <w:rPr>
-                <w:rFonts w:ascii="思源黑体 CN Normal" w:eastAsia="思源黑体 CN Normal" w:hAnsi="思源黑体 CN Normal" w:cs="思源黑体 CN Light"/>
-                <w:kern w:val="0"/>
-                <w:sz w:val="17"/>
-                <w:szCs w:val="17"/>
-              </w:rPr>
-              <w:t>_q30</w:t>
+              <w:t>cleandata_q30</w:t>
             </w:r>
             <w:r>
               <w:rPr>
@@ -36321,27 +33334,7 @@
                 <w:sz w:val="17"/>
                 <w:szCs w:val="17"/>
               </w:rPr>
-              <w:t>qc.dna_data_</w:t>
-            </w:r>
-            <w:proofErr w:type="gramStart"/>
-            <w:r>
-              <w:rPr>
-                <w:rFonts w:ascii="思源黑体 CN Normal" w:eastAsia="思源黑体 CN Normal" w:hAnsi="思源黑体 CN Normal" w:cs="思源黑体 CN Light"/>
-                <w:kern w:val="0"/>
-                <w:sz w:val="17"/>
-                <w:szCs w:val="17"/>
-              </w:rPr>
-              <w:t>qc.depth</w:t>
-            </w:r>
-            <w:proofErr w:type="gramEnd"/>
-            <w:r>
-              <w:rPr>
-                <w:rFonts w:ascii="思源黑体 CN Normal" w:eastAsia="思源黑体 CN Normal" w:hAnsi="思源黑体 CN Normal" w:cs="思源黑体 CN Light"/>
-                <w:kern w:val="0"/>
-                <w:sz w:val="17"/>
-                <w:szCs w:val="17"/>
-              </w:rPr>
-              <w:t>_mean_uniq</w:t>
+              <w:t>qc.dna_data_qc.depth_mean_uniq</w:t>
             </w:r>
             <w:proofErr w:type="spellEnd"/>
             <w:r>
@@ -36412,27 +33405,7 @@
                 <w:sz w:val="17"/>
                 <w:szCs w:val="17"/>
               </w:rPr>
-              <w:t>均</w:t>
-            </w:r>
-            <w:proofErr w:type="gramStart"/>
-            <w:r>
-              <w:rPr>
-                <w:rFonts w:ascii="思源黑体 CN Normal" w:eastAsia="思源黑体 CN Normal" w:hAnsi="思源黑体 CN Normal" w:cs="思源黑体 CN Light" w:hint="eastAsia"/>
-                <w:kern w:val="0"/>
-                <w:sz w:val="17"/>
-                <w:szCs w:val="17"/>
-              </w:rPr>
-              <w:t>一</w:t>
-            </w:r>
-            <w:proofErr w:type="gramEnd"/>
-            <w:r>
-              <w:rPr>
-                <w:rFonts w:ascii="思源黑体 CN Normal" w:eastAsia="思源黑体 CN Normal" w:hAnsi="思源黑体 CN Normal" w:cs="思源黑体 CN Light" w:hint="eastAsia"/>
-                <w:kern w:val="0"/>
-                <w:sz w:val="17"/>
-                <w:szCs w:val="17"/>
-              </w:rPr>
-              <w:t>性</w:t>
+              <w:t>均一性</w:t>
             </w:r>
           </w:p>
         </w:tc>
@@ -36498,9 +33471,8 @@
                 <w:sz w:val="17"/>
                 <w:szCs w:val="17"/>
               </w:rPr>
-              <w:t>{{qc.dna_data_</w:t>
-            </w:r>
-            <w:proofErr w:type="gramStart"/>
+              <w:t>{{qc.dna_data_qc.</w:t>
+            </w:r>
             <w:r>
               <w:rPr>
                 <w:rFonts w:ascii="思源黑体 CN Normal" w:eastAsia="思源黑体 CN Normal" w:hAnsi="思源黑体 CN Normal" w:cs="思源黑体 CN Light"/>
@@ -36508,26 +33480,7 @@
                 <w:sz w:val="17"/>
                 <w:szCs w:val="17"/>
               </w:rPr>
-              <w:t>qc.</w:t>
-            </w:r>
-            <w:r>
-              <w:rPr>
-                <w:rFonts w:ascii="思源黑体 CN Normal" w:eastAsia="思源黑体 CN Normal" w:hAnsi="思源黑体 CN Normal" w:cs="思源黑体 CN Light"/>
-                <w:kern w:val="0"/>
-                <w:sz w:val="17"/>
-                <w:szCs w:val="17"/>
-              </w:rPr>
-              <w:t>uni</w:t>
-            </w:r>
-            <w:proofErr w:type="gramEnd"/>
-            <w:r>
-              <w:rPr>
-                <w:rFonts w:ascii="思源黑体 CN Normal" w:eastAsia="思源黑体 CN Normal" w:hAnsi="思源黑体 CN Normal" w:cs="思源黑体 CN Light"/>
-                <w:kern w:val="0"/>
-                <w:sz w:val="17"/>
-                <w:szCs w:val="17"/>
-              </w:rPr>
-              <w:t>20_uniq</w:t>
+              <w:t>uni20_uniq</w:t>
             </w:r>
             <w:r>
               <w:rPr>
@@ -36674,9 +33627,8 @@
                 <w:sz w:val="17"/>
                 <w:szCs w:val="17"/>
               </w:rPr>
-              <w:t>qc.dna_data_</w:t>
-            </w:r>
-            <w:proofErr w:type="gramStart"/>
+              <w:t>qc.dna_data_qc.</w:t>
+            </w:r>
             <w:r>
               <w:rPr>
                 <w:rFonts w:ascii="思源黑体 CN Normal" w:eastAsia="思源黑体 CN Normal" w:hAnsi="思源黑体 CN Normal" w:cs="思源黑体 CN Light"/>
@@ -36684,26 +33636,7 @@
                 <w:sz w:val="17"/>
                 <w:szCs w:val="17"/>
               </w:rPr>
-              <w:t>qc.</w:t>
-            </w:r>
-            <w:r>
-              <w:rPr>
-                <w:rFonts w:ascii="思源黑体 CN Normal" w:eastAsia="思源黑体 CN Normal" w:hAnsi="思源黑体 CN Normal" w:cs="思源黑体 CN Light"/>
-                <w:kern w:val="0"/>
-                <w:sz w:val="17"/>
-                <w:szCs w:val="17"/>
-              </w:rPr>
-              <w:t>mapping</w:t>
-            </w:r>
-            <w:proofErr w:type="gramEnd"/>
-            <w:r>
-              <w:rPr>
-                <w:rFonts w:ascii="思源黑体 CN Normal" w:eastAsia="思源黑体 CN Normal" w:hAnsi="思源黑体 CN Normal" w:cs="思源黑体 CN Light"/>
-                <w:kern w:val="0"/>
-                <w:sz w:val="17"/>
-                <w:szCs w:val="17"/>
-              </w:rPr>
-              <w:t>_ratio</w:t>
+              <w:t>mapping_ratio</w:t>
             </w:r>
             <w:proofErr w:type="spellEnd"/>
             <w:r>
@@ -36781,27 +33714,7 @@
           <w:sz w:val="15"/>
           <w:szCs w:val="15"/>
         </w:rPr>
-        <w:t>仅当送检的样品中含有石蜡</w:t>
-      </w:r>
-      <w:proofErr w:type="gramStart"/>
-      <w:r>
-        <w:rPr>
-          <w:rFonts w:ascii="思源黑体 CN Normal" w:eastAsia="思源黑体 CN Normal" w:hAnsi="思源黑体 CN Normal" w:hint="eastAsia"/>
-          <w:color w:val="595959"/>
-          <w:sz w:val="15"/>
-          <w:szCs w:val="15"/>
-        </w:rPr>
-        <w:t>玻</w:t>
-      </w:r>
-      <w:proofErr w:type="gramEnd"/>
-      <w:r>
-        <w:rPr>
-          <w:rFonts w:ascii="思源黑体 CN Normal" w:eastAsia="思源黑体 CN Normal" w:hAnsi="思源黑体 CN Normal" w:hint="eastAsia"/>
-          <w:color w:val="595959"/>
-          <w:sz w:val="15"/>
-          <w:szCs w:val="15"/>
-        </w:rPr>
-        <w:t>片时才能进行病理质控，若肿瘤细胞含量低于20%，本产品不检测CNV；</w:t>
+        <w:t>仅当送检的样品中含有石蜡玻片时才能进行病理质控，若肿瘤细胞含量低于20%，本产品不检测CNV；</w:t>
       </w:r>
     </w:p>
     <w:p>
@@ -36913,27 +33826,7 @@
           <w:sz w:val="15"/>
           <w:szCs w:val="15"/>
         </w:rPr>
-        <w:t>覆盖度: 检测到的区域</w:t>
-      </w:r>
-      <w:proofErr w:type="gramStart"/>
-      <w:r>
-        <w:rPr>
-          <w:rFonts w:ascii="思源黑体 CN Normal" w:eastAsia="思源黑体 CN Normal" w:hAnsi="思源黑体 CN Normal" w:hint="eastAsia"/>
-          <w:color w:val="595959"/>
-          <w:sz w:val="15"/>
-          <w:szCs w:val="15"/>
-        </w:rPr>
-        <w:t>占目标</w:t>
-      </w:r>
-      <w:proofErr w:type="gramEnd"/>
-      <w:r>
-        <w:rPr>
-          <w:rFonts w:ascii="思源黑体 CN Normal" w:eastAsia="思源黑体 CN Normal" w:hAnsi="思源黑体 CN Normal" w:hint="eastAsia"/>
-          <w:color w:val="595959"/>
-          <w:sz w:val="15"/>
-          <w:szCs w:val="15"/>
-        </w:rPr>
-        <w:t>区域的比例；</w:t>
+        <w:t>覆盖度: 检测到的区域占目标区域的比例；</w:t>
       </w:r>
     </w:p>
     <w:p>
@@ -36989,27 +33882,7 @@
           <w:sz w:val="15"/>
           <w:szCs w:val="15"/>
         </w:rPr>
-        <w:t>基因内部CV分布：基因内部归一化深度的分布均</w:t>
-      </w:r>
-      <w:proofErr w:type="gramStart"/>
-      <w:r>
-        <w:rPr>
-          <w:rFonts w:ascii="思源黑体 CN Normal" w:eastAsia="思源黑体 CN Normal" w:hAnsi="思源黑体 CN Normal" w:hint="eastAsia"/>
-          <w:color w:val="595959"/>
-          <w:sz w:val="15"/>
-          <w:szCs w:val="15"/>
-        </w:rPr>
-        <w:t>一</w:t>
-      </w:r>
-      <w:proofErr w:type="gramEnd"/>
-      <w:r>
-        <w:rPr>
-          <w:rFonts w:ascii="思源黑体 CN Normal" w:eastAsia="思源黑体 CN Normal" w:hAnsi="思源黑体 CN Normal" w:hint="eastAsia"/>
-          <w:color w:val="595959"/>
-          <w:sz w:val="15"/>
-          <w:szCs w:val="15"/>
-        </w:rPr>
-        <w:t>性；</w:t>
+        <w:t>基因内部CV分布：基因内部归一化深度的分布均一性；</w:t>
       </w:r>
     </w:p>
     <w:p>
@@ -37121,27 +33994,7 @@
           <w:sz w:val="15"/>
           <w:szCs w:val="15"/>
         </w:rPr>
-        <w:t>均</w:t>
-      </w:r>
-      <w:proofErr w:type="gramStart"/>
-      <w:r>
-        <w:rPr>
-          <w:rFonts w:ascii="思源黑体 CN Normal" w:eastAsia="思源黑体 CN Normal" w:hAnsi="思源黑体 CN Normal" w:hint="eastAsia"/>
-          <w:color w:val="595959"/>
-          <w:sz w:val="15"/>
-          <w:szCs w:val="15"/>
-        </w:rPr>
-        <w:t>一</w:t>
-      </w:r>
-      <w:proofErr w:type="gramEnd"/>
-      <w:r>
-        <w:rPr>
-          <w:rFonts w:ascii="思源黑体 CN Normal" w:eastAsia="思源黑体 CN Normal" w:hAnsi="思源黑体 CN Normal" w:hint="eastAsia"/>
-          <w:color w:val="595959"/>
-          <w:sz w:val="15"/>
-          <w:szCs w:val="15"/>
-        </w:rPr>
-        <w:t>性：测序深度超过20％的平均深度的位点的比例；</w:t>
+        <w:t>均一性：测序深度超过20％的平均深度的位点的比例；</w:t>
       </w:r>
     </w:p>
     <w:p>
@@ -37197,47 +34050,7 @@
           <w:sz w:val="15"/>
           <w:szCs w:val="15"/>
         </w:rPr>
-        <w:t>质</w:t>
-      </w:r>
-      <w:proofErr w:type="gramStart"/>
-      <w:r>
-        <w:rPr>
-          <w:rFonts w:ascii="思源黑体 CN Normal" w:eastAsia="思源黑体 CN Normal" w:hAnsi="思源黑体 CN Normal" w:hint="eastAsia"/>
-          <w:color w:val="595959"/>
-          <w:sz w:val="15"/>
-          <w:szCs w:val="15"/>
-        </w:rPr>
-        <w:t>控标准</w:t>
-      </w:r>
-      <w:proofErr w:type="gramEnd"/>
-      <w:r>
-        <w:rPr>
-          <w:rFonts w:ascii="思源黑体 CN Normal" w:eastAsia="思源黑体 CN Normal" w:hAnsi="思源黑体 CN Normal" w:hint="eastAsia"/>
-          <w:color w:val="595959"/>
-          <w:sz w:val="15"/>
-          <w:szCs w:val="15"/>
-        </w:rPr>
-        <w:t>为“/”，表示此质</w:t>
-      </w:r>
-      <w:proofErr w:type="gramStart"/>
-      <w:r>
-        <w:rPr>
-          <w:rFonts w:ascii="思源黑体 CN Normal" w:eastAsia="思源黑体 CN Normal" w:hAnsi="思源黑体 CN Normal" w:hint="eastAsia"/>
-          <w:color w:val="595959"/>
-          <w:sz w:val="15"/>
-          <w:szCs w:val="15"/>
-        </w:rPr>
-        <w:t>控项并非</w:t>
-      </w:r>
-      <w:proofErr w:type="gramEnd"/>
-      <w:r>
-        <w:rPr>
-          <w:rFonts w:ascii="思源黑体 CN Normal" w:eastAsia="思源黑体 CN Normal" w:hAnsi="思源黑体 CN Normal" w:hint="eastAsia"/>
-          <w:color w:val="595959"/>
-          <w:sz w:val="15"/>
-          <w:szCs w:val="15"/>
-        </w:rPr>
-        <w:t>本检测的必要质控项，结果仅供参考；</w:t>
+        <w:t>质控标准为“/”，表示此质控项并非本检测的必要质控项，结果仅供参考；</w:t>
       </w:r>
     </w:p>
     <w:p>
@@ -37265,47 +34078,7 @@
           <w:sz w:val="15"/>
           <w:szCs w:val="15"/>
         </w:rPr>
-        <w:t>如果质</w:t>
-      </w:r>
-      <w:proofErr w:type="gramStart"/>
-      <w:r>
-        <w:rPr>
-          <w:rFonts w:ascii="思源黑体 CN Normal" w:eastAsia="思源黑体 CN Normal" w:hAnsi="思源黑体 CN Normal" w:hint="eastAsia"/>
-          <w:color w:val="595959"/>
-          <w:sz w:val="15"/>
-          <w:szCs w:val="15"/>
-        </w:rPr>
-        <w:t>控结果</w:t>
-      </w:r>
-      <w:proofErr w:type="gramEnd"/>
-      <w:r>
-        <w:rPr>
-          <w:rFonts w:ascii="思源黑体 CN Normal" w:eastAsia="思源黑体 CN Normal" w:hAnsi="思源黑体 CN Normal" w:hint="eastAsia"/>
-          <w:color w:val="595959"/>
-          <w:sz w:val="15"/>
-          <w:szCs w:val="15"/>
-        </w:rPr>
-        <w:t>判断超出质</w:t>
-      </w:r>
-      <w:proofErr w:type="gramStart"/>
-      <w:r>
-        <w:rPr>
-          <w:rFonts w:ascii="思源黑体 CN Normal" w:eastAsia="思源黑体 CN Normal" w:hAnsi="思源黑体 CN Normal" w:hint="eastAsia"/>
-          <w:color w:val="595959"/>
-          <w:sz w:val="15"/>
-          <w:szCs w:val="15"/>
-        </w:rPr>
-        <w:t>控标准</w:t>
-      </w:r>
-      <w:proofErr w:type="gramEnd"/>
-      <w:r>
-        <w:rPr>
-          <w:rFonts w:ascii="思源黑体 CN Normal" w:eastAsia="思源黑体 CN Normal" w:hAnsi="思源黑体 CN Normal" w:hint="eastAsia"/>
-          <w:color w:val="595959"/>
-          <w:sz w:val="15"/>
-          <w:szCs w:val="15"/>
-        </w:rPr>
-        <w:t>范围，可能会影响本产品检测灵敏度和特异性。</w:t>
+        <w:t>如果质控结果判断超出质控标准范围，可能会影响本产品检测灵敏度和特异性。</w:t>
       </w:r>
     </w:p>
     <w:p>
@@ -38137,23 +34910,32 @@
         </w:rPr>
         <w:t>检测基因</w:t>
       </w:r>
-      <w:proofErr w:type="gramStart"/>
       <w:r>
         <w:rPr>
           <w:rFonts w:ascii="思源黑体 CN Normal" w:eastAsia="思源黑体 CN Normal" w:hAnsi="思源黑体 CN Normal" w:hint="eastAsia"/>
           <w:sz w:val="17"/>
           <w:szCs w:val="17"/>
         </w:rPr>
-        <w:t>列表见</w:t>
-      </w:r>
-      <w:proofErr w:type="gramEnd"/>
+        <w:t>列表见本报告附录），为临床实体瘤患者的临床诊断治疗提供辅助参考。</w:t>
+      </w:r>
+    </w:p>
+    <w:p>
+      <w:pPr>
+        <w:spacing w:line="380" w:lineRule="exact"/>
+        <w:ind w:firstLine="420"/>
+        <w:rPr>
+          <w:rFonts w:ascii="思源黑体 CN Normal" w:eastAsia="思源黑体 CN Normal" w:hAnsi="思源黑体 CN Normal"/>
+          <w:sz w:val="17"/>
+          <w:szCs w:val="17"/>
+        </w:rPr>
+      </w:pPr>
       <w:r>
         <w:rPr>
           <w:rFonts w:ascii="思源黑体 CN Normal" w:eastAsia="思源黑体 CN Normal" w:hAnsi="思源黑体 CN Normal" w:hint="eastAsia"/>
           <w:sz w:val="17"/>
           <w:szCs w:val="17"/>
         </w:rPr>
-        <w:t>本报告附录），为临床实体瘤患者的临床诊断治疗提供辅助参考。</w:t>
+        <w:t>本报告主要检测肿瘤相关基因的变异情况，对变异的解读遵循相关指南和规范。报告给出的这些变异信息（和无变异信息）可为临床医生的决策提供参考，受检者请在临床医生的指导下阅读本报告。</w:t>
       </w:r>
     </w:p>
     <w:p>
@@ -38172,7 +34954,7 @@
           <w:sz w:val="17"/>
           <w:szCs w:val="17"/>
         </w:rPr>
-        <w:t>本报告主要检测肿瘤相关基因的变异情况，对变异的解读遵循相关指南和规范。报告给出的这些变异信息（和无变异信息）可为临床医生的决策提供参考，受检者请在临床医生的指导下阅读本报告。</w:t>
+        <w:t>本报告中的基因变异和药物排名不分先后顺序，任何一个标志物变异和潜在有效或无效药物均不按照先后顺序排名。</w:t>
       </w:r>
     </w:p>
     <w:p>
@@ -38191,7 +34973,7 @@
           <w:sz w:val="17"/>
           <w:szCs w:val="17"/>
         </w:rPr>
-        <w:t>本报告中的基因变异和药物排名不分先后顺序，任何一个标志物变异和潜在有效或无效药物均不按照先后顺序排名。</w:t>
+        <w:t>本报告不对任何患者承诺或保证会在某一药物治疗中有效，也不承诺在某一药物治疗中无效。</w:t>
       </w:r>
     </w:p>
     <w:p>
@@ -38210,7 +34992,39 @@
           <w:sz w:val="17"/>
           <w:szCs w:val="17"/>
         </w:rPr>
-        <w:t>本报告不对任何患者承诺或保证会在某一药物治疗中有效，也不承诺在某一药物治疗中无效。</w:t>
+        <w:t>本</w:t>
+      </w:r>
+      <w:r>
+        <w:rPr>
+          <w:rFonts w:ascii="思源黑体 CN Normal" w:eastAsia="思源黑体 CN Normal" w:hAnsi="思源黑体 CN Normal" w:hint="eastAsia"/>
+          <w:sz w:val="17"/>
+          <w:szCs w:val="17"/>
+        </w:rPr>
+        <w:t>报告</w:t>
+      </w:r>
+      <w:r>
+        <w:rPr>
+          <w:rFonts w:ascii="思源黑体 CN Normal" w:eastAsia="思源黑体 CN Normal" w:hAnsi="思源黑体 CN Normal" w:hint="eastAsia"/>
+          <w:sz w:val="17"/>
+          <w:szCs w:val="17"/>
+        </w:rPr>
+        <w:t>仅对本次</w:t>
+      </w:r>
+      <w:r>
+        <w:rPr>
+          <w:rFonts w:ascii="思源黑体 CN Normal" w:eastAsia="思源黑体 CN Normal" w:hAnsi="思源黑体 CN Normal" w:hint="eastAsia"/>
+          <w:sz w:val="17"/>
+          <w:szCs w:val="17"/>
+        </w:rPr>
+        <w:t>送检样本</w:t>
+      </w:r>
+      <w:r>
+        <w:rPr>
+          <w:rFonts w:ascii="思源黑体 CN Normal" w:eastAsia="思源黑体 CN Normal" w:hAnsi="思源黑体 CN Normal" w:hint="eastAsia"/>
+          <w:sz w:val="17"/>
+          <w:szCs w:val="17"/>
+        </w:rPr>
+        <w:t>负责，印章复印无效。</w:t>
       </w:r>
     </w:p>
     <w:p>
@@ -38229,7 +35043,7 @@
           <w:sz w:val="17"/>
           <w:szCs w:val="17"/>
         </w:rPr>
-        <w:t>本</w:t>
+        <w:t>未经本单位同意，不得复制</w:t>
       </w:r>
       <w:r>
         <w:rPr>
@@ -38237,7 +35051,7 @@
           <w:sz w:val="17"/>
           <w:szCs w:val="17"/>
         </w:rPr>
-        <w:t>报告</w:t>
+        <w:t>使用</w:t>
       </w:r>
       <w:r>
         <w:rPr>
@@ -38245,7 +35059,7 @@
           <w:sz w:val="17"/>
           <w:szCs w:val="17"/>
         </w:rPr>
-        <w:t>仅对本次</w:t>
+        <w:t>本报告</w:t>
       </w:r>
       <w:r>
         <w:rPr>
@@ -38253,7 +35067,7 @@
           <w:sz w:val="17"/>
           <w:szCs w:val="17"/>
         </w:rPr>
-        <w:t>送检样本</w:t>
+        <w:t>中的内容</w:t>
       </w:r>
       <w:r>
         <w:rPr>
@@ -38261,13 +35075,32 @@
           <w:sz w:val="17"/>
           <w:szCs w:val="17"/>
         </w:rPr>
-        <w:t>负责，印章复印无效。</w:t>
+        <w:t>。</w:t>
       </w:r>
     </w:p>
     <w:p>
       <w:pPr>
+        <w:pStyle w:val="2"/>
+        <w:spacing w:before="0" w:after="0" w:line="240" w:lineRule="auto"/>
+        <w:rPr>
+          <w:rFonts w:ascii="思源黑体 CN Bold" w:eastAsia="思源黑体 CN Bold" w:hAnsi="思源黑体 CN Bold" w:cstheme="minorBidi"/>
+          <w:sz w:val="24"/>
+          <w:szCs w:val="24"/>
+        </w:rPr>
+      </w:pPr>
+      <w:r>
+        <w:rPr>
+          <w:rFonts w:ascii="思源黑体 CN Bold" w:eastAsia="思源黑体 CN Bold" w:hAnsi="思源黑体 CN Bold" w:cstheme="minorBidi" w:hint="eastAsia"/>
+          <w:sz w:val="24"/>
+          <w:szCs w:val="24"/>
+        </w:rPr>
+        <w:t>变异命名与解读</w:t>
+      </w:r>
+    </w:p>
+    <w:p>
+      <w:pPr>
         <w:spacing w:line="380" w:lineRule="exact"/>
-        <w:ind w:firstLine="420"/>
+        <w:ind w:firstLine="340"/>
         <w:rPr>
           <w:rFonts w:ascii="思源黑体 CN Normal" w:eastAsia="思源黑体 CN Normal" w:hAnsi="思源黑体 CN Normal"/>
           <w:sz w:val="17"/>
@@ -38280,7 +35113,7 @@
           <w:sz w:val="17"/>
           <w:szCs w:val="17"/>
         </w:rPr>
-        <w:t>未经本单位同意，不得复制</w:t>
+        <w:t>本报告变异均采用人类基因组变异协会（Human Genome Variant Society，HGVS）推荐的序列变异法命名</w:t>
       </w:r>
       <w:r>
         <w:rPr>
@@ -38288,15 +35121,26 @@
           <w:sz w:val="17"/>
           <w:szCs w:val="17"/>
         </w:rPr>
-        <w:t>使用</w:t>
-      </w:r>
+        <w:t>（2015年版v15.11）。</w:t>
+      </w:r>
+    </w:p>
+    <w:p>
+      <w:pPr>
+        <w:spacing w:line="380" w:lineRule="exact"/>
+        <w:ind w:firstLineChars="200" w:firstLine="340"/>
+        <w:rPr>
+          <w:rFonts w:ascii="思源黑体 CN Normal" w:eastAsia="思源黑体 CN Normal" w:hAnsi="思源黑体 CN Normal"/>
+          <w:sz w:val="17"/>
+          <w:szCs w:val="17"/>
+        </w:rPr>
+      </w:pPr>
       <w:r>
         <w:rPr>
           <w:rFonts w:ascii="思源黑体 CN Normal" w:eastAsia="思源黑体 CN Normal" w:hAnsi="思源黑体 CN Normal" w:hint="eastAsia"/>
           <w:sz w:val="17"/>
           <w:szCs w:val="17"/>
         </w:rPr>
-        <w:t>本报告</w:t>
+        <w:t>本报告中</w:t>
       </w:r>
       <w:r>
         <w:rPr>
@@ -38304,7 +35148,33 @@
           <w:sz w:val="17"/>
           <w:szCs w:val="17"/>
         </w:rPr>
-        <w:t>中的内容</w:t>
+        <w:t>变异解读遵循</w:t>
+      </w:r>
+      <w:r>
+        <w:rPr>
+          <w:rFonts w:ascii="思源黑体 CN Normal" w:eastAsia="思源黑体 CN Normal" w:hAnsi="思源黑体 CN Normal"/>
+          <w:sz w:val="17"/>
+          <w:szCs w:val="17"/>
+        </w:rPr>
+        <w:t>{{</w:t>
+      </w:r>
+      <w:proofErr w:type="spellStart"/>
+      <w:r>
+        <w:rPr>
+          <w:rFonts w:ascii="思源黑体 CN Normal" w:eastAsia="思源黑体 CN Normal" w:hAnsi="思源黑体 CN Normal"/>
+          <w:sz w:val="17"/>
+          <w:szCs w:val="17"/>
+        </w:rPr>
+        <w:t>sample.association.AMP_cn</w:t>
+      </w:r>
+      <w:proofErr w:type="spellEnd"/>
+      <w:r>
+        <w:rPr>
+          <w:rFonts w:ascii="思源黑体 CN Normal" w:eastAsia="思源黑体 CN Normal" w:hAnsi="思源黑体 CN Normal"/>
+          <w:sz w:val="17"/>
+          <w:szCs w:val="17"/>
+        </w:rPr>
+        <w:t>}}</w:t>
       </w:r>
       <w:r>
         <w:rPr>
@@ -38312,45 +35182,67 @@
           <w:sz w:val="17"/>
           <w:szCs w:val="17"/>
         </w:rPr>
-        <w:t>。</w:t>
-      </w:r>
-    </w:p>
-    <w:p>
-      <w:pPr>
-        <w:pStyle w:val="2"/>
-        <w:spacing w:before="0" w:after="0" w:line="240" w:lineRule="auto"/>
-        <w:rPr>
-          <w:rFonts w:ascii="思源黑体 CN Bold" w:eastAsia="思源黑体 CN Bold" w:hAnsi="思源黑体 CN Bold" w:cstheme="minorBidi"/>
-          <w:sz w:val="24"/>
-          <w:szCs w:val="24"/>
-        </w:rPr>
-      </w:pPr>
-      <w:r>
-        <w:rPr>
-          <w:rFonts w:ascii="思源黑体 CN Bold" w:eastAsia="思源黑体 CN Bold" w:hAnsi="思源黑体 CN Bold" w:cstheme="minorBidi" w:hint="eastAsia"/>
-          <w:sz w:val="24"/>
-          <w:szCs w:val="24"/>
-        </w:rPr>
-        <w:t>变异命名与解读</w:t>
-      </w:r>
-    </w:p>
-    <w:p>
-      <w:pPr>
-        <w:spacing w:line="380" w:lineRule="exact"/>
-        <w:ind w:firstLine="340"/>
+        <w:t>（AMP）、</w:t>
+      </w:r>
+      <w:r>
         <w:rPr>
           <w:rFonts w:ascii="思源黑体 CN Normal" w:eastAsia="思源黑体 CN Normal" w:hAnsi="思源黑体 CN Normal"/>
           <w:sz w:val="17"/>
           <w:szCs w:val="17"/>
         </w:rPr>
-      </w:pPr>
+        <w:t>{{</w:t>
+      </w:r>
+      <w:proofErr w:type="spellStart"/>
+      <w:r>
+        <w:rPr>
+          <w:rFonts w:ascii="思源黑体 CN Normal" w:eastAsia="思源黑体 CN Normal" w:hAnsi="思源黑体 CN Normal"/>
+          <w:sz w:val="17"/>
+          <w:szCs w:val="17"/>
+        </w:rPr>
+        <w:t>sample.association.ACMG_cn</w:t>
+      </w:r>
+      <w:proofErr w:type="spellEnd"/>
+      <w:r>
+        <w:rPr>
+          <w:rFonts w:ascii="思源黑体 CN Normal" w:eastAsia="思源黑体 CN Normal" w:hAnsi="思源黑体 CN Normal"/>
+          <w:sz w:val="17"/>
+          <w:szCs w:val="17"/>
+        </w:rPr>
+        <w:t>}}</w:t>
+      </w:r>
       <w:r>
         <w:rPr>
           <w:rFonts w:ascii="思源黑体 CN Normal" w:eastAsia="思源黑体 CN Normal" w:hAnsi="思源黑体 CN Normal" w:hint="eastAsia"/>
           <w:sz w:val="17"/>
           <w:szCs w:val="17"/>
         </w:rPr>
-        <w:t>本报告变异均采用人类基因组变异协会（Human Genome Variant Society，HGVS）推荐的序列变异法命名</w:t>
+        <w:t>（ACMG）、</w:t>
+      </w:r>
+      <w:r>
+        <w:rPr>
+          <w:rFonts w:ascii="思源黑体 CN Normal" w:eastAsia="思源黑体 CN Normal" w:hAnsi="思源黑体 CN Normal"/>
+          <w:sz w:val="17"/>
+          <w:szCs w:val="17"/>
+        </w:rPr>
+        <w:t>{{</w:t>
+      </w:r>
+      <w:proofErr w:type="spellStart"/>
+      <w:r>
+        <w:rPr>
+          <w:rFonts w:ascii="思源黑体 CN Normal" w:eastAsia="思源黑体 CN Normal" w:hAnsi="思源黑体 CN Normal"/>
+          <w:sz w:val="17"/>
+          <w:szCs w:val="17"/>
+        </w:rPr>
+        <w:t>sample.association.ASCO_cn</w:t>
+      </w:r>
+      <w:proofErr w:type="spellEnd"/>
+      <w:r>
+        <w:rPr>
+          <w:rFonts w:ascii="思源黑体 CN Normal" w:eastAsia="思源黑体 CN Normal" w:hAnsi="思源黑体 CN Normal"/>
+          <w:sz w:val="17"/>
+          <w:szCs w:val="17"/>
+        </w:rPr>
+        <w:t>}}</w:t>
       </w:r>
       <w:r>
         <w:rPr>
@@ -38358,26 +35250,67 @@
           <w:sz w:val="17"/>
           <w:szCs w:val="17"/>
         </w:rPr>
-        <w:t>（2015年版v15.11）。</w:t>
-      </w:r>
-    </w:p>
-    <w:p>
-      <w:pPr>
-        <w:spacing w:line="380" w:lineRule="exact"/>
-        <w:ind w:firstLineChars="200" w:firstLine="340"/>
+        <w:t>（ASCO）和</w:t>
+      </w:r>
+      <w:r>
         <w:rPr>
           <w:rFonts w:ascii="思源黑体 CN Normal" w:eastAsia="思源黑体 CN Normal" w:hAnsi="思源黑体 CN Normal"/>
           <w:sz w:val="17"/>
           <w:szCs w:val="17"/>
         </w:rPr>
-      </w:pPr>
+        <w:t>{{</w:t>
+      </w:r>
+      <w:proofErr w:type="spellStart"/>
+      <w:r>
+        <w:rPr>
+          <w:rFonts w:ascii="思源黑体 CN Normal" w:eastAsia="思源黑体 CN Normal" w:hAnsi="思源黑体 CN Normal"/>
+          <w:sz w:val="17"/>
+          <w:szCs w:val="17"/>
+        </w:rPr>
+        <w:t>sample.association.CAP_cn</w:t>
+      </w:r>
+      <w:proofErr w:type="spellEnd"/>
+      <w:r>
+        <w:rPr>
+          <w:rFonts w:ascii="思源黑体 CN Normal" w:eastAsia="思源黑体 CN Normal" w:hAnsi="思源黑体 CN Normal"/>
+          <w:sz w:val="17"/>
+          <w:szCs w:val="17"/>
+        </w:rPr>
+        <w:t>}}</w:t>
+      </w:r>
       <w:r>
         <w:rPr>
           <w:rFonts w:ascii="思源黑体 CN Normal" w:eastAsia="思源黑体 CN Normal" w:hAnsi="思源黑体 CN Normal" w:hint="eastAsia"/>
           <w:sz w:val="17"/>
           <w:szCs w:val="17"/>
         </w:rPr>
-        <w:t>本报告中</w:t>
+        <w:t>（CAP）共同参与制定的</w:t>
+      </w:r>
+      <w:r>
+        <w:rPr>
+          <w:rFonts w:ascii="思源黑体 CN Normal" w:eastAsia="思源黑体 CN Normal" w:hAnsi="思源黑体 CN Normal"/>
+          <w:sz w:val="17"/>
+          <w:szCs w:val="17"/>
+        </w:rPr>
+        <w:t>{{</w:t>
+      </w:r>
+      <w:proofErr w:type="spellStart"/>
+      <w:r>
+        <w:rPr>
+          <w:rFonts w:ascii="思源黑体 CN Normal" w:eastAsia="思源黑体 CN Normal" w:hAnsi="思源黑体 CN Normal"/>
+          <w:sz w:val="17"/>
+          <w:szCs w:val="17"/>
+        </w:rPr>
+        <w:t>sample.guideline.tumor_var</w:t>
+      </w:r>
+      <w:proofErr w:type="spellEnd"/>
+      <w:r>
+        <w:rPr>
+          <w:rFonts w:ascii="思源黑体 CN Normal" w:eastAsia="思源黑体 CN Normal" w:hAnsi="思源黑体 CN Normal"/>
+          <w:sz w:val="17"/>
+          <w:szCs w:val="17"/>
+        </w:rPr>
+        <w:t>}}</w:t>
       </w:r>
       <w:r>
         <w:rPr>
@@ -38385,7 +35318,7 @@
           <w:sz w:val="17"/>
           <w:szCs w:val="17"/>
         </w:rPr>
-        <w:t>变异解读遵循</w:t>
+        <w:t>与中国专家共识</w:t>
       </w:r>
       <w:r>
         <w:rPr>
@@ -38402,7 +35335,7 @@
           <w:sz w:val="17"/>
           <w:szCs w:val="17"/>
         </w:rPr>
-        <w:t>sample.association.AMP_cn</w:t>
+        <w:t>sample.guideline.ngs_clinic_report_inter</w:t>
       </w:r>
       <w:proofErr w:type="spellEnd"/>
       <w:r>
@@ -38419,143 +35352,7 @@
           <w:sz w:val="17"/>
           <w:szCs w:val="17"/>
         </w:rPr>
-        <w:t>（AMP）、</w:t>
-      </w:r>
-      <w:r>
-        <w:rPr>
-          <w:rFonts w:ascii="思源黑体 CN Normal" w:eastAsia="思源黑体 CN Normal" w:hAnsi="思源黑体 CN Normal"/>
-          <w:sz w:val="17"/>
-          <w:szCs w:val="17"/>
-        </w:rPr>
-        <w:t>{{</w:t>
-      </w:r>
-      <w:proofErr w:type="spellStart"/>
-      <w:r>
-        <w:rPr>
-          <w:rFonts w:ascii="思源黑体 CN Normal" w:eastAsia="思源黑体 CN Normal" w:hAnsi="思源黑体 CN Normal"/>
-          <w:sz w:val="17"/>
-          <w:szCs w:val="17"/>
-        </w:rPr>
-        <w:t>sample.association.ACMG_cn</w:t>
-      </w:r>
-      <w:proofErr w:type="spellEnd"/>
-      <w:r>
-        <w:rPr>
-          <w:rFonts w:ascii="思源黑体 CN Normal" w:eastAsia="思源黑体 CN Normal" w:hAnsi="思源黑体 CN Normal"/>
-          <w:sz w:val="17"/>
-          <w:szCs w:val="17"/>
-        </w:rPr>
-        <w:t>}}</w:t>
-      </w:r>
-      <w:r>
-        <w:rPr>
-          <w:rFonts w:ascii="思源黑体 CN Normal" w:eastAsia="思源黑体 CN Normal" w:hAnsi="思源黑体 CN Normal" w:hint="eastAsia"/>
-          <w:sz w:val="17"/>
-          <w:szCs w:val="17"/>
-        </w:rPr>
-        <w:t>（ACMG）、</w:t>
-      </w:r>
-      <w:r>
-        <w:rPr>
-          <w:rFonts w:ascii="思源黑体 CN Normal" w:eastAsia="思源黑体 CN Normal" w:hAnsi="思源黑体 CN Normal"/>
-          <w:sz w:val="17"/>
-          <w:szCs w:val="17"/>
-        </w:rPr>
-        <w:t>{{</w:t>
-      </w:r>
-      <w:proofErr w:type="spellStart"/>
-      <w:r>
-        <w:rPr>
-          <w:rFonts w:ascii="思源黑体 CN Normal" w:eastAsia="思源黑体 CN Normal" w:hAnsi="思源黑体 CN Normal"/>
-          <w:sz w:val="17"/>
-          <w:szCs w:val="17"/>
-        </w:rPr>
-        <w:t>sample.association.ASCO_cn</w:t>
-      </w:r>
-      <w:proofErr w:type="spellEnd"/>
-      <w:r>
-        <w:rPr>
-          <w:rFonts w:ascii="思源黑体 CN Normal" w:eastAsia="思源黑体 CN Normal" w:hAnsi="思源黑体 CN Normal"/>
-          <w:sz w:val="17"/>
-          <w:szCs w:val="17"/>
-        </w:rPr>
-        <w:t>}}</w:t>
-      </w:r>
-      <w:r>
-        <w:rPr>
-          <w:rFonts w:ascii="思源黑体 CN Normal" w:eastAsia="思源黑体 CN Normal" w:hAnsi="思源黑体 CN Normal" w:hint="eastAsia"/>
-          <w:sz w:val="17"/>
-          <w:szCs w:val="17"/>
-        </w:rPr>
-        <w:t>（ASCO）和</w:t>
-      </w:r>
-      <w:r>
-        <w:rPr>
-          <w:rFonts w:ascii="思源黑体 CN Normal" w:eastAsia="思源黑体 CN Normal" w:hAnsi="思源黑体 CN Normal"/>
-          <w:sz w:val="17"/>
-          <w:szCs w:val="17"/>
-        </w:rPr>
-        <w:t>{{</w:t>
-      </w:r>
-      <w:proofErr w:type="spellStart"/>
-      <w:r>
-        <w:rPr>
-          <w:rFonts w:ascii="思源黑体 CN Normal" w:eastAsia="思源黑体 CN Normal" w:hAnsi="思源黑体 CN Normal"/>
-          <w:sz w:val="17"/>
-          <w:szCs w:val="17"/>
-        </w:rPr>
-        <w:t>sample.association.CAP_cn</w:t>
-      </w:r>
-      <w:proofErr w:type="spellEnd"/>
-      <w:r>
-        <w:rPr>
-          <w:rFonts w:ascii="思源黑体 CN Normal" w:eastAsia="思源黑体 CN Normal" w:hAnsi="思源黑体 CN Normal"/>
-          <w:sz w:val="17"/>
-          <w:szCs w:val="17"/>
-        </w:rPr>
-        <w:t>}}</w:t>
-      </w:r>
-      <w:r>
-        <w:rPr>
-          <w:rFonts w:ascii="思源黑体 CN Normal" w:eastAsia="思源黑体 CN Normal" w:hAnsi="思源黑体 CN Normal" w:hint="eastAsia"/>
-          <w:sz w:val="17"/>
-          <w:szCs w:val="17"/>
-        </w:rPr>
-        <w:t>（CAP）共同参与制定的</w:t>
-      </w:r>
-      <w:r>
-        <w:rPr>
-          <w:rFonts w:ascii="思源黑体 CN Normal" w:eastAsia="思源黑体 CN Normal" w:hAnsi="思源黑体 CN Normal"/>
-          <w:sz w:val="17"/>
-          <w:szCs w:val="17"/>
-        </w:rPr>
-        <w:t>{{</w:t>
-      </w:r>
-      <w:proofErr w:type="spellStart"/>
-      <w:r>
-        <w:rPr>
-          <w:rFonts w:ascii="思源黑体 CN Normal" w:eastAsia="思源黑体 CN Normal" w:hAnsi="思源黑体 CN Normal"/>
-          <w:sz w:val="17"/>
-          <w:szCs w:val="17"/>
-        </w:rPr>
-        <w:t>sample.guideline.tumor_var</w:t>
-      </w:r>
-      <w:proofErr w:type="spellEnd"/>
-      <w:r>
-        <w:rPr>
-          <w:rFonts w:ascii="思源黑体 CN Normal" w:eastAsia="思源黑体 CN Normal" w:hAnsi="思源黑体 CN Normal"/>
-          <w:sz w:val="17"/>
-          <w:szCs w:val="17"/>
-        </w:rPr>
-        <w:t>}}</w:t>
-      </w:r>
-      <w:r>
-        <w:rPr>
-          <w:rFonts w:ascii="思源黑体 CN Normal" w:eastAsia="思源黑体 CN Normal" w:hAnsi="思源黑体 CN Normal" w:hint="eastAsia"/>
-          <w:sz w:val="17"/>
-          <w:szCs w:val="17"/>
-        </w:rPr>
-        <w:t>与中国专家共识《二代测序临床报告解读指引》，根据生物标志物在诊断、治疗和预后的证据级别，将</w:t>
+        <w:t>，根据生物标志物在诊断、治疗和预后的证据级别，将</w:t>
       </w:r>
       <w:r>
         <w:rPr>
@@ -38870,29 +35667,7 @@
                 <w:sz w:val="15"/>
                 <w:szCs w:val="15"/>
               </w:rPr>
-              <w:t>FDA/NMPA获</w:t>
-            </w:r>
-            <w:proofErr w:type="gramStart"/>
-            <w:r>
-              <w:rPr>
-                <w:rFonts w:ascii="思源黑体 CN Normal" w:eastAsia="思源黑体 CN Normal" w:hAnsi="思源黑体 CN Normal" w:cs="思源黑体 CN Light" w:hint="eastAsia"/>
-                <w:color w:val="000000" w:themeColor="text1"/>
-                <w:kern w:val="0"/>
-                <w:sz w:val="15"/>
-                <w:szCs w:val="15"/>
-              </w:rPr>
-              <w:t>批用于</w:t>
-            </w:r>
-            <w:proofErr w:type="gramEnd"/>
-            <w:r>
-              <w:rPr>
-                <w:rFonts w:ascii="思源黑体 CN Normal" w:eastAsia="思源黑体 CN Normal" w:hAnsi="思源黑体 CN Normal" w:cs="思源黑体 CN Light" w:hint="eastAsia"/>
-                <w:color w:val="000000" w:themeColor="text1"/>
-                <w:kern w:val="0"/>
-                <w:sz w:val="15"/>
-                <w:szCs w:val="15"/>
-              </w:rPr>
-              <w:t>患者肿瘤治疗有响应或耐药的生物标志物</w:t>
+              <w:t>FDA/NMPA获批用于患者肿瘤治疗有响应或耐药的生物标志物</w:t>
             </w:r>
           </w:p>
         </w:tc>
@@ -39522,29 +36297,7 @@
                 <w:sz w:val="15"/>
                 <w:szCs w:val="15"/>
               </w:rPr>
-              <w:t>FDA/NMPA获</w:t>
-            </w:r>
-            <w:proofErr w:type="gramStart"/>
-            <w:r>
-              <w:rPr>
-                <w:rFonts w:ascii="思源黑体 CN Normal" w:eastAsia="思源黑体 CN Normal" w:hAnsi="思源黑体 CN Normal" w:cs="思源黑体 CN Light" w:hint="eastAsia"/>
-                <w:color w:val="000000" w:themeColor="text1"/>
-                <w:kern w:val="0"/>
-                <w:sz w:val="15"/>
-                <w:szCs w:val="15"/>
-              </w:rPr>
-              <w:t>批用于</w:t>
-            </w:r>
-            <w:proofErr w:type="gramEnd"/>
-            <w:r>
-              <w:rPr>
-                <w:rFonts w:ascii="思源黑体 CN Normal" w:eastAsia="思源黑体 CN Normal" w:hAnsi="思源黑体 CN Normal" w:cs="思源黑体 CN Light" w:hint="eastAsia"/>
-                <w:color w:val="000000" w:themeColor="text1"/>
-                <w:kern w:val="0"/>
-                <w:sz w:val="15"/>
-                <w:szCs w:val="15"/>
-              </w:rPr>
-              <w:t>其他肿瘤治疗有响应或耐药的生物标志物</w:t>
+              <w:t>FDA/NMPA获批用于其他肿瘤治疗有响应或耐药的生物标志物</w:t>
             </w:r>
           </w:p>
         </w:tc>
@@ -40004,29 +36757,7 @@
                 <w:sz w:val="15"/>
                 <w:szCs w:val="15"/>
               </w:rPr>
-              <w:t>临床前硏</w:t>
-            </w:r>
-            <w:proofErr w:type="gramStart"/>
-            <w:r>
-              <w:rPr>
-                <w:rFonts w:ascii="思源黑体 CN Normal" w:eastAsia="思源黑体 CN Normal" w:hAnsi="思源黑体 CN Normal" w:cs="思源黑体 CN Light" w:hint="eastAsia"/>
-                <w:color w:val="000000" w:themeColor="text1"/>
-                <w:kern w:val="0"/>
-                <w:sz w:val="15"/>
-                <w:szCs w:val="15"/>
-              </w:rPr>
-              <w:t>究表明</w:t>
-            </w:r>
-            <w:proofErr w:type="gramEnd"/>
-            <w:r>
-              <w:rPr>
-                <w:rFonts w:ascii="思源黑体 CN Normal" w:eastAsia="思源黑体 CN Normal" w:hAnsi="思源黑体 CN Normal" w:cs="思源黑体 CN Light" w:hint="eastAsia"/>
-                <w:color w:val="000000" w:themeColor="text1"/>
-                <w:kern w:val="0"/>
-                <w:sz w:val="15"/>
-                <w:szCs w:val="15"/>
-              </w:rPr>
-              <w:t>具有潜在治疗意义的生物标志物</w:t>
+              <w:t>临床前硏究表明具有潜在治疗意义的生物标志物</w:t>
             </w:r>
           </w:p>
         </w:tc>
@@ -40137,29 +36868,7 @@
                 <w:sz w:val="15"/>
                 <w:szCs w:val="15"/>
               </w:rPr>
-              <w:t>有病例报道或结论</w:t>
-            </w:r>
-            <w:proofErr w:type="gramStart"/>
-            <w:r>
-              <w:rPr>
-                <w:rFonts w:ascii="思源黑体 CN Normal" w:eastAsia="思源黑体 CN Normal" w:hAnsi="思源黑体 CN Normal" w:cs="思源黑体 CN Light" w:hint="eastAsia"/>
-                <w:color w:val="000000" w:themeColor="text1"/>
-                <w:kern w:val="0"/>
-                <w:sz w:val="15"/>
-                <w:szCs w:val="15"/>
-              </w:rPr>
-              <w:t>末形成</w:t>
-            </w:r>
-            <w:proofErr w:type="gramEnd"/>
-            <w:r>
-              <w:rPr>
-                <w:rFonts w:ascii="思源黑体 CN Normal" w:eastAsia="思源黑体 CN Normal" w:hAnsi="思源黑体 CN Normal" w:cs="思源黑体 CN Light" w:hint="eastAsia"/>
-                <w:color w:val="000000" w:themeColor="text1"/>
-                <w:kern w:val="0"/>
-                <w:sz w:val="15"/>
-                <w:szCs w:val="15"/>
-              </w:rPr>
-              <w:t>共识，评估疾病诊断或预后意义的生物标志物</w:t>
+              <w:t>有病例报道或结论末形成共识，评估疾病诊断或预后意义的生物标志物</w:t>
             </w:r>
           </w:p>
         </w:tc>
@@ -41252,7 +37961,6 @@
         <w:t>{%p for a in (</w:t>
       </w:r>
       <w:proofErr w:type="spellStart"/>
-      <w:proofErr w:type="gramStart"/>
       <w:r>
         <w:rPr>
           <w:rFonts w:ascii="Arial" w:eastAsia="思源黑体 CN Normal" w:hAnsi="Arial"/>
@@ -41262,7 +37970,6 @@
         <w:t>refer.fixed</w:t>
       </w:r>
       <w:proofErr w:type="spellEnd"/>
-      <w:proofErr w:type="gramEnd"/>
       <w:r>
         <w:rPr>
           <w:rFonts w:ascii="Arial" w:eastAsia="思源黑体 CN Normal" w:hAnsi="Arial"/>
